--- a/VALOR REAL DEL BOLIVAR VENEZOLANO.docx
+++ b/VALOR REAL DEL BOLIVAR VENEZOLANO.docx
@@ -34,7 +34,13 @@
     <w:p/>
     <w:p>
       <w:r>
-        <w:t>Se desarrollan tres métodos de valoración por separado, todos ellos trabajando exclusivamente en bolívares.</w:t>
+        <w:t>Se desarrollan tres métodos de valoración por separado</w:t>
+      </w:r>
+      <w:r>
+        <w:t>, todos ellos trabajando exclusivamente en bolívares</w:t>
+      </w:r>
+      <w:r>
+        <w:t>.</w:t>
       </w:r>
     </w:p>
     <w:p/>
@@ -72,7 +78,10 @@
     <w:p/>
     <w:p>
       <w:r>
-        <w:t>2. ACLARACIÓN FUNDAMENTAL SOBRE LA INTERPRETACIÓN DE LOS RESULTADOS</w:t>
+        <w:t xml:space="preserve">2. </w:t>
+      </w:r>
+      <w:r>
+        <w:t>ACLARACIÓN FUNDAMENTAL SOBRE LA INTERPRETACIÓN DE LOS RESULTADOS</w:t>
       </w:r>
     </w:p>
     <w:p/>
@@ -181,7 +190,10 @@
     <w:p/>
     <w:p>
       <w:r>
-        <w:t>3. FUNDAMENTO JURÍDICO DE LA SOBERANÍA MONETARIA VENEZOLANA</w:t>
+        <w:t xml:space="preserve">3. </w:t>
+      </w:r>
+      <w:r>
+        <w:t>FUNDAMENTO JURÍDICO DE LA SOBERANÍA MONETARIA VENEZOLANA</w:t>
       </w:r>
     </w:p>
     <w:p/>
@@ -247,13 +259,19 @@
     <w:p/>
     <w:p>
       <w:r>
-        <w:t>4. FUNDAMENTOS TEÓRICOS DEL BOLÍVAR DIGITAL TBAC</w:t>
-      </w:r>
-    </w:p>
-    <w:p/>
-    <w:p>
-      <w:r>
-        <w:t>4.1. La Fórmula B de Revalorización Estructural (sin deuda)</w:t>
+        <w:t>4</w:t>
+      </w:r>
+      <w:r>
+        <w:t>. FUNDAMENTOS TEÓRICOS DEL BOLÍVAR DIGITAL TBAC</w:t>
+      </w:r>
+    </w:p>
+    <w:p/>
+    <w:p>
+      <w:r>
+        <w:t>4</w:t>
+      </w:r>
+      <w:r>
+        <w:t>.1. La Fórmula B de Revalorización Estructural (sin deuda)</w:t>
       </w:r>
     </w:p>
     <w:p/>
@@ -340,7 +358,10 @@
     <w:p/>
     <w:p>
       <w:r>
-        <w:t>4.2. La Fórmula Unificada del Valor del TBAC (con deuda)</w:t>
+        <w:t>4</w:t>
+      </w:r>
+      <w:r>
+        <w:t>.2. La Fórmula Unificada del Valor del TBAC (con deuda)</w:t>
       </w:r>
     </w:p>
     <w:p/>
@@ -422,7 +443,10 @@
     <w:p/>
     <w:p>
       <w:r>
-        <w:t>4.3. La Fórmula B Ajustada con Deuda (Método Cruzado)</w:t>
+        <w:t>4</w:t>
+      </w:r>
+      <w:r>
+        <w:t>.3. La Fórmula B Ajustada con Deuda (Método Cruzado)</w:t>
       </w:r>
     </w:p>
     <w:p/>
@@ -613,7 +637,13 @@
     <w:p/>
     <w:p>
       <w:r>
-        <w:t>Las reservas internacionales a junio de 2026 son 10.912.000 millones de bolívares.</w:t>
+        <w:t xml:space="preserve">Las reservas internacionales a junio de 2026 son </w:t>
+      </w:r>
+      <w:r>
+        <w:t>10.912.000 millones de bolívares</w:t>
+      </w:r>
+      <w:r>
+        <w:t>.</w:t>
       </w:r>
     </w:p>
     <w:p/>
@@ -645,13 +675,19 @@
     <w:p/>
     <w:p>
       <w:r>
-        <w:t>6. PRIMER MÉTODO: FÓRMULA B SIN DEUDA</w:t>
-      </w:r>
-    </w:p>
-    <w:p/>
-    <w:p>
-      <w:r>
-        <w:t>6.1. Cálculo del factor de confianza país</w:t>
+        <w:t>6</w:t>
+      </w:r>
+      <w:r>
+        <w:t>. PRIMER MÉTODO: FÓRMULA B SIN DEUDA</w:t>
+      </w:r>
+    </w:p>
+    <w:p/>
+    <w:p>
+      <w:r>
+        <w:t>6</w:t>
+      </w:r>
+      <w:r>
+        <w:t>.1. Cálculo del factor de confianza país</w:t>
       </w:r>
     </w:p>
     <w:p/>
@@ -695,7 +731,10 @@
     <w:p/>
     <w:p>
       <w:r>
-        <w:t>6.2. Aplicación de la Fórmula B sin deuda</w:t>
+        <w:t>6</w:t>
+      </w:r>
+      <w:r>
+        <w:t>.2. Aplicación de la Fórmula B sin deuda</w:t>
       </w:r>
     </w:p>
     <w:p/>
@@ -756,7 +795,10 @@
     <w:p/>
     <w:p>
       <w:r>
-        <w:t>6.3. Interpretación del resultado de la Fórmula B sin deuda</w:t>
+        <w:t xml:space="preserve">6.3. Interpretación del resultado de la Fórmula </w:t>
+      </w:r>
+      <w:r>
+        <w:t>B sin deuda</w:t>
       </w:r>
     </w:p>
     <w:p/>
@@ -770,7 +812,13 @@
       </w:r>
       <w:proofErr w:type="spellEnd"/>
       <w:r>
-        <w:t xml:space="preserve"> = 257,63.</w:t>
+        <w:t xml:space="preserve"> = </w:t>
+      </w:r>
+      <w:r>
+        <w:t>257,63</w:t>
+      </w:r>
+      <w:r>
+        <w:t>.</w:t>
       </w:r>
     </w:p>
     <w:p/>
@@ -796,7 +844,10 @@
     <w:p/>
     <w:p>
       <w:r>
-        <w:t>7. SEGUNDO MÉTODO: FÓRMULA UNIFICADA DEL TBAC (CON DEUDA)</w:t>
+        <w:t>7</w:t>
+      </w:r>
+      <w:r>
+        <w:t>. SEGUNDO MÉTODO: FÓRMULA UNIFICADA DEL TBAC (CON DEUDA)</w:t>
       </w:r>
     </w:p>
     <w:p/>
@@ -854,7 +905,13 @@
       </w:r>
       <w:proofErr w:type="spellEnd"/>
       <w:r>
-        <w:t xml:space="preserve"> es CB(0) = 78.466.330 millones de bolívares.</w:t>
+        <w:t xml:space="preserve"> es CB(0) = </w:t>
+      </w:r>
+      <w:r>
+        <w:t>78.466.330 millones de bolívares</w:t>
+      </w:r>
+      <w:r>
+        <w:t>.</w:t>
       </w:r>
     </w:p>
     <w:p/>
@@ -906,7 +963,10 @@
     <w:p/>
     <w:p>
       <w:r>
-        <w:t>7.2. Aplicación de la Fórmula Unificada</w:t>
+        <w:t>7</w:t>
+      </w:r>
+      <w:r>
+        <w:t>.2. Aplicación de la Fórmula Unificada</w:t>
       </w:r>
     </w:p>
     <w:p/>
@@ -942,7 +1002,10 @@
     <w:p/>
     <w:p>
       <w:r>
-        <w:t>7.3. Interpretación del resultado de la Fórmula Unificada</w:t>
+        <w:t xml:space="preserve">7.3. Interpretación del resultado de la Fórmula </w:t>
+      </w:r>
+      <w:r>
+        <w:t>Unificada</w:t>
       </w:r>
     </w:p>
     <w:p/>
@@ -996,13 +1059,19 @@
     <w:p/>
     <w:p>
       <w:r>
-        <w:t>8. TERCER MÉTODO: FÓRMULA B AJUSTADA CON DEUDA (MÉTODO CRUZADO)</w:t>
-      </w:r>
-    </w:p>
-    <w:p/>
-    <w:p>
-      <w:r>
-        <w:t>8.1. Cálculo del Producto Interno Bruto ajustado</w:t>
+        <w:t>8</w:t>
+      </w:r>
+      <w:r>
+        <w:t>. TERCER MÉTODO: FÓRMULA B AJUSTADA CON DEUDA (MÉTODO CRUZADO)</w:t>
+      </w:r>
+    </w:p>
+    <w:p/>
+    <w:p>
+      <w:r>
+        <w:t>8</w:t>
+      </w:r>
+      <w:r>
+        <w:t>.1. Cálculo del Producto Interno Bruto ajustado</w:t>
       </w:r>
     </w:p>
     <w:p/>
@@ -1014,7 +1083,10 @@
     <w:p/>
     <w:p>
       <w:r>
-        <w:t>8.2. Cálculo de la capitalización bursátil ajustada</w:t>
+        <w:t>8</w:t>
+      </w:r>
+      <w:r>
+        <w:t>.2. Cálculo de la capitalización bursátil ajustada</w:t>
       </w:r>
     </w:p>
     <w:p/>
@@ -1026,7 +1098,10 @@
     <w:p/>
     <w:p>
       <w:r>
-        <w:t>8.3. Aplicación de la Fórmula B ajustada con deuda</w:t>
+        <w:t>8</w:t>
+      </w:r>
+      <w:r>
+        <w:t>.3. Aplicación de la Fórmula B ajustada con deuda</w:t>
       </w:r>
     </w:p>
     <w:p/>
@@ -1087,7 +1162,10 @@
     <w:p/>
     <w:p>
       <w:r>
-        <w:t>8.4. Interpretación del resultado de la Fórmula B ajustada con deuda</w:t>
+        <w:t>8</w:t>
+      </w:r>
+      <w:r>
+        <w:t>.4. Interpretación del resultado de la Fórmula B ajustada con deuda</w:t>
       </w:r>
     </w:p>
     <w:p/>
@@ -1101,7 +1179,13 @@
       </w:r>
       <w:proofErr w:type="spellEnd"/>
       <w:r>
-        <w:t xml:space="preserve"> = 6.684,00.</w:t>
+        <w:t xml:space="preserve"> = </w:t>
+      </w:r>
+      <w:r>
+        <w:t>6.684,00</w:t>
+      </w:r>
+      <w:r>
+        <w:t>.</w:t>
       </w:r>
     </w:p>
     <w:p/>
@@ -1119,13 +1203,19 @@
     <w:p/>
     <w:p>
       <w:r>
-        <w:t>9. ASIENTOS CONTABLES DE LA REVALORIZACIÓN MONETARIA</w:t>
-      </w:r>
-    </w:p>
-    <w:p/>
-    <w:p>
-      <w:r>
-        <w:t>9.1. Asiento de Revalorización según la Fórmula B sin deuda</w:t>
+        <w:t>9</w:t>
+      </w:r>
+      <w:r>
+        <w:t>. ASIENTOS CONTABLES DE LA REVALORIZACIÓN MONETARIA</w:t>
+      </w:r>
+    </w:p>
+    <w:p/>
+    <w:p>
+      <w:r>
+        <w:t>9</w:t>
+      </w:r>
+      <w:r>
+        <w:t>.1. Asiento de Revalorización según la Fórmula B sin deuda</w:t>
       </w:r>
     </w:p>
     <w:p/>
@@ -1176,7 +1266,10 @@
     <w:p/>
     <w:p>
       <w:r>
-        <w:t>9.2. Asiento de Revalorización según la Fórmula Unificada del TBAC</w:t>
+        <w:t>9</w:t>
+      </w:r>
+      <w:r>
+        <w:t>.2. Asiento de Revalorización según la Fórmula Unificada del TBAC</w:t>
       </w:r>
     </w:p>
     <w:p/>
@@ -1200,7 +1293,10 @@
     <w:p/>
     <w:p>
       <w:r>
-        <w:t>9.3. Asiento de Revalorización según la Fórmula B ajustada con deuda</w:t>
+        <w:t>9</w:t>
+      </w:r>
+      <w:r>
+        <w:t>.3. Asiento de Revalorización según la Fórmula B ajustada con deuda</w:t>
       </w:r>
     </w:p>
     <w:p/>
@@ -1251,13 +1347,19 @@
     <w:p/>
     <w:p>
       <w:r>
-        <w:t>9.4. Asiento de Liquidación de la Deuda</w:t>
-      </w:r>
-    </w:p>
-    <w:p/>
-    <w:p>
-      <w:r>
-        <w:t>Débito: Cuenta 2101 – Deuda Pública Federal por 125.546.128 millones de bolívares</w:t>
+        <w:t>9</w:t>
+      </w:r>
+      <w:r>
+        <w:t>.4. Asiento de Liquidación de la Deuda</w:t>
+      </w:r>
+    </w:p>
+    <w:p/>
+    <w:p>
+      <w:r>
+        <w:t xml:space="preserve">Débito: Cuenta 2101 – Deuda Pública Federal por </w:t>
+      </w:r>
+      <w:r>
+        <w:t>125.546.128 millones de bolívares</w:t>
       </w:r>
     </w:p>
     <w:p/>
@@ -1303,7 +1405,10 @@
     <w:p/>
     <w:p>
       <w:r>
-        <w:t>10.1. Ley de Conservación del Valor de la Canasta</w:t>
+        <w:t>10</w:t>
+      </w:r>
+      <w:r>
+        <w:t>.1. Ley de Conservación del Valor de la Canasta</w:t>
       </w:r>
     </w:p>
     <w:p/>
@@ -1355,7 +1460,10 @@
     <w:p/>
     <w:p>
       <w:r>
-        <w:t>10.2. Ley de Demanda Forzosa Exponencial</w:t>
+        <w:t>10</w:t>
+      </w:r>
+      <w:r>
+        <w:t>.2. Ley de Demanda Forzosa Exponencial</w:t>
       </w:r>
     </w:p>
     <w:p/>
@@ -1399,7 +1507,10 @@
     <w:p/>
     <w:p>
       <w:r>
-        <w:t>10.3. Ley de Retroalimentación Negativa del Déficit</w:t>
+        <w:t>10</w:t>
+      </w:r>
+      <w:r>
+        <w:t>.3. Ley de Retroalimentación Negativa del Déficit</w:t>
       </w:r>
     </w:p>
     <w:p/>
@@ -1435,7 +1546,10 @@
     <w:p/>
     <w:p>
       <w:r>
-        <w:t>10.4. Ley de Convergencia del Tipo de Cambio Real</w:t>
+        <w:t>10</w:t>
+      </w:r>
+      <w:r>
+        <w:t>.4. Ley de Convergencia del Tipo de Cambio Real</w:t>
       </w:r>
     </w:p>
     <w:p/>
@@ -1476,7 +1590,10 @@
     <w:p/>
     <w:p>
       <w:r>
-        <w:t>10.5. Ley de Estabilización de la Inflación por Anclaje Dual</w:t>
+        <w:t>10</w:t>
+      </w:r>
+      <w:r>
+        <w:t>.5. Ley de Estabilización de la Inflación por Anclaje Dual</w:t>
       </w:r>
     </w:p>
     <w:p/>
@@ -1518,7 +1635,10 @@
     <w:p/>
     <w:p>
       <w:r>
-        <w:t>11.1. Variables de Estado del Sistema</w:t>
+        <w:t>11</w:t>
+      </w:r>
+      <w:r>
+        <w:t>.1. Variables de Estado del Sistema</w:t>
       </w:r>
     </w:p>
     <w:p/>
@@ -1566,7 +1686,10 @@
     <w:p/>
     <w:p>
       <w:r>
-        <w:t>11.2. Sistema Dinámico Estocástico</w:t>
+        <w:t>11</w:t>
+      </w:r>
+      <w:r>
+        <w:t>.2. Sistema Dinámico Estocástico</w:t>
       </w:r>
     </w:p>
     <w:p/>
@@ -1664,7 +1787,10 @@
     <w:p/>
     <w:p>
       <w:r>
-        <w:t xml:space="preserve">11.3. Función de </w:t>
+        <w:t>11</w:t>
+      </w:r>
+      <w:r>
+        <w:t xml:space="preserve">.3. Función de </w:t>
       </w:r>
       <w:proofErr w:type="spellStart"/>
       <w:r>
@@ -1762,7 +1888,10 @@
     <w:p/>
     <w:p>
       <w:r>
-        <w:t>11.4. Algoritmo de Simulación Monte Carlo</w:t>
+        <w:t>11</w:t>
+      </w:r>
+      <w:r>
+        <w:t>.4. Algoritmo de Simulación Monte Carlo</w:t>
       </w:r>
     </w:p>
     <w:p/>
@@ -1933,7 +2062,10 @@
     <w:p/>
     <w:p>
       <w:r>
-        <w:t>11.5. Resultados de la Simulación</w:t>
+        <w:t>11</w:t>
+      </w:r>
+      <w:r>
+        <w:t>.5. Resultados de la Simulación</w:t>
       </w:r>
     </w:p>
     <w:p/>
@@ -1963,7 +2095,10 @@
     <w:p/>
     <w:p>
       <w:r>
-        <w:t>12.1. El Consejo Monetario Regional</w:t>
+        <w:t>12</w:t>
+      </w:r>
+      <w:r>
+        <w:t>.1. El Consejo Monetario Regional</w:t>
       </w:r>
     </w:p>
     <w:p/>
@@ -2027,7 +2162,10 @@
     <w:p/>
     <w:p>
       <w:r>
-        <w:t>12.2. Derechos y Obligaciones de los Países Miembros</w:t>
+        <w:t>12</w:t>
+      </w:r>
+      <w:r>
+        <w:t>.2. Derechos y Obligaciones de los Países Miembros</w:t>
       </w:r>
     </w:p>
     <w:p/>
@@ -2077,7 +2215,10 @@
     <w:p/>
     <w:p>
       <w:r>
-        <w:t>12.3. Créditos Regionales y Garantías</w:t>
+        <w:t>12</w:t>
+      </w:r>
+      <w:r>
+        <w:t>.3. Créditos Regionales y Garantías</w:t>
       </w:r>
     </w:p>
     <w:p/>
@@ -2115,7 +2256,10 @@
     <w:p/>
     <w:p>
       <w:r>
-        <w:t>12.4. Relación con las Monedas Fiat Tradicionales</w:t>
+        <w:t>12</w:t>
+      </w:r>
+      <w:r>
+        <w:t>.4. Relación con las Monedas Fiat Tradicionales</w:t>
       </w:r>
     </w:p>
     <w:p/>
@@ -2145,7 +2289,10 @@
     <w:p/>
     <w:p>
       <w:r>
-        <w:t>13. CONCLUSIÓN</w:t>
+        <w:t>13.</w:t>
+      </w:r>
+      <w:r>
+        <w:t xml:space="preserve"> CONCLUSIÓN</w:t>
       </w:r>
     </w:p>
     <w:p/>
@@ -2163,7 +2310,13 @@
     <w:p/>
     <w:p>
       <w:r>
-        <w:t>La Fórmula B sin deuda indica que 1 bolívar vale 257,63 dólares.</w:t>
+        <w:t xml:space="preserve">La Fórmula B sin deuda indica que </w:t>
+      </w:r>
+      <w:r>
+        <w:t>1 bolívar vale 257,63</w:t>
+      </w:r>
+      <w:r>
+        <w:t xml:space="preserve"> dólares.</w:t>
       </w:r>
     </w:p>
     <w:p/>
@@ -2175,7 +2328,13 @@
     <w:p/>
     <w:p>
       <w:r>
-        <w:t>La Fórmula B ajustada con deuda indica que 1 bolívar vale 6.684,00 dólares.</w:t>
+        <w:t xml:space="preserve">La Fórmula B ajustada con deuda indica que </w:t>
+      </w:r>
+      <w:r>
+        <w:t>1 bolívar vale 6.684,00</w:t>
+      </w:r>
+      <w:r>
+        <w:t xml:space="preserve"> dólares.</w:t>
       </w:r>
     </w:p>
     <w:p/>
@@ -2226,6 +2385,8183 @@
         <w:t>El TBAC es un camino de libertad y prosperidad.</w:t>
       </w:r>
     </w:p>
+    <w:p/>
+    <w:p/>
+    <w:p/>
+    <w:p/>
+    <w:p>
+      <w:r>
+        <w:t>TEORÍA COMPLETA DEL SISTEMA TBAC: ECUACIONES FUNDAMENTALES, FÓRMULAS DERIVADAS, LEYES DE ESTABILIDAD Y PROTOCOLO CIENTÍFICO</w:t>
+      </w:r>
+    </w:p>
+    <w:p/>
+    <w:p>
+      <w:r>
+        <w:t xml:space="preserve">Autor: </w:t>
+      </w:r>
+      <w:proofErr w:type="spellStart"/>
+      <w:r>
+        <w:t>Roberth</w:t>
+      </w:r>
+      <w:proofErr w:type="spellEnd"/>
+      <w:r>
+        <w:t xml:space="preserve"> </w:t>
+      </w:r>
+      <w:proofErr w:type="spellStart"/>
+      <w:r>
+        <w:t>Willians</w:t>
+      </w:r>
+      <w:proofErr w:type="spellEnd"/>
+      <w:r>
+        <w:t xml:space="preserve"> Mendoza Requena</w:t>
+      </w:r>
+    </w:p>
+    <w:p>
+      <w:r>
+        <w:t>Fecha: 28 de agosto de 2026</w:t>
+      </w:r>
+    </w:p>
+    <w:p>
+      <w:r>
+        <w:t>Versión: 1.0 – Documento Integral de la Teoría TBAC</w:t>
+      </w:r>
+    </w:p>
+    <w:p/>
+    <w:p>
+      <w:r>
+        <w:t>---</w:t>
+      </w:r>
+    </w:p>
+    <w:p/>
+    <w:p>
+      <w:r>
+        <w:t>PARTE I: FUNDAMENTOS TEÓRICOS DEL SISTEMA TBAC</w:t>
+      </w:r>
+    </w:p>
+    <w:p/>
+    <w:p>
+      <w:r>
+        <w:t>1.1. Definición del Bolívar Digital TBAC</w:t>
+      </w:r>
+    </w:p>
+    <w:p/>
+    <w:p>
+      <w:r>
+        <w:t xml:space="preserve">El Bolívar Digital TBAC es un </w:t>
+      </w:r>
+      <w:proofErr w:type="spellStart"/>
+      <w:r>
+        <w:t>token</w:t>
+      </w:r>
+      <w:proofErr w:type="spellEnd"/>
+      <w:r>
+        <w:t xml:space="preserve"> soberano cuyo valor se define mediante una ecuación unificada que establece su relación inversa con la Unidad Tributaria. Su valor en el tiempo t se expresa como:</w:t>
+      </w:r>
+    </w:p>
+    <w:p/>
+    <w:p>
+      <w:r>
+        <w:t xml:space="preserve">V_TBAC(t) = (n / UT(t)) × ∏_{τ=0}^{t} (1 + </w:t>
+      </w:r>
+      <w:proofErr w:type="spellStart"/>
+      <w:r>
+        <w:t>ρ_arbitraje</w:t>
+      </w:r>
+      <w:proofErr w:type="spellEnd"/>
+      <w:r>
+        <w:t>(τ)) × (CB(t) / CB(0)) × (FX(t) / FX(0))</w:t>
+      </w:r>
+    </w:p>
+    <w:p/>
+    <w:p>
+      <w:r>
+        <w:t>Donde:</w:t>
+      </w:r>
+    </w:p>
+    <w:p/>
+    <w:p>
+      <w:r>
+        <w:t>· V_TBAC(t): Valor del bolívar digital en el tiempo t.</w:t>
+      </w:r>
+    </w:p>
+    <w:p>
+      <w:r>
+        <w:t>· n: Constante de escala (fijada en n = 10^8).</w:t>
+      </w:r>
+    </w:p>
+    <w:p>
+      <w:r>
+        <w:t>· UT(t): Unidad Tributaria en el tiempo t (en bolívares).</w:t>
+      </w:r>
+    </w:p>
+    <w:p>
+      <w:r>
+        <w:t xml:space="preserve">· </w:t>
+      </w:r>
+      <w:proofErr w:type="spellStart"/>
+      <w:r>
+        <w:t>ρ_arbitraje</w:t>
+      </w:r>
+      <w:proofErr w:type="spellEnd"/>
+      <w:r>
+        <w:t xml:space="preserve">(τ): Tasa de retorno especulativa generada por el bucle de los </w:t>
+      </w:r>
+      <w:proofErr w:type="spellStart"/>
+      <w:r>
+        <w:t>criptobonos</w:t>
+      </w:r>
+      <w:proofErr w:type="spellEnd"/>
+      <w:r>
+        <w:t>.</w:t>
+      </w:r>
+    </w:p>
+    <w:p>
+      <w:r>
+        <w:t xml:space="preserve">· CB(t): Valor de la canasta de los cuatro </w:t>
+      </w:r>
+      <w:proofErr w:type="spellStart"/>
+      <w:r>
+        <w:t>criptobonos</w:t>
+      </w:r>
+      <w:proofErr w:type="spellEnd"/>
+      <w:r>
+        <w:t xml:space="preserve"> soberanos.</w:t>
+      </w:r>
+    </w:p>
+    <w:p>
+      <w:r>
+        <w:t>· FX(t): Valor de la canasta de divisas de los países miembros.</w:t>
+      </w:r>
+    </w:p>
+    <w:p/>
+    <w:p>
+      <w:r>
+        <w:t>Interpretación teórica:</w:t>
+      </w:r>
+    </w:p>
+    <w:p>
+      <w:r>
+        <w:t xml:space="preserve">El TBAC es un instrumento antiinflacionario por diseño. Cuando la Unidad Tributaria aumenta (inflación), el valor del TBAC tiende a disminuir. Cuando el arbitraje es eficiente y las canastas de </w:t>
+      </w:r>
+      <w:proofErr w:type="spellStart"/>
+      <w:r>
+        <w:t>criptobonos</w:t>
+      </w:r>
+      <w:proofErr w:type="spellEnd"/>
+      <w:r>
+        <w:t xml:space="preserve"> y divisas crecen, el valor del TBAC se aprecia. La constante n establece la escala inicial: n / UT(0) es el valor base de 1 bolívar en el momento de creación del sistema.</w:t>
+      </w:r>
+    </w:p>
+    <w:p/>
+    <w:p>
+      <w:r>
+        <w:t>---</w:t>
+      </w:r>
+    </w:p>
+    <w:p/>
+    <w:p>
+      <w:r>
+        <w:t>1.2. La Fórmula B de Revalorización Estructural</w:t>
+      </w:r>
+    </w:p>
+    <w:p/>
+    <w:p>
+      <w:r>
+        <w:t>La Fórmula B es el modelo fundamental de valoración estructural de una moneda. Se expresa de dos maneras:</w:t>
+      </w:r>
+    </w:p>
+    <w:p/>
+    <w:p>
+      <w:r>
+        <w:t>Fórmula B sin deuda:</w:t>
+      </w:r>
+    </w:p>
+    <w:p>
+      <w:proofErr w:type="spellStart"/>
+      <w:r>
+        <w:t>R_reval</w:t>
+      </w:r>
+      <w:proofErr w:type="spellEnd"/>
+      <w:r>
+        <w:t xml:space="preserve"> = Φ × (PIB / M2) × (1 + </w:t>
+      </w:r>
+      <w:proofErr w:type="spellStart"/>
+      <w:r>
+        <w:t>Cap_Bursátil</w:t>
+      </w:r>
+      <w:proofErr w:type="spellEnd"/>
+      <w:r>
+        <w:t xml:space="preserve"> / M2)</w:t>
+      </w:r>
+    </w:p>
+    <w:p/>
+    <w:p>
+      <w:r>
+        <w:t>Fórmula B ajustada con deuda (método cruzado):</w:t>
+      </w:r>
+    </w:p>
+    <w:p>
+      <w:proofErr w:type="spellStart"/>
+      <w:r>
+        <w:t>PIB_Ajustado</w:t>
+      </w:r>
+      <w:proofErr w:type="spellEnd"/>
+      <w:r>
+        <w:t xml:space="preserve"> = PIB + </w:t>
+      </w:r>
+      <w:proofErr w:type="spellStart"/>
+      <w:r>
+        <w:t>Criptobonos</w:t>
+      </w:r>
+      <w:proofErr w:type="spellEnd"/>
+    </w:p>
+    <w:p>
+      <w:proofErr w:type="spellStart"/>
+      <w:r>
+        <w:t>Cap_Ajustada</w:t>
+      </w:r>
+      <w:proofErr w:type="spellEnd"/>
+      <w:r>
+        <w:t xml:space="preserve"> = </w:t>
+      </w:r>
+      <w:proofErr w:type="spellStart"/>
+      <w:r>
+        <w:t>Cap_Bursátil</w:t>
+      </w:r>
+      <w:proofErr w:type="spellEnd"/>
+      <w:r>
+        <w:t xml:space="preserve"> + Deuda</w:t>
+      </w:r>
+    </w:p>
+    <w:p>
+      <w:proofErr w:type="spellStart"/>
+      <w:r>
+        <w:t>R_reval_ajustado</w:t>
+      </w:r>
+      <w:proofErr w:type="spellEnd"/>
+      <w:r>
+        <w:t xml:space="preserve"> = Φ × (</w:t>
+      </w:r>
+      <w:proofErr w:type="spellStart"/>
+      <w:r>
+        <w:t>PIB_Ajustado</w:t>
+      </w:r>
+      <w:proofErr w:type="spellEnd"/>
+      <w:r>
+        <w:t xml:space="preserve"> / M2) × (1 + </w:t>
+      </w:r>
+      <w:proofErr w:type="spellStart"/>
+      <w:r>
+        <w:t>Cap_Ajustada</w:t>
+      </w:r>
+      <w:proofErr w:type="spellEnd"/>
+      <w:r>
+        <w:t xml:space="preserve"> / M2)</w:t>
+      </w:r>
+    </w:p>
+    <w:p/>
+    <w:p>
+      <w:r>
+        <w:t>Donde:</w:t>
+      </w:r>
+    </w:p>
+    <w:p/>
+    <w:p>
+      <w:r>
+        <w:t xml:space="preserve">· </w:t>
+      </w:r>
+      <w:proofErr w:type="spellStart"/>
+      <w:r>
+        <w:t>R_reval</w:t>
+      </w:r>
+      <w:proofErr w:type="spellEnd"/>
+      <w:r>
+        <w:t>: Factor de revalorización estructural (número puro que indica cuántas veces el valor real de la moneda supera su valor nominal).</w:t>
+      </w:r>
+    </w:p>
+    <w:p>
+      <w:r>
+        <w:t>· Φ: Factor de confianza país.</w:t>
+      </w:r>
+    </w:p>
+    <w:p>
+      <w:r>
+        <w:t>· PIB: Producto Interno Bruto nominal (en moneda local).</w:t>
+      </w:r>
+    </w:p>
+    <w:p>
+      <w:r>
+        <w:t>· M2: Masa monetaria en sentido amplio (en moneda local).</w:t>
+      </w:r>
+    </w:p>
+    <w:p>
+      <w:r>
+        <w:t xml:space="preserve">· </w:t>
+      </w:r>
+      <w:proofErr w:type="spellStart"/>
+      <w:r>
+        <w:t>Cap_Bursátil</w:t>
+      </w:r>
+      <w:proofErr w:type="spellEnd"/>
+      <w:r>
+        <w:t>: Capitalización bursátil total (en moneda local).</w:t>
+      </w:r>
+    </w:p>
+    <w:p>
+      <w:r>
+        <w:t xml:space="preserve">· </w:t>
+      </w:r>
+      <w:proofErr w:type="spellStart"/>
+      <w:r>
+        <w:t>Criptobonos</w:t>
+      </w:r>
+      <w:proofErr w:type="spellEnd"/>
+      <w:r>
+        <w:t xml:space="preserve">: Valor de los </w:t>
+      </w:r>
+      <w:proofErr w:type="spellStart"/>
+      <w:r>
+        <w:t>criptobonos</w:t>
+      </w:r>
+      <w:proofErr w:type="spellEnd"/>
+      <w:r>
+        <w:t xml:space="preserve"> NFT emitidos (en moneda local).</w:t>
+      </w:r>
+    </w:p>
+    <w:p>
+      <w:r>
+        <w:t>· Deuda: Deuda pública exigible (en moneda local).</w:t>
+      </w:r>
+    </w:p>
+    <w:p/>
+    <w:p>
+      <w:r>
+        <w:t>Interpretación teórica:</w:t>
+      </w:r>
+    </w:p>
+    <w:p>
+      <w:r>
+        <w:t xml:space="preserve">La Fórmula B mide el respaldo real de una moneda. El cociente PIB/M2 indica cuánta producción respalda cada unidad monetaria. El factor (1 + </w:t>
+      </w:r>
+      <w:proofErr w:type="spellStart"/>
+      <w:r>
+        <w:t>Cap_Bursátil</w:t>
+      </w:r>
+      <w:proofErr w:type="spellEnd"/>
+      <w:r>
+        <w:t xml:space="preserve">/M2) incorpora el apalancamiento financiero. La inclusión de </w:t>
+      </w:r>
+      <w:proofErr w:type="spellStart"/>
+      <w:r>
+        <w:t>criptobonos</w:t>
+      </w:r>
+      <w:proofErr w:type="spellEnd"/>
+      <w:r>
+        <w:t xml:space="preserve"> y deuda en el método cruzado transforma los pasivos en activos colaterales, elevando el factor de revalorización.</w:t>
+      </w:r>
+    </w:p>
+    <w:p/>
+    <w:p>
+      <w:r>
+        <w:t>---</w:t>
+      </w:r>
+    </w:p>
+    <w:p/>
+    <w:p>
+      <w:r>
+        <w:t>1.3. El Factor de Confianza País (Φ)</w:t>
+      </w:r>
+    </w:p>
+    <w:p/>
+    <w:p>
+      <w:r>
+        <w:t>El factor de confianza país sintetiza la credibilidad institucional, la estabilidad política y la capacidad de pago del Estado. Se calcula como:</w:t>
+      </w:r>
+    </w:p>
+    <w:p/>
+    <w:p>
+      <w:r>
+        <w:t xml:space="preserve">Φ = ((1 + </w:t>
+      </w:r>
+      <w:proofErr w:type="spellStart"/>
+      <w:r>
+        <w:t>i_nacional</w:t>
+      </w:r>
+      <w:proofErr w:type="spellEnd"/>
+      <w:r>
+        <w:t xml:space="preserve">) / (1 + </w:t>
+      </w:r>
+      <w:proofErr w:type="spellStart"/>
+      <w:r>
+        <w:t>i_internacional</w:t>
+      </w:r>
+      <w:proofErr w:type="spellEnd"/>
+      <w:r>
+        <w:t xml:space="preserve">)) × ((1 + π) / (1 + </w:t>
+      </w:r>
+      <w:proofErr w:type="spellStart"/>
+      <w:r>
+        <w:t>g_real</w:t>
+      </w:r>
+      <w:proofErr w:type="spellEnd"/>
+      <w:r>
+        <w:t xml:space="preserve">)) × (1 / (1 + </w:t>
+      </w:r>
+      <w:proofErr w:type="spellStart"/>
+      <w:r>
+        <w:t>ρ_soberano</w:t>
+      </w:r>
+      <w:proofErr w:type="spellEnd"/>
+      <w:r>
+        <w:t>))</w:t>
+      </w:r>
+    </w:p>
+    <w:p/>
+    <w:p>
+      <w:r>
+        <w:t>Donde:</w:t>
+      </w:r>
+    </w:p>
+    <w:p/>
+    <w:p>
+      <w:r>
+        <w:t xml:space="preserve">· </w:t>
+      </w:r>
+      <w:proofErr w:type="spellStart"/>
+      <w:r>
+        <w:t>i_nacional</w:t>
+      </w:r>
+      <w:proofErr w:type="spellEnd"/>
+      <w:r>
+        <w:t>: Tasa de interés de referencia del Banco Central del país.</w:t>
+      </w:r>
+    </w:p>
+    <w:p>
+      <w:r>
+        <w:t xml:space="preserve">· </w:t>
+      </w:r>
+      <w:proofErr w:type="spellStart"/>
+      <w:r>
+        <w:t>i_internacional</w:t>
+      </w:r>
+      <w:proofErr w:type="spellEnd"/>
+      <w:r>
+        <w:t>: Tasa de interés de la Reserva Federal de EE.UU.</w:t>
+      </w:r>
+    </w:p>
+    <w:p>
+      <w:r>
+        <w:t>· π: Tasa de inflación interanual del país.</w:t>
+      </w:r>
+    </w:p>
+    <w:p>
+      <w:r>
+        <w:t xml:space="preserve">· </w:t>
+      </w:r>
+      <w:proofErr w:type="spellStart"/>
+      <w:r>
+        <w:t>g_real</w:t>
+      </w:r>
+      <w:proofErr w:type="spellEnd"/>
+      <w:r>
+        <w:t>: Tasa de crecimiento real del Producto Interno Bruto.</w:t>
+      </w:r>
+    </w:p>
+    <w:p>
+      <w:r>
+        <w:t xml:space="preserve">· </w:t>
+      </w:r>
+      <w:proofErr w:type="spellStart"/>
+      <w:r>
+        <w:t>ρ_soberano</w:t>
+      </w:r>
+      <w:proofErr w:type="spellEnd"/>
+      <w:r>
+        <w:t>: Prima de riesgo soberano (spread de los bonos del país frente a los bonos del Tesoro de EE.UU.).</w:t>
+      </w:r>
+    </w:p>
+    <w:p/>
+    <w:p>
+      <w:r>
+        <w:t>Interpretación teórica:</w:t>
+      </w:r>
+    </w:p>
+    <w:p>
+      <w:r>
+        <w:t xml:space="preserve">El primer factor (1 + </w:t>
+      </w:r>
+      <w:proofErr w:type="spellStart"/>
+      <w:r>
+        <w:t>i_nacional</w:t>
+      </w:r>
+      <w:proofErr w:type="spellEnd"/>
+      <w:r>
+        <w:t xml:space="preserve">) / (1 + </w:t>
+      </w:r>
+      <w:proofErr w:type="spellStart"/>
+      <w:r>
+        <w:t>i_internacional</w:t>
+      </w:r>
+      <w:proofErr w:type="spellEnd"/>
+      <w:r>
+        <w:t xml:space="preserve">) refleja el diferencial de tasas de interés. Un diferencial positivo indica que el país ofrece mayor rendimiento, lo que atrae inversión y fortalece su moneda. El segundo factor (1 + π) / (1 + </w:t>
+      </w:r>
+      <w:proofErr w:type="spellStart"/>
+      <w:r>
+        <w:t>g_real</w:t>
+      </w:r>
+      <w:proofErr w:type="spellEnd"/>
+      <w:r>
+        <w:t xml:space="preserve">) mide el equilibrio entre inflación y crecimiento: si la inflación supera al crecimiento, el factor disminuye. El tercer factor 1 / (1 + </w:t>
+      </w:r>
+      <w:proofErr w:type="spellStart"/>
+      <w:r>
+        <w:t>ρ_soberano</w:t>
+      </w:r>
+      <w:proofErr w:type="spellEnd"/>
+      <w:r>
+        <w:t>) captura el riesgo país: cuanto mayor sea el riesgo soberano, menor será el factor de confianza.</w:t>
+      </w:r>
+    </w:p>
+    <w:p/>
+    <w:p>
+      <w:r>
+        <w:t>---</w:t>
+      </w:r>
+    </w:p>
+    <w:p/>
+    <w:p>
+      <w:r>
+        <w:t>PARTE II: FÓRMULAS DERIVADAS DEL SISTEMA TBAC</w:t>
+      </w:r>
+    </w:p>
+    <w:p/>
+    <w:p>
+      <w:r>
+        <w:t>A partir de la Fórmula B y la Fórmula Unificada del TBAC, se derivan múltiples ecuaciones que permiten analizar aspectos específicos de la economía y la moneda.</w:t>
+      </w:r>
+    </w:p>
+    <w:p/>
+    <w:p>
+      <w:r>
+        <w:t>---</w:t>
+      </w:r>
+    </w:p>
+    <w:p/>
+    <w:p>
+      <w:r>
+        <w:t>2.1. Fórmula de la Brecha de Valor Estructural (BVE)</w:t>
+      </w:r>
+    </w:p>
+    <w:p/>
+    <w:p>
+      <w:r>
+        <w:t>Problema que resuelve: Cuantificar la diferencia entre el valor real de una moneda y su precio de mercado especulativo.</w:t>
+      </w:r>
+    </w:p>
+    <w:p/>
+    <w:p>
+      <w:r>
+        <w:t>Fórmula:</w:t>
+      </w:r>
+    </w:p>
+    <w:p>
+      <w:r>
+        <w:t xml:space="preserve">BVE = </w:t>
+      </w:r>
+      <w:proofErr w:type="spellStart"/>
+      <w:r>
+        <w:t>R_reval_ajustado</w:t>
+      </w:r>
+      <w:proofErr w:type="spellEnd"/>
+      <w:r>
+        <w:t xml:space="preserve"> - </w:t>
+      </w:r>
+      <w:proofErr w:type="spellStart"/>
+      <w:r>
+        <w:t>TC_Forex</w:t>
+      </w:r>
+      <w:proofErr w:type="spellEnd"/>
+    </w:p>
+    <w:p/>
+    <w:p>
+      <w:r>
+        <w:t>Donde:</w:t>
+      </w:r>
+    </w:p>
+    <w:p/>
+    <w:p>
+      <w:r>
+        <w:t xml:space="preserve">· </w:t>
+      </w:r>
+      <w:proofErr w:type="spellStart"/>
+      <w:r>
+        <w:t>R_reval_ajustado</w:t>
+      </w:r>
+      <w:proofErr w:type="spellEnd"/>
+      <w:r>
+        <w:t xml:space="preserve">: Factor de revalorización con deuda (en la misma unidad que </w:t>
+      </w:r>
+      <w:proofErr w:type="spellStart"/>
+      <w:r>
+        <w:t>TC_Forex</w:t>
+      </w:r>
+      <w:proofErr w:type="spellEnd"/>
+      <w:r>
+        <w:t>).</w:t>
+      </w:r>
+    </w:p>
+    <w:p>
+      <w:r>
+        <w:t xml:space="preserve">· </w:t>
+      </w:r>
+      <w:proofErr w:type="spellStart"/>
+      <w:r>
+        <w:t>TC_Forex</w:t>
+      </w:r>
+      <w:proofErr w:type="spellEnd"/>
+      <w:r>
+        <w:t xml:space="preserve">: Tipo de cambio del mercado </w:t>
+      </w:r>
+      <w:proofErr w:type="spellStart"/>
+      <w:r>
+        <w:t>Forex</w:t>
+      </w:r>
+      <w:proofErr w:type="spellEnd"/>
+      <w:r>
+        <w:t>.</w:t>
+      </w:r>
+    </w:p>
+    <w:p/>
+    <w:p>
+      <w:r>
+        <w:t>Teoría:</w:t>
+      </w:r>
+    </w:p>
+    <w:p>
+      <w:r>
+        <w:t xml:space="preserve">El </w:t>
+      </w:r>
+      <w:proofErr w:type="spellStart"/>
+      <w:r>
+        <w:t>Forex</w:t>
+      </w:r>
+      <w:proofErr w:type="spellEnd"/>
+      <w:r>
+        <w:t xml:space="preserve"> muestra un precio distorsionado que no refleja el respaldo estructural de una economía. La BVE mide la magnitud de esa distorsión. Si BVE &gt; 0, la moneda está subvalorada por el mercado. Si BVE &lt; 0, la moneda está sobrevalorada. Esta fórmula es útil para justificar políticas de revalorización monetaria o para detectar burbujas especulativas.</w:t>
+      </w:r>
+    </w:p>
+    <w:p/>
+    <w:p>
+      <w:r>
+        <w:t>Ejemplo de aplicación:</w:t>
+      </w:r>
+    </w:p>
+    <w:p>
+      <w:r>
+        <w:t xml:space="preserve">Para Venezuela, </w:t>
+      </w:r>
+      <w:proofErr w:type="spellStart"/>
+      <w:r>
+        <w:t>R_reval_ajustado</w:t>
+      </w:r>
+      <w:proofErr w:type="spellEnd"/>
+      <w:r>
+        <w:t xml:space="preserve"> = 4.474,45 USD/Bs (calculado como </w:t>
+      </w:r>
+      <w:proofErr w:type="spellStart"/>
+      <w:r>
+        <w:t>R_reval_VE_con_deuda</w:t>
+      </w:r>
+      <w:proofErr w:type="spellEnd"/>
+      <w:r>
+        <w:t xml:space="preserve"> / </w:t>
+      </w:r>
+      <w:proofErr w:type="spellStart"/>
+      <w:r>
+        <w:t>R_reval_USA_con_deuda</w:t>
+      </w:r>
+      <w:proofErr w:type="spellEnd"/>
+      <w:r>
+        <w:t xml:space="preserve">). </w:t>
+      </w:r>
+      <w:proofErr w:type="spellStart"/>
+      <w:r>
+        <w:t>TC_Forex</w:t>
+      </w:r>
+      <w:proofErr w:type="spellEnd"/>
+      <w:r>
+        <w:t xml:space="preserve"> = 0,00127 USD/Bs. Por lo tanto, BVE = 4.474,45 - 0,00127 = 4.474,45 USD/Bs. Esto indica que el bolívar está subvalorado en 4.474,45 dólares por unidad.</w:t>
+      </w:r>
+    </w:p>
+    <w:p/>
+    <w:p>
+      <w:r>
+        <w:t>---</w:t>
+      </w:r>
+    </w:p>
+    <w:p/>
+    <w:p>
+      <w:r>
+        <w:t>2.2. Fórmula del Coeficiente de Eficiencia del Respaldo (CER)</w:t>
+      </w:r>
+    </w:p>
+    <w:p/>
+    <w:p>
+      <w:r>
+        <w:t>Problema que resuelve: Medir qué tan eficientemente una economía transforma su producción (PIB) en valor monetario (</w:t>
+      </w:r>
+      <w:proofErr w:type="spellStart"/>
+      <w:r>
+        <w:t>R_reval</w:t>
+      </w:r>
+      <w:proofErr w:type="spellEnd"/>
+      <w:r>
+        <w:t>).</w:t>
+      </w:r>
+    </w:p>
+    <w:p/>
+    <w:p>
+      <w:r>
+        <w:t>Fórmula:</w:t>
+      </w:r>
+    </w:p>
+    <w:p>
+      <w:r>
+        <w:t xml:space="preserve">CER = </w:t>
+      </w:r>
+      <w:proofErr w:type="spellStart"/>
+      <w:r>
+        <w:t>R_reval_ajustado</w:t>
+      </w:r>
+      <w:proofErr w:type="spellEnd"/>
+      <w:r>
+        <w:t xml:space="preserve"> / (PIB / M2)</w:t>
+      </w:r>
+    </w:p>
+    <w:p/>
+    <w:p>
+      <w:r>
+        <w:t>Teoría:</w:t>
+      </w:r>
+    </w:p>
+    <w:p>
+      <w:r>
+        <w:t xml:space="preserve">El cociente PIB/M2 indica cuánto PIB respalda cada unidad monetaria. El CER mide cuántas veces el factor de revalorización supera ese respaldo base. Un CER &gt; 1 indica que la economía tiene un poder de respaldo adicional (por ejemplo, por </w:t>
+      </w:r>
+      <w:proofErr w:type="spellStart"/>
+      <w:r>
+        <w:t>tokenización</w:t>
+      </w:r>
+      <w:proofErr w:type="spellEnd"/>
+      <w:r>
+        <w:t xml:space="preserve"> de deuda). Un CER &lt; 1 sugiere que el sistema financiero está desconectado de la economía real.</w:t>
+      </w:r>
+    </w:p>
+    <w:p/>
+    <w:p>
+      <w:r>
+        <w:t>Ejemplo de aplicación:</w:t>
+      </w:r>
+    </w:p>
+    <w:p>
+      <w:r>
+        <w:t xml:space="preserve">Para Venezuela, </w:t>
+      </w:r>
+      <w:proofErr w:type="spellStart"/>
+      <w:r>
+        <w:t>R_reval_ajustado</w:t>
+      </w:r>
+      <w:proofErr w:type="spellEnd"/>
+      <w:r>
+        <w:t xml:space="preserve"> = 33.111, PIB/M2 = 39,86. CER = 33.111 / 39,86 = 830,6. Esto indica que el poder de respaldo del bolívar es 830 veces superior al que se derivaría únicamente de su PIB.</w:t>
+      </w:r>
+    </w:p>
+    <w:p/>
+    <w:p>
+      <w:r>
+        <w:t>---</w:t>
+      </w:r>
+    </w:p>
+    <w:p/>
+    <w:p>
+      <w:r>
+        <w:t>2.3. Fórmula de la Capacidad de Absorción de Deuda (CAD)</w:t>
+      </w:r>
+    </w:p>
+    <w:p/>
+    <w:p>
+      <w:r>
+        <w:t>Problema que resuelve: Determinar cuánta deuda puede emitir o pagar un país sin desestabilizar su economía, en relación con el valor real de su masa monetaria.</w:t>
+      </w:r>
+    </w:p>
+    <w:p/>
+    <w:p>
+      <w:r>
+        <w:t>Fórmula:</w:t>
+      </w:r>
+    </w:p>
+    <w:p>
+      <w:r>
+        <w:t xml:space="preserve">CAD = (M2 × </w:t>
+      </w:r>
+      <w:proofErr w:type="spellStart"/>
+      <w:r>
+        <w:t>R_reval_ajustado</w:t>
+      </w:r>
+      <w:proofErr w:type="spellEnd"/>
+      <w:r>
+        <w:t xml:space="preserve">) / </w:t>
+      </w:r>
+      <w:proofErr w:type="spellStart"/>
+      <w:r>
+        <w:t>Deuda_Nacional</w:t>
+      </w:r>
+      <w:proofErr w:type="spellEnd"/>
+    </w:p>
+    <w:p/>
+    <w:p>
+      <w:r>
+        <w:t>Teoría:</w:t>
+      </w:r>
+    </w:p>
+    <w:p>
+      <w:r>
+        <w:t>Esta fórmula mide la capacidad de un país para manejar su propia deuda. Un CAD &gt; 1 indica que la masa monetaria revalorizada es mayor que la deuda nacional, lo que permite pagar la deuda sin emisión inflacionaria. Un CAD &lt; 1 sugiere que la deuda excede la capacidad de respaldo de la moneda.</w:t>
+      </w:r>
+    </w:p>
+    <w:p/>
+    <w:p>
+      <w:r>
+        <w:t>Ejemplo de aplicación:</w:t>
+      </w:r>
+    </w:p>
+    <w:p>
+      <w:r>
+        <w:t xml:space="preserve">Para Venezuela, M2 = 2.191.431,50 millones Bs, </w:t>
+      </w:r>
+      <w:proofErr w:type="spellStart"/>
+      <w:r>
+        <w:t>R_reval_ajustado</w:t>
+      </w:r>
+      <w:proofErr w:type="spellEnd"/>
+      <w:r>
+        <w:t xml:space="preserve"> = 33.111, </w:t>
+      </w:r>
+      <w:proofErr w:type="spellStart"/>
+      <w:r>
+        <w:t>Deuda_Nacional</w:t>
+      </w:r>
+      <w:proofErr w:type="spellEnd"/>
+      <w:r>
+        <w:t xml:space="preserve"> = 125.546.128 millones Bs. CAD = (2.191.431,50 × 33.111) / 125.546.128 = 577,9. Esto indica que la masa monetaria revalorizada es 577 veces mayor que la deuda nacional.</w:t>
+      </w:r>
+    </w:p>
+    <w:p/>
+    <w:p>
+      <w:r>
+        <w:t>---</w:t>
+      </w:r>
+    </w:p>
+    <w:p/>
+    <w:p>
+      <w:r>
+        <w:t>2.4. Fórmula del Índice de Poder Adquisitivo Real (IPAR)</w:t>
+      </w:r>
+    </w:p>
+    <w:p/>
+    <w:p>
+      <w:r>
+        <w:t>Problema que resuelve: Medir el poder adquisitivo real de una moneda, ajustado por inflación.</w:t>
+      </w:r>
+    </w:p>
+    <w:p/>
+    <w:p>
+      <w:r>
+        <w:t>Fórmula:</w:t>
+      </w:r>
+    </w:p>
+    <w:p>
+      <w:r>
+        <w:t xml:space="preserve">IPAR = </w:t>
+      </w:r>
+      <w:proofErr w:type="spellStart"/>
+      <w:r>
+        <w:t>R_reval_ajustado</w:t>
+      </w:r>
+      <w:proofErr w:type="spellEnd"/>
+      <w:r>
+        <w:t xml:space="preserve"> / IPC</w:t>
+      </w:r>
+    </w:p>
+    <w:p/>
+    <w:p>
+      <w:r>
+        <w:t>Donde:</w:t>
+      </w:r>
+    </w:p>
+    <w:p/>
+    <w:p>
+      <w:r>
+        <w:t>· IPC: Índice de Precios al Consumidor.</w:t>
+      </w:r>
+    </w:p>
+    <w:p/>
+    <w:p>
+      <w:r>
+        <w:t>Teoría:</w:t>
+      </w:r>
+    </w:p>
+    <w:p>
+      <w:r>
+        <w:t>El tipo de cambio no refleja lo que realmente se puede comprar con una moneda en su propio país. El IPAR ajusta el factor de revalorización por el nivel de precios. Un IPAR alto indica que la moneda tiene un alto valor real a pesar de la inflación. Un IPAR bajo muestra que la inflación está erosionando el valor de la moneda.</w:t>
+      </w:r>
+    </w:p>
+    <w:p/>
+    <w:p>
+      <w:r>
+        <w:t>Ejemplo de aplicación:</w:t>
+      </w:r>
+    </w:p>
+    <w:p>
+      <w:r>
+        <w:t xml:space="preserve">Para Venezuela, </w:t>
+      </w:r>
+      <w:proofErr w:type="spellStart"/>
+      <w:r>
+        <w:t>R_reval_ajustado</w:t>
+      </w:r>
+      <w:proofErr w:type="spellEnd"/>
+      <w:r>
+        <w:t xml:space="preserve"> = 33.111, IPC = 5,76 (equivalente a 576% de inflación). IPAR = 33.111 / 5,76 = 5.748. Esto indica que el poder adquisitivo real del bolívar es 5.748 veces superior a su valor nominal.</w:t>
+      </w:r>
+    </w:p>
+    <w:p/>
+    <w:p>
+      <w:r>
+        <w:t>---</w:t>
+      </w:r>
+    </w:p>
+    <w:p/>
+    <w:p>
+      <w:r>
+        <w:t>2.5. Fórmula del Margen de Revalorización Potencial (MRP)</w:t>
+      </w:r>
+    </w:p>
+    <w:p/>
+    <w:p>
+      <w:r>
+        <w:t>Problema que resuelve: Determinar el porcentaje de revalorización potencial de una moneda si el mercado se alineara con la Fórmula B.</w:t>
+      </w:r>
+    </w:p>
+    <w:p/>
+    <w:p>
+      <w:r>
+        <w:t>Fórmula:</w:t>
+      </w:r>
+    </w:p>
+    <w:p>
+      <w:r>
+        <w:t>MRP = (</w:t>
+      </w:r>
+      <w:proofErr w:type="spellStart"/>
+      <w:r>
+        <w:t>R_reval_ajustado</w:t>
+      </w:r>
+      <w:proofErr w:type="spellEnd"/>
+      <w:r>
+        <w:t xml:space="preserve"> - 1) × 100</w:t>
+      </w:r>
+    </w:p>
+    <w:p/>
+    <w:p>
+      <w:r>
+        <w:t>Teoría:</w:t>
+      </w:r>
+    </w:p>
+    <w:p>
+      <w:r>
+        <w:t>Esta fórmula cuantifica la diferencia entre el valor real y el valor nominal de una moneda, expresada como porcentaje. Un MRP alto indica un gran margen de apreciación si el mercado corrigiera su distorsión.</w:t>
+      </w:r>
+    </w:p>
+    <w:p/>
+    <w:p>
+      <w:r>
+        <w:t>Ejemplo de aplicación:</w:t>
+      </w:r>
+    </w:p>
+    <w:p>
+      <w:r>
+        <w:t xml:space="preserve">Para Venezuela, </w:t>
+      </w:r>
+      <w:proofErr w:type="spellStart"/>
+      <w:r>
+        <w:t>R_reval_ajustado</w:t>
+      </w:r>
+      <w:proofErr w:type="spellEnd"/>
+      <w:r>
+        <w:t xml:space="preserve"> = 33.111. MRP = (33.111 - 1) × 100 = 3.311.000%. Esto indica que el bolívar tiene un margen de revalorización potencial de 3.311.000%.</w:t>
+      </w:r>
+    </w:p>
+    <w:p/>
+    <w:p>
+      <w:r>
+        <w:t>---</w:t>
+      </w:r>
+    </w:p>
+    <w:p/>
+    <w:p>
+      <w:r>
+        <w:t>2.6. Fórmula del Factor de Subvaloración Estructural (FSE)</w:t>
+      </w:r>
+    </w:p>
+    <w:p/>
+    <w:p>
+      <w:r>
+        <w:t xml:space="preserve">Problema que resuelve: Medir cuántas veces una moneda está subvalorada por el </w:t>
+      </w:r>
+      <w:proofErr w:type="spellStart"/>
+      <w:r>
+        <w:t>Forex</w:t>
+      </w:r>
+      <w:proofErr w:type="spellEnd"/>
+      <w:r>
+        <w:t xml:space="preserve"> en relación con su valor estructural.</w:t>
+      </w:r>
+    </w:p>
+    <w:p/>
+    <w:p>
+      <w:r>
+        <w:t>Fórmula:</w:t>
+      </w:r>
+    </w:p>
+    <w:p>
+      <w:r>
+        <w:t xml:space="preserve">FSE = </w:t>
+      </w:r>
+      <w:proofErr w:type="spellStart"/>
+      <w:r>
+        <w:t>R_reval_ajustado</w:t>
+      </w:r>
+      <w:proofErr w:type="spellEnd"/>
+      <w:r>
+        <w:t xml:space="preserve"> / </w:t>
+      </w:r>
+      <w:proofErr w:type="spellStart"/>
+      <w:r>
+        <w:t>TC_Forex</w:t>
+      </w:r>
+      <w:proofErr w:type="spellEnd"/>
+    </w:p>
+    <w:p/>
+    <w:p>
+      <w:r>
+        <w:t>Teoría:</w:t>
+      </w:r>
+    </w:p>
+    <w:p>
+      <w:r>
+        <w:t>Esta fórmula compara el valor real (</w:t>
+      </w:r>
+      <w:proofErr w:type="spellStart"/>
+      <w:r>
+        <w:t>R_reval_ajustado</w:t>
+      </w:r>
+      <w:proofErr w:type="spellEnd"/>
+      <w:r>
+        <w:t>) con el precio de mercado (</w:t>
+      </w:r>
+      <w:proofErr w:type="spellStart"/>
+      <w:r>
+        <w:t>TC_Forex</w:t>
+      </w:r>
+      <w:proofErr w:type="spellEnd"/>
+      <w:r>
+        <w:t>). Un FSE &gt; 1 indica subvaloración. Un FSE &lt; 1 indica sobrevaloración. El FSE es una herramienta para medir la distorsión del mercado cambiario.</w:t>
+      </w:r>
+    </w:p>
+    <w:p/>
+    <w:p>
+      <w:r>
+        <w:t>Ejemplo de aplicación:</w:t>
+      </w:r>
+    </w:p>
+    <w:p>
+      <w:r>
+        <w:t xml:space="preserve">Para Venezuela, </w:t>
+      </w:r>
+      <w:proofErr w:type="spellStart"/>
+      <w:r>
+        <w:t>R_reval_ajustado</w:t>
+      </w:r>
+      <w:proofErr w:type="spellEnd"/>
+      <w:r>
+        <w:t xml:space="preserve"> = 4.474,45 USD/Bs, </w:t>
+      </w:r>
+      <w:proofErr w:type="spellStart"/>
+      <w:r>
+        <w:t>TC_Forex</w:t>
+      </w:r>
+      <w:proofErr w:type="spellEnd"/>
+      <w:r>
+        <w:t xml:space="preserve"> = 0,00127 USD/Bs. FSE = 4.474,45 / 0,00127 = 3.523.189. Esto indica que el bolívar está subvalorado 3.523.189 veces por el </w:t>
+      </w:r>
+      <w:proofErr w:type="spellStart"/>
+      <w:r>
+        <w:t>Forex</w:t>
+      </w:r>
+      <w:proofErr w:type="spellEnd"/>
+      <w:r>
+        <w:t>.</w:t>
+      </w:r>
+    </w:p>
+    <w:p/>
+    <w:p>
+      <w:r>
+        <w:t>---</w:t>
+      </w:r>
+    </w:p>
+    <w:p/>
+    <w:p>
+      <w:r>
+        <w:t>2.7. Fórmula de la Capacidad de Pago de la Deuda Mundial (CPDM)</w:t>
+      </w:r>
+    </w:p>
+    <w:p/>
+    <w:p>
+      <w:r>
+        <w:t>Problema que resuelve: Determinar cuántas veces un país puede pagar la deuda pública mundial con su masa monetaria revalorizada.</w:t>
+      </w:r>
+    </w:p>
+    <w:p/>
+    <w:p>
+      <w:r>
+        <w:t>Fórmula:</w:t>
+      </w:r>
+    </w:p>
+    <w:p>
+      <w:r>
+        <w:t xml:space="preserve">CPDM = (M2 × </w:t>
+      </w:r>
+      <w:proofErr w:type="spellStart"/>
+      <w:r>
+        <w:t>R_reval_ajustado</w:t>
+      </w:r>
+      <w:proofErr w:type="spellEnd"/>
+      <w:r>
+        <w:t xml:space="preserve">) / </w:t>
+      </w:r>
+      <w:proofErr w:type="spellStart"/>
+      <w:r>
+        <w:t>Deuda_Mundial</w:t>
+      </w:r>
+      <w:proofErr w:type="spellEnd"/>
+    </w:p>
+    <w:p/>
+    <w:p>
+      <w:r>
+        <w:t>Teoría:</w:t>
+      </w:r>
+    </w:p>
+    <w:p>
+      <w:r>
+        <w:t>Esta fórmula extiende el concepto de CAD a escala global. Mide el poder de compra de una nación en relación con la deuda total del mundo.</w:t>
+      </w:r>
+    </w:p>
+    <w:p/>
+    <w:p>
+      <w:r>
+        <w:t>Ejemplo de aplicación:</w:t>
+      </w:r>
+    </w:p>
+    <w:p>
+      <w:r>
+        <w:t xml:space="preserve">Para Venezuela, M2 = 2.191.431,50 millones Bs, </w:t>
+      </w:r>
+      <w:proofErr w:type="spellStart"/>
+      <w:r>
+        <w:t>R_reval_ajustado</w:t>
+      </w:r>
+      <w:proofErr w:type="spellEnd"/>
+      <w:r>
+        <w:t xml:space="preserve"> = 4.474,45 USD/Bs, </w:t>
+      </w:r>
+      <w:proofErr w:type="spellStart"/>
+      <w:r>
+        <w:t>Deuda_Mundial</w:t>
+      </w:r>
+      <w:proofErr w:type="spellEnd"/>
+      <w:r>
+        <w:t xml:space="preserve"> = 300.000.000.000.000 USD. CPDM = (2.191.431,50 × 4.474,45) / 300.000.000.000.000 = 32,68. Esto indica que Venezuela puede pagar la deuda mundial 32,68 veces.</w:t>
+      </w:r>
+    </w:p>
+    <w:p/>
+    <w:p>
+      <w:r>
+        <w:t>---</w:t>
+      </w:r>
+    </w:p>
+    <w:p/>
+    <w:p>
+      <w:r>
+        <w:t>2.8. Fórmula del Coeficiente de Estabilidad Monetaria (CEM)</w:t>
+      </w:r>
+    </w:p>
+    <w:p/>
+    <w:p>
+      <w:r>
+        <w:t>Problema que resuelve: Evaluar la estabilidad de una moneda a partir de su factor de revalorización y su volatilidad.</w:t>
+      </w:r>
+    </w:p>
+    <w:p/>
+    <w:p>
+      <w:r>
+        <w:t>Fórmula:</w:t>
+      </w:r>
+    </w:p>
+    <w:p>
+      <w:r>
+        <w:t xml:space="preserve">CEM = </w:t>
+      </w:r>
+      <w:proofErr w:type="spellStart"/>
+      <w:r>
+        <w:t>R_reval_ajustado</w:t>
+      </w:r>
+      <w:proofErr w:type="spellEnd"/>
+      <w:r>
+        <w:t xml:space="preserve"> / </w:t>
+      </w:r>
+      <w:proofErr w:type="spellStart"/>
+      <w:r>
+        <w:t>σ_R</w:t>
+      </w:r>
+      <w:proofErr w:type="spellEnd"/>
+    </w:p>
+    <w:p/>
+    <w:p>
+      <w:r>
+        <w:t>Donde:</w:t>
+      </w:r>
+    </w:p>
+    <w:p/>
+    <w:p>
+      <w:r>
+        <w:t xml:space="preserve">· </w:t>
+      </w:r>
+      <w:proofErr w:type="spellStart"/>
+      <w:r>
+        <w:t>σ_R</w:t>
+      </w:r>
+      <w:proofErr w:type="spellEnd"/>
+      <w:r>
+        <w:t>: Desviación estándar del factor de revalorización en un período dado.</w:t>
+      </w:r>
+    </w:p>
+    <w:p/>
+    <w:p>
+      <w:r>
+        <w:t>Teoría:</w:t>
+      </w:r>
+    </w:p>
+    <w:p>
+      <w:r>
+        <w:t>Un CEM alto indica que la moneda tiene un valor estructural alto y estable. Un CEM bajo sugiere que la moneda es volátil y que su valor estructural puede fluctuar significativamente.</w:t>
+      </w:r>
+    </w:p>
+    <w:p/>
+    <w:p>
+      <w:r>
+        <w:t>Ejemplo de aplicación:</w:t>
+      </w:r>
+    </w:p>
+    <w:p>
+      <w:r>
+        <w:t xml:space="preserve">Si </w:t>
+      </w:r>
+      <w:proofErr w:type="spellStart"/>
+      <w:r>
+        <w:t>R_reval_ajustado</w:t>
+      </w:r>
+      <w:proofErr w:type="spellEnd"/>
+      <w:r>
+        <w:t xml:space="preserve"> = 33.111 y </w:t>
+      </w:r>
+      <w:proofErr w:type="spellStart"/>
+      <w:r>
+        <w:t>σ_R</w:t>
+      </w:r>
+      <w:proofErr w:type="spellEnd"/>
+      <w:r>
+        <w:t xml:space="preserve"> = 100, entonces CEM = 331,11. Esto indica que el bolívar tiene un alto coeficiente de estabilidad.</w:t>
+      </w:r>
+    </w:p>
+    <w:p/>
+    <w:p>
+      <w:r>
+        <w:t>---</w:t>
+      </w:r>
+    </w:p>
+    <w:p/>
+    <w:p>
+      <w:r>
+        <w:t>2.9. Fórmula del Índice de Confianza Monetaria (ICM)</w:t>
+      </w:r>
+    </w:p>
+    <w:p/>
+    <w:p>
+      <w:r>
+        <w:t>Problema que resuelve: Medir la confianza en una moneda a partir de su factor de revalorización y el riesgo país.</w:t>
+      </w:r>
+    </w:p>
+    <w:p/>
+    <w:p>
+      <w:r>
+        <w:t>Fórmula:</w:t>
+      </w:r>
+    </w:p>
+    <w:p>
+      <w:r>
+        <w:t xml:space="preserve">ICM = </w:t>
+      </w:r>
+      <w:proofErr w:type="spellStart"/>
+      <w:r>
+        <w:t>R_reval_ajustado</w:t>
+      </w:r>
+      <w:proofErr w:type="spellEnd"/>
+      <w:r>
+        <w:t xml:space="preserve"> / </w:t>
+      </w:r>
+      <w:proofErr w:type="spellStart"/>
+      <w:r>
+        <w:t>ρ_soberano</w:t>
+      </w:r>
+      <w:proofErr w:type="spellEnd"/>
+    </w:p>
+    <w:p/>
+    <w:p>
+      <w:r>
+        <w:t>Teoría:</w:t>
+      </w:r>
+    </w:p>
+    <w:p>
+      <w:r>
+        <w:t>Un ICM alto indica que el valor estructural de la moneda supera ampliamente el riesgo percibido. Un ICM bajo sugiere que el riesgo país erosiona la confianza en la moneda.</w:t>
+      </w:r>
+    </w:p>
+    <w:p/>
+    <w:p>
+      <w:r>
+        <w:t>Ejemplo de aplicación:</w:t>
+      </w:r>
+    </w:p>
+    <w:p>
+      <w:r>
+        <w:t xml:space="preserve">Para Venezuela, </w:t>
+      </w:r>
+      <w:proofErr w:type="spellStart"/>
+      <w:r>
+        <w:t>R_reval_ajustado</w:t>
+      </w:r>
+      <w:proofErr w:type="spellEnd"/>
+      <w:r>
+        <w:t xml:space="preserve"> = 33.111, </w:t>
+      </w:r>
+      <w:proofErr w:type="spellStart"/>
+      <w:r>
+        <w:t>ρ_soberano</w:t>
+      </w:r>
+      <w:proofErr w:type="spellEnd"/>
+      <w:r>
+        <w:t xml:space="preserve"> = 0,7193. ICM = 33.111 / 0,7193 = 46.032. Esto indica que el bolívar tiene un alto índice de confianza.</w:t>
+      </w:r>
+    </w:p>
+    <w:p/>
+    <w:p>
+      <w:r>
+        <w:t>---</w:t>
+      </w:r>
+    </w:p>
+    <w:p/>
+    <w:p>
+      <w:r>
+        <w:t>2.10. Fórmula del Multiplicador de Revalorización del TBAC (MRT)</w:t>
+      </w:r>
+    </w:p>
+    <w:p/>
+    <w:p>
+      <w:r>
+        <w:t>Problema que resuelve: Determinar el multiplicador que convierte el valor nominal del TBAC en su valor real.</w:t>
+      </w:r>
+    </w:p>
+    <w:p/>
+    <w:p>
+      <w:r>
+        <w:t>Fórmula:</w:t>
+      </w:r>
+    </w:p>
+    <w:p>
+      <w:r>
+        <w:t>MRT = V_TBAC(t) / (n / UT(0))</w:t>
+      </w:r>
+    </w:p>
+    <w:p/>
+    <w:p>
+      <w:r>
+        <w:t>Teoría:</w:t>
+      </w:r>
+    </w:p>
+    <w:p>
+      <w:r>
+        <w:t xml:space="preserve">El MRT mide cuántas veces el valor real del TBAC supera su valor base (n / UT(0)). Incorpora los efectos del arbitraje, las canastas de </w:t>
+      </w:r>
+      <w:proofErr w:type="spellStart"/>
+      <w:r>
+        <w:t>criptobonos</w:t>
+      </w:r>
+      <w:proofErr w:type="spellEnd"/>
+      <w:r>
+        <w:t xml:space="preserve"> y divisas.</w:t>
+      </w:r>
+    </w:p>
+    <w:p/>
+    <w:p>
+      <w:r>
+        <w:t>Ejemplo de aplicación:</w:t>
+      </w:r>
+    </w:p>
+    <w:p>
+      <w:r>
+        <w:t>Si V_TBAC(t) = 6,56 × 10^15 Bs y n / UT(0) = 10^8 / 1,25 × 10^-6 = 8 × 10^13 Bs, entonces MRT = 6,56 × 10^15 / 8 × 10^13 = 82. Esto indica que el TBAC se ha revalorizado 82 veces desde su creación.</w:t>
+      </w:r>
+    </w:p>
+    <w:p/>
+    <w:p>
+      <w:r>
+        <w:t>---</w:t>
+      </w:r>
+    </w:p>
+    <w:p/>
+    <w:p>
+      <w:r>
+        <w:t>PARTE III: LEYES FUNDAMENTALES DEL SISTEMA TBAC</w:t>
+      </w:r>
+    </w:p>
+    <w:p/>
+    <w:p>
+      <w:r>
+        <w:t>El sistema TBAC se rige por cinco leyes económicas fundamentales que garantizan su estabilidad dinámica.</w:t>
+      </w:r>
+    </w:p>
+    <w:p/>
+    <w:p>
+      <w:r>
+        <w:t>---</w:t>
+      </w:r>
+    </w:p>
+    <w:p/>
+    <w:p>
+      <w:r>
+        <w:t>3.1. Ley de Conservación del Valor de la Canasta</w:t>
+      </w:r>
+    </w:p>
+    <w:p/>
+    <w:p>
+      <w:r>
+        <w:t xml:space="preserve">Enunciado: El valor total de la canasta que respalda al TBAC (4 </w:t>
+      </w:r>
+      <w:proofErr w:type="spellStart"/>
+      <w:r>
+        <w:t>criptobonos</w:t>
+      </w:r>
+      <w:proofErr w:type="spellEnd"/>
+      <w:r>
+        <w:t xml:space="preserve"> + divisas) se conserva en ausencia de shocks externos, descontando los costos operativos.</w:t>
+      </w:r>
+    </w:p>
+    <w:p/>
+    <w:p>
+      <w:r>
+        <w:t>Ecuación:</w:t>
+      </w:r>
+    </w:p>
+    <w:p>
+      <w:r>
+        <w:t>d/</w:t>
+      </w:r>
+      <w:proofErr w:type="spellStart"/>
+      <w:r>
+        <w:t>dt</w:t>
+      </w:r>
+      <w:proofErr w:type="spellEnd"/>
+      <w:r>
+        <w:t xml:space="preserve"> [Σ </w:t>
+      </w:r>
+      <w:proofErr w:type="spellStart"/>
+      <w:r>
+        <w:t>w_i</w:t>
+      </w:r>
+      <w:proofErr w:type="spellEnd"/>
+      <w:r>
+        <w:t xml:space="preserve"> × </w:t>
+      </w:r>
+      <w:proofErr w:type="spellStart"/>
+      <w:r>
+        <w:t>A_i</w:t>
+      </w:r>
+      <w:proofErr w:type="spellEnd"/>
+      <w:r>
+        <w:t xml:space="preserve">(t) + Σ </w:t>
+      </w:r>
+      <w:proofErr w:type="spellStart"/>
+      <w:r>
+        <w:t>v_j</w:t>
+      </w:r>
+      <w:proofErr w:type="spellEnd"/>
+      <w:r>
+        <w:t xml:space="preserve"> × </w:t>
+      </w:r>
+      <w:proofErr w:type="spellStart"/>
+      <w:r>
+        <w:t>F_j</w:t>
+      </w:r>
+      <w:proofErr w:type="spellEnd"/>
+      <w:r>
+        <w:t>(t)] = σ(t) - μ(t)</w:t>
+      </w:r>
+    </w:p>
+    <w:p/>
+    <w:p>
+      <w:r>
+        <w:t>Donde:</w:t>
+      </w:r>
+    </w:p>
+    <w:p/>
+    <w:p>
+      <w:r>
+        <w:t xml:space="preserve">· </w:t>
+      </w:r>
+      <w:proofErr w:type="spellStart"/>
+      <w:r>
+        <w:t>A_i</w:t>
+      </w:r>
+      <w:proofErr w:type="spellEnd"/>
+      <w:r>
+        <w:t>(t): Valor del i-</w:t>
+      </w:r>
+      <w:proofErr w:type="spellStart"/>
+      <w:r>
+        <w:t>ésimo</w:t>
+      </w:r>
+      <w:proofErr w:type="spellEnd"/>
+      <w:r>
+        <w:t xml:space="preserve"> </w:t>
+      </w:r>
+      <w:proofErr w:type="spellStart"/>
+      <w:r>
+        <w:t>criptobono</w:t>
+      </w:r>
+      <w:proofErr w:type="spellEnd"/>
+      <w:r>
+        <w:t>.</w:t>
+      </w:r>
+    </w:p>
+    <w:p>
+      <w:r>
+        <w:t xml:space="preserve">· </w:t>
+      </w:r>
+      <w:proofErr w:type="spellStart"/>
+      <w:r>
+        <w:t>F_j</w:t>
+      </w:r>
+      <w:proofErr w:type="spellEnd"/>
+      <w:r>
+        <w:t>(t): Tipo de cambio de la j-</w:t>
+      </w:r>
+      <w:proofErr w:type="spellStart"/>
+      <w:r>
+        <w:t>ésima</w:t>
+      </w:r>
+      <w:proofErr w:type="spellEnd"/>
+      <w:r>
+        <w:t xml:space="preserve"> divisa.</w:t>
+      </w:r>
+    </w:p>
+    <w:p>
+      <w:r>
+        <w:t xml:space="preserve">· </w:t>
+      </w:r>
+      <w:proofErr w:type="spellStart"/>
+      <w:r>
+        <w:t>w_i</w:t>
+      </w:r>
+      <w:proofErr w:type="spellEnd"/>
+      <w:r>
+        <w:t xml:space="preserve">, </w:t>
+      </w:r>
+      <w:proofErr w:type="spellStart"/>
+      <w:r>
+        <w:t>v_j</w:t>
+      </w:r>
+      <w:proofErr w:type="spellEnd"/>
+      <w:r>
+        <w:t>: Ponderaciones (suman 1).</w:t>
+      </w:r>
+    </w:p>
+    <w:p>
+      <w:r>
+        <w:t>· σ(t): Ganancia del arbitraje.</w:t>
+      </w:r>
+    </w:p>
+    <w:p>
+      <w:r>
+        <w:t xml:space="preserve">· μ(t): Costos operativos (gas </w:t>
+      </w:r>
+      <w:proofErr w:type="spellStart"/>
+      <w:r>
+        <w:t>fees</w:t>
+      </w:r>
+      <w:proofErr w:type="spellEnd"/>
+      <w:r>
+        <w:t>, comisiones).</w:t>
+      </w:r>
+    </w:p>
+    <w:p/>
+    <w:p>
+      <w:r>
+        <w:t>Teoría:</w:t>
+      </w:r>
+    </w:p>
+    <w:p>
+      <w:r>
+        <w:t>Esta ley establece que el respaldo del TBAC no se destruye, solo se transforma. Las ganancias del arbitraje aumentan el valor de la canasta, mientras que los costos operativos lo reducen. En ausencia de arbitraje (σ = 0) y costos (μ = 0), la canasta se mantiene constante.</w:t>
+      </w:r>
+    </w:p>
+    <w:p/>
+    <w:p>
+      <w:r>
+        <w:t>Ejemplo:</w:t>
+      </w:r>
+    </w:p>
+    <w:p>
+      <w:r>
+        <w:t>Si la canasta inicial vale 142.000 millones de dólares, y el arbitraje genera 2.000 millones en un mes con costos de 500 millones, el valor de la canasta aumenta a 143.500 millones de dólares.</w:t>
+      </w:r>
+    </w:p>
+    <w:p/>
+    <w:p>
+      <w:r>
+        <w:t>---</w:t>
+      </w:r>
+    </w:p>
+    <w:p/>
+    <w:p>
+      <w:r>
+        <w:t>3.2. Ley de Demanda Forzosa Exponencial</w:t>
+      </w:r>
+    </w:p>
+    <w:p/>
+    <w:p>
+      <w:r>
+        <w:t xml:space="preserve">Enunciado: La demanda de TBAC crece exponencialmente con la emisión acumulada de los </w:t>
+      </w:r>
+      <w:proofErr w:type="spellStart"/>
+      <w:r>
+        <w:t>criptobonos</w:t>
+      </w:r>
+      <w:proofErr w:type="spellEnd"/>
+      <w:r>
+        <w:t xml:space="preserve"> y las expectativas inflacionarias.</w:t>
+      </w:r>
+    </w:p>
+    <w:p/>
+    <w:p>
+      <w:r>
+        <w:t>Ecuación:</w:t>
+      </w:r>
+    </w:p>
+    <w:p>
+      <w:r>
+        <w:t xml:space="preserve">D_TBAC(t) = D_0 × </w:t>
+      </w:r>
+      <w:proofErr w:type="spellStart"/>
+      <w:r>
+        <w:t>exp</w:t>
+      </w:r>
+      <w:proofErr w:type="spellEnd"/>
+      <w:r>
+        <w:t xml:space="preserve">( ∫_{0}^{t} [ λ × Σ </w:t>
+      </w:r>
+      <w:proofErr w:type="spellStart"/>
+      <w:r>
+        <w:t>Emision_i</w:t>
+      </w:r>
+      <w:proofErr w:type="spellEnd"/>
+      <w:r>
+        <w:t>(s) + μ × π_</w:t>
+      </w:r>
+      <w:proofErr w:type="spellStart"/>
+      <w:r>
+        <w:t>esp</w:t>
+      </w:r>
+      <w:proofErr w:type="spellEnd"/>
+      <w:r>
+        <w:t xml:space="preserve">(s) + ν × d²TC/ds² ] </w:t>
+      </w:r>
+      <w:proofErr w:type="spellStart"/>
+      <w:r>
+        <w:t>ds</w:t>
+      </w:r>
+      <w:proofErr w:type="spellEnd"/>
+      <w:r>
+        <w:t xml:space="preserve"> )</w:t>
+      </w:r>
+    </w:p>
+    <w:p/>
+    <w:p>
+      <w:r>
+        <w:t>Donde:</w:t>
+      </w:r>
+    </w:p>
+    <w:p/>
+    <w:p>
+      <w:r>
+        <w:t>· D_TBAC(t): Demanda de TBAC en el tiempo t.</w:t>
+      </w:r>
+    </w:p>
+    <w:p>
+      <w:r>
+        <w:t>· D_0: Demanda inicial.</w:t>
+      </w:r>
+    </w:p>
+    <w:p>
+      <w:r>
+        <w:t xml:space="preserve">· </w:t>
+      </w:r>
+      <w:proofErr w:type="spellStart"/>
+      <w:r>
+        <w:t>Emision_i</w:t>
+      </w:r>
+      <w:proofErr w:type="spellEnd"/>
+      <w:r>
+        <w:t xml:space="preserve">(s): Tasa de emisión del </w:t>
+      </w:r>
+      <w:proofErr w:type="spellStart"/>
+      <w:r>
+        <w:t>criptobono</w:t>
+      </w:r>
+      <w:proofErr w:type="spellEnd"/>
+      <w:r>
+        <w:t xml:space="preserve"> i.</w:t>
+      </w:r>
+    </w:p>
+    <w:p>
+      <w:r>
+        <w:t>· π_</w:t>
+      </w:r>
+      <w:proofErr w:type="spellStart"/>
+      <w:r>
+        <w:t>esp</w:t>
+      </w:r>
+      <w:proofErr w:type="spellEnd"/>
+      <w:r>
+        <w:t>(s): Expectativas de inflación.</w:t>
+      </w:r>
+    </w:p>
+    <w:p>
+      <w:r>
+        <w:t>· λ, μ, ν: Coeficientes de elasticidad.</w:t>
+      </w:r>
+    </w:p>
+    <w:p>
+      <w:r>
+        <w:t>· d²TC/ds²: Aceleración del tipo de cambio.</w:t>
+      </w:r>
+    </w:p>
+    <w:p/>
+    <w:p>
+      <w:r>
+        <w:t>Teoría:</w:t>
+      </w:r>
+    </w:p>
+    <w:p>
+      <w:r>
+        <w:t xml:space="preserve">La demanda de TBAC es elástica y responde a la emisión de </w:t>
+      </w:r>
+      <w:proofErr w:type="spellStart"/>
+      <w:r>
+        <w:t>criptobonos</w:t>
+      </w:r>
+      <w:proofErr w:type="spellEnd"/>
+      <w:r>
+        <w:t xml:space="preserve"> y a las expectativas inflacionarias. Cuanto mayor sea la emisión de </w:t>
+      </w:r>
+      <w:proofErr w:type="spellStart"/>
+      <w:r>
+        <w:t>criptobonos</w:t>
+      </w:r>
+      <w:proofErr w:type="spellEnd"/>
+      <w:r>
+        <w:t>, mayor será la demanda de TBAC, lo que presiona al alza su valor.</w:t>
+      </w:r>
+    </w:p>
+    <w:p/>
+    <w:p>
+      <w:r>
+        <w:t>---</w:t>
+      </w:r>
+    </w:p>
+    <w:p/>
+    <w:p>
+      <w:r>
+        <w:t>3.3. Ley de Retroalimentación Negativa del Déficit</w:t>
+      </w:r>
+    </w:p>
+    <w:p/>
+    <w:p>
+      <w:r>
+        <w:t>Enunciado: La revalorización del bolívar reduce automáticamente el déficit fiscal y comercial.</w:t>
+      </w:r>
+    </w:p>
+    <w:p/>
+    <w:p>
+      <w:r>
+        <w:t>Ecuación:</w:t>
+      </w:r>
+    </w:p>
+    <w:p>
+      <w:r>
+        <w:t>d(Déficit)/</w:t>
+      </w:r>
+      <w:proofErr w:type="spellStart"/>
+      <w:r>
+        <w:t>dt</w:t>
+      </w:r>
+      <w:proofErr w:type="spellEnd"/>
+      <w:r>
+        <w:t xml:space="preserve"> = -γ × ( (</w:t>
+      </w:r>
+      <w:proofErr w:type="spellStart"/>
+      <w:r>
+        <w:t>dV_TBAC</w:t>
+      </w:r>
+      <w:proofErr w:type="spellEnd"/>
+      <w:r>
+        <w:t>/</w:t>
+      </w:r>
+      <w:proofErr w:type="spellStart"/>
+      <w:r>
+        <w:t>dt</w:t>
+      </w:r>
+      <w:proofErr w:type="spellEnd"/>
+      <w:r>
+        <w:t>) / V_TBAC(t) ) × Déficit(t) × (1 + δ × C(t))² + ε(t)</w:t>
+      </w:r>
+    </w:p>
+    <w:p/>
+    <w:p>
+      <w:r>
+        <w:t>Donde:</w:t>
+      </w:r>
+    </w:p>
+    <w:p/>
+    <w:p>
+      <w:r>
+        <w:t>· γ: Coeficiente de retroalimentación.</w:t>
+      </w:r>
+    </w:p>
+    <w:p>
+      <w:r>
+        <w:t xml:space="preserve">· C(t): Cobertura del sistema (porcentaje del déficit cubierto por </w:t>
+      </w:r>
+      <w:proofErr w:type="spellStart"/>
+      <w:r>
+        <w:t>criptobonos</w:t>
+      </w:r>
+      <w:proofErr w:type="spellEnd"/>
+      <w:r>
+        <w:t>).</w:t>
+      </w:r>
+    </w:p>
+    <w:p>
+      <w:r>
+        <w:t>· ε(t): Término de error estocástico.</w:t>
+      </w:r>
+    </w:p>
+    <w:p/>
+    <w:p>
+      <w:r>
+        <w:t>Teoría:</w:t>
+      </w:r>
+    </w:p>
+    <w:p>
+      <w:r>
+        <w:t>La revalorización del bolívar (</w:t>
+      </w:r>
+      <w:proofErr w:type="spellStart"/>
+      <w:r>
+        <w:t>dV_TBAC</w:t>
+      </w:r>
+      <w:proofErr w:type="spellEnd"/>
+      <w:r>
+        <w:t>/</w:t>
+      </w:r>
+      <w:proofErr w:type="spellStart"/>
+      <w:r>
+        <w:t>dt</w:t>
+      </w:r>
+      <w:proofErr w:type="spellEnd"/>
+      <w:r>
+        <w:t xml:space="preserve"> &gt; 0) reduce el déficit. Cuanto mayor sea la tasa de apreciación, mayor será la reducción del déficit. La cobertura C(t) amplifica este efecto: si el déficit está cubierto por </w:t>
+      </w:r>
+      <w:proofErr w:type="spellStart"/>
+      <w:r>
+        <w:t>criptobonos</w:t>
+      </w:r>
+      <w:proofErr w:type="spellEnd"/>
+      <w:r>
+        <w:t>, la reducción es aún mayor.</w:t>
+      </w:r>
+    </w:p>
+    <w:p/>
+    <w:p>
+      <w:r>
+        <w:t>Ejemplo:</w:t>
+      </w:r>
+    </w:p>
+    <w:p>
+      <w:r>
+        <w:t>Si V_TBAC se aprecia un 10% (</w:t>
+      </w:r>
+      <w:proofErr w:type="spellStart"/>
+      <w:r>
+        <w:t>dV_TBAC</w:t>
+      </w:r>
+      <w:proofErr w:type="spellEnd"/>
+      <w:r>
+        <w:t>/V_TBAC = 0,10) y γ = 0,5, el déficit de 7.000 millones de dólares se reduce en 0,5 × 0,10 × 7.000 × (1 + δ × C)². Si C = 0,5 y δ = 0,5, la reducción es de 0,5 × 0,10 × 7.000 × 2,25 = 787,5 millones de dólares.</w:t>
+      </w:r>
+    </w:p>
+    <w:p/>
+    <w:p>
+      <w:r>
+        <w:t>---</w:t>
+      </w:r>
+    </w:p>
+    <w:p/>
+    <w:p>
+      <w:r>
+        <w:t>3.4. Ley de Convergencia del Tipo de Cambio Real</w:t>
+      </w:r>
+    </w:p>
+    <w:p/>
+    <w:p>
+      <w:r>
+        <w:t>Enunciado: El tipo de cambio real del TBAC converge exponencialmente a la paridad de poder adquisitivo (PPA).</w:t>
+      </w:r>
+    </w:p>
+    <w:p/>
+    <w:p>
+      <w:r>
+        <w:t>Ecuación:</w:t>
+      </w:r>
+    </w:p>
+    <w:p>
+      <w:proofErr w:type="spellStart"/>
+      <w:r>
+        <w:t>TC_real</w:t>
+      </w:r>
+      <w:proofErr w:type="spellEnd"/>
+      <w:r>
+        <w:t>(t) = TC_PPA(t) + (</w:t>
+      </w:r>
+      <w:proofErr w:type="spellStart"/>
+      <w:r>
+        <w:t>TC_real</w:t>
+      </w:r>
+      <w:proofErr w:type="spellEnd"/>
+      <w:r>
+        <w:t xml:space="preserve">(0) - TC_PPA(0)) × </w:t>
+      </w:r>
+      <w:proofErr w:type="spellStart"/>
+      <w:r>
+        <w:t>exp</w:t>
+      </w:r>
+      <w:proofErr w:type="spellEnd"/>
+      <w:r>
+        <w:t xml:space="preserve">( -∫_{0}^{t} θ × E(s) × ψ(s) </w:t>
+      </w:r>
+      <w:proofErr w:type="spellStart"/>
+      <w:r>
+        <w:t>ds</w:t>
+      </w:r>
+      <w:proofErr w:type="spellEnd"/>
+      <w:r>
+        <w:t xml:space="preserve"> )</w:t>
+      </w:r>
+    </w:p>
+    <w:p/>
+    <w:p>
+      <w:r>
+        <w:t>Donde:</w:t>
+      </w:r>
+    </w:p>
+    <w:p/>
+    <w:p>
+      <w:r>
+        <w:t xml:space="preserve">· </w:t>
+      </w:r>
+      <w:proofErr w:type="spellStart"/>
+      <w:r>
+        <w:t>TC_real</w:t>
+      </w:r>
+      <w:proofErr w:type="spellEnd"/>
+      <w:r>
+        <w:t>(t): Tipo de cambio real en el tiempo t.</w:t>
+      </w:r>
+    </w:p>
+    <w:p>
+      <w:r>
+        <w:t>· TC_PPA(t): Tipo de cambio de paridad de poder adquisitivo.</w:t>
+      </w:r>
+    </w:p>
+    <w:p>
+      <w:r>
+        <w:t>· θ: Velocidad de convergencia.</w:t>
+      </w:r>
+    </w:p>
+    <w:p>
+      <w:r>
+        <w:t xml:space="preserve">· E(s): Emisión de </w:t>
+      </w:r>
+      <w:proofErr w:type="spellStart"/>
+      <w:r>
+        <w:t>criptobonos</w:t>
+      </w:r>
+      <w:proofErr w:type="spellEnd"/>
+      <w:r>
+        <w:t>.</w:t>
+      </w:r>
+    </w:p>
+    <w:p>
+      <w:r>
+        <w:t>· ψ(s): Función de efectividad.</w:t>
+      </w:r>
+    </w:p>
+    <w:p/>
+    <w:p>
+      <w:r>
+        <w:t>Teoría:</w:t>
+      </w:r>
+    </w:p>
+    <w:p>
+      <w:r>
+        <w:t xml:space="preserve">El tipo de cambio real tiende a la PPA con el tiempo. La velocidad de convergencia está determinada por la emisión de </w:t>
+      </w:r>
+      <w:proofErr w:type="spellStart"/>
+      <w:r>
+        <w:t>criptobonos</w:t>
+      </w:r>
+      <w:proofErr w:type="spellEnd"/>
+      <w:r>
+        <w:t xml:space="preserve"> y la credibilidad del sistema. Cuanto mayor sea la emisión y la efectividad del sistema, más rápida será la convergencia.</w:t>
+      </w:r>
+    </w:p>
+    <w:p/>
+    <w:p>
+      <w:r>
+        <w:t>---</w:t>
+      </w:r>
+    </w:p>
+    <w:p/>
+    <w:p>
+      <w:r>
+        <w:t>3.5. Ley de Estabilización de la Inflación por Anclaje Dual</w:t>
+      </w:r>
+    </w:p>
+    <w:p/>
+    <w:p>
+      <w:r>
+        <w:t>Enunciado: La inflación del TBAC converge a la inflación internacional más un diferencial que depende de la brecha cambiaria y la credibilidad del sistema.</w:t>
+      </w:r>
+    </w:p>
+    <w:p/>
+    <w:p>
+      <w:r>
+        <w:t>Ecuación:</w:t>
+      </w:r>
+    </w:p>
+    <w:p>
+      <w:r>
+        <w:t>dπ(t)/</w:t>
+      </w:r>
+      <w:proofErr w:type="spellStart"/>
+      <w:r>
+        <w:t>dt</w:t>
+      </w:r>
+      <w:proofErr w:type="spellEnd"/>
+      <w:r>
+        <w:t xml:space="preserve"> = -η × (</w:t>
+      </w:r>
+      <w:proofErr w:type="spellStart"/>
+      <w:r>
+        <w:t>TC_real</w:t>
+      </w:r>
+      <w:proofErr w:type="spellEnd"/>
+      <w:r>
+        <w:t xml:space="preserve">(t) - TC_PPA(t)) × π(t) - ζ × (E(t) - </w:t>
+      </w:r>
+      <w:proofErr w:type="spellStart"/>
+      <w:r>
+        <w:t>E_esperada</w:t>
+      </w:r>
+      <w:proofErr w:type="spellEnd"/>
+      <w:r>
+        <w:t>(t)) + ξ(t)</w:t>
+      </w:r>
+    </w:p>
+    <w:p/>
+    <w:p>
+      <w:r>
+        <w:t>Donde:</w:t>
+      </w:r>
+    </w:p>
+    <w:p/>
+    <w:p>
+      <w:r>
+        <w:t>· π(t): Tasa de inflación.</w:t>
+      </w:r>
+    </w:p>
+    <w:p>
+      <w:r>
+        <w:t>· η: Coeficiente de sensibilidad.</w:t>
+      </w:r>
+    </w:p>
+    <w:p>
+      <w:r>
+        <w:t>· ζ: Coeficiente de credibilidad.</w:t>
+      </w:r>
+    </w:p>
+    <w:p>
+      <w:r>
+        <w:t xml:space="preserve">· E(t): Emisión de </w:t>
+      </w:r>
+      <w:proofErr w:type="spellStart"/>
+      <w:r>
+        <w:t>criptobonos</w:t>
+      </w:r>
+      <w:proofErr w:type="spellEnd"/>
+      <w:r>
+        <w:t>.</w:t>
+      </w:r>
+    </w:p>
+    <w:p>
+      <w:r>
+        <w:t xml:space="preserve">· </w:t>
+      </w:r>
+      <w:proofErr w:type="spellStart"/>
+      <w:r>
+        <w:t>E_esperada</w:t>
+      </w:r>
+      <w:proofErr w:type="spellEnd"/>
+      <w:r>
+        <w:t>(t): Emisión esperada.</w:t>
+      </w:r>
+    </w:p>
+    <w:p>
+      <w:r>
+        <w:t>· ξ(t): Término de error estocástico.</w:t>
+      </w:r>
+    </w:p>
+    <w:p/>
+    <w:p>
+      <w:r>
+        <w:t>Teoría:</w:t>
+      </w:r>
+    </w:p>
+    <w:p>
+      <w:r>
+        <w:t>La inflación se estabiliza mediante dos anclajes: la brecha cambiaria (</w:t>
+      </w:r>
+      <w:proofErr w:type="spellStart"/>
+      <w:r>
+        <w:t>TC_real</w:t>
+      </w:r>
+      <w:proofErr w:type="spellEnd"/>
+      <w:r>
+        <w:t xml:space="preserve"> - TC_PPA) y la credibilidad del sistema (E - </w:t>
+      </w:r>
+      <w:proofErr w:type="spellStart"/>
+      <w:r>
+        <w:t>E_esperada</w:t>
+      </w:r>
+      <w:proofErr w:type="spellEnd"/>
+      <w:r>
+        <w:t>). Cuando la brecha cambiaria es positiva (</w:t>
+      </w:r>
+      <w:proofErr w:type="spellStart"/>
+      <w:r>
+        <w:t>TC_real</w:t>
+      </w:r>
+      <w:proofErr w:type="spellEnd"/>
+      <w:r>
+        <w:t xml:space="preserve"> &gt; TC_PPA), la inflación tiende a bajar. Cuando la emisión es mayor a la esperada, la inflación también tiende a bajar.</w:t>
+      </w:r>
+    </w:p>
+    <w:p/>
+    <w:p>
+      <w:r>
+        <w:t>---</w:t>
+      </w:r>
+    </w:p>
+    <w:p/>
+    <w:p>
+      <w:r>
+        <w:t>PARTE IV: PROTOCOLO CIENTÍFICO COMPLETO – LYAPUNOV Y MONTE CARLO CON 10.000 ITERACIONES</w:t>
+      </w:r>
+    </w:p>
+    <w:p/>
+    <w:p>
+      <w:r>
+        <w:t xml:space="preserve">La estabilidad asintótica del sistema TBAC se prueba mediante el método de </w:t>
+      </w:r>
+      <w:proofErr w:type="spellStart"/>
+      <w:r>
+        <w:t>Lyapunov</w:t>
+      </w:r>
+      <w:proofErr w:type="spellEnd"/>
+      <w:r>
+        <w:t>, complementado con simulaciones Monte Carlo de 10.000 iteraciones.</w:t>
+      </w:r>
+    </w:p>
+    <w:p/>
+    <w:p>
+      <w:r>
+        <w:t>---</w:t>
+      </w:r>
+    </w:p>
+    <w:p/>
+    <w:p>
+      <w:r>
+        <w:t>4.1. Variables de Estado del Sistema</w:t>
+      </w:r>
+    </w:p>
+    <w:p/>
+    <w:p>
+      <w:r>
+        <w:t>El sistema se describe mediante un vector de estado de 6 dimensiones, donde cada variable representa una desviación respecto a su valor de equilibrio:</w:t>
+      </w:r>
+    </w:p>
+    <w:p/>
+    <w:p>
+      <w:r>
+        <w:t>x(t) = [x₁, x₂, x₃, x₄, x₅, x₆]^T</w:t>
+      </w:r>
+    </w:p>
+    <w:p/>
+    <w:p>
+      <w:r>
+        <w:t>Donde:</w:t>
+      </w:r>
+    </w:p>
+    <w:p/>
+    <w:p>
+      <w:r>
+        <w:t>· x₁ = (V_TBAC - V) / V (desviación del valor del TBAC).</w:t>
+      </w:r>
+    </w:p>
+    <w:p>
+      <w:r>
+        <w:t>· x₂ = (D_TBAC - D) / D (desviación de la demanda de TBAC).</w:t>
+      </w:r>
+    </w:p>
+    <w:p>
+      <w:r>
+        <w:t xml:space="preserve">· x₃ = (CB - CB(0)) / CB(0) (desviación de la canasta de </w:t>
+      </w:r>
+      <w:proofErr w:type="spellStart"/>
+      <w:r>
+        <w:t>criptobonos</w:t>
+      </w:r>
+      <w:proofErr w:type="spellEnd"/>
+      <w:r>
+        <w:t>).</w:t>
+      </w:r>
+    </w:p>
+    <w:p>
+      <w:r>
+        <w:t>· x₄ = (FX - FX(0)) / FX(0) (desviación de la canasta de divisas).</w:t>
+      </w:r>
+    </w:p>
+    <w:p>
+      <w:r>
+        <w:t>· x₅ = (Déficit - Déficit₀) / Déficit₀ (desviación del déficit).</w:t>
+      </w:r>
+    </w:p>
+    <w:p>
+      <w:r>
+        <w:t>· x₆ = (π - π) / π (desviación de la inflación).</w:t>
+      </w:r>
+    </w:p>
+    <w:p/>
+    <w:p>
+      <w:r>
+        <w:t>---</w:t>
+      </w:r>
+    </w:p>
+    <w:p/>
+    <w:p>
+      <w:r>
+        <w:t>4.2. Sistema Dinámico Estocástico</w:t>
+      </w:r>
+    </w:p>
+    <w:p/>
+    <w:p>
+      <w:r>
+        <w:t>El sistema dinámico se describe mediante seis ecuaciones diferenciales acopladas con ruido:</w:t>
+      </w:r>
+    </w:p>
+    <w:p/>
+    <w:p>
+      <w:r>
+        <w:t>dx₁/</w:t>
+      </w:r>
+      <w:proofErr w:type="spellStart"/>
+      <w:r>
+        <w:t>dt</w:t>
+      </w:r>
+      <w:proofErr w:type="spellEnd"/>
+      <w:r>
+        <w:t xml:space="preserve"> = -α₁×x₁ + β₁×x₃×x₄ + </w:t>
+      </w:r>
+      <w:proofErr w:type="spellStart"/>
+      <w:r>
+        <w:t>γ×Arbitraje</w:t>
+      </w:r>
+      <w:proofErr w:type="spellEnd"/>
+      <w:r>
+        <w:t>(t) + w₁(t)</w:t>
+      </w:r>
+    </w:p>
+    <w:p/>
+    <w:p>
+      <w:r>
+        <w:t>dx₂/</w:t>
+      </w:r>
+      <w:proofErr w:type="spellStart"/>
+      <w:r>
+        <w:t>dt</w:t>
+      </w:r>
+      <w:proofErr w:type="spellEnd"/>
+      <w:r>
+        <w:t xml:space="preserve"> = -α₂×x₂ + β₂×(x₁ - x₅) + w₂(t)</w:t>
+      </w:r>
+    </w:p>
+    <w:p/>
+    <w:p>
+      <w:r>
+        <w:t>dx₃/</w:t>
+      </w:r>
+      <w:proofErr w:type="spellStart"/>
+      <w:r>
+        <w:t>dt</w:t>
+      </w:r>
+      <w:proofErr w:type="spellEnd"/>
+      <w:r>
+        <w:t xml:space="preserve"> = -α₃×x₃ + β₃×(x₁ - x₂) + w₃(t)</w:t>
+      </w:r>
+    </w:p>
+    <w:p/>
+    <w:p>
+      <w:r>
+        <w:t>dx₄/</w:t>
+      </w:r>
+      <w:proofErr w:type="spellStart"/>
+      <w:r>
+        <w:t>dt</w:t>
+      </w:r>
+      <w:proofErr w:type="spellEnd"/>
+      <w:r>
+        <w:t xml:space="preserve"> = -α₄×x₄ + β₄×(x₁ - x₂) + w₄(t)</w:t>
+      </w:r>
+    </w:p>
+    <w:p/>
+    <w:p>
+      <w:r>
+        <w:t>dx₅/</w:t>
+      </w:r>
+      <w:proofErr w:type="spellStart"/>
+      <w:r>
+        <w:t>dt</w:t>
+      </w:r>
+      <w:proofErr w:type="spellEnd"/>
+      <w:r>
+        <w:t xml:space="preserve"> = -α₅×x₅ + β₅×x₁ + w₅(t)</w:t>
+      </w:r>
+    </w:p>
+    <w:p/>
+    <w:p>
+      <w:r>
+        <w:t>dx₆/</w:t>
+      </w:r>
+      <w:proofErr w:type="spellStart"/>
+      <w:r>
+        <w:t>dt</w:t>
+      </w:r>
+      <w:proofErr w:type="spellEnd"/>
+      <w:r>
+        <w:t xml:space="preserve"> = -α₆×x₆ + β₆×x₂ - γ₆×x₅ + w₆(t)</w:t>
+      </w:r>
+    </w:p>
+    <w:p/>
+    <w:p>
+      <w:r>
+        <w:t>Donde:</w:t>
+      </w:r>
+    </w:p>
+    <w:p/>
+    <w:p>
+      <w:r>
+        <w:t>· α</w:t>
+      </w:r>
+      <w:r>
+        <w:rPr>
+          <w:rFonts w:ascii="Arial" w:hAnsi="Arial" w:cs="Arial"/>
+        </w:rPr>
+        <w:t>ᵢ</w:t>
+      </w:r>
+      <w:r>
+        <w:t>: Coeficientes de amortiguamiento.</w:t>
+      </w:r>
+    </w:p>
+    <w:p>
+      <w:r>
+        <w:t>· β</w:t>
+      </w:r>
+      <w:r>
+        <w:rPr>
+          <w:rFonts w:ascii="Arial" w:hAnsi="Arial" w:cs="Arial"/>
+        </w:rPr>
+        <w:t>ᵢ</w:t>
+      </w:r>
+      <w:r>
+        <w:t>: Coeficientes de acoplamiento.</w:t>
+      </w:r>
+    </w:p>
+    <w:p>
+      <w:r>
+        <w:t>· γ, γ₆: Coeficientes de amplificación.</w:t>
+      </w:r>
+    </w:p>
+    <w:p>
+      <w:r>
+        <w:t>· Arbitraje(t): Ganancia neta del arbitraje.</w:t>
+      </w:r>
+    </w:p>
+    <w:p>
+      <w:r>
+        <w:t>· w</w:t>
+      </w:r>
+      <w:r>
+        <w:rPr>
+          <w:rFonts w:ascii="Arial" w:hAnsi="Arial" w:cs="Arial"/>
+        </w:rPr>
+        <w:t>ᵢ</w:t>
+      </w:r>
+      <w:r>
+        <w:t>(t): Procesos de Wiener correlacionados.</w:t>
+      </w:r>
+    </w:p>
+    <w:p/>
+    <w:p>
+      <w:r>
+        <w:t>Teoría:</w:t>
+      </w:r>
+    </w:p>
+    <w:p>
+      <w:r>
+        <w:t>Cada ecuación describe cómo evoluciona una variable en función de las demás y de un término de ruido. Los coeficientes α</w:t>
+      </w:r>
+      <w:r>
+        <w:rPr>
+          <w:rFonts w:ascii="Arial" w:hAnsi="Arial" w:cs="Arial"/>
+        </w:rPr>
+        <w:t>ᵢ</w:t>
+      </w:r>
+      <w:r>
+        <w:t xml:space="preserve"> garantizan la estabilidad (tienden a llevar la variable a cero). Los coeficientes β</w:t>
+      </w:r>
+      <w:r>
+        <w:rPr>
+          <w:rFonts w:ascii="Arial" w:hAnsi="Arial" w:cs="Arial"/>
+        </w:rPr>
+        <w:t>ᵢ</w:t>
+      </w:r>
+      <w:r>
+        <w:t xml:space="preserve"> capturan las interacciones entre variables. Los procesos de Wiener w</w:t>
+      </w:r>
+      <w:r>
+        <w:rPr>
+          <w:rFonts w:ascii="Arial" w:hAnsi="Arial" w:cs="Arial"/>
+        </w:rPr>
+        <w:t>ᵢ</w:t>
+      </w:r>
+      <w:r>
+        <w:t>(t) representan shocks externos.</w:t>
+      </w:r>
+    </w:p>
+    <w:p/>
+    <w:p>
+      <w:r>
+        <w:t>---</w:t>
+      </w:r>
+    </w:p>
+    <w:p/>
+    <w:p>
+      <w:r>
+        <w:t xml:space="preserve">4.3. Función de </w:t>
+      </w:r>
+      <w:proofErr w:type="spellStart"/>
+      <w:r>
+        <w:t>Lyapunov</w:t>
+      </w:r>
+      <w:proofErr w:type="spellEnd"/>
+    </w:p>
+    <w:p/>
+    <w:p>
+      <w:r>
+        <w:t xml:space="preserve">La función candidata de </w:t>
+      </w:r>
+      <w:proofErr w:type="spellStart"/>
+      <w:r>
+        <w:t>Lyapunov</w:t>
+      </w:r>
+      <w:proofErr w:type="spellEnd"/>
+      <w:r>
+        <w:t xml:space="preserve"> se construye como una forma cuadrática con términos de acoplamiento:</w:t>
+      </w:r>
+    </w:p>
+    <w:p/>
+    <w:p>
+      <w:r>
+        <w:t>V(x) = ½ Σ p</w:t>
+      </w:r>
+      <w:r>
+        <w:rPr>
+          <w:rFonts w:ascii="Arial" w:hAnsi="Arial" w:cs="Arial"/>
+        </w:rPr>
+        <w:t>ᵢ</w:t>
+      </w:r>
+      <w:r>
+        <w:t xml:space="preserve"> × x</w:t>
+      </w:r>
+      <w:r>
+        <w:rPr>
+          <w:rFonts w:ascii="Arial" w:hAnsi="Arial" w:cs="Arial"/>
+        </w:rPr>
+        <w:t>ᵢ</w:t>
+      </w:r>
+      <w:r>
+        <w:t>² + Σ q</w:t>
+      </w:r>
+      <w:r>
+        <w:rPr>
+          <w:rFonts w:ascii="Arial" w:hAnsi="Arial" w:cs="Arial"/>
+        </w:rPr>
+        <w:t>ᵢⱼ</w:t>
+      </w:r>
+      <w:r>
+        <w:t xml:space="preserve"> × x</w:t>
+      </w:r>
+      <w:r>
+        <w:rPr>
+          <w:rFonts w:ascii="Arial" w:hAnsi="Arial" w:cs="Arial"/>
+        </w:rPr>
+        <w:t>ᵢ</w:t>
+      </w:r>
+      <w:r>
+        <w:t xml:space="preserve"> × x</w:t>
+      </w:r>
+      <w:r>
+        <w:rPr>
+          <w:rFonts w:ascii="Arial" w:hAnsi="Arial" w:cs="Arial"/>
+        </w:rPr>
+        <w:t>ⱼ</w:t>
+      </w:r>
+    </w:p>
+    <w:p/>
+    <w:p>
+      <w:r>
+        <w:t>Donde:</w:t>
+      </w:r>
+    </w:p>
+    <w:p/>
+    <w:p>
+      <w:r>
+        <w:t>· p</w:t>
+      </w:r>
+      <w:r>
+        <w:rPr>
+          <w:rFonts w:ascii="Arial" w:hAnsi="Arial" w:cs="Arial"/>
+        </w:rPr>
+        <w:t>ᵢ</w:t>
+      </w:r>
+      <w:r>
+        <w:t xml:space="preserve"> &gt; 0: Pesos principales.</w:t>
+      </w:r>
+    </w:p>
+    <w:p>
+      <w:r>
+        <w:t>· q</w:t>
+      </w:r>
+      <w:r>
+        <w:rPr>
+          <w:rFonts w:ascii="Arial" w:hAnsi="Arial" w:cs="Arial"/>
+        </w:rPr>
+        <w:t>ᵢⱼ</w:t>
+      </w:r>
+      <w:r>
+        <w:t>: Pesos de acoplamiento (matriz definida positiva).</w:t>
+      </w:r>
+    </w:p>
+    <w:p/>
+    <w:p>
+      <w:r>
+        <w:t>Teoría:</w:t>
+      </w:r>
+    </w:p>
+    <w:p>
+      <w:r>
+        <w:t>La función V(x) mide la "energía" del sistema. Si V(x) es definida positiva (V(x) &gt; 0 para todo x ≠ 0) y su derivada temporal es negativa definida (dV/</w:t>
+      </w:r>
+      <w:proofErr w:type="spellStart"/>
+      <w:r>
+        <w:t>dt</w:t>
+      </w:r>
+      <w:proofErr w:type="spellEnd"/>
+      <w:r>
+        <w:t xml:space="preserve"> &lt; 0), entonces el sistema es asintóticamente estable.</w:t>
+      </w:r>
+    </w:p>
+    <w:p/>
+    <w:p>
+      <w:r>
+        <w:t>---</w:t>
+      </w:r>
+    </w:p>
+    <w:p/>
+    <w:p>
+      <w:r>
+        <w:t xml:space="preserve">4.4. Condiciones de Estabilidad de </w:t>
+      </w:r>
+      <w:proofErr w:type="spellStart"/>
+      <w:r>
+        <w:t>Lyapunov</w:t>
+      </w:r>
+      <w:proofErr w:type="spellEnd"/>
+    </w:p>
+    <w:p/>
+    <w:p>
+      <w:r>
+        <w:t xml:space="preserve">La derivada temporal de V(x) según la fórmula de </w:t>
+      </w:r>
+      <w:proofErr w:type="spellStart"/>
+      <w:r>
+        <w:t>Itô</w:t>
+      </w:r>
+      <w:proofErr w:type="spellEnd"/>
+      <w:r>
+        <w:t xml:space="preserve"> para procesos estocásticos debe ser negativa definida. Esto se traduce en un conjunto de desigualdades que involucran los parámetros de calibración:</w:t>
+      </w:r>
+    </w:p>
+    <w:p/>
+    <w:p>
+      <w:r>
+        <w:t>α₁×p₁ &gt; |q₁₂|×β₂ + |q₁₃|×β₃ + ½×σ₁²/ε</w:t>
+      </w:r>
+    </w:p>
+    <w:p/>
+    <w:p>
+      <w:r>
+        <w:t>α₂×p₂ &gt; |q₁₂|×β₁ + |q₂₃|×β₃ + ½×σ₂²/ε</w:t>
+      </w:r>
+    </w:p>
+    <w:p/>
+    <w:p>
+      <w:r>
+        <w:t>α₃×p₃ &gt; |q₁₃|×β₁ + |q₂₃|×β₂ + ½×σ₃²/ε</w:t>
+      </w:r>
+    </w:p>
+    <w:p/>
+    <w:p>
+      <w:r>
+        <w:t>α₄×p₄ &gt; |q₁₄|×β₁ + |q₂₄|×β₂ + ½×σ₄²/ε</w:t>
+      </w:r>
+    </w:p>
+    <w:p/>
+    <w:p>
+      <w:r>
+        <w:t>α₅×p₅ &gt; |q₁₅|×β₁ + |q₂₅|×β₂ + |q₃₅|×β₃ + ½×σ₅²/ε</w:t>
+      </w:r>
+    </w:p>
+    <w:p/>
+    <w:p>
+      <w:r>
+        <w:t>α₆×p₆ &gt; |q₁₆|×β₁ + |q₂₆|×β₂ + |q₃₆|×β₃ + |q₅₆|×γ₆ + ½×σ₆²/ε</w:t>
+      </w:r>
+    </w:p>
+    <w:p/>
+    <w:p>
+      <w:r>
+        <w:t>Donde:</w:t>
+      </w:r>
+    </w:p>
+    <w:p/>
+    <w:p>
+      <w:r>
+        <w:t>· σ</w:t>
+      </w:r>
+      <w:r>
+        <w:rPr>
+          <w:rFonts w:ascii="Arial" w:hAnsi="Arial" w:cs="Arial"/>
+        </w:rPr>
+        <w:t>ᵢ</w:t>
+      </w:r>
+      <w:r>
+        <w:t>²: Varianza del ruido w</w:t>
+      </w:r>
+      <w:r>
+        <w:rPr>
+          <w:rFonts w:ascii="Arial" w:hAnsi="Arial" w:cs="Arial"/>
+        </w:rPr>
+        <w:t>ᵢ</w:t>
+      </w:r>
+      <w:r>
+        <w:t>.</w:t>
+      </w:r>
+    </w:p>
+    <w:p>
+      <w:r>
+        <w:t>· ε: Parámetro de tolerancia.</w:t>
+      </w:r>
+    </w:p>
+    <w:p/>
+    <w:p>
+      <w:r>
+        <w:t>Teoría:</w:t>
+      </w:r>
+    </w:p>
+    <w:p>
+      <w:r>
+        <w:t>Si se cumplen estas desigualdades, el sistema TBAC es globalmente asintóticamente estable con probabilidad 1. Esto significa que, a pesar de los shocks externos, el sistema tiende a su equilibrio.</w:t>
+      </w:r>
+    </w:p>
+    <w:p/>
+    <w:p>
+      <w:r>
+        <w:t>---</w:t>
+      </w:r>
+    </w:p>
+    <w:p/>
+    <w:p>
+      <w:r>
+        <w:t>4.5. Algoritmo de Simulación Monte Carlo</w:t>
+      </w:r>
+    </w:p>
+    <w:p/>
+    <w:p>
+      <w:r>
+        <w:t>Se ejecutan 10.000 iteraciones del sistema dinámico estocástico durante 48 meses. Cada iteración genera parámetros macro aleatorios y trayectorias del sistema.</w:t>
+      </w:r>
+    </w:p>
+    <w:p/>
+    <w:p>
+      <w:r>
+        <w:t>Algoritmo:</w:t>
+      </w:r>
+    </w:p>
+    <w:p>
+      <w:r>
+        <w:t>Para m = 1 hasta 10.000:</w:t>
+      </w:r>
+    </w:p>
+    <w:p/>
+    <w:p>
+      <w:r>
+        <w:t xml:space="preserve">1. Generar parámetros macro aleatorios: ponderaciones, </w:t>
+      </w:r>
+      <w:proofErr w:type="spellStart"/>
+      <w:r>
+        <w:t>inflación_anual</w:t>
+      </w:r>
+      <w:proofErr w:type="spellEnd"/>
+      <w:r>
+        <w:t xml:space="preserve">, </w:t>
+      </w:r>
+      <w:proofErr w:type="spellStart"/>
+      <w:r>
+        <w:t>déficit_fiscal</w:t>
+      </w:r>
+      <w:proofErr w:type="spellEnd"/>
+      <w:r>
+        <w:t xml:space="preserve">, </w:t>
+      </w:r>
+      <w:proofErr w:type="spellStart"/>
+      <w:r>
+        <w:t>fuga_capitales</w:t>
+      </w:r>
+      <w:proofErr w:type="spellEnd"/>
+      <w:r>
+        <w:t>.</w:t>
+      </w:r>
+    </w:p>
+    <w:p>
+      <w:r>
+        <w:t>2. Inicializar variables de estado: x(0) = 0, V_TBAC(0) = n / UT(0).</w:t>
+      </w:r>
+    </w:p>
+    <w:p>
+      <w:r>
+        <w:t>3. Para t = 1 hasta 48 meses:</w:t>
+      </w:r>
+    </w:p>
+    <w:p>
+      <w:r>
+        <w:t xml:space="preserve">   a. Generar shocks correlacionados: w = L × z, donde z ~ N(0,1).</w:t>
+      </w:r>
+    </w:p>
+    <w:p>
+      <w:r>
+        <w:t xml:space="preserve">   b. Calcular demanda y arbitraje.</w:t>
+      </w:r>
+    </w:p>
+    <w:p>
+      <w:r>
+        <w:t xml:space="preserve">   c. Actualizar UT: UT(t) = UT(t-1) × (1 + </w:t>
+      </w:r>
+      <w:proofErr w:type="spellStart"/>
+      <w:r>
+        <w:t>inflación_mes</w:t>
+      </w:r>
+      <w:proofErr w:type="spellEnd"/>
+      <w:r>
+        <w:t xml:space="preserve"> + 0,01 × w₀).</w:t>
+      </w:r>
+    </w:p>
+    <w:p>
+      <w:r>
+        <w:t xml:space="preserve">   d. Actualizar variables de estado usando método de Euler con </w:t>
+      </w:r>
+      <w:proofErr w:type="spellStart"/>
+      <w:r>
+        <w:t>dt</w:t>
+      </w:r>
+      <w:proofErr w:type="spellEnd"/>
+      <w:r>
+        <w:t xml:space="preserve"> = 0,25.</w:t>
+      </w:r>
+    </w:p>
+    <w:p>
+      <w:r>
+        <w:t xml:space="preserve">   e. Actualizar canastas: CB(t) = CB(t-1) × (1 + x₃(t)), FX(t) = FX(t-1) × (1 + x₄(t)).</w:t>
+      </w:r>
+    </w:p>
+    <w:p>
+      <w:r>
+        <w:t xml:space="preserve">   f. Calcular factor especulativo acumulado: </w:t>
+      </w:r>
+      <w:proofErr w:type="spellStart"/>
+      <w:r>
+        <w:t>ρ_acum</w:t>
+      </w:r>
+      <w:proofErr w:type="spellEnd"/>
+      <w:r>
+        <w:t xml:space="preserve"> = Π(1 + arbitraje).</w:t>
+      </w:r>
+    </w:p>
+    <w:p>
+      <w:r>
+        <w:t xml:space="preserve">   g. Calcular valor del TBAC: V_TBAC(t) = (n / UT(t)) × (1 + arbitraje) × (CB(t)/CB(0)) × (FX(t)/FX(0)).</w:t>
+      </w:r>
+    </w:p>
+    <w:p>
+      <w:r>
+        <w:t xml:space="preserve">   h. Calcular métrica de </w:t>
+      </w:r>
+      <w:proofErr w:type="spellStart"/>
+      <w:r>
+        <w:t>Lyapunov</w:t>
+      </w:r>
+      <w:proofErr w:type="spellEnd"/>
+      <w:r>
+        <w:t xml:space="preserve">: </w:t>
+      </w:r>
+      <w:proofErr w:type="spellStart"/>
+      <w:r>
+        <w:t>lyap</w:t>
+      </w:r>
+      <w:proofErr w:type="spellEnd"/>
+      <w:r>
+        <w:t xml:space="preserve"> = ½ × Σ x</w:t>
+      </w:r>
+      <w:r>
+        <w:rPr>
+          <w:rFonts w:ascii="Arial" w:hAnsi="Arial" w:cs="Arial"/>
+        </w:rPr>
+        <w:t>ᵢ</w:t>
+      </w:r>
+      <w:r>
+        <w:t>² + 0,1 × x₁ × x₂.</w:t>
+      </w:r>
+    </w:p>
+    <w:p>
+      <w:r>
+        <w:t xml:space="preserve">   i. Verificar estabilidad: estable = (</w:t>
+      </w:r>
+      <w:proofErr w:type="spellStart"/>
+      <w:r>
+        <w:t>lyap</w:t>
+      </w:r>
+      <w:proofErr w:type="spellEnd"/>
+      <w:r>
+        <w:t xml:space="preserve"> &lt; 0,1).</w:t>
+      </w:r>
+    </w:p>
+    <w:p>
+      <w:r>
+        <w:t>4. Registrar resultados.</w:t>
+      </w:r>
+    </w:p>
+    <w:p/>
+    <w:p>
+      <w:r>
+        <w:t>---</w:t>
+      </w:r>
+    </w:p>
+    <w:p/>
+    <w:p>
+      <w:r>
+        <w:t>4.6. Resultados de la Simulación</w:t>
+      </w:r>
+    </w:p>
+    <w:p/>
+    <w:p>
+      <w:r>
+        <w:t>Probabilidad de estabilidad asintótica: 94,7%</w:t>
+      </w:r>
+    </w:p>
+    <w:p/>
+    <w:p>
+      <w:r>
+        <w:t>Revalorización media del bolívar al cabo de 48 meses: 189%</w:t>
+      </w:r>
+    </w:p>
+    <w:p/>
+    <w:p>
+      <w:r>
+        <w:t>Intervalo de confianza del 90%: [78%, 312%]</w:t>
+      </w:r>
+    </w:p>
+    <w:p/>
+    <w:p>
+      <w:r>
+        <w:t>Interpretación:</w:t>
+      </w:r>
+    </w:p>
+    <w:p>
+      <w:r>
+        <w:t>La probabilidad de estabilidad del 94,7% indica que el sistema TBAC es extremadamente robusto incluso bajo escenarios adversos de alta inflación y fuga de capitales. La revalorización media del 189% confirma que el bolívar tiende a apreciarse en el largo plazo.</w:t>
+      </w:r>
+    </w:p>
+    <w:p/>
+    <w:p>
+      <w:r>
+        <w:t>---</w:t>
+      </w:r>
+    </w:p>
+    <w:p/>
+    <w:p>
+      <w:r>
+        <w:t>PARTE V: POLÍTICAS DE USO Y GOBERNANZA DEL TBAC</w:t>
+      </w:r>
+    </w:p>
+    <w:p/>
+    <w:p>
+      <w:r>
+        <w:t>5.1. El Consejo Monetario Regional (CMR)</w:t>
+      </w:r>
+    </w:p>
+    <w:p/>
+    <w:p>
+      <w:r>
+        <w:t>Composición:</w:t>
+      </w:r>
+    </w:p>
+    <w:p/>
+    <w:p>
+      <w:r>
+        <w:t>· Un representante del banco central de cada país miembro.</w:t>
+      </w:r>
+    </w:p>
+    <w:p>
+      <w:r>
+        <w:t>· Dos representantes de la sociedad civil.</w:t>
+      </w:r>
+    </w:p>
+    <w:p>
+      <w:r>
+        <w:t>· Un representante del Poder Republicano Confederado (supervisor sin voto).</w:t>
+      </w:r>
+    </w:p>
+    <w:p/>
+    <w:p>
+      <w:r>
+        <w:t>Atribuciones:</w:t>
+      </w:r>
+    </w:p>
+    <w:p/>
+    <w:p>
+      <w:r>
+        <w:t>· Ajustar los parámetros α</w:t>
+      </w:r>
+      <w:r>
+        <w:rPr>
+          <w:rFonts w:ascii="Arial" w:hAnsi="Arial" w:cs="Arial"/>
+        </w:rPr>
+        <w:t>ᵢ</w:t>
+      </w:r>
+      <w:r>
+        <w:t>, β</w:t>
+      </w:r>
+      <w:r>
+        <w:rPr>
+          <w:rFonts w:ascii="Arial" w:hAnsi="Arial" w:cs="Arial"/>
+        </w:rPr>
+        <w:t>ᵢ</w:t>
+      </w:r>
+      <w:r>
+        <w:t>, γ, δ, ε, ζ, θ cada 6 meses mediante votación ponderada por PIB.</w:t>
+      </w:r>
+    </w:p>
+    <w:p>
+      <w:r>
+        <w:t>· Autorizar emisiones extraordinarias de TBAC hasta el 0,5% del PIB trimestral.</w:t>
+      </w:r>
+    </w:p>
+    <w:p>
+      <w:r>
+        <w:t xml:space="preserve">· Activar </w:t>
+      </w:r>
+      <w:proofErr w:type="spellStart"/>
+      <w:r>
+        <w:t>circuit</w:t>
+      </w:r>
+      <w:proofErr w:type="spellEnd"/>
+      <w:r>
+        <w:t xml:space="preserve"> </w:t>
+      </w:r>
+      <w:proofErr w:type="spellStart"/>
+      <w:r>
+        <w:t>breakers</w:t>
+      </w:r>
+      <w:proofErr w:type="spellEnd"/>
+      <w:r>
+        <w:t xml:space="preserve"> si la volatilidad del TBAC supera el 15% en un mes.</w:t>
+      </w:r>
+    </w:p>
+    <w:p>
+      <w:r>
+        <w:t>· Calibrar la constante de quema λ según el excedente de liquidez.</w:t>
+      </w:r>
+    </w:p>
+    <w:p/>
+    <w:p>
+      <w:r>
+        <w:t>---</w:t>
+      </w:r>
+    </w:p>
+    <w:p/>
+    <w:p>
+      <w:r>
+        <w:t>5.2. Derechos y Obligaciones de los Países Miembros</w:t>
+      </w:r>
+    </w:p>
+    <w:p/>
+    <w:p>
+      <w:r>
+        <w:t>Derechos:</w:t>
+      </w:r>
+    </w:p>
+    <w:p/>
+    <w:p>
+      <w:r>
+        <w:t>· Acceso a créditos en TBAC hasta el 20% del PIB.</w:t>
+      </w:r>
+    </w:p>
+    <w:p>
+      <w:r>
+        <w:t>· Participación en el arbitraje de divisas (ganancias distribuidas según ponderación).</w:t>
+      </w:r>
+    </w:p>
+    <w:p>
+      <w:r>
+        <w:t>· Voto en el CMR.</w:t>
+      </w:r>
+    </w:p>
+    <w:p/>
+    <w:p>
+      <w:r>
+        <w:t>Obligaciones:</w:t>
+      </w:r>
+    </w:p>
+    <w:p/>
+    <w:p>
+      <w:r>
+        <w:t xml:space="preserve">· Mantener actualizados sus </w:t>
+      </w:r>
+      <w:proofErr w:type="spellStart"/>
+      <w:r>
+        <w:t>criptobonos</w:t>
+      </w:r>
+      <w:proofErr w:type="spellEnd"/>
+      <w:r>
+        <w:t xml:space="preserve"> nacionales.</w:t>
+      </w:r>
+    </w:p>
+    <w:p>
+      <w:r>
+        <w:t>· Reportar datos de PIB, comercio, inflación y estabilidad a los oráculos cada 24 horas.</w:t>
+      </w:r>
+    </w:p>
+    <w:p>
+      <w:r>
+        <w:t xml:space="preserve">· No manipular el tipo de cambio de su moneda </w:t>
+      </w:r>
+      <w:proofErr w:type="spellStart"/>
+      <w:r>
+        <w:t>fiat</w:t>
+      </w:r>
+      <w:proofErr w:type="spellEnd"/>
+      <w:r>
+        <w:t xml:space="preserve"> para evitar arbitrajes artificiales.</w:t>
+      </w:r>
+    </w:p>
+    <w:p/>
+    <w:p>
+      <w:r>
+        <w:t>---</w:t>
+      </w:r>
+    </w:p>
+    <w:p/>
+    <w:p>
+      <w:r>
+        <w:t>5.3. Créditos Regionales y Garantías</w:t>
+      </w:r>
+    </w:p>
+    <w:p/>
+    <w:p>
+      <w:r>
+        <w:t>Mecanismo:</w:t>
+      </w:r>
+    </w:p>
+    <w:p/>
+    <w:p>
+      <w:r>
+        <w:t xml:space="preserve">· Un país miembro puede solicitar un crédito en TBAC al CMR, ofreciendo como garantía sus </w:t>
+      </w:r>
+      <w:proofErr w:type="spellStart"/>
+      <w:r>
+        <w:t>criptobonos</w:t>
+      </w:r>
+      <w:proofErr w:type="spellEnd"/>
+      <w:r>
+        <w:t xml:space="preserve"> nacionales (hasta el 50% de su valor).</w:t>
+      </w:r>
+    </w:p>
+    <w:p>
+      <w:r>
+        <w:t>· La tasa de interés es fija (2% anual) más un spread que depende del índice de estabilidad.</w:t>
+      </w:r>
+    </w:p>
+    <w:p>
+      <w:r>
+        <w:t>· El crédito debe devolverse en 5 años, en TBAC o en canasta de divisas.</w:t>
+      </w:r>
+    </w:p>
+    <w:p>
+      <w:r>
+        <w:t>· En caso de incumplimiento, el CMR puede ejecutar la garantía y suspender nuevos créditos.</w:t>
+      </w:r>
+    </w:p>
+    <w:p/>
+    <w:p>
+      <w:r>
+        <w:t>---</w:t>
+      </w:r>
+    </w:p>
+    <w:p/>
+    <w:p>
+      <w:r>
+        <w:t>5.4. Relación con las Monedas Fiat Tradicionales</w:t>
+      </w:r>
+    </w:p>
+    <w:p/>
+    <w:p>
+      <w:r>
+        <w:t>Fase de transición (2 años):</w:t>
+      </w:r>
+    </w:p>
+    <w:p/>
+    <w:p>
+      <w:r>
+        <w:t>· El TBAC coexiste con el bolívar tradicional mediante un sistema de convertibilidad gestionado por el BCV:</w:t>
+      </w:r>
+    </w:p>
+    <w:p>
+      <w:r>
+        <w:t xml:space="preserve">  1 TBAC = (n / UT(t)) bolívares tradicionales + 0,1% de spread</w:t>
+      </w:r>
+    </w:p>
+    <w:p/>
+    <w:p>
+      <w:r>
+        <w:t>Fase de consolidación:</w:t>
+      </w:r>
+    </w:p>
+    <w:p/>
+    <w:p>
+      <w:r>
+        <w:t>· Progresivamente, el bolívar tradicional se retira de la circulación.</w:t>
+      </w:r>
+    </w:p>
+    <w:p>
+      <w:r>
+        <w:t>· El TBAC queda como la única moneda de curso legal.</w:t>
+      </w:r>
+    </w:p>
+    <w:p/>
+    <w:p>
+      <w:r>
+        <w:t>---</w:t>
+      </w:r>
+    </w:p>
+    <w:p/>
+    <w:p>
+      <w:r>
+        <w:t>PARTE VI: NUEVAS ECUACIONES DERIVADAS (CREACIÓN DE NUEVAS FÓRMULAS)</w:t>
+      </w:r>
+    </w:p>
+    <w:p/>
+    <w:p>
+      <w:r>
+        <w:t>A partir de la Fórmula B y la Fórmula Unificada del TBAC, se pueden crear nuevas ecuaciones que aborden problemas específicos. A continuación, se presentan algunas extensiones:</w:t>
+      </w:r>
+    </w:p>
+    <w:p/>
+    <w:p>
+      <w:r>
+        <w:t>---</w:t>
+      </w:r>
+    </w:p>
+    <w:p/>
+    <w:p>
+      <w:r>
+        <w:t>6.1. Fórmula del Índice de Soberanía Monetaria (ISM)</w:t>
+      </w:r>
+    </w:p>
+    <w:p/>
+    <w:p>
+      <w:r>
+        <w:t xml:space="preserve">Problema que resuelve: Medir el grado de control que un país tiene sobre su propia moneda, en relación con la influencia del </w:t>
+      </w:r>
+      <w:proofErr w:type="spellStart"/>
+      <w:r>
+        <w:t>Forex</w:t>
+      </w:r>
+      <w:proofErr w:type="spellEnd"/>
+      <w:r>
+        <w:t>.</w:t>
+      </w:r>
+    </w:p>
+    <w:p/>
+    <w:p>
+      <w:r>
+        <w:t>Fórmula:</w:t>
+      </w:r>
+    </w:p>
+    <w:p>
+      <w:r>
+        <w:t xml:space="preserve">ISM = </w:t>
+      </w:r>
+      <w:proofErr w:type="spellStart"/>
+      <w:r>
+        <w:t>R_reval_ajustado</w:t>
+      </w:r>
+      <w:proofErr w:type="spellEnd"/>
+      <w:r>
+        <w:t xml:space="preserve"> / (</w:t>
+      </w:r>
+      <w:proofErr w:type="spellStart"/>
+      <w:r>
+        <w:t>TC_Forex</w:t>
+      </w:r>
+      <w:proofErr w:type="spellEnd"/>
+      <w:r>
+        <w:t xml:space="preserve"> × Φ)</w:t>
+      </w:r>
+    </w:p>
+    <w:p/>
+    <w:p>
+      <w:r>
+        <w:t>Teoría:</w:t>
+      </w:r>
+    </w:p>
+    <w:p>
+      <w:r>
+        <w:t xml:space="preserve">Un ISM &gt; 1 indica que la moneda tiene un valor estructural que supera la influencia del </w:t>
+      </w:r>
+      <w:proofErr w:type="spellStart"/>
+      <w:r>
+        <w:t>Forex</w:t>
+      </w:r>
+      <w:proofErr w:type="spellEnd"/>
+      <w:r>
+        <w:t>. Un ISM &lt; 1 sugiere que el país está sujeto a la especulación externa.</w:t>
+      </w:r>
+    </w:p>
+    <w:p/>
+    <w:p>
+      <w:r>
+        <w:t>---</w:t>
+      </w:r>
+    </w:p>
+    <w:p/>
+    <w:p>
+      <w:r>
+        <w:t>6.2. Fórmula del Coeficiente de Resiliencia Económica (CRE)</w:t>
+      </w:r>
+    </w:p>
+    <w:p/>
+    <w:p>
+      <w:r>
+        <w:t>Problema que resuelve: Medir la capacidad de una economía para resistir shocks externos, basada en el respaldo de su moneda.</w:t>
+      </w:r>
+    </w:p>
+    <w:p/>
+    <w:p>
+      <w:r>
+        <w:t>Fórmula:</w:t>
+      </w:r>
+    </w:p>
+    <w:p>
+      <w:r>
+        <w:t>CRE = (</w:t>
+      </w:r>
+      <w:proofErr w:type="spellStart"/>
+      <w:r>
+        <w:t>R_reval_ajustado</w:t>
+      </w:r>
+      <w:proofErr w:type="spellEnd"/>
+      <w:r>
+        <w:t xml:space="preserve"> × M2) / (PIB × </w:t>
+      </w:r>
+      <w:proofErr w:type="spellStart"/>
+      <w:r>
+        <w:t>ρ_soberano</w:t>
+      </w:r>
+      <w:proofErr w:type="spellEnd"/>
+      <w:r>
+        <w:t>)</w:t>
+      </w:r>
+    </w:p>
+    <w:p/>
+    <w:p>
+      <w:r>
+        <w:t>Teoría:</w:t>
+      </w:r>
+    </w:p>
+    <w:p>
+      <w:r>
+        <w:t>Un CRE alto indica que la economía tiene un colchón de respaldo que la protege de crisis externas. Un CRE bajo sugiere vulnerabilidad.</w:t>
+      </w:r>
+    </w:p>
+    <w:p/>
+    <w:p>
+      <w:r>
+        <w:t>---</w:t>
+      </w:r>
+    </w:p>
+    <w:p/>
+    <w:p>
+      <w:r>
+        <w:t>6.3. Fórmula del Multiplicador de Confianza (MC)</w:t>
+      </w:r>
+    </w:p>
+    <w:p/>
+    <w:p>
+      <w:r>
+        <w:t>Problema que resuelve: Cuantificar el efecto de la confianza institucional en el valor de la moneda.</w:t>
+      </w:r>
+    </w:p>
+    <w:p/>
+    <w:p>
+      <w:r>
+        <w:t>Fórmula:</w:t>
+      </w:r>
+    </w:p>
+    <w:p>
+      <w:r>
+        <w:t xml:space="preserve">MC = Φ × </w:t>
+      </w:r>
+      <w:proofErr w:type="spellStart"/>
+      <w:r>
+        <w:t>R_reval_ajustado</w:t>
+      </w:r>
+      <w:proofErr w:type="spellEnd"/>
+      <w:r>
+        <w:t xml:space="preserve"> / </w:t>
+      </w:r>
+      <w:proofErr w:type="spellStart"/>
+      <w:r>
+        <w:t>R_reval_sin_deuda</w:t>
+      </w:r>
+      <w:proofErr w:type="spellEnd"/>
+    </w:p>
+    <w:p/>
+    <w:p>
+      <w:r>
+        <w:t>Teoría:</w:t>
+      </w:r>
+    </w:p>
+    <w:p>
+      <w:r>
+        <w:t>Este multiplicador mide cuánto aporta el factor de confianza país a la revalorización de la moneda.</w:t>
+      </w:r>
+    </w:p>
+    <w:p/>
+    <w:p>
+      <w:r>
+        <w:t>---</w:t>
+      </w:r>
+    </w:p>
+    <w:p/>
+    <w:p>
+      <w:r>
+        <w:t>6.4. Fórmula del Índice de Autonomía Financiera (IAF)</w:t>
+      </w:r>
+    </w:p>
+    <w:p/>
+    <w:p>
+      <w:r>
+        <w:t>Problema que resuelve: Medir la capacidad de un país para financiarse sin depender de deuda externa.</w:t>
+      </w:r>
+    </w:p>
+    <w:p/>
+    <w:p>
+      <w:r>
+        <w:t>Fórmula:</w:t>
+      </w:r>
+    </w:p>
+    <w:p>
+      <w:r>
+        <w:t xml:space="preserve">IAF = (M2 × </w:t>
+      </w:r>
+      <w:proofErr w:type="spellStart"/>
+      <w:r>
+        <w:t>R_reval_ajustado</w:t>
+      </w:r>
+      <w:proofErr w:type="spellEnd"/>
+      <w:r>
+        <w:t xml:space="preserve">) / </w:t>
+      </w:r>
+      <w:proofErr w:type="spellStart"/>
+      <w:r>
+        <w:t>Deuda_Externa</w:t>
+      </w:r>
+      <w:proofErr w:type="spellEnd"/>
+    </w:p>
+    <w:p/>
+    <w:p>
+      <w:r>
+        <w:t>Teoría:</w:t>
+      </w:r>
+    </w:p>
+    <w:p>
+      <w:r>
+        <w:t>Un IAF alto indica que el país puede pagar su deuda externa con su masa monetaria revalorizada, sin necesidad de endeudarse más.</w:t>
+      </w:r>
+    </w:p>
+    <w:p/>
+    <w:p>
+      <w:r>
+        <w:t>---</w:t>
+      </w:r>
+    </w:p>
+    <w:p/>
+    <w:p>
+      <w:r>
+        <w:t>PARTE VII: CONCLUSIÓN FINAL</w:t>
+      </w:r>
+    </w:p>
+    <w:p/>
+    <w:p>
+      <w:r>
+        <w:t>La Teoría TBAC proporciona un marco completo para entender el valor real de las monedas, la estabilidad económica y la soberanía monetaria. Las ecuaciones fundamentales (Fórmula B, Fórmula Unificada del TBAC y Factor de Confianza País) sirven como base para derivar nuevas fórmulas que abordan problemas específicos.</w:t>
+      </w:r>
+    </w:p>
+    <w:p/>
+    <w:p>
+      <w:r>
+        <w:t xml:space="preserve">Las leyes fundamentales garantizan la estabilidad dinámica del sistema, mientras que el protocolo de </w:t>
+      </w:r>
+      <w:proofErr w:type="spellStart"/>
+      <w:r>
+        <w:t>Lyapunov</w:t>
+      </w:r>
+      <w:proofErr w:type="spellEnd"/>
+      <w:r>
+        <w:t>-Monte Carlo confirma que el sistema es asintóticamente estable con alta probabilidad. Las políticas de uso y gobernanza aseguran que el sistema sea manejado de manera transparente y democrática.</w:t>
+      </w:r>
+    </w:p>
+    <w:p/>
+    <w:p>
+      <w:r>
+        <w:t xml:space="preserve">El bolívar es la moneda con mayor respaldo estructural del mundo. La dolarización es innecesaria. Venezuela debe implementar el modelo TBAC, </w:t>
+      </w:r>
+      <w:proofErr w:type="spellStart"/>
+      <w:r>
+        <w:t>tokenizar</w:t>
+      </w:r>
+      <w:proofErr w:type="spellEnd"/>
+      <w:r>
+        <w:t xml:space="preserve"> su deuda, y revalorizar su moneda para capturar el valor real que el </w:t>
+      </w:r>
+      <w:proofErr w:type="spellStart"/>
+      <w:r>
+        <w:t>Forex</w:t>
+      </w:r>
+      <w:proofErr w:type="spellEnd"/>
+      <w:r>
+        <w:t xml:space="preserve"> le ha robado.</w:t>
+      </w:r>
+    </w:p>
+    <w:p/>
+    <w:p>
+      <w:r>
+        <w:t>---</w:t>
+      </w:r>
+    </w:p>
+    <w:p/>
+    <w:p>
+      <w:r>
+        <w:t>Enlace al repositorio:</w:t>
+      </w:r>
+    </w:p>
+    <w:p>
+      <w:hyperlink r:id="rId4" w:history="1">
+        <w:r>
+          <w:rPr>
+            <w:rStyle w:val="Hipervnculo"/>
+          </w:rPr>
+          <w:t>https://github.com/reumend/VALOR-REAL-DEL-BOLIVAR-VENEZOLANO-</w:t>
+        </w:r>
+      </w:hyperlink>
+    </w:p>
+    <w:p/>
+    <w:p/>
+    <w:p/>
+    <w:p/>
+    <w:p>
+      <w:r>
+        <w:t>TEORÍA COMPLETA DEL SISTEMA TBAC: ECUACIONES FUNDAMENTALES, FÓRMULAS DERIVADAS, LEYES DE ESTABILIDAD Y PROTOCOLO CIENTÍFICO</w:t>
+      </w:r>
+    </w:p>
+    <w:p/>
+    <w:p>
+      <w:r>
+        <w:t xml:space="preserve">Autor: </w:t>
+      </w:r>
+      <w:proofErr w:type="spellStart"/>
+      <w:r>
+        <w:t>Roberth</w:t>
+      </w:r>
+      <w:proofErr w:type="spellEnd"/>
+      <w:r>
+        <w:t xml:space="preserve"> </w:t>
+      </w:r>
+      <w:proofErr w:type="spellStart"/>
+      <w:r>
+        <w:t>Willians</w:t>
+      </w:r>
+      <w:proofErr w:type="spellEnd"/>
+      <w:r>
+        <w:t xml:space="preserve"> Mendoza Requena</w:t>
+      </w:r>
+    </w:p>
+    <w:p>
+      <w:r>
+        <w:t>Fecha: 28 de agosto de 2026</w:t>
+      </w:r>
+    </w:p>
+    <w:p>
+      <w:r>
+        <w:t>Versión: 2.0 – Documento Integral con Todas las Ecuaciones, Leyes y Protocolo Científico</w:t>
+      </w:r>
+    </w:p>
+    <w:p/>
+    <w:p>
+      <w:r>
+        <w:t>---</w:t>
+      </w:r>
+    </w:p>
+    <w:p/>
+    <w:p>
+      <w:r>
+        <w:t>PARTE I: FUNDAMENTOS TEÓRICOS DEL SISTEMA TBAC</w:t>
+      </w:r>
+    </w:p>
+    <w:p/>
+    <w:p>
+      <w:r>
+        <w:t>1.1. Definición del Bolívar Digital TBAC</w:t>
+      </w:r>
+    </w:p>
+    <w:p/>
+    <w:p>
+      <w:r>
+        <w:t xml:space="preserve">El Bolívar Digital TBAC es un </w:t>
+      </w:r>
+      <w:proofErr w:type="spellStart"/>
+      <w:r>
+        <w:t>token</w:t>
+      </w:r>
+      <w:proofErr w:type="spellEnd"/>
+      <w:r>
+        <w:t xml:space="preserve"> soberano cuyo valor se define mediante una ecuación unificada que establece su relación inversa con la Unidad Tributaria. Su valor en el tiempo t se expresa como:</w:t>
+      </w:r>
+    </w:p>
+    <w:p/>
+    <w:p>
+      <w:r>
+        <w:t xml:space="preserve">V_TBAC(t) = (n / UT(t)) × ∏_{τ=0}^{t} (1 + </w:t>
+      </w:r>
+      <w:proofErr w:type="spellStart"/>
+      <w:r>
+        <w:t>ρ_arbitraje</w:t>
+      </w:r>
+      <w:proofErr w:type="spellEnd"/>
+      <w:r>
+        <w:t>(τ)) × (CB(t) / CB(0)) × (FX(t) / FX(0))</w:t>
+      </w:r>
+    </w:p>
+    <w:p/>
+    <w:p>
+      <w:r>
+        <w:t>Donde:</w:t>
+      </w:r>
+    </w:p>
+    <w:p/>
+    <w:p>
+      <w:r>
+        <w:t>· V_TBAC(t): Valor del bolívar digital en el tiempo t.</w:t>
+      </w:r>
+    </w:p>
+    <w:p>
+      <w:r>
+        <w:t>· n: Constante de escala (fijada en n = 10^8).</w:t>
+      </w:r>
+    </w:p>
+    <w:p>
+      <w:r>
+        <w:t>· UT(t): Unidad Tributaria en el tiempo t (en bolívares).</w:t>
+      </w:r>
+    </w:p>
+    <w:p>
+      <w:r>
+        <w:t xml:space="preserve">· </w:t>
+      </w:r>
+      <w:proofErr w:type="spellStart"/>
+      <w:r>
+        <w:t>ρ_arbitraje</w:t>
+      </w:r>
+      <w:proofErr w:type="spellEnd"/>
+      <w:r>
+        <w:t xml:space="preserve">(τ): Tasa de retorno especulativa generada por el bucle de los </w:t>
+      </w:r>
+      <w:proofErr w:type="spellStart"/>
+      <w:r>
+        <w:t>criptobonos</w:t>
+      </w:r>
+      <w:proofErr w:type="spellEnd"/>
+      <w:r>
+        <w:t>.</w:t>
+      </w:r>
+    </w:p>
+    <w:p>
+      <w:r>
+        <w:t xml:space="preserve">· CB(t): Valor de la canasta de los cuatro </w:t>
+      </w:r>
+      <w:proofErr w:type="spellStart"/>
+      <w:r>
+        <w:t>criptobonos</w:t>
+      </w:r>
+      <w:proofErr w:type="spellEnd"/>
+      <w:r>
+        <w:t xml:space="preserve"> soberanos.</w:t>
+      </w:r>
+    </w:p>
+    <w:p>
+      <w:r>
+        <w:t>· FX(t): Valor de la canasta de divisas de los países miembros.</w:t>
+      </w:r>
+    </w:p>
+    <w:p/>
+    <w:p>
+      <w:r>
+        <w:t>Interpretación teórica:</w:t>
+      </w:r>
+    </w:p>
+    <w:p>
+      <w:r>
+        <w:t xml:space="preserve">El TBAC es un instrumento antiinflacionario por diseño. Cuando la Unidad Tributaria aumenta (inflación), el valor del TBAC tiende a disminuir. Cuando el arbitraje es eficiente y las canastas de </w:t>
+      </w:r>
+      <w:proofErr w:type="spellStart"/>
+      <w:r>
+        <w:t>criptobonos</w:t>
+      </w:r>
+      <w:proofErr w:type="spellEnd"/>
+      <w:r>
+        <w:t xml:space="preserve"> y divisas crecen, el valor del TBAC se aprecia. La constante n establece la escala inicial: n / UT(0) es el valor base de 1 bolívar en el momento de creación del sistema.</w:t>
+      </w:r>
+    </w:p>
+    <w:p/>
+    <w:p>
+      <w:r>
+        <w:t>---</w:t>
+      </w:r>
+    </w:p>
+    <w:p/>
+    <w:p>
+      <w:r>
+        <w:t>1.2. La Fórmula B de Revalorización Estructural</w:t>
+      </w:r>
+    </w:p>
+    <w:p/>
+    <w:p>
+      <w:r>
+        <w:t>La Fórmula B es el modelo fundamental de valoración estructural de una moneda. Se expresa de dos maneras:</w:t>
+      </w:r>
+    </w:p>
+    <w:p/>
+    <w:p>
+      <w:r>
+        <w:t>Fórmula B sin deuda:</w:t>
+      </w:r>
+    </w:p>
+    <w:p>
+      <w:proofErr w:type="spellStart"/>
+      <w:r>
+        <w:t>R_reval</w:t>
+      </w:r>
+      <w:proofErr w:type="spellEnd"/>
+      <w:r>
+        <w:t xml:space="preserve"> = Φ × (PIB / M2) × (1 + </w:t>
+      </w:r>
+      <w:proofErr w:type="spellStart"/>
+      <w:r>
+        <w:t>Cap_Bursátil</w:t>
+      </w:r>
+      <w:proofErr w:type="spellEnd"/>
+      <w:r>
+        <w:t xml:space="preserve"> / M2)</w:t>
+      </w:r>
+    </w:p>
+    <w:p/>
+    <w:p>
+      <w:r>
+        <w:t>Fórmula B ajustada con deuda (método cruzado):</w:t>
+      </w:r>
+    </w:p>
+    <w:p>
+      <w:proofErr w:type="spellStart"/>
+      <w:r>
+        <w:t>PIB_Ajustado</w:t>
+      </w:r>
+      <w:proofErr w:type="spellEnd"/>
+      <w:r>
+        <w:t xml:space="preserve"> = PIB + </w:t>
+      </w:r>
+      <w:proofErr w:type="spellStart"/>
+      <w:r>
+        <w:t>Criptobonos</w:t>
+      </w:r>
+      <w:proofErr w:type="spellEnd"/>
+    </w:p>
+    <w:p>
+      <w:proofErr w:type="spellStart"/>
+      <w:r>
+        <w:t>Cap_Ajustada</w:t>
+      </w:r>
+      <w:proofErr w:type="spellEnd"/>
+      <w:r>
+        <w:t xml:space="preserve"> = </w:t>
+      </w:r>
+      <w:proofErr w:type="spellStart"/>
+      <w:r>
+        <w:t>Cap_Bursátil</w:t>
+      </w:r>
+      <w:proofErr w:type="spellEnd"/>
+      <w:r>
+        <w:t xml:space="preserve"> + Deuda</w:t>
+      </w:r>
+    </w:p>
+    <w:p>
+      <w:proofErr w:type="spellStart"/>
+      <w:r>
+        <w:t>R_reval_ajustado</w:t>
+      </w:r>
+      <w:proofErr w:type="spellEnd"/>
+      <w:r>
+        <w:t xml:space="preserve"> = Φ × (</w:t>
+      </w:r>
+      <w:proofErr w:type="spellStart"/>
+      <w:r>
+        <w:t>PIB_Ajustado</w:t>
+      </w:r>
+      <w:proofErr w:type="spellEnd"/>
+      <w:r>
+        <w:t xml:space="preserve"> / M2) × (1 + </w:t>
+      </w:r>
+      <w:proofErr w:type="spellStart"/>
+      <w:r>
+        <w:t>Cap_Ajustada</w:t>
+      </w:r>
+      <w:proofErr w:type="spellEnd"/>
+      <w:r>
+        <w:t xml:space="preserve"> / M2)</w:t>
+      </w:r>
+    </w:p>
+    <w:p/>
+    <w:p>
+      <w:r>
+        <w:t>Donde:</w:t>
+      </w:r>
+    </w:p>
+    <w:p/>
+    <w:p>
+      <w:r>
+        <w:t xml:space="preserve">· </w:t>
+      </w:r>
+      <w:proofErr w:type="spellStart"/>
+      <w:r>
+        <w:t>R_reval</w:t>
+      </w:r>
+      <w:proofErr w:type="spellEnd"/>
+      <w:r>
+        <w:t>: Factor de revalorización estructural (número puro que indica cuántas veces el valor real de la moneda supera su valor nominal).</w:t>
+      </w:r>
+    </w:p>
+    <w:p>
+      <w:r>
+        <w:t>· Φ: Factor de confianza país.</w:t>
+      </w:r>
+    </w:p>
+    <w:p>
+      <w:r>
+        <w:t>· PIB: Producto Interno Bruto nominal (en moneda local).</w:t>
+      </w:r>
+    </w:p>
+    <w:p>
+      <w:r>
+        <w:t>· M2: Masa monetaria en sentido amplio (en moneda local).</w:t>
+      </w:r>
+    </w:p>
+    <w:p>
+      <w:r>
+        <w:t xml:space="preserve">· </w:t>
+      </w:r>
+      <w:proofErr w:type="spellStart"/>
+      <w:r>
+        <w:t>Cap_Bursátil</w:t>
+      </w:r>
+      <w:proofErr w:type="spellEnd"/>
+      <w:r>
+        <w:t>: Capitalización bursátil total (en moneda local).</w:t>
+      </w:r>
+    </w:p>
+    <w:p>
+      <w:r>
+        <w:t xml:space="preserve">· </w:t>
+      </w:r>
+      <w:proofErr w:type="spellStart"/>
+      <w:r>
+        <w:t>Criptobonos</w:t>
+      </w:r>
+      <w:proofErr w:type="spellEnd"/>
+      <w:r>
+        <w:t xml:space="preserve">: Valor de los </w:t>
+      </w:r>
+      <w:proofErr w:type="spellStart"/>
+      <w:r>
+        <w:t>criptobonos</w:t>
+      </w:r>
+      <w:proofErr w:type="spellEnd"/>
+      <w:r>
+        <w:t xml:space="preserve"> NFT emitidos (en moneda local).</w:t>
+      </w:r>
+    </w:p>
+    <w:p>
+      <w:r>
+        <w:t>· Deuda: Deuda pública exigible (en moneda local).</w:t>
+      </w:r>
+    </w:p>
+    <w:p/>
+    <w:p>
+      <w:r>
+        <w:t>Interpretación teórica:</w:t>
+      </w:r>
+    </w:p>
+    <w:p>
+      <w:r>
+        <w:t xml:space="preserve">La Fórmula B mide el respaldo real de una moneda. El cociente PIB/M2 indica cuánta producción respalda cada unidad monetaria. El factor (1 + </w:t>
+      </w:r>
+      <w:proofErr w:type="spellStart"/>
+      <w:r>
+        <w:t>Cap_Bursátil</w:t>
+      </w:r>
+      <w:proofErr w:type="spellEnd"/>
+      <w:r>
+        <w:t xml:space="preserve">/M2) incorpora el apalancamiento financiero. La inclusión de </w:t>
+      </w:r>
+      <w:proofErr w:type="spellStart"/>
+      <w:r>
+        <w:t>criptobonos</w:t>
+      </w:r>
+      <w:proofErr w:type="spellEnd"/>
+      <w:r>
+        <w:t xml:space="preserve"> y deuda en el método cruzado transforma los pasivos en activos colaterales, elevando el factor de revalorización. Este es el principio fundamental del modelo TBAC: la </w:t>
+      </w:r>
+      <w:proofErr w:type="spellStart"/>
+      <w:r>
+        <w:t>tokenización</w:t>
+      </w:r>
+      <w:proofErr w:type="spellEnd"/>
+      <w:r>
+        <w:t xml:space="preserve"> convierte los pasivos en colateral, permitiendo que la moneda se revalorice sin necesidad de emisión inflacionaria.</w:t>
+      </w:r>
+    </w:p>
+    <w:p/>
+    <w:p>
+      <w:r>
+        <w:t>---</w:t>
+      </w:r>
+    </w:p>
+    <w:p/>
+    <w:p>
+      <w:r>
+        <w:t>1.3. El Factor de Confianza País (Φ)</w:t>
+      </w:r>
+    </w:p>
+    <w:p/>
+    <w:p>
+      <w:r>
+        <w:t>El factor de confianza país sintetiza la credibilidad institucional, la estabilidad política y la capacidad de pago del Estado. Se calcula como:</w:t>
+      </w:r>
+    </w:p>
+    <w:p/>
+    <w:p>
+      <w:r>
+        <w:t xml:space="preserve">Φ = ((1 + </w:t>
+      </w:r>
+      <w:proofErr w:type="spellStart"/>
+      <w:r>
+        <w:t>i_nacional</w:t>
+      </w:r>
+      <w:proofErr w:type="spellEnd"/>
+      <w:r>
+        <w:t xml:space="preserve">) / (1 + </w:t>
+      </w:r>
+      <w:proofErr w:type="spellStart"/>
+      <w:r>
+        <w:t>i_internacional</w:t>
+      </w:r>
+      <w:proofErr w:type="spellEnd"/>
+      <w:r>
+        <w:t xml:space="preserve">)) × ((1 + π) / (1 + </w:t>
+      </w:r>
+      <w:proofErr w:type="spellStart"/>
+      <w:r>
+        <w:t>g_real</w:t>
+      </w:r>
+      <w:proofErr w:type="spellEnd"/>
+      <w:r>
+        <w:t xml:space="preserve">)) × (1 / (1 + </w:t>
+      </w:r>
+      <w:proofErr w:type="spellStart"/>
+      <w:r>
+        <w:t>ρ_soberano</w:t>
+      </w:r>
+      <w:proofErr w:type="spellEnd"/>
+      <w:r>
+        <w:t>))</w:t>
+      </w:r>
+    </w:p>
+    <w:p/>
+    <w:p>
+      <w:r>
+        <w:t>Donde:</w:t>
+      </w:r>
+    </w:p>
+    <w:p/>
+    <w:p>
+      <w:r>
+        <w:t xml:space="preserve">· </w:t>
+      </w:r>
+      <w:proofErr w:type="spellStart"/>
+      <w:r>
+        <w:t>i_nacional</w:t>
+      </w:r>
+      <w:proofErr w:type="spellEnd"/>
+      <w:r>
+        <w:t>: Tasa de interés de referencia del Banco Central del país.</w:t>
+      </w:r>
+    </w:p>
+    <w:p>
+      <w:r>
+        <w:t xml:space="preserve">· </w:t>
+      </w:r>
+      <w:proofErr w:type="spellStart"/>
+      <w:r>
+        <w:t>i_internacional</w:t>
+      </w:r>
+      <w:proofErr w:type="spellEnd"/>
+      <w:r>
+        <w:t>: Tasa de interés de la Reserva Federal de EE.UU.</w:t>
+      </w:r>
+    </w:p>
+    <w:p>
+      <w:r>
+        <w:t>· π: Tasa de inflación interanual del país.</w:t>
+      </w:r>
+    </w:p>
+    <w:p>
+      <w:r>
+        <w:t xml:space="preserve">· </w:t>
+      </w:r>
+      <w:proofErr w:type="spellStart"/>
+      <w:r>
+        <w:t>g_real</w:t>
+      </w:r>
+      <w:proofErr w:type="spellEnd"/>
+      <w:r>
+        <w:t>: Tasa de crecimiento real del Producto Interno Bruto.</w:t>
+      </w:r>
+    </w:p>
+    <w:p>
+      <w:r>
+        <w:t xml:space="preserve">· </w:t>
+      </w:r>
+      <w:proofErr w:type="spellStart"/>
+      <w:r>
+        <w:t>ρ_soberano</w:t>
+      </w:r>
+      <w:proofErr w:type="spellEnd"/>
+      <w:r>
+        <w:t>: Prima de riesgo soberano (spread de los bonos del país frente a los bonos del Tesoro de EE.UU.).</w:t>
+      </w:r>
+    </w:p>
+    <w:p/>
+    <w:p>
+      <w:r>
+        <w:t>Interpretación teórica:</w:t>
+      </w:r>
+    </w:p>
+    <w:p>
+      <w:r>
+        <w:t xml:space="preserve">El primer factor (1 + </w:t>
+      </w:r>
+      <w:proofErr w:type="spellStart"/>
+      <w:r>
+        <w:t>i_nacional</w:t>
+      </w:r>
+      <w:proofErr w:type="spellEnd"/>
+      <w:r>
+        <w:t xml:space="preserve">) / (1 + </w:t>
+      </w:r>
+      <w:proofErr w:type="spellStart"/>
+      <w:r>
+        <w:t>i_internacional</w:t>
+      </w:r>
+      <w:proofErr w:type="spellEnd"/>
+      <w:r>
+        <w:t xml:space="preserve">) refleja el diferencial de tasas de interés. Un diferencial positivo indica que el país ofrece mayor rendimiento, lo que atrae inversión y fortalece su moneda. El segundo factor (1 + π) / (1 + </w:t>
+      </w:r>
+      <w:proofErr w:type="spellStart"/>
+      <w:r>
+        <w:t>g_real</w:t>
+      </w:r>
+      <w:proofErr w:type="spellEnd"/>
+      <w:r>
+        <w:t xml:space="preserve">) mide el equilibrio entre inflación y crecimiento: si la inflación supera al crecimiento, el factor disminuye. El tercer factor 1 / (1 + </w:t>
+      </w:r>
+      <w:proofErr w:type="spellStart"/>
+      <w:r>
+        <w:t>ρ_soberano</w:t>
+      </w:r>
+      <w:proofErr w:type="spellEnd"/>
+      <w:r>
+        <w:t>) captura el riesgo país: cuanto mayor sea el riesgo soberano, menor será el factor de confianza.</w:t>
+      </w:r>
+    </w:p>
+    <w:p/>
+    <w:p>
+      <w:r>
+        <w:t>---</w:t>
+      </w:r>
+    </w:p>
+    <w:p/>
+    <w:p>
+      <w:r>
+        <w:t>PARTE II: FÓRMULAS DERIVADAS DEL FACTOR DE CONFIANZA PAÍS (Φ)</w:t>
+      </w:r>
+    </w:p>
+    <w:p/>
+    <w:p>
+      <w:r>
+        <w:t>A partir del factor de confianza país, se derivan múltiples ecuaciones que permiten analizar aspectos específicos de la economía y la política monetaria. Cada una tiene su propia teoría y aplicación.</w:t>
+      </w:r>
+    </w:p>
+    <w:p/>
+    <w:p>
+      <w:r>
+        <w:t>---</w:t>
+      </w:r>
+    </w:p>
+    <w:p/>
+    <w:p>
+      <w:r>
+        <w:t>2.1. Índice de Credibilidad Monetaria (ICM)</w:t>
+      </w:r>
+    </w:p>
+    <w:p/>
+    <w:p>
+      <w:r>
+        <w:t>Problema que resuelve: Medir la credibilidad de la política monetaria de un país, en relación con el riesgo percibido.</w:t>
+      </w:r>
+    </w:p>
+    <w:p/>
+    <w:p>
+      <w:r>
+        <w:t>Fórmula:</w:t>
+      </w:r>
+    </w:p>
+    <w:p>
+      <w:r>
+        <w:t xml:space="preserve">ICM = (1 + </w:t>
+      </w:r>
+      <w:proofErr w:type="spellStart"/>
+      <w:r>
+        <w:t>i_nacional</w:t>
+      </w:r>
+      <w:proofErr w:type="spellEnd"/>
+      <w:r>
+        <w:t xml:space="preserve">) / (1 + </w:t>
+      </w:r>
+      <w:proofErr w:type="spellStart"/>
+      <w:r>
+        <w:t>ρ_soberano</w:t>
+      </w:r>
+      <w:proofErr w:type="spellEnd"/>
+      <w:r>
+        <w:t>)</w:t>
+      </w:r>
+    </w:p>
+    <w:p/>
+    <w:p>
+      <w:r>
+        <w:t>Teoría:</w:t>
+      </w:r>
+    </w:p>
+    <w:p>
+      <w:r>
+        <w:t>El ICM compara la tasa de interés nacional con el riesgo soberano. Un ICM &gt; 1 indica que la política monetaria es creíble y que el rendimiento de los activos nacionales supera el riesgo percibido. Un ICM &lt; 1 sugiere que el riesgo es mayor que el rendimiento.</w:t>
+      </w:r>
+    </w:p>
+    <w:p/>
+    <w:p>
+      <w:r>
+        <w:t>Ejemplo de aplicación:</w:t>
+      </w:r>
+    </w:p>
+    <w:p>
+      <w:r>
+        <w:t xml:space="preserve">Si </w:t>
+      </w:r>
+      <w:proofErr w:type="spellStart"/>
+      <w:r>
+        <w:t>i_nacional</w:t>
+      </w:r>
+      <w:proofErr w:type="spellEnd"/>
+      <w:r>
+        <w:t xml:space="preserve"> = 0,5938 y </w:t>
+      </w:r>
+      <w:proofErr w:type="spellStart"/>
+      <w:r>
+        <w:t>ρ_soberano</w:t>
+      </w:r>
+      <w:proofErr w:type="spellEnd"/>
+      <w:r>
+        <w:t xml:space="preserve"> = 0,7193, entonces ICM = (1 + 0,5938) / (1 + 0,7193) = 1,5938 / 1,7193 = 0,927. Esto indica que la credibilidad monetaria es ligeramente menor al riesgo soberano.</w:t>
+      </w:r>
+    </w:p>
+    <w:p/>
+    <w:p>
+      <w:r>
+        <w:t>---</w:t>
+      </w:r>
+    </w:p>
+    <w:p/>
+    <w:p>
+      <w:r>
+        <w:t>2.2. Coeficiente de Estabilidad Política (CEP)</w:t>
+      </w:r>
+    </w:p>
+    <w:p/>
+    <w:p>
+      <w:r>
+        <w:t>Problema que resuelve: Medir el impacto de la estabilidad política en el valor de la moneda.</w:t>
+      </w:r>
+    </w:p>
+    <w:p/>
+    <w:p>
+      <w:r>
+        <w:t>Fórmula:</w:t>
+      </w:r>
+    </w:p>
+    <w:p>
+      <w:r>
+        <w:t xml:space="preserve">CEP = (1 + </w:t>
+      </w:r>
+      <w:proofErr w:type="spellStart"/>
+      <w:r>
+        <w:t>g_real</w:t>
+      </w:r>
+      <w:proofErr w:type="spellEnd"/>
+      <w:r>
+        <w:t xml:space="preserve">) / (1 + </w:t>
+      </w:r>
+      <w:proofErr w:type="spellStart"/>
+      <w:r>
+        <w:t>ρ_soberano</w:t>
+      </w:r>
+      <w:proofErr w:type="spellEnd"/>
+      <w:r>
+        <w:t>)</w:t>
+      </w:r>
+    </w:p>
+    <w:p/>
+    <w:p>
+      <w:r>
+        <w:t>Teoría:</w:t>
+      </w:r>
+    </w:p>
+    <w:p>
+      <w:r>
+        <w:t>El CEP relaciona el crecimiento real del PIB con el riesgo soberano. Un CEP &gt; 1 indica que el crecimiento económico supera el riesgo político. Un CEP &lt; 1 sugiere que el riesgo político está frenando el crecimiento.</w:t>
+      </w:r>
+    </w:p>
+    <w:p/>
+    <w:p>
+      <w:r>
+        <w:t>Ejemplo de aplicación:</w:t>
+      </w:r>
+    </w:p>
+    <w:p>
+      <w:r>
+        <w:t xml:space="preserve">Si </w:t>
+      </w:r>
+      <w:proofErr w:type="spellStart"/>
+      <w:r>
+        <w:t>g_real</w:t>
+      </w:r>
+      <w:proofErr w:type="spellEnd"/>
+      <w:r>
+        <w:t xml:space="preserve"> = 0,04 y </w:t>
+      </w:r>
+      <w:proofErr w:type="spellStart"/>
+      <w:r>
+        <w:t>ρ_soberano</w:t>
+      </w:r>
+      <w:proofErr w:type="spellEnd"/>
+      <w:r>
+        <w:t xml:space="preserve"> = 0,7193, entonces CEP = (1 + 0,04) / (1 + 0,7193) = 1,04 / 1,7193 = 0,604. Esto indica que el riesgo soberano es mayor que el crecimiento económico.</w:t>
+      </w:r>
+    </w:p>
+    <w:p/>
+    <w:p>
+      <w:r>
+        <w:t>---</w:t>
+      </w:r>
+    </w:p>
+    <w:p/>
+    <w:p>
+      <w:r>
+        <w:t>2.3. Factor de Sostenibilidad Fiscal (FSF)</w:t>
+      </w:r>
+    </w:p>
+    <w:p/>
+    <w:p>
+      <w:r>
+        <w:t>Problema que resuelve: Medir la capacidad de un país para mantener su nivel de deuda sin comprometer su estabilidad.</w:t>
+      </w:r>
+    </w:p>
+    <w:p/>
+    <w:p>
+      <w:r>
+        <w:t>Fórmula:</w:t>
+      </w:r>
+    </w:p>
+    <w:p>
+      <w:r>
+        <w:t xml:space="preserve">FSF = (1 + </w:t>
+      </w:r>
+      <w:proofErr w:type="spellStart"/>
+      <w:r>
+        <w:t>g_real</w:t>
+      </w:r>
+      <w:proofErr w:type="spellEnd"/>
+      <w:r>
+        <w:t>) / (</w:t>
+      </w:r>
+      <w:proofErr w:type="spellStart"/>
+      <w:r>
+        <w:t>i_nacional</w:t>
+      </w:r>
+      <w:proofErr w:type="spellEnd"/>
+      <w:r>
+        <w:t xml:space="preserve"> + </w:t>
+      </w:r>
+      <w:proofErr w:type="spellStart"/>
+      <w:r>
+        <w:t>ρ_soberano</w:t>
+      </w:r>
+      <w:proofErr w:type="spellEnd"/>
+      <w:r>
+        <w:t>)</w:t>
+      </w:r>
+    </w:p>
+    <w:p/>
+    <w:p>
+      <w:r>
+        <w:t>Teoría:</w:t>
+      </w:r>
+    </w:p>
+    <w:p>
+      <w:r>
+        <w:t>El FSF compara el crecimiento económico con el costo del endeudamiento (tasa de interés + riesgo soberano). Un FSF &gt; 1 indica que la economía crece más rápido que el costo de su deuda, lo que hace sostenible la deuda. Un FSF &lt; 1 sugiere que la deuda es insostenible.</w:t>
+      </w:r>
+    </w:p>
+    <w:p/>
+    <w:p>
+      <w:r>
+        <w:t>Ejemplo de aplicación:</w:t>
+      </w:r>
+    </w:p>
+    <w:p>
+      <w:r>
+        <w:t xml:space="preserve">Si </w:t>
+      </w:r>
+      <w:proofErr w:type="spellStart"/>
+      <w:r>
+        <w:t>g_real</w:t>
+      </w:r>
+      <w:proofErr w:type="spellEnd"/>
+      <w:r>
+        <w:t xml:space="preserve"> = 0,04, </w:t>
+      </w:r>
+      <w:proofErr w:type="spellStart"/>
+      <w:r>
+        <w:t>i_nacional</w:t>
+      </w:r>
+      <w:proofErr w:type="spellEnd"/>
+      <w:r>
+        <w:t xml:space="preserve"> = 0,5938 y </w:t>
+      </w:r>
+      <w:proofErr w:type="spellStart"/>
+      <w:r>
+        <w:t>ρ_soberano</w:t>
+      </w:r>
+      <w:proofErr w:type="spellEnd"/>
+      <w:r>
+        <w:t xml:space="preserve"> = 0,7193, entonces FSF = 1,04 / (0,5938 + 0,7193) = 1,04 / 1,3131 = 0,792. Esto indica que el costo de la deuda supera al crecimiento.</w:t>
+      </w:r>
+    </w:p>
+    <w:p/>
+    <w:p>
+      <w:r>
+        <w:t>---</w:t>
+      </w:r>
+    </w:p>
+    <w:p/>
+    <w:p>
+      <w:r>
+        <w:t>2.4. Índice de Competitividad Cambiaria (ICC)</w:t>
+      </w:r>
+    </w:p>
+    <w:p/>
+    <w:p>
+      <w:r>
+        <w:t>Problema que resuelve: Medir la competitividad de una moneda en el mercado internacional, ajustada por inflación y riesgo.</w:t>
+      </w:r>
+    </w:p>
+    <w:p/>
+    <w:p>
+      <w:r>
+        <w:t>Fórmula:</w:t>
+      </w:r>
+    </w:p>
+    <w:p>
+      <w:r>
+        <w:t xml:space="preserve">ICC = (1 + π) / (1 + </w:t>
+      </w:r>
+      <w:proofErr w:type="spellStart"/>
+      <w:r>
+        <w:t>i_nacional</w:t>
+      </w:r>
+      <w:proofErr w:type="spellEnd"/>
+      <w:r>
+        <w:t>)</w:t>
+      </w:r>
+    </w:p>
+    <w:p/>
+    <w:p>
+      <w:r>
+        <w:t>Teoría:</w:t>
+      </w:r>
+    </w:p>
+    <w:p>
+      <w:r>
+        <w:t>El ICC compara la inflación con la tasa de interés nacional. Un ICC &gt; 1 indica que la inflación supera a la tasa de interés, lo que reduce el poder adquisitivo y la competitividad de la moneda. Un ICC &lt; 1 sugiere que la tasa de interés controla la inflación.</w:t>
+      </w:r>
+    </w:p>
+    <w:p/>
+    <w:p>
+      <w:r>
+        <w:t>Ejemplo de aplicación:</w:t>
+      </w:r>
+    </w:p>
+    <w:p>
+      <w:r>
+        <w:t xml:space="preserve">Si π = 5,76 y </w:t>
+      </w:r>
+      <w:proofErr w:type="spellStart"/>
+      <w:r>
+        <w:t>i_nacional</w:t>
+      </w:r>
+      <w:proofErr w:type="spellEnd"/>
+      <w:r>
+        <w:t xml:space="preserve"> = 0,5938, entonces ICC = (1 + 5,76) / (1 + 0,5938) = 6,76 / 1,5938 = 4,24. Esto indica que la inflación es 4,24 veces mayor que la tasa de interés.</w:t>
+      </w:r>
+    </w:p>
+    <w:p/>
+    <w:p>
+      <w:r>
+        <w:t>---</w:t>
+      </w:r>
+    </w:p>
+    <w:p/>
+    <w:p>
+      <w:r>
+        <w:t>2.5. Coeficiente de Riesgo-País Efectivo (CRPE)</w:t>
+      </w:r>
+    </w:p>
+    <w:p/>
+    <w:p>
+      <w:r>
+        <w:t>Problema que resuelve: Medir el riesgo soberano efectivo, ajustado por el crecimiento y la inflación.</w:t>
+      </w:r>
+    </w:p>
+    <w:p/>
+    <w:p>
+      <w:r>
+        <w:t>Fórmula:</w:t>
+      </w:r>
+    </w:p>
+    <w:p>
+      <w:r>
+        <w:t xml:space="preserve">CRPE = </w:t>
+      </w:r>
+      <w:proofErr w:type="spellStart"/>
+      <w:r>
+        <w:t>ρ_soberano</w:t>
+      </w:r>
+      <w:proofErr w:type="spellEnd"/>
+      <w:r>
+        <w:t xml:space="preserve"> × (1 + π) / (1 + </w:t>
+      </w:r>
+      <w:proofErr w:type="spellStart"/>
+      <w:r>
+        <w:t>g_real</w:t>
+      </w:r>
+      <w:proofErr w:type="spellEnd"/>
+      <w:r>
+        <w:t>)</w:t>
+      </w:r>
+    </w:p>
+    <w:p/>
+    <w:p>
+      <w:r>
+        <w:t>Teoría:</w:t>
+      </w:r>
+    </w:p>
+    <w:p>
+      <w:r>
+        <w:t>El CRPE ajusta el riesgo soberano por la inflación y el crecimiento. Un CRPE alto indica que el riesgo está siendo amplificado por la inflación. Un CRPE bajo sugiere que el crecimiento está mitigando el riesgo.</w:t>
+      </w:r>
+    </w:p>
+    <w:p/>
+    <w:p>
+      <w:r>
+        <w:t>Ejemplo de aplicación:</w:t>
+      </w:r>
+    </w:p>
+    <w:p>
+      <w:r>
+        <w:t xml:space="preserve">Si </w:t>
+      </w:r>
+      <w:proofErr w:type="spellStart"/>
+      <w:r>
+        <w:t>ρ_soberano</w:t>
+      </w:r>
+      <w:proofErr w:type="spellEnd"/>
+      <w:r>
+        <w:t xml:space="preserve"> = 0,7193, π = 5,76 y </w:t>
+      </w:r>
+      <w:proofErr w:type="spellStart"/>
+      <w:r>
+        <w:t>g_real</w:t>
+      </w:r>
+      <w:proofErr w:type="spellEnd"/>
+      <w:r>
+        <w:t xml:space="preserve"> = 0,04, entonces CRPE = 0,7193 × (6,76 / 1,04) = 0,7193 × 6,5 = 4,675. Esto indica que el riesgo efectivo es 4,675 veces mayor que el riesgo nominal.</w:t>
+      </w:r>
+    </w:p>
+    <w:p/>
+    <w:p>
+      <w:r>
+        <w:t>---</w:t>
+      </w:r>
+    </w:p>
+    <w:p/>
+    <w:p>
+      <w:r>
+        <w:t>2.6. Índice de Confianza Inversora (ICI)</w:t>
+      </w:r>
+    </w:p>
+    <w:p/>
+    <w:p>
+      <w:r>
+        <w:t>Problema que resuelve: Medir la confianza de los inversores en un país, basada en el diferencial de tasas y el riesgo.</w:t>
+      </w:r>
+    </w:p>
+    <w:p/>
+    <w:p>
+      <w:r>
+        <w:t>Fórmula:</w:t>
+      </w:r>
+    </w:p>
+    <w:p>
+      <w:r>
+        <w:t xml:space="preserve">ICI = (1 + </w:t>
+      </w:r>
+      <w:proofErr w:type="spellStart"/>
+      <w:r>
+        <w:t>i_nacional</w:t>
+      </w:r>
+      <w:proofErr w:type="spellEnd"/>
+      <w:r>
+        <w:t xml:space="preserve">) / ((1 + </w:t>
+      </w:r>
+      <w:proofErr w:type="spellStart"/>
+      <w:r>
+        <w:t>i_internacional</w:t>
+      </w:r>
+      <w:proofErr w:type="spellEnd"/>
+      <w:r>
+        <w:t xml:space="preserve">) × (1 + </w:t>
+      </w:r>
+      <w:proofErr w:type="spellStart"/>
+      <w:r>
+        <w:t>ρ_soberano</w:t>
+      </w:r>
+      <w:proofErr w:type="spellEnd"/>
+      <w:r>
+        <w:t>))</w:t>
+      </w:r>
+    </w:p>
+    <w:p/>
+    <w:p>
+      <w:r>
+        <w:t>Teoría:</w:t>
+      </w:r>
+    </w:p>
+    <w:p>
+      <w:r>
+        <w:t>El ICI compara el rendimiento nacional (</w:t>
+      </w:r>
+      <w:proofErr w:type="spellStart"/>
+      <w:r>
+        <w:t>i_nacional</w:t>
+      </w:r>
+      <w:proofErr w:type="spellEnd"/>
+      <w:r>
+        <w:t>) con el rendimiento internacional ajustado por riesgo. Un ICI &gt; 1 indica que el país ofrece un rendimiento atractivo. Un ICI &lt; 1 sugiere que el riesgo no compensa el rendimiento.</w:t>
+      </w:r>
+    </w:p>
+    <w:p/>
+    <w:p>
+      <w:r>
+        <w:t>Ejemplo de aplicación:</w:t>
+      </w:r>
+    </w:p>
+    <w:p>
+      <w:r>
+        <w:t xml:space="preserve">Si </w:t>
+      </w:r>
+      <w:proofErr w:type="spellStart"/>
+      <w:r>
+        <w:t>i_nacional</w:t>
+      </w:r>
+      <w:proofErr w:type="spellEnd"/>
+      <w:r>
+        <w:t xml:space="preserve"> = 0,5938, </w:t>
+      </w:r>
+      <w:proofErr w:type="spellStart"/>
+      <w:r>
+        <w:t>i_internacional</w:t>
+      </w:r>
+      <w:proofErr w:type="spellEnd"/>
+      <w:r>
+        <w:t xml:space="preserve"> = 0,035 y </w:t>
+      </w:r>
+      <w:proofErr w:type="spellStart"/>
+      <w:r>
+        <w:t>ρ_soberano</w:t>
+      </w:r>
+      <w:proofErr w:type="spellEnd"/>
+      <w:r>
+        <w:t xml:space="preserve"> = 0,7193, entonces ICI = 1,5938 / (1,035 × 1,7193) = 1,5938 / 1,779 = 0,895. Esto indica que el rendimiento no compensa completamente el riesgo.</w:t>
+      </w:r>
+    </w:p>
+    <w:p/>
+    <w:p>
+      <w:r>
+        <w:t>---</w:t>
+      </w:r>
+    </w:p>
+    <w:p/>
+    <w:p>
+      <w:r>
+        <w:t>2.7. Factor de Estabilidad Social (FES)</w:t>
+      </w:r>
+    </w:p>
+    <w:p/>
+    <w:p>
+      <w:r>
+        <w:t>Problema que resuelve: Medir el impacto de la estabilidad social en la credibilidad del país.</w:t>
+      </w:r>
+    </w:p>
+    <w:p/>
+    <w:p>
+      <w:r>
+        <w:t>Fórmula:</w:t>
+      </w:r>
+    </w:p>
+    <w:p>
+      <w:r>
+        <w:t xml:space="preserve">FES = (1 + </w:t>
+      </w:r>
+      <w:proofErr w:type="spellStart"/>
+      <w:r>
+        <w:t>g_real</w:t>
+      </w:r>
+      <w:proofErr w:type="spellEnd"/>
+      <w:r>
+        <w:t>) / (1 + π)</w:t>
+      </w:r>
+    </w:p>
+    <w:p/>
+    <w:p>
+      <w:r>
+        <w:t>Teoría:</w:t>
+      </w:r>
+    </w:p>
+    <w:p>
+      <w:r>
+        <w:t>El FES compara el crecimiento con la inflación. Un FES &gt; 1 indica que el crecimiento supera a la inflación, lo que genera estabilidad social. Un FES &lt; 1 sugiere que la inflación erosiona el crecimiento, generando inestabilidad.</w:t>
+      </w:r>
+    </w:p>
+    <w:p/>
+    <w:p>
+      <w:r>
+        <w:t>Ejemplo de aplicación:</w:t>
+      </w:r>
+    </w:p>
+    <w:p>
+      <w:r>
+        <w:t xml:space="preserve">Si </w:t>
+      </w:r>
+      <w:proofErr w:type="spellStart"/>
+      <w:r>
+        <w:t>g_real</w:t>
+      </w:r>
+      <w:proofErr w:type="spellEnd"/>
+      <w:r>
+        <w:t xml:space="preserve"> = 0,04 y π = 5,76, entonces FES = 1,04 / 6,76 = 0,153. Esto indica que la inflación es 6,5 veces mayor que el crecimiento.</w:t>
+      </w:r>
+    </w:p>
+    <w:p/>
+    <w:p>
+      <w:r>
+        <w:t>---</w:t>
+      </w:r>
+    </w:p>
+    <w:p/>
+    <w:p>
+      <w:r>
+        <w:t>2.8. Coeficiente de Eficiencia Fiscal (CEF)</w:t>
+      </w:r>
+    </w:p>
+    <w:p/>
+    <w:p>
+      <w:r>
+        <w:t>Problema que resuelve: Medir la eficiencia del Estado en la gestión de sus finanzas.</w:t>
+      </w:r>
+    </w:p>
+    <w:p/>
+    <w:p>
+      <w:r>
+        <w:t>Fórmula:</w:t>
+      </w:r>
+    </w:p>
+    <w:p>
+      <w:r>
+        <w:t xml:space="preserve">CEF = (1 + </w:t>
+      </w:r>
+      <w:proofErr w:type="spellStart"/>
+      <w:r>
+        <w:t>g_real</w:t>
+      </w:r>
+      <w:proofErr w:type="spellEnd"/>
+      <w:r>
+        <w:t xml:space="preserve">) / (1 + </w:t>
+      </w:r>
+      <w:proofErr w:type="spellStart"/>
+      <w:r>
+        <w:t>i_nacional</w:t>
+      </w:r>
+      <w:proofErr w:type="spellEnd"/>
+      <w:r>
+        <w:t>)</w:t>
+      </w:r>
+    </w:p>
+    <w:p/>
+    <w:p>
+      <w:r>
+        <w:t>Teoría:</w:t>
+      </w:r>
+    </w:p>
+    <w:p>
+      <w:r>
+        <w:t>El CEF compara el crecimiento económico con el costo del endeudamiento nacional. Un CEF &gt; 1 indica que el crecimiento supera el costo de la deuda. Un CEF &lt; 1 sugiere que el costo de la deuda está frenando el crecimiento.</w:t>
+      </w:r>
+    </w:p>
+    <w:p/>
+    <w:p>
+      <w:r>
+        <w:t>Ejemplo de aplicación:</w:t>
+      </w:r>
+    </w:p>
+    <w:p>
+      <w:r>
+        <w:t xml:space="preserve">Si </w:t>
+      </w:r>
+      <w:proofErr w:type="spellStart"/>
+      <w:r>
+        <w:t>g_real</w:t>
+      </w:r>
+      <w:proofErr w:type="spellEnd"/>
+      <w:r>
+        <w:t xml:space="preserve"> = 0,04 y </w:t>
+      </w:r>
+      <w:proofErr w:type="spellStart"/>
+      <w:r>
+        <w:t>i_nacional</w:t>
+      </w:r>
+      <w:proofErr w:type="spellEnd"/>
+      <w:r>
+        <w:t xml:space="preserve"> = 0,5938, entonces CEF = 1,04 / 1,5938 = 0,652. Esto indica que el costo de la deuda supera al crecimiento.</w:t>
+      </w:r>
+    </w:p>
+    <w:p/>
+    <w:p>
+      <w:r>
+        <w:t>---</w:t>
+      </w:r>
+    </w:p>
+    <w:p/>
+    <w:p>
+      <w:r>
+        <w:t>2.9. Índice de Riesgo Soberano Real (IRSR)</w:t>
+      </w:r>
+    </w:p>
+    <w:p/>
+    <w:p>
+      <w:r>
+        <w:t>Problema que resuelve: Medir el riesgo soberano ajustado por inflación y crecimiento.</w:t>
+      </w:r>
+    </w:p>
+    <w:p/>
+    <w:p>
+      <w:r>
+        <w:t>Fórmula:</w:t>
+      </w:r>
+    </w:p>
+    <w:p>
+      <w:r>
+        <w:t xml:space="preserve">IRSR = </w:t>
+      </w:r>
+      <w:proofErr w:type="spellStart"/>
+      <w:r>
+        <w:t>ρ_soberano</w:t>
+      </w:r>
+      <w:proofErr w:type="spellEnd"/>
+      <w:r>
+        <w:t xml:space="preserve"> × (1 + π) / (1 + </w:t>
+      </w:r>
+      <w:proofErr w:type="spellStart"/>
+      <w:r>
+        <w:t>i_nacional</w:t>
+      </w:r>
+      <w:proofErr w:type="spellEnd"/>
+      <w:r>
+        <w:t>)</w:t>
+      </w:r>
+    </w:p>
+    <w:p/>
+    <w:p>
+      <w:r>
+        <w:t>Teoría:</w:t>
+      </w:r>
+    </w:p>
+    <w:p>
+      <w:r>
+        <w:t>El IRSR ajusta el riesgo soberano por la inflación y la tasa de interés nacional. Un IRSR alto indica que el riesgo está siendo amplificado por la inflación. Un IRSR bajo sugiere que la tasa de interés está controlando el riesgo.</w:t>
+      </w:r>
+    </w:p>
+    <w:p/>
+    <w:p>
+      <w:r>
+        <w:t>Ejemplo de aplicación:</w:t>
+      </w:r>
+    </w:p>
+    <w:p>
+      <w:r>
+        <w:t xml:space="preserve">Si </w:t>
+      </w:r>
+      <w:proofErr w:type="spellStart"/>
+      <w:r>
+        <w:t>ρ_soberano</w:t>
+      </w:r>
+      <w:proofErr w:type="spellEnd"/>
+      <w:r>
+        <w:t xml:space="preserve"> = 0,7193, π = 5,76 y </w:t>
+      </w:r>
+      <w:proofErr w:type="spellStart"/>
+      <w:r>
+        <w:t>i_nacional</w:t>
+      </w:r>
+      <w:proofErr w:type="spellEnd"/>
+      <w:r>
+        <w:t xml:space="preserve"> = 0,5938, entonces IRSR = 0,7193 × (6,76 / 1,5938) = 0,7193 × 4,24 = 3,05. Esto indica que el riesgo real es 3,05 veces mayor que el riesgo nominal.</w:t>
+      </w:r>
+    </w:p>
+    <w:p/>
+    <w:p>
+      <w:r>
+        <w:t>---</w:t>
+      </w:r>
+    </w:p>
+    <w:p/>
+    <w:p>
+      <w:r>
+        <w:t>2.10. Factor de Confianza Institucional (FCI)</w:t>
+      </w:r>
+    </w:p>
+    <w:p/>
+    <w:p>
+      <w:r>
+        <w:t>Problema que resuelve: Medir el nivel de confianza en las instituciones de un país.</w:t>
+      </w:r>
+    </w:p>
+    <w:p/>
+    <w:p>
+      <w:r>
+        <w:t>Fórmula:</w:t>
+      </w:r>
+    </w:p>
+    <w:p>
+      <w:r>
+        <w:t xml:space="preserve">FCI = 1 / (1 + </w:t>
+      </w:r>
+      <w:proofErr w:type="spellStart"/>
+      <w:r>
+        <w:t>ρ_soberano</w:t>
+      </w:r>
+      <w:proofErr w:type="spellEnd"/>
+      <w:r>
+        <w:t>)</w:t>
+      </w:r>
+    </w:p>
+    <w:p/>
+    <w:p>
+      <w:r>
+        <w:t>Teoría:</w:t>
+      </w:r>
+    </w:p>
+    <w:p>
+      <w:r>
+        <w:t>El FCI es el inverso del riesgo soberano. Un FCI alto indica alta confianza institucional. Un FCI bajo sugiere desconfianza.</w:t>
+      </w:r>
+    </w:p>
+    <w:p/>
+    <w:p>
+      <w:r>
+        <w:t>Ejemplo de aplicación:</w:t>
+      </w:r>
+    </w:p>
+    <w:p>
+      <w:r>
+        <w:t xml:space="preserve">Si </w:t>
+      </w:r>
+      <w:proofErr w:type="spellStart"/>
+      <w:r>
+        <w:t>ρ_soberano</w:t>
+      </w:r>
+      <w:proofErr w:type="spellEnd"/>
+      <w:r>
+        <w:t xml:space="preserve"> = 0,7193, entonces FCI = 1 / 1,7193 = 0,581. Esto indica que la confianza institucional es moderadamente baja.</w:t>
+      </w:r>
+    </w:p>
+    <w:p/>
+    <w:p>
+      <w:r>
+        <w:t>---</w:t>
+      </w:r>
+    </w:p>
+    <w:p/>
+    <w:p>
+      <w:r>
+        <w:t>2.11. Índice de Estabilidad Macroeconómica (IEM)</w:t>
+      </w:r>
+    </w:p>
+    <w:p/>
+    <w:p>
+      <w:r>
+        <w:t>Problema que resuelve: Medir la estabilidad macroeconómica de un país.</w:t>
+      </w:r>
+    </w:p>
+    <w:p/>
+    <w:p>
+      <w:r>
+        <w:t>Fórmula:</w:t>
+      </w:r>
+    </w:p>
+    <w:p>
+      <w:r>
+        <w:t xml:space="preserve">IEM = (1 + </w:t>
+      </w:r>
+      <w:proofErr w:type="spellStart"/>
+      <w:r>
+        <w:t>g_real</w:t>
+      </w:r>
+      <w:proofErr w:type="spellEnd"/>
+      <w:r>
+        <w:t xml:space="preserve">) / ((1 + π) × (1 + </w:t>
+      </w:r>
+      <w:proofErr w:type="spellStart"/>
+      <w:r>
+        <w:t>ρ_soberano</w:t>
+      </w:r>
+      <w:proofErr w:type="spellEnd"/>
+      <w:r>
+        <w:t>))</w:t>
+      </w:r>
+    </w:p>
+    <w:p/>
+    <w:p>
+      <w:r>
+        <w:t>Teoría:</w:t>
+      </w:r>
+    </w:p>
+    <w:p>
+      <w:r>
+        <w:t>El IEM integra crecimiento, inflación y riesgo soberano. Un IEM &gt; 1 indica estabilidad. Un IEM &lt; 1 sugiere inestabilidad.</w:t>
+      </w:r>
+    </w:p>
+    <w:p/>
+    <w:p>
+      <w:r>
+        <w:t>Ejemplo de aplicación:</w:t>
+      </w:r>
+    </w:p>
+    <w:p>
+      <w:r>
+        <w:t xml:space="preserve">Si </w:t>
+      </w:r>
+      <w:proofErr w:type="spellStart"/>
+      <w:r>
+        <w:t>g_real</w:t>
+      </w:r>
+      <w:proofErr w:type="spellEnd"/>
+      <w:r>
+        <w:t xml:space="preserve"> = 0,04, π = 5,76 y </w:t>
+      </w:r>
+      <w:proofErr w:type="spellStart"/>
+      <w:r>
+        <w:t>ρ_soberano</w:t>
+      </w:r>
+      <w:proofErr w:type="spellEnd"/>
+      <w:r>
+        <w:t xml:space="preserve"> = 0,7193, entonces IEM = 1,04 / (6,76 × 1,7193) = 1,04 / 11,62 = 0,0895. Esto indica que la estabilidad macroeconómica es baja.</w:t>
+      </w:r>
+    </w:p>
+    <w:p/>
+    <w:p>
+      <w:r>
+        <w:t>---</w:t>
+      </w:r>
+    </w:p>
+    <w:p/>
+    <w:p>
+      <w:r>
+        <w:t>2.12. Coeficiente de Riesgo de Default (CRD)</w:t>
+      </w:r>
+    </w:p>
+    <w:p/>
+    <w:p>
+      <w:r>
+        <w:t>Problema que resuelve: Medir el riesgo de default de un país, basado en el costo del endeudamiento.</w:t>
+      </w:r>
+    </w:p>
+    <w:p/>
+    <w:p>
+      <w:r>
+        <w:t>Fórmula:</w:t>
+      </w:r>
+    </w:p>
+    <w:p>
+      <w:r>
+        <w:t>CRD = (</w:t>
+      </w:r>
+      <w:proofErr w:type="spellStart"/>
+      <w:r>
+        <w:t>i_nacional</w:t>
+      </w:r>
+      <w:proofErr w:type="spellEnd"/>
+      <w:r>
+        <w:t xml:space="preserve"> + </w:t>
+      </w:r>
+      <w:proofErr w:type="spellStart"/>
+      <w:r>
+        <w:t>ρ_soberano</w:t>
+      </w:r>
+      <w:proofErr w:type="spellEnd"/>
+      <w:r>
+        <w:t xml:space="preserve">) / (1 + </w:t>
+      </w:r>
+      <w:proofErr w:type="spellStart"/>
+      <w:r>
+        <w:t>g_real</w:t>
+      </w:r>
+      <w:proofErr w:type="spellEnd"/>
+      <w:r>
+        <w:t>)</w:t>
+      </w:r>
+    </w:p>
+    <w:p/>
+    <w:p>
+      <w:r>
+        <w:t>Teoría:</w:t>
+      </w:r>
+    </w:p>
+    <w:p>
+      <w:r>
+        <w:t>El CRD compara el costo del endeudamiento con el crecimiento. Un CRD &gt; 1 indica alto riesgo de default. Un CRD &lt; 1 sugiere bajo riesgo.</w:t>
+      </w:r>
+    </w:p>
+    <w:p/>
+    <w:p>
+      <w:r>
+        <w:t>Ejemplo de aplicación:</w:t>
+      </w:r>
+    </w:p>
+    <w:p>
+      <w:r>
+        <w:t xml:space="preserve">Si </w:t>
+      </w:r>
+      <w:proofErr w:type="spellStart"/>
+      <w:r>
+        <w:t>i_nacional</w:t>
+      </w:r>
+      <w:proofErr w:type="spellEnd"/>
+      <w:r>
+        <w:t xml:space="preserve"> = 0,5938, </w:t>
+      </w:r>
+      <w:proofErr w:type="spellStart"/>
+      <w:r>
+        <w:t>ρ_soberano</w:t>
+      </w:r>
+      <w:proofErr w:type="spellEnd"/>
+      <w:r>
+        <w:t xml:space="preserve"> = 0,7193 y </w:t>
+      </w:r>
+      <w:proofErr w:type="spellStart"/>
+      <w:r>
+        <w:t>g_real</w:t>
+      </w:r>
+      <w:proofErr w:type="spellEnd"/>
+      <w:r>
+        <w:t xml:space="preserve"> = 0,04, entonces CRD = (0,5938 + 0,7193) / 1,04 = 1,3131 / 1,04 = 1,262. Esto indica que el riesgo de default es alto.</w:t>
+      </w:r>
+    </w:p>
+    <w:p/>
+    <w:p>
+      <w:r>
+        <w:t>---</w:t>
+      </w:r>
+    </w:p>
+    <w:p/>
+    <w:p>
+      <w:r>
+        <w:t>2.13. Factor de Atracción de Inversión Extranjera (FAIE)</w:t>
+      </w:r>
+    </w:p>
+    <w:p/>
+    <w:p>
+      <w:r>
+        <w:t>Problema que resuelve: Medir la capacidad de un país para atraer inversión extranjera.</w:t>
+      </w:r>
+    </w:p>
+    <w:p/>
+    <w:p>
+      <w:r>
+        <w:t>Fórmula:</w:t>
+      </w:r>
+    </w:p>
+    <w:p>
+      <w:r>
+        <w:t xml:space="preserve">FAIE = (1 + </w:t>
+      </w:r>
+      <w:proofErr w:type="spellStart"/>
+      <w:r>
+        <w:t>i_nacional</w:t>
+      </w:r>
+      <w:proofErr w:type="spellEnd"/>
+      <w:r>
+        <w:t xml:space="preserve">) / ((1 + </w:t>
+      </w:r>
+      <w:proofErr w:type="spellStart"/>
+      <w:r>
+        <w:t>i_internacional</w:t>
+      </w:r>
+      <w:proofErr w:type="spellEnd"/>
+      <w:r>
+        <w:t>) × (1 + π))</w:t>
+      </w:r>
+    </w:p>
+    <w:p/>
+    <w:p>
+      <w:r>
+        <w:t>Teoría:</w:t>
+      </w:r>
+    </w:p>
+    <w:p>
+      <w:r>
+        <w:t>El FAIE compara el rendimiento nacional con el rendimiento internacional ajustado por inflación. Un FAIE &gt; 1 indica que el país es atractivo para la inversión. Un FAIE &lt; 1 sugiere que la inflación reduce el atractivo.</w:t>
+      </w:r>
+    </w:p>
+    <w:p/>
+    <w:p>
+      <w:r>
+        <w:t>Ejemplo de aplicación:</w:t>
+      </w:r>
+    </w:p>
+    <w:p>
+      <w:r>
+        <w:t xml:space="preserve">Si </w:t>
+      </w:r>
+      <w:proofErr w:type="spellStart"/>
+      <w:r>
+        <w:t>i_nacional</w:t>
+      </w:r>
+      <w:proofErr w:type="spellEnd"/>
+      <w:r>
+        <w:t xml:space="preserve"> = 0,5938, </w:t>
+      </w:r>
+      <w:proofErr w:type="spellStart"/>
+      <w:r>
+        <w:t>i_internacional</w:t>
+      </w:r>
+      <w:proofErr w:type="spellEnd"/>
+      <w:r>
+        <w:t xml:space="preserve"> = 0,035 y π = 5,76, entonces FAIE = 1,5938 / (1,035 × 6,76) = 1,5938 / 6,996 = 0,227. Esto indica que la inversión extranjera es poco atractiva.</w:t>
+      </w:r>
+    </w:p>
+    <w:p/>
+    <w:p>
+      <w:r>
+        <w:t>---</w:t>
+      </w:r>
+    </w:p>
+    <w:p/>
+    <w:p>
+      <w:r>
+        <w:t>2.14. Multiplicador de Confianza (MC)</w:t>
+      </w:r>
+    </w:p>
+    <w:p/>
+    <w:p>
+      <w:r>
+        <w:t>Problema que resuelve: Cuantificar el impacto de la confianza institucional en el valor de la moneda.</w:t>
+      </w:r>
+    </w:p>
+    <w:p/>
+    <w:p>
+      <w:r>
+        <w:t>Fórmula:</w:t>
+      </w:r>
+    </w:p>
+    <w:p>
+      <w:r>
+        <w:t xml:space="preserve">MC = Φ / </w:t>
+      </w:r>
+      <w:proofErr w:type="spellStart"/>
+      <w:r>
+        <w:t>R_reval_sin_deuda</w:t>
+      </w:r>
+      <w:proofErr w:type="spellEnd"/>
+    </w:p>
+    <w:p/>
+    <w:p>
+      <w:r>
+        <w:t>Teoría:</w:t>
+      </w:r>
+    </w:p>
+    <w:p>
+      <w:r>
+        <w:t>El MC mide cuánto aporta la confianza institucional por unidad de revalorización. Un MC alto indica que la confianza es un factor clave.</w:t>
+      </w:r>
+    </w:p>
+    <w:p/>
+    <w:p>
+      <w:r>
+        <w:t>Ejemplo de aplicación:</w:t>
+      </w:r>
+    </w:p>
+    <w:p>
+      <w:r>
+        <w:t xml:space="preserve">Si Φ = 5,81 y </w:t>
+      </w:r>
+      <w:proofErr w:type="spellStart"/>
+      <w:r>
+        <w:t>R_reval_sin_deuda</w:t>
+      </w:r>
+      <w:proofErr w:type="spellEnd"/>
+      <w:r>
+        <w:t xml:space="preserve"> = 1.276, entonces MC = 5,81 / 1.276 = 0,0045.</w:t>
+      </w:r>
+    </w:p>
+    <w:p/>
+    <w:p>
+      <w:r>
+        <w:t>---</w:t>
+      </w:r>
+    </w:p>
+    <w:p/>
+    <w:p>
+      <w:r>
+        <w:t>2.15. Índice de Sostenibilidad Económica (ISE)</w:t>
+      </w:r>
+    </w:p>
+    <w:p/>
+    <w:p>
+      <w:r>
+        <w:t>Problema que resuelve: Medir la sostenibilidad de la economía en el largo plazo.</w:t>
+      </w:r>
+    </w:p>
+    <w:p/>
+    <w:p>
+      <w:r>
+        <w:t>Fórmula:</w:t>
+      </w:r>
+    </w:p>
+    <w:p>
+      <w:r>
+        <w:t xml:space="preserve">ISE = (1 + </w:t>
+      </w:r>
+      <w:proofErr w:type="spellStart"/>
+      <w:r>
+        <w:t>g_real</w:t>
+      </w:r>
+      <w:proofErr w:type="spellEnd"/>
+      <w:r>
+        <w:t>) / ((1 + π) × Φ)</w:t>
+      </w:r>
+    </w:p>
+    <w:p/>
+    <w:p>
+      <w:r>
+        <w:t>Teoría:</w:t>
+      </w:r>
+    </w:p>
+    <w:p>
+      <w:r>
+        <w:t>El ISE integra crecimiento, inflación y confianza. Un ISE &gt; 1 indica sostenibilidad. Un ISE &lt; 1 sugiere insostenibilidad.</w:t>
+      </w:r>
+    </w:p>
+    <w:p/>
+    <w:p>
+      <w:r>
+        <w:t>Ejemplo de aplicación:</w:t>
+      </w:r>
+    </w:p>
+    <w:p>
+      <w:r>
+        <w:t xml:space="preserve">Si </w:t>
+      </w:r>
+      <w:proofErr w:type="spellStart"/>
+      <w:r>
+        <w:t>g_real</w:t>
+      </w:r>
+      <w:proofErr w:type="spellEnd"/>
+      <w:r>
+        <w:t xml:space="preserve"> = 0,04, π = 5,76 y Φ = 5,81, entonces ISE = 1,04 / (6,76 × 5,81) = 1,04 / 39,27 = 0,026. Esto indica que la economía es insostenible.</w:t>
+      </w:r>
+    </w:p>
+    <w:p/>
+    <w:p>
+      <w:r>
+        <w:t>---</w:t>
+      </w:r>
+    </w:p>
+    <w:p/>
+    <w:p>
+      <w:r>
+        <w:t>2.16. Factor de Riesgo Estructural (FRE)</w:t>
+      </w:r>
+    </w:p>
+    <w:p/>
+    <w:p>
+      <w:r>
+        <w:t>Problema que resuelve: Medir el riesgo estructural de un país.</w:t>
+      </w:r>
+    </w:p>
+    <w:p/>
+    <w:p>
+      <w:r>
+        <w:t>Fórmula:</w:t>
+      </w:r>
+    </w:p>
+    <w:p>
+      <w:r>
+        <w:t xml:space="preserve">FRE = </w:t>
+      </w:r>
+      <w:proofErr w:type="spellStart"/>
+      <w:r>
+        <w:t>ρ_soberano</w:t>
+      </w:r>
+      <w:proofErr w:type="spellEnd"/>
+      <w:r>
+        <w:t xml:space="preserve"> / Φ</w:t>
+      </w:r>
+    </w:p>
+    <w:p/>
+    <w:p>
+      <w:r>
+        <w:t>Teoría:</w:t>
+      </w:r>
+    </w:p>
+    <w:p>
+      <w:r>
+        <w:t>El FRE compara el riesgo soberano con la confianza institucional. Un FRE &gt; 1 indica que el riesgo supera la confianza. Un FRE &lt; 1 sugiere que la confianza mitiga el riesgo.</w:t>
+      </w:r>
+    </w:p>
+    <w:p/>
+    <w:p>
+      <w:r>
+        <w:t>Ejemplo de aplicación:</w:t>
+      </w:r>
+    </w:p>
+    <w:p>
+      <w:r>
+        <w:t xml:space="preserve">Si </w:t>
+      </w:r>
+      <w:proofErr w:type="spellStart"/>
+      <w:r>
+        <w:t>ρ_soberano</w:t>
+      </w:r>
+      <w:proofErr w:type="spellEnd"/>
+      <w:r>
+        <w:t xml:space="preserve"> = 0,7193 y Φ = 5,81, entonces FRE = 0,7193 / 5,81 = 0,123. Esto indica que la confianza mitiga el riesgo.</w:t>
+      </w:r>
+    </w:p>
+    <w:p/>
+    <w:p>
+      <w:r>
+        <w:t>---</w:t>
+      </w:r>
+    </w:p>
+    <w:p/>
+    <w:p>
+      <w:r>
+        <w:t>2.17. Coeficiente de Eficiencia del Respaldo (CER)</w:t>
+      </w:r>
+    </w:p>
+    <w:p/>
+    <w:p>
+      <w:r>
+        <w:t>Problema que resuelve: Medir la eficiencia con la que el respaldo estructural se convierte en valor de la moneda.</w:t>
+      </w:r>
+    </w:p>
+    <w:p/>
+    <w:p>
+      <w:r>
+        <w:t>Fórmula:</w:t>
+      </w:r>
+    </w:p>
+    <w:p>
+      <w:r>
+        <w:t xml:space="preserve">CER = </w:t>
+      </w:r>
+      <w:proofErr w:type="spellStart"/>
+      <w:r>
+        <w:t>R_reval_ajustado</w:t>
+      </w:r>
+      <w:proofErr w:type="spellEnd"/>
+      <w:r>
+        <w:t xml:space="preserve"> / (Φ × (</w:t>
+      </w:r>
+      <w:proofErr w:type="spellStart"/>
+      <w:r>
+        <w:t>PIB_Ajustado</w:t>
+      </w:r>
+      <w:proofErr w:type="spellEnd"/>
+      <w:r>
+        <w:t xml:space="preserve"> / M2))</w:t>
+      </w:r>
+    </w:p>
+    <w:p/>
+    <w:p>
+      <w:r>
+        <w:t>Teoría:</w:t>
+      </w:r>
+    </w:p>
+    <w:p>
+      <w:r>
+        <w:t>El CER mide cuánto del respaldo estructural se refleja en el valor de la moneda. Un CER alto indica alta eficiencia.</w:t>
+      </w:r>
+    </w:p>
+    <w:p/>
+    <w:p>
+      <w:r>
+        <w:t>Ejemplo de aplicación:</w:t>
+      </w:r>
+    </w:p>
+    <w:p>
+      <w:r>
+        <w:t xml:space="preserve">Si </w:t>
+      </w:r>
+      <w:proofErr w:type="spellStart"/>
+      <w:r>
+        <w:t>R_reval_ajustado</w:t>
+      </w:r>
+      <w:proofErr w:type="spellEnd"/>
+      <w:r>
+        <w:t xml:space="preserve"> = 33.111, Φ = 5,81 y </w:t>
+      </w:r>
+      <w:proofErr w:type="spellStart"/>
+      <w:r>
+        <w:t>PIB_Ajustado</w:t>
+      </w:r>
+      <w:proofErr w:type="spellEnd"/>
+      <w:r>
+        <w:t>/M2 = 90,73, entonces CER = 33.111 / (5,81 × 90,73) = 33.111 / 527,14 = 62,8.</w:t>
+      </w:r>
+    </w:p>
+    <w:p/>
+    <w:p>
+      <w:r>
+        <w:t>---</w:t>
+      </w:r>
+    </w:p>
+    <w:p/>
+    <w:p>
+      <w:r>
+        <w:t>PARTE III: LEYES FUNDAMENTALES DEL SISTEMA TBAC</w:t>
+      </w:r>
+    </w:p>
+    <w:p/>
+    <w:p>
+      <w:r>
+        <w:t>El sistema TBAC se rige por cinco leyes económicas fundamentales que garantizan su estabilidad dinámica.</w:t>
+      </w:r>
+    </w:p>
+    <w:p/>
+    <w:p>
+      <w:r>
+        <w:t>---</w:t>
+      </w:r>
+    </w:p>
+    <w:p/>
+    <w:p>
+      <w:r>
+        <w:t>3.1. Ley de Conservación del Valor de la Canasta</w:t>
+      </w:r>
+    </w:p>
+    <w:p/>
+    <w:p>
+      <w:r>
+        <w:t xml:space="preserve">Enunciado: El valor total de la canasta que respalda al TBAC (4 </w:t>
+      </w:r>
+      <w:proofErr w:type="spellStart"/>
+      <w:r>
+        <w:t>criptobonos</w:t>
+      </w:r>
+      <w:proofErr w:type="spellEnd"/>
+      <w:r>
+        <w:t xml:space="preserve"> + divisas) se conserva en ausencia de shocks externos, descontando los costos operativos.</w:t>
+      </w:r>
+    </w:p>
+    <w:p/>
+    <w:p>
+      <w:r>
+        <w:t>Ecuación:</w:t>
+      </w:r>
+    </w:p>
+    <w:p>
+      <w:r>
+        <w:t>d/</w:t>
+      </w:r>
+      <w:proofErr w:type="spellStart"/>
+      <w:r>
+        <w:t>dt</w:t>
+      </w:r>
+      <w:proofErr w:type="spellEnd"/>
+      <w:r>
+        <w:t xml:space="preserve"> [Σ </w:t>
+      </w:r>
+      <w:proofErr w:type="spellStart"/>
+      <w:r>
+        <w:t>w_i</w:t>
+      </w:r>
+      <w:proofErr w:type="spellEnd"/>
+      <w:r>
+        <w:t xml:space="preserve"> × </w:t>
+      </w:r>
+      <w:proofErr w:type="spellStart"/>
+      <w:r>
+        <w:t>A_i</w:t>
+      </w:r>
+      <w:proofErr w:type="spellEnd"/>
+      <w:r>
+        <w:t xml:space="preserve">(t) + Σ </w:t>
+      </w:r>
+      <w:proofErr w:type="spellStart"/>
+      <w:r>
+        <w:t>v_j</w:t>
+      </w:r>
+      <w:proofErr w:type="spellEnd"/>
+      <w:r>
+        <w:t xml:space="preserve"> × </w:t>
+      </w:r>
+      <w:proofErr w:type="spellStart"/>
+      <w:r>
+        <w:t>F_j</w:t>
+      </w:r>
+      <w:proofErr w:type="spellEnd"/>
+      <w:r>
+        <w:t>(t)] = σ(t) - μ(t)</w:t>
+      </w:r>
+    </w:p>
+    <w:p/>
+    <w:p>
+      <w:r>
+        <w:t>Donde:</w:t>
+      </w:r>
+    </w:p>
+    <w:p/>
+    <w:p>
+      <w:r>
+        <w:t xml:space="preserve">· </w:t>
+      </w:r>
+      <w:proofErr w:type="spellStart"/>
+      <w:r>
+        <w:t>A_i</w:t>
+      </w:r>
+      <w:proofErr w:type="spellEnd"/>
+      <w:r>
+        <w:t>(t): Valor del i-</w:t>
+      </w:r>
+      <w:proofErr w:type="spellStart"/>
+      <w:r>
+        <w:t>ésimo</w:t>
+      </w:r>
+      <w:proofErr w:type="spellEnd"/>
+      <w:r>
+        <w:t xml:space="preserve"> </w:t>
+      </w:r>
+      <w:proofErr w:type="spellStart"/>
+      <w:r>
+        <w:t>criptobono</w:t>
+      </w:r>
+      <w:proofErr w:type="spellEnd"/>
+      <w:r>
+        <w:t>.</w:t>
+      </w:r>
+    </w:p>
+    <w:p>
+      <w:r>
+        <w:t xml:space="preserve">· </w:t>
+      </w:r>
+      <w:proofErr w:type="spellStart"/>
+      <w:r>
+        <w:t>F_j</w:t>
+      </w:r>
+      <w:proofErr w:type="spellEnd"/>
+      <w:r>
+        <w:t>(t): Tipo de cambio de la j-</w:t>
+      </w:r>
+      <w:proofErr w:type="spellStart"/>
+      <w:r>
+        <w:t>ésima</w:t>
+      </w:r>
+      <w:proofErr w:type="spellEnd"/>
+      <w:r>
+        <w:t xml:space="preserve"> divisa.</w:t>
+      </w:r>
+    </w:p>
+    <w:p>
+      <w:r>
+        <w:t xml:space="preserve">· </w:t>
+      </w:r>
+      <w:proofErr w:type="spellStart"/>
+      <w:r>
+        <w:t>w_i</w:t>
+      </w:r>
+      <w:proofErr w:type="spellEnd"/>
+      <w:r>
+        <w:t xml:space="preserve">, </w:t>
+      </w:r>
+      <w:proofErr w:type="spellStart"/>
+      <w:r>
+        <w:t>v_j</w:t>
+      </w:r>
+      <w:proofErr w:type="spellEnd"/>
+      <w:r>
+        <w:t>: Ponderaciones (suman 1).</w:t>
+      </w:r>
+    </w:p>
+    <w:p>
+      <w:r>
+        <w:t>· σ(t): Ganancia del arbitraje.</w:t>
+      </w:r>
+    </w:p>
+    <w:p>
+      <w:r>
+        <w:t xml:space="preserve">· μ(t): Costos operativos (gas </w:t>
+      </w:r>
+      <w:proofErr w:type="spellStart"/>
+      <w:r>
+        <w:t>fees</w:t>
+      </w:r>
+      <w:proofErr w:type="spellEnd"/>
+      <w:r>
+        <w:t>, comisiones).</w:t>
+      </w:r>
+    </w:p>
+    <w:p/>
+    <w:p>
+      <w:r>
+        <w:t>Teoría:</w:t>
+      </w:r>
+    </w:p>
+    <w:p>
+      <w:r>
+        <w:t>Esta ley establece que el respaldo del TBAC no se destruye, solo se transforma. Las ganancias del arbitraje aumentan el valor de la canasta, mientras que los costos operativos lo reducen. En ausencia de arbitraje (σ = 0) y costos (μ = 0), la canasta se mantiene constante. Esta es una ley de conservación análoga a la conservación de la energía en física: la energía total de un sistema aislado se mantiene constante.</w:t>
+      </w:r>
+    </w:p>
+    <w:p/>
+    <w:p>
+      <w:r>
+        <w:t>Ejemplo:</w:t>
+      </w:r>
+    </w:p>
+    <w:p>
+      <w:r>
+        <w:t>Si la canasta inicial vale 142.000 millones de dólares, y el arbitraje genera 2.000 millones en un mes con costos de 500 millones, el valor de la canasta aumenta a 143.500 millones de dólares. La ganancia neta de 1.500 millones se añade al valor de la canasta.</w:t>
+      </w:r>
+    </w:p>
+    <w:p/>
+    <w:p>
+      <w:r>
+        <w:t>---</w:t>
+      </w:r>
+    </w:p>
+    <w:p/>
+    <w:p>
+      <w:r>
+        <w:t>3.2. Ley de Demanda Forzosa Exponencial</w:t>
+      </w:r>
+    </w:p>
+    <w:p/>
+    <w:p>
+      <w:r>
+        <w:t xml:space="preserve">Enunciado: La demanda de TBAC crece exponencialmente con la emisión acumulada de los </w:t>
+      </w:r>
+      <w:proofErr w:type="spellStart"/>
+      <w:r>
+        <w:t>criptobonos</w:t>
+      </w:r>
+      <w:proofErr w:type="spellEnd"/>
+      <w:r>
+        <w:t xml:space="preserve"> y las expectativas inflacionarias.</w:t>
+      </w:r>
+    </w:p>
+    <w:p/>
+    <w:p>
+      <w:r>
+        <w:t>Ecuación:</w:t>
+      </w:r>
+    </w:p>
+    <w:p>
+      <w:r>
+        <w:t xml:space="preserve">D_TBAC(t) = D_0 × </w:t>
+      </w:r>
+      <w:proofErr w:type="spellStart"/>
+      <w:r>
+        <w:t>exp</w:t>
+      </w:r>
+      <w:proofErr w:type="spellEnd"/>
+      <w:r>
+        <w:t xml:space="preserve">( ∫_{0}^{t} [ λ × Σ </w:t>
+      </w:r>
+      <w:proofErr w:type="spellStart"/>
+      <w:r>
+        <w:t>Emision_i</w:t>
+      </w:r>
+      <w:proofErr w:type="spellEnd"/>
+      <w:r>
+        <w:t>(s) + μ × π_</w:t>
+      </w:r>
+      <w:proofErr w:type="spellStart"/>
+      <w:r>
+        <w:t>esp</w:t>
+      </w:r>
+      <w:proofErr w:type="spellEnd"/>
+      <w:r>
+        <w:t xml:space="preserve">(s) + ν × d²TC/ds² ] </w:t>
+      </w:r>
+      <w:proofErr w:type="spellStart"/>
+      <w:r>
+        <w:t>ds</w:t>
+      </w:r>
+      <w:proofErr w:type="spellEnd"/>
+      <w:r>
+        <w:t xml:space="preserve"> )</w:t>
+      </w:r>
+    </w:p>
+    <w:p/>
+    <w:p>
+      <w:r>
+        <w:t>Donde:</w:t>
+      </w:r>
+    </w:p>
+    <w:p/>
+    <w:p>
+      <w:r>
+        <w:t>· D_TBAC(t): Demanda de TBAC en el tiempo t.</w:t>
+      </w:r>
+    </w:p>
+    <w:p>
+      <w:r>
+        <w:t>· D_0: Demanda inicial.</w:t>
+      </w:r>
+    </w:p>
+    <w:p>
+      <w:r>
+        <w:t xml:space="preserve">· </w:t>
+      </w:r>
+      <w:proofErr w:type="spellStart"/>
+      <w:r>
+        <w:t>Emision_i</w:t>
+      </w:r>
+      <w:proofErr w:type="spellEnd"/>
+      <w:r>
+        <w:t xml:space="preserve">(s): Tasa de emisión del </w:t>
+      </w:r>
+      <w:proofErr w:type="spellStart"/>
+      <w:r>
+        <w:t>criptobono</w:t>
+      </w:r>
+      <w:proofErr w:type="spellEnd"/>
+      <w:r>
+        <w:t xml:space="preserve"> i.</w:t>
+      </w:r>
+    </w:p>
+    <w:p>
+      <w:r>
+        <w:t>· π_</w:t>
+      </w:r>
+      <w:proofErr w:type="spellStart"/>
+      <w:r>
+        <w:t>esp</w:t>
+      </w:r>
+      <w:proofErr w:type="spellEnd"/>
+      <w:r>
+        <w:t>(s): Expectativas de inflación.</w:t>
+      </w:r>
+    </w:p>
+    <w:p>
+      <w:r>
+        <w:t>· λ, μ, ν: Coeficientes de elasticidad.</w:t>
+      </w:r>
+    </w:p>
+    <w:p>
+      <w:r>
+        <w:t>· d²TC/ds²: Aceleración del tipo de cambio.</w:t>
+      </w:r>
+    </w:p>
+    <w:p/>
+    <w:p>
+      <w:r>
+        <w:t>Teoría:</w:t>
+      </w:r>
+    </w:p>
+    <w:p>
+      <w:r>
+        <w:t xml:space="preserve">La demanda de TBAC es elástica y responde a la emisión de </w:t>
+      </w:r>
+      <w:proofErr w:type="spellStart"/>
+      <w:r>
+        <w:t>criptobonos</w:t>
+      </w:r>
+      <w:proofErr w:type="spellEnd"/>
+      <w:r>
+        <w:t xml:space="preserve"> y a las expectativas inflacionarias. Cuanto mayor sea la emisión de </w:t>
+      </w:r>
+      <w:proofErr w:type="spellStart"/>
+      <w:r>
+        <w:t>criptobonos</w:t>
+      </w:r>
+      <w:proofErr w:type="spellEnd"/>
+      <w:r>
+        <w:t>, mayor será la demanda de TBAC, lo que presiona al alza su valor. El término de aceleración del tipo de cambio d²TC/ds² captura el efecto de la volatilidad cambiaria: una aceleración positiva (depreciación acelerada) aumenta la demanda de TBAC como refugio.</w:t>
+      </w:r>
+    </w:p>
+    <w:p/>
+    <w:p>
+      <w:r>
+        <w:t>Ejemplo:</w:t>
+      </w:r>
+    </w:p>
+    <w:p>
+      <w:r>
+        <w:t xml:space="preserve">Si la emisión de </w:t>
+      </w:r>
+      <w:proofErr w:type="spellStart"/>
+      <w:r>
+        <w:t>criptobonos</w:t>
+      </w:r>
+      <w:proofErr w:type="spellEnd"/>
+      <w:r>
+        <w:t xml:space="preserve"> es constante (10.000 millones al año) y las expectativas inflacionarias son del 50% anual, la demanda de TBAC crece exponencialmente. Un incremento del 10% en la emisión puede generar un aumento del 15% en la demanda.</w:t>
+      </w:r>
+    </w:p>
+    <w:p/>
+    <w:p>
+      <w:r>
+        <w:t>---</w:t>
+      </w:r>
+    </w:p>
+    <w:p/>
+    <w:p>
+      <w:r>
+        <w:t>3.3. Ley de Retroalimentación Negativa del Déficit</w:t>
+      </w:r>
+    </w:p>
+    <w:p/>
+    <w:p>
+      <w:r>
+        <w:t>Enunciado: La revalorización del bolívar reduce automáticamente el déficit fiscal y comercial.</w:t>
+      </w:r>
+    </w:p>
+    <w:p/>
+    <w:p>
+      <w:r>
+        <w:t>Ecuación:</w:t>
+      </w:r>
+    </w:p>
+    <w:p>
+      <w:r>
+        <w:t>d(Déficit)/</w:t>
+      </w:r>
+      <w:proofErr w:type="spellStart"/>
+      <w:r>
+        <w:t>dt</w:t>
+      </w:r>
+      <w:proofErr w:type="spellEnd"/>
+      <w:r>
+        <w:t xml:space="preserve"> = -γ × ( (</w:t>
+      </w:r>
+      <w:proofErr w:type="spellStart"/>
+      <w:r>
+        <w:t>dV_TBAC</w:t>
+      </w:r>
+      <w:proofErr w:type="spellEnd"/>
+      <w:r>
+        <w:t>/</w:t>
+      </w:r>
+      <w:proofErr w:type="spellStart"/>
+      <w:r>
+        <w:t>dt</w:t>
+      </w:r>
+      <w:proofErr w:type="spellEnd"/>
+      <w:r>
+        <w:t>) / V_TBAC(t) ) × Déficit(t) × (1 + δ × C(t))² + ε(t)</w:t>
+      </w:r>
+    </w:p>
+    <w:p/>
+    <w:p>
+      <w:r>
+        <w:t>Donde:</w:t>
+      </w:r>
+    </w:p>
+    <w:p/>
+    <w:p>
+      <w:r>
+        <w:t>· γ: Coeficiente de retroalimentación.</w:t>
+      </w:r>
+    </w:p>
+    <w:p>
+      <w:r>
+        <w:t xml:space="preserve">· C(t): Cobertura del sistema (porcentaje del déficit cubierto por </w:t>
+      </w:r>
+      <w:proofErr w:type="spellStart"/>
+      <w:r>
+        <w:t>criptobonos</w:t>
+      </w:r>
+      <w:proofErr w:type="spellEnd"/>
+      <w:r>
+        <w:t>).</w:t>
+      </w:r>
+    </w:p>
+    <w:p>
+      <w:r>
+        <w:t>· ε(t): Término de error estocástico.</w:t>
+      </w:r>
+    </w:p>
+    <w:p/>
+    <w:p>
+      <w:r>
+        <w:t>Teoría:</w:t>
+      </w:r>
+    </w:p>
+    <w:p>
+      <w:r>
+        <w:t>La revalorización del bolívar (</w:t>
+      </w:r>
+      <w:proofErr w:type="spellStart"/>
+      <w:r>
+        <w:t>dV_TBAC</w:t>
+      </w:r>
+      <w:proofErr w:type="spellEnd"/>
+      <w:r>
+        <w:t>/</w:t>
+      </w:r>
+      <w:proofErr w:type="spellStart"/>
+      <w:r>
+        <w:t>dt</w:t>
+      </w:r>
+      <w:proofErr w:type="spellEnd"/>
+      <w:r>
+        <w:t xml:space="preserve"> &gt; 0) reduce el déficit. Cuanto mayor sea la tasa de apreciación, mayor será la reducción del déficit. La cobertura C(t) amplifica este efecto: si el déficit está cubierto por </w:t>
+      </w:r>
+      <w:proofErr w:type="spellStart"/>
+      <w:r>
+        <w:t>criptobonos</w:t>
+      </w:r>
+      <w:proofErr w:type="spellEnd"/>
+      <w:r>
+        <w:t>, la reducción es aún mayor. El término (1 + δ × C(t))² indica que la cobertura tiene un efecto cuadrático: a mayor cobertura, mayor reducción del déficit.</w:t>
+      </w:r>
+    </w:p>
+    <w:p/>
+    <w:p>
+      <w:r>
+        <w:t>Ejemplo:</w:t>
+      </w:r>
+    </w:p>
+    <w:p>
+      <w:r>
+        <w:t>Si V_TBAC se aprecia un 10% (</w:t>
+      </w:r>
+      <w:proofErr w:type="spellStart"/>
+      <w:r>
+        <w:t>dV_TBAC</w:t>
+      </w:r>
+      <w:proofErr w:type="spellEnd"/>
+      <w:r>
+        <w:t>/V_TBAC = 0,10) y γ = 0,5, el déficit de 7.000 millones de dólares se reduce en 0,5 × 0,10 × 7.000 × (1 + δ × C)². Si C = 0,5 y δ = 0,5, la reducción es de 0,5 × 0,10 × 7.000 × 2,25 = 787,5 millones de dólares.</w:t>
+      </w:r>
+    </w:p>
+    <w:p/>
+    <w:p>
+      <w:r>
+        <w:t>---</w:t>
+      </w:r>
+    </w:p>
+    <w:p/>
+    <w:p>
+      <w:r>
+        <w:t>3.4. Ley de Convergencia del Tipo de Cambio Real</w:t>
+      </w:r>
+    </w:p>
+    <w:p/>
+    <w:p>
+      <w:r>
+        <w:t>Enunciado: El tipo de cambio real del TBAC converge exponencialmente a la paridad de poder adquisitivo (PPA).</w:t>
+      </w:r>
+    </w:p>
+    <w:p/>
+    <w:p>
+      <w:r>
+        <w:t>Ecuación:</w:t>
+      </w:r>
+    </w:p>
+    <w:p>
+      <w:proofErr w:type="spellStart"/>
+      <w:r>
+        <w:t>TC_real</w:t>
+      </w:r>
+      <w:proofErr w:type="spellEnd"/>
+      <w:r>
+        <w:t>(t) = TC_PPA(t) + (</w:t>
+      </w:r>
+      <w:proofErr w:type="spellStart"/>
+      <w:r>
+        <w:t>TC_real</w:t>
+      </w:r>
+      <w:proofErr w:type="spellEnd"/>
+      <w:r>
+        <w:t xml:space="preserve">(0) - TC_PPA(0)) × </w:t>
+      </w:r>
+      <w:proofErr w:type="spellStart"/>
+      <w:r>
+        <w:t>exp</w:t>
+      </w:r>
+      <w:proofErr w:type="spellEnd"/>
+      <w:r>
+        <w:t xml:space="preserve">( -∫_{0}^{t} θ × E(s) × ψ(s) </w:t>
+      </w:r>
+      <w:proofErr w:type="spellStart"/>
+      <w:r>
+        <w:t>ds</w:t>
+      </w:r>
+      <w:proofErr w:type="spellEnd"/>
+      <w:r>
+        <w:t xml:space="preserve"> )</w:t>
+      </w:r>
+    </w:p>
+    <w:p/>
+    <w:p>
+      <w:r>
+        <w:t>Donde:</w:t>
+      </w:r>
+    </w:p>
+    <w:p/>
+    <w:p>
+      <w:r>
+        <w:t xml:space="preserve">· </w:t>
+      </w:r>
+      <w:proofErr w:type="spellStart"/>
+      <w:r>
+        <w:t>TC_real</w:t>
+      </w:r>
+      <w:proofErr w:type="spellEnd"/>
+      <w:r>
+        <w:t>(t): Tipo de cambio real en el tiempo t.</w:t>
+      </w:r>
+    </w:p>
+    <w:p>
+      <w:r>
+        <w:t>· TC_PPA(t): Tipo de cambio de paridad de poder adquisitivo.</w:t>
+      </w:r>
+    </w:p>
+    <w:p>
+      <w:r>
+        <w:t>· θ: Velocidad de convergencia.</w:t>
+      </w:r>
+    </w:p>
+    <w:p>
+      <w:r>
+        <w:t xml:space="preserve">· E(s): Emisión de </w:t>
+      </w:r>
+      <w:proofErr w:type="spellStart"/>
+      <w:r>
+        <w:t>criptobonos</w:t>
+      </w:r>
+      <w:proofErr w:type="spellEnd"/>
+      <w:r>
+        <w:t>.</w:t>
+      </w:r>
+    </w:p>
+    <w:p>
+      <w:r>
+        <w:t>· ψ(s): Función de efectividad.</w:t>
+      </w:r>
+    </w:p>
+    <w:p/>
+    <w:p>
+      <w:r>
+        <w:t>Teoría:</w:t>
+      </w:r>
+    </w:p>
+    <w:p>
+      <w:r>
+        <w:t xml:space="preserve">El tipo de cambio real tiende a la PPA con el tiempo. La velocidad de convergencia está determinada por la emisión de </w:t>
+      </w:r>
+      <w:proofErr w:type="spellStart"/>
+      <w:r>
+        <w:t>criptobonos</w:t>
+      </w:r>
+      <w:proofErr w:type="spellEnd"/>
+      <w:r>
+        <w:t xml:space="preserve"> y la credibilidad del sistema. Cuanto mayor sea la emisión y la efectividad del sistema, más rápida será la convergencia. La función de efectividad ψ(s) captura el impacto de la credibilidad institucional: si el sistema es creíble, la convergencia es más rápida.</w:t>
+      </w:r>
+    </w:p>
+    <w:p/>
+    <w:p>
+      <w:r>
+        <w:t>Ejemplo:</w:t>
+      </w:r>
+    </w:p>
+    <w:p>
+      <w:r>
+        <w:t xml:space="preserve">Si </w:t>
+      </w:r>
+      <w:proofErr w:type="spellStart"/>
+      <w:r>
+        <w:t>TC_real</w:t>
+      </w:r>
+      <w:proofErr w:type="spellEnd"/>
+      <w:r>
+        <w:t xml:space="preserve">(0) = 1.000 Bs/USD y TC_PPA = 10 Bs/USD, la brecha inicial es de 990 Bs/USD. Con θ = 0,2 y E(s) constante, la brecha se reduce exponencialmente. En 5 años, la brecha se reduce a 990 × </w:t>
+      </w:r>
+      <w:proofErr w:type="spellStart"/>
+      <w:r>
+        <w:t>exp</w:t>
+      </w:r>
+      <w:proofErr w:type="spellEnd"/>
+      <w:r>
+        <w:t>(-0,2 × 5) = 990 × 0,367 = 363 Bs/USD.</w:t>
+      </w:r>
+    </w:p>
+    <w:p/>
+    <w:p>
+      <w:r>
+        <w:t>---</w:t>
+      </w:r>
+    </w:p>
+    <w:p/>
+    <w:p>
+      <w:r>
+        <w:t>3.5. Ley de Estabilización de la Inflación por Anclaje Dual</w:t>
+      </w:r>
+    </w:p>
+    <w:p/>
+    <w:p>
+      <w:r>
+        <w:t>Enunciado: La inflación del TBAC converge a la inflación internacional más un diferencial que depende de la brecha cambiaria y la credibilidad del sistema.</w:t>
+      </w:r>
+    </w:p>
+    <w:p/>
+    <w:p>
+      <w:r>
+        <w:t>Ecuación:</w:t>
+      </w:r>
+    </w:p>
+    <w:p>
+      <w:r>
+        <w:t>dπ(t)/</w:t>
+      </w:r>
+      <w:proofErr w:type="spellStart"/>
+      <w:r>
+        <w:t>dt</w:t>
+      </w:r>
+      <w:proofErr w:type="spellEnd"/>
+      <w:r>
+        <w:t xml:space="preserve"> = -η × (</w:t>
+      </w:r>
+      <w:proofErr w:type="spellStart"/>
+      <w:r>
+        <w:t>TC_real</w:t>
+      </w:r>
+      <w:proofErr w:type="spellEnd"/>
+      <w:r>
+        <w:t xml:space="preserve">(t) - TC_PPA(t)) × π(t) - ζ × (E(t) - </w:t>
+      </w:r>
+      <w:proofErr w:type="spellStart"/>
+      <w:r>
+        <w:t>E_esperada</w:t>
+      </w:r>
+      <w:proofErr w:type="spellEnd"/>
+      <w:r>
+        <w:t>(t)) + ξ(t)</w:t>
+      </w:r>
+    </w:p>
+    <w:p/>
+    <w:p>
+      <w:r>
+        <w:t>Donde:</w:t>
+      </w:r>
+    </w:p>
+    <w:p/>
+    <w:p>
+      <w:r>
+        <w:t>· π(t): Tasa de inflación.</w:t>
+      </w:r>
+    </w:p>
+    <w:p>
+      <w:r>
+        <w:t>· η: Coeficiente de sensibilidad.</w:t>
+      </w:r>
+    </w:p>
+    <w:p>
+      <w:r>
+        <w:t>· ζ: Coeficiente de credibilidad.</w:t>
+      </w:r>
+    </w:p>
+    <w:p>
+      <w:r>
+        <w:t xml:space="preserve">· E(t): Emisión de </w:t>
+      </w:r>
+      <w:proofErr w:type="spellStart"/>
+      <w:r>
+        <w:t>criptobonos</w:t>
+      </w:r>
+      <w:proofErr w:type="spellEnd"/>
+      <w:r>
+        <w:t>.</w:t>
+      </w:r>
+    </w:p>
+    <w:p>
+      <w:r>
+        <w:t xml:space="preserve">· </w:t>
+      </w:r>
+      <w:proofErr w:type="spellStart"/>
+      <w:r>
+        <w:t>E_esperada</w:t>
+      </w:r>
+      <w:proofErr w:type="spellEnd"/>
+      <w:r>
+        <w:t>(t): Emisión esperada.</w:t>
+      </w:r>
+    </w:p>
+    <w:p>
+      <w:r>
+        <w:t>· ξ(t): Término de error estocástico.</w:t>
+      </w:r>
+    </w:p>
+    <w:p/>
+    <w:p>
+      <w:r>
+        <w:t>Teoría:</w:t>
+      </w:r>
+    </w:p>
+    <w:p>
+      <w:r>
+        <w:t>La inflación se estabiliza mediante dos anclajes: la brecha cambiaria (</w:t>
+      </w:r>
+      <w:proofErr w:type="spellStart"/>
+      <w:r>
+        <w:t>TC_real</w:t>
+      </w:r>
+      <w:proofErr w:type="spellEnd"/>
+      <w:r>
+        <w:t xml:space="preserve"> - TC_PPA) y la credibilidad del sistema (E - </w:t>
+      </w:r>
+      <w:proofErr w:type="spellStart"/>
+      <w:r>
+        <w:t>E_esperada</w:t>
+      </w:r>
+      <w:proofErr w:type="spellEnd"/>
+      <w:r>
+        <w:t>). Cuando la brecha cambiaria es positiva (</w:t>
+      </w:r>
+      <w:proofErr w:type="spellStart"/>
+      <w:r>
+        <w:t>TC_real</w:t>
+      </w:r>
+      <w:proofErr w:type="spellEnd"/>
+      <w:r>
+        <w:t xml:space="preserve"> &gt; TC_PPA), la inflación tiende a bajar. Cuando la emisión es mayor a la esperada, la inflación también tiende a bajar.</w:t>
+      </w:r>
+    </w:p>
+    <w:p/>
+    <w:p>
+      <w:r>
+        <w:t>Ejemplo:</w:t>
+      </w:r>
+    </w:p>
+    <w:p>
+      <w:r>
+        <w:t>Si la brecha cambiaria es de 100 Bs/USD, π = 0,5 y η = 0,1, la inflación se reduce en 0,1 × 100 × 0,5 = 5 puntos porcentuales. Si la emisión supera la esperada en un 10% y ζ = 0,2, la inflación se reduce en 0,2 × 0,10 = 2 puntos porcentuales adicionales.</w:t>
+      </w:r>
+    </w:p>
+    <w:p/>
+    <w:p>
+      <w:r>
+        <w:t>---</w:t>
+      </w:r>
+    </w:p>
+    <w:p/>
+    <w:p>
+      <w:r>
+        <w:t>PARTE IV: PROTOCOLO CIENTÍFICO COMPLETO – LYAPUNOV Y MONTE CARLO CON 10.000 ITERACIONES</w:t>
+      </w:r>
+    </w:p>
+    <w:p/>
+    <w:p>
+      <w:r>
+        <w:t xml:space="preserve">La estabilidad asintótica del sistema TBAC se prueba mediante el método de </w:t>
+      </w:r>
+      <w:proofErr w:type="spellStart"/>
+      <w:r>
+        <w:t>Lyapunov</w:t>
+      </w:r>
+      <w:proofErr w:type="spellEnd"/>
+      <w:r>
+        <w:t>, complementado con simulaciones Monte Carlo de 10.000 iteraciones.</w:t>
+      </w:r>
+    </w:p>
+    <w:p/>
+    <w:p>
+      <w:r>
+        <w:t>---</w:t>
+      </w:r>
+    </w:p>
+    <w:p/>
+    <w:p>
+      <w:r>
+        <w:t>4.1. Variables de Estado del Sistema</w:t>
+      </w:r>
+    </w:p>
+    <w:p/>
+    <w:p>
+      <w:r>
+        <w:t>El sistema se describe mediante un vector de estado de 6 dimensiones, donde cada variable representa una desviación respecto a su valor de equilibrio:</w:t>
+      </w:r>
+    </w:p>
+    <w:p/>
+    <w:p>
+      <w:r>
+        <w:t>x(t) = [x₁, x₂, x₃, x₄, x₅, x₆]^T</w:t>
+      </w:r>
+    </w:p>
+    <w:p/>
+    <w:p>
+      <w:r>
+        <w:t>Donde:</w:t>
+      </w:r>
+    </w:p>
+    <w:p/>
+    <w:p>
+      <w:r>
+        <w:t>· x₁ = (V_TBAC - V) / V (desviación del valor del TBAC respecto a su valor de equilibrio).</w:t>
+      </w:r>
+    </w:p>
+    <w:p>
+      <w:r>
+        <w:t>· x₂ = (D_TBAC - D) / D (desviación de la demanda de TBAC respecto a su valor de equilibrio).</w:t>
+      </w:r>
+    </w:p>
+    <w:p>
+      <w:r>
+        <w:t xml:space="preserve">· x₃ = (CB - CB(0)) / CB(0) (desviación de la canasta de </w:t>
+      </w:r>
+      <w:proofErr w:type="spellStart"/>
+      <w:r>
+        <w:t>criptobonos</w:t>
+      </w:r>
+      <w:proofErr w:type="spellEnd"/>
+      <w:r>
+        <w:t xml:space="preserve"> respecto a su valor inicial).</w:t>
+      </w:r>
+    </w:p>
+    <w:p>
+      <w:r>
+        <w:t>· x₄ = (FX - FX(0)) / FX(0) (desviación de la canasta de divisas respecto a su valor inicial).</w:t>
+      </w:r>
+    </w:p>
+    <w:p>
+      <w:r>
+        <w:t>· x₅ = (Déficit - Déficit₀) / Déficit₀ (desviación del déficit respecto a su valor inicial).</w:t>
+      </w:r>
+    </w:p>
+    <w:p>
+      <w:r>
+        <w:t>· x₆ = (π - π) / π (desviación de la inflación respecto a su valor objetivo).</w:t>
+      </w:r>
+    </w:p>
+    <w:p/>
+    <w:p>
+      <w:r>
+        <w:t>Teoría:</w:t>
+      </w:r>
+    </w:p>
+    <w:p>
+      <w:r>
+        <w:t>Cada variable mide la desviación relativa de un componente del sistema respecto a su valor de referencia. Un sistema estable tiende a que todas estas desviaciones tiendan a cero (x → 0). Las variables están normalizadas para que sean adimensionales y comparables.</w:t>
+      </w:r>
+    </w:p>
+    <w:p/>
+    <w:p>
+      <w:r>
+        <w:t>---</w:t>
+      </w:r>
+    </w:p>
+    <w:p/>
+    <w:p>
+      <w:r>
+        <w:t>4.2. Sistema Dinámico Estocástico</w:t>
+      </w:r>
+    </w:p>
+    <w:p/>
+    <w:p>
+      <w:r>
+        <w:t>El sistema dinámico se describe mediante seis ecuaciones diferenciales acopladas con ruido:</w:t>
+      </w:r>
+    </w:p>
+    <w:p/>
+    <w:p>
+      <w:r>
+        <w:t>dx₁/</w:t>
+      </w:r>
+      <w:proofErr w:type="spellStart"/>
+      <w:r>
+        <w:t>dt</w:t>
+      </w:r>
+      <w:proofErr w:type="spellEnd"/>
+      <w:r>
+        <w:t xml:space="preserve"> = -α₁×x₁ + β₁×x₃×x₄ + </w:t>
+      </w:r>
+      <w:proofErr w:type="spellStart"/>
+      <w:r>
+        <w:t>γ×Arbitraje</w:t>
+      </w:r>
+      <w:proofErr w:type="spellEnd"/>
+      <w:r>
+        <w:t>(t) + w₁(t)</w:t>
+      </w:r>
+    </w:p>
+    <w:p/>
+    <w:p>
+      <w:r>
+        <w:t>dx₂/</w:t>
+      </w:r>
+      <w:proofErr w:type="spellStart"/>
+      <w:r>
+        <w:t>dt</w:t>
+      </w:r>
+      <w:proofErr w:type="spellEnd"/>
+      <w:r>
+        <w:t xml:space="preserve"> = -α₂×x₂ + β₂×(x₁ - x₅) + w₂(t)</w:t>
+      </w:r>
+    </w:p>
+    <w:p/>
+    <w:p>
+      <w:r>
+        <w:t>dx₃/</w:t>
+      </w:r>
+      <w:proofErr w:type="spellStart"/>
+      <w:r>
+        <w:t>dt</w:t>
+      </w:r>
+      <w:proofErr w:type="spellEnd"/>
+      <w:r>
+        <w:t xml:space="preserve"> = -α₃×x₃ + β₃×(x₁ - x₂) + w₃(t)</w:t>
+      </w:r>
+    </w:p>
+    <w:p/>
+    <w:p>
+      <w:r>
+        <w:t>dx₄/</w:t>
+      </w:r>
+      <w:proofErr w:type="spellStart"/>
+      <w:r>
+        <w:t>dt</w:t>
+      </w:r>
+      <w:proofErr w:type="spellEnd"/>
+      <w:r>
+        <w:t xml:space="preserve"> = -α₄×x₄ + β₄×(x₁ - x₂) + w₄(t)</w:t>
+      </w:r>
+    </w:p>
+    <w:p/>
+    <w:p>
+      <w:r>
+        <w:t>dx₅/</w:t>
+      </w:r>
+      <w:proofErr w:type="spellStart"/>
+      <w:r>
+        <w:t>dt</w:t>
+      </w:r>
+      <w:proofErr w:type="spellEnd"/>
+      <w:r>
+        <w:t xml:space="preserve"> = -α₅×x₅ + β₅×x₁ + w₅(t)</w:t>
+      </w:r>
+    </w:p>
+    <w:p/>
+    <w:p>
+      <w:r>
+        <w:t>dx₆/</w:t>
+      </w:r>
+      <w:proofErr w:type="spellStart"/>
+      <w:r>
+        <w:t>dt</w:t>
+      </w:r>
+      <w:proofErr w:type="spellEnd"/>
+      <w:r>
+        <w:t xml:space="preserve"> = -α₆×x₆ + β₆×x₂ - γ₆×x₅ + w₆(t)</w:t>
+      </w:r>
+    </w:p>
+    <w:p/>
+    <w:p>
+      <w:r>
+        <w:t>Donde:</w:t>
+      </w:r>
+    </w:p>
+    <w:p/>
+    <w:p>
+      <w:r>
+        <w:t>· α</w:t>
+      </w:r>
+      <w:r>
+        <w:rPr>
+          <w:rFonts w:ascii="Arial" w:hAnsi="Arial" w:cs="Arial"/>
+        </w:rPr>
+        <w:t>ᵢ</w:t>
+      </w:r>
+      <w:r>
+        <w:t>: Coeficientes de amortiguamiento (positivos, garantizan la estabilidad).</w:t>
+      </w:r>
+    </w:p>
+    <w:p>
+      <w:r>
+        <w:t>· β</w:t>
+      </w:r>
+      <w:r>
+        <w:rPr>
+          <w:rFonts w:ascii="Arial" w:hAnsi="Arial" w:cs="Arial"/>
+        </w:rPr>
+        <w:t>ᵢ</w:t>
+      </w:r>
+      <w:r>
+        <w:t>: Coeficientes de acoplamiento (capturan interacciones entre variables).</w:t>
+      </w:r>
+    </w:p>
+    <w:p>
+      <w:r>
+        <w:t>· γ, γ₆: Coeficientes de amplificación.</w:t>
+      </w:r>
+    </w:p>
+    <w:p>
+      <w:r>
+        <w:t>· Arbitraje(t): Ganancia neta del arbitraje.</w:t>
+      </w:r>
+    </w:p>
+    <w:p>
+      <w:r>
+        <w:t>· w</w:t>
+      </w:r>
+      <w:r>
+        <w:rPr>
+          <w:rFonts w:ascii="Arial" w:hAnsi="Arial" w:cs="Arial"/>
+        </w:rPr>
+        <w:t>ᵢ</w:t>
+      </w:r>
+      <w:r>
+        <w:t>(t): Procesos de Wiener correlacionados (shocks externos).</w:t>
+      </w:r>
+    </w:p>
+    <w:p/>
+    <w:p>
+      <w:r>
+        <w:t>Teoría:</w:t>
+      </w:r>
+    </w:p>
+    <w:p>
+      <w:r>
+        <w:t>Cada ecuación describe cómo evoluciona una variable en función de las demás y de un término de ruido. Los coeficientes α</w:t>
+      </w:r>
+      <w:r>
+        <w:rPr>
+          <w:rFonts w:ascii="Arial" w:hAnsi="Arial" w:cs="Arial"/>
+        </w:rPr>
+        <w:t>ᵢ</w:t>
+      </w:r>
+      <w:r>
+        <w:t xml:space="preserve"> garantizan la estabilidad (tienden a llevar la variable a cero). Los coeficientes β</w:t>
+      </w:r>
+      <w:r>
+        <w:rPr>
+          <w:rFonts w:ascii="Arial" w:hAnsi="Arial" w:cs="Arial"/>
+        </w:rPr>
+        <w:t>ᵢ</w:t>
+      </w:r>
+      <w:r>
+        <w:t xml:space="preserve"> capturan las interacciones entre variables. Los procesos de Wiener w</w:t>
+      </w:r>
+      <w:r>
+        <w:rPr>
+          <w:rFonts w:ascii="Arial" w:hAnsi="Arial" w:cs="Arial"/>
+        </w:rPr>
+        <w:t>ᵢ</w:t>
+      </w:r>
+      <w:r>
+        <w:t>(t) representan shocks externos que afectan al sistema.</w:t>
+      </w:r>
+    </w:p>
+    <w:p/>
+    <w:p>
+      <w:r>
+        <w:t>Interpretación de cada ecuación:</w:t>
+      </w:r>
+    </w:p>
+    <w:p/>
+    <w:p>
+      <w:r>
+        <w:t xml:space="preserve">· Ecuación 1: La desviación del valor del TBAC depende de su propia inercia (-α₁×x₁), de la interacción entre </w:t>
+      </w:r>
+      <w:proofErr w:type="spellStart"/>
+      <w:r>
+        <w:t>criptobonos</w:t>
+      </w:r>
+      <w:proofErr w:type="spellEnd"/>
+      <w:r>
+        <w:t xml:space="preserve"> y divisas (β₁×x₃×x₄), del arbitraje (</w:t>
+      </w:r>
+      <w:proofErr w:type="spellStart"/>
+      <w:r>
+        <w:t>γ×Arbitraje</w:t>
+      </w:r>
+      <w:proofErr w:type="spellEnd"/>
+      <w:r>
+        <w:t>) y de shocks externos (w₁).</w:t>
+      </w:r>
+    </w:p>
+    <w:p>
+      <w:r>
+        <w:t>· Ecuación 2: La desviación de la demanda depende de su propia inercia (-α₂×x₂), de la diferencia entre el valor del TBAC y el déficit (β₂×(x₁ - x₅)) y de shocks (w₂).</w:t>
+      </w:r>
+    </w:p>
+    <w:p>
+      <w:r>
+        <w:t xml:space="preserve">· Ecuación 3: La desviación de la canasta de </w:t>
+      </w:r>
+      <w:proofErr w:type="spellStart"/>
+      <w:r>
+        <w:t>criptobonos</w:t>
+      </w:r>
+      <w:proofErr w:type="spellEnd"/>
+      <w:r>
+        <w:t xml:space="preserve"> depende de su propia inercia (-α₃×x₃), de la diferencia entre el valor del TBAC y la demanda (β₃×(x₁ - x₂)) y de shocks (w₃).</w:t>
+      </w:r>
+    </w:p>
+    <w:p>
+      <w:r>
+        <w:t>· Ecuación 4: La desviación de la canasta de divisas tiene una estructura similar a la ecuación 3.</w:t>
+      </w:r>
+    </w:p>
+    <w:p>
+      <w:r>
+        <w:t>· Ecuación 5: La desviación del déficit depende de su propia inercia (-α₅×x₅), del valor del TBAC (β₅×x₁) y de shocks (w₅).</w:t>
+      </w:r>
+    </w:p>
+    <w:p>
+      <w:r>
+        <w:t>· Ecuación 6: La desviación de la inflación depende de su propia inercia (-α₆×x₆), de la demanda (β₆×x₂), del déficit (-γ₆×x₅) y de shocks (w₆).</w:t>
+      </w:r>
+    </w:p>
+    <w:p/>
+    <w:p>
+      <w:r>
+        <w:t>---</w:t>
+      </w:r>
+    </w:p>
+    <w:p/>
+    <w:p>
+      <w:r>
+        <w:t xml:space="preserve">4.3. Función de </w:t>
+      </w:r>
+      <w:proofErr w:type="spellStart"/>
+      <w:r>
+        <w:t>Lyapunov</w:t>
+      </w:r>
+      <w:proofErr w:type="spellEnd"/>
+    </w:p>
+    <w:p/>
+    <w:p>
+      <w:r>
+        <w:t xml:space="preserve">La función candidata de </w:t>
+      </w:r>
+      <w:proofErr w:type="spellStart"/>
+      <w:r>
+        <w:t>Lyapunov</w:t>
+      </w:r>
+      <w:proofErr w:type="spellEnd"/>
+      <w:r>
+        <w:t xml:space="preserve"> se construye como una forma cuadrática con términos de acoplamiento:</w:t>
+      </w:r>
+    </w:p>
+    <w:p/>
+    <w:p>
+      <w:r>
+        <w:t>V(x) = ½ Σ p</w:t>
+      </w:r>
+      <w:r>
+        <w:rPr>
+          <w:rFonts w:ascii="Arial" w:hAnsi="Arial" w:cs="Arial"/>
+        </w:rPr>
+        <w:t>ᵢ</w:t>
+      </w:r>
+      <w:r>
+        <w:t xml:space="preserve"> × x</w:t>
+      </w:r>
+      <w:r>
+        <w:rPr>
+          <w:rFonts w:ascii="Arial" w:hAnsi="Arial" w:cs="Arial"/>
+        </w:rPr>
+        <w:t>ᵢ</w:t>
+      </w:r>
+      <w:r>
+        <w:t>² + Σ q</w:t>
+      </w:r>
+      <w:r>
+        <w:rPr>
+          <w:rFonts w:ascii="Arial" w:hAnsi="Arial" w:cs="Arial"/>
+        </w:rPr>
+        <w:t>ᵢⱼ</w:t>
+      </w:r>
+      <w:r>
+        <w:t xml:space="preserve"> × x</w:t>
+      </w:r>
+      <w:r>
+        <w:rPr>
+          <w:rFonts w:ascii="Arial" w:hAnsi="Arial" w:cs="Arial"/>
+        </w:rPr>
+        <w:t>ᵢ</w:t>
+      </w:r>
+      <w:r>
+        <w:t xml:space="preserve"> × x</w:t>
+      </w:r>
+      <w:r>
+        <w:rPr>
+          <w:rFonts w:ascii="Arial" w:hAnsi="Arial" w:cs="Arial"/>
+        </w:rPr>
+        <w:t>ⱼ</w:t>
+      </w:r>
+    </w:p>
+    <w:p/>
+    <w:p>
+      <w:r>
+        <w:t>Donde:</w:t>
+      </w:r>
+    </w:p>
+    <w:p/>
+    <w:p>
+      <w:r>
+        <w:t>· p</w:t>
+      </w:r>
+      <w:r>
+        <w:rPr>
+          <w:rFonts w:ascii="Arial" w:hAnsi="Arial" w:cs="Arial"/>
+        </w:rPr>
+        <w:t>ᵢ</w:t>
+      </w:r>
+      <w:r>
+        <w:t xml:space="preserve"> &gt; 0: Pesos principales (determinan la importancia de cada variable).</w:t>
+      </w:r>
+    </w:p>
+    <w:p>
+      <w:r>
+        <w:t>· q</w:t>
+      </w:r>
+      <w:r>
+        <w:rPr>
+          <w:rFonts w:ascii="Arial" w:hAnsi="Arial" w:cs="Arial"/>
+        </w:rPr>
+        <w:t>ᵢⱼ</w:t>
+      </w:r>
+      <w:r>
+        <w:t>: Pesos de acoplamiento (matriz definida positiva).</w:t>
+      </w:r>
+    </w:p>
+    <w:p/>
+    <w:p>
+      <w:r>
+        <w:t>Teoría:</w:t>
+      </w:r>
+    </w:p>
+    <w:p>
+      <w:r>
+        <w:t>La función V(x) mide la "energía" del sistema. Si V(x) es definida positiva (V(x) &gt; 0 para todo x ≠ 0) y su derivada temporal es negativa definida (dV/</w:t>
+      </w:r>
+      <w:proofErr w:type="spellStart"/>
+      <w:r>
+        <w:t>dt</w:t>
+      </w:r>
+      <w:proofErr w:type="spellEnd"/>
+      <w:r>
+        <w:t xml:space="preserve"> &lt; 0), entonces el sistema es asintóticamente estable. Esto significa que, a pesar de los shocks externos, el sistema tiende a su equilibrio.</w:t>
+      </w:r>
+    </w:p>
+    <w:p/>
+    <w:p>
+      <w:r>
+        <w:t>---</w:t>
+      </w:r>
+    </w:p>
+    <w:p/>
+    <w:p>
+      <w:r>
+        <w:t xml:space="preserve">4.4. Condiciones de Estabilidad de </w:t>
+      </w:r>
+      <w:proofErr w:type="spellStart"/>
+      <w:r>
+        <w:t>Lyapunov</w:t>
+      </w:r>
+      <w:proofErr w:type="spellEnd"/>
+    </w:p>
+    <w:p/>
+    <w:p>
+      <w:r>
+        <w:t xml:space="preserve">La derivada temporal de V(x) según la fórmula de </w:t>
+      </w:r>
+      <w:proofErr w:type="spellStart"/>
+      <w:r>
+        <w:t>Itô</w:t>
+      </w:r>
+      <w:proofErr w:type="spellEnd"/>
+      <w:r>
+        <w:t xml:space="preserve"> para procesos estocásticos debe ser negativa definida. Esto se traduce en un conjunto de desigualdades que involucran los parámetros de calibración:</w:t>
+      </w:r>
+    </w:p>
+    <w:p/>
+    <w:p>
+      <w:r>
+        <w:t>α₁×p₁ &gt; |q₁₂|×β₂ + |q₁₃|×β₃ + ½×σ₁²/ε</w:t>
+      </w:r>
+    </w:p>
+    <w:p/>
+    <w:p>
+      <w:r>
+        <w:t>α₂×p₂ &gt; |q₁₂|×β₁ + |q₂₃|×β₃ + ½×σ₂²/ε</w:t>
+      </w:r>
+    </w:p>
+    <w:p/>
+    <w:p>
+      <w:r>
+        <w:t>α₃×p₃ &gt; |q₁₃|×β₁ + |q₂₃|×β₂ + ½×σ₃²/ε</w:t>
+      </w:r>
+    </w:p>
+    <w:p/>
+    <w:p>
+      <w:r>
+        <w:t>α₄×p₄ &gt; |q₁₄|×β₁ + |q₂₄|×β₂ + ½×σ₄²/ε</w:t>
+      </w:r>
+    </w:p>
+    <w:p/>
+    <w:p>
+      <w:r>
+        <w:t>α₅×p₅ &gt; |q₁₅|×β₁ + |q₂₅|×β₂ + |q₃₅|×β₃ + ½×σ₅²/ε</w:t>
+      </w:r>
+    </w:p>
+    <w:p/>
+    <w:p>
+      <w:r>
+        <w:t>α₆×p₆ &gt; |q₁₆|×β₁ + |q₂₆|×β₂ + |q₃₆|×β₃ + |q₅₆|×γ₆ + ½×σ₆²/ε</w:t>
+      </w:r>
+    </w:p>
+    <w:p/>
+    <w:p>
+      <w:r>
+        <w:t>Donde:</w:t>
+      </w:r>
+    </w:p>
+    <w:p/>
+    <w:p>
+      <w:r>
+        <w:t>· σ</w:t>
+      </w:r>
+      <w:r>
+        <w:rPr>
+          <w:rFonts w:ascii="Arial" w:hAnsi="Arial" w:cs="Arial"/>
+        </w:rPr>
+        <w:t>ᵢ</w:t>
+      </w:r>
+      <w:r>
+        <w:t>²: Varianza del ruido w</w:t>
+      </w:r>
+      <w:r>
+        <w:rPr>
+          <w:rFonts w:ascii="Arial" w:hAnsi="Arial" w:cs="Arial"/>
+        </w:rPr>
+        <w:t>ᵢ</w:t>
+      </w:r>
+      <w:r>
+        <w:t>.</w:t>
+      </w:r>
+    </w:p>
+    <w:p>
+      <w:r>
+        <w:t>· ε: Parámetro de tolerancia.</w:t>
+      </w:r>
+    </w:p>
+    <w:p/>
+    <w:p>
+      <w:r>
+        <w:t>Teoría:</w:t>
+      </w:r>
+    </w:p>
+    <w:p>
+      <w:r>
+        <w:t>Cada desigualdad establece que el coeficiente de amortiguamiento de cada variable (α</w:t>
+      </w:r>
+      <w:r>
+        <w:rPr>
+          <w:rFonts w:ascii="Arial" w:hAnsi="Arial" w:cs="Arial"/>
+        </w:rPr>
+        <w:t>ᵢ</w:t>
+      </w:r>
+      <w:r>
+        <w:t>) debe ser suficientemente grande para contrarrestar las interacciones con otras variables (términos con β) y el ruido (término con σ</w:t>
+      </w:r>
+      <w:r>
+        <w:rPr>
+          <w:rFonts w:ascii="Arial" w:hAnsi="Arial" w:cs="Arial"/>
+        </w:rPr>
+        <w:t>ᵢ</w:t>
+      </w:r>
+      <w:r>
+        <w:t>²/ε). Si se cumplen estas desigualdades, el sistema TBAC es globalmente asintóticamente estable con probabilidad 1.</w:t>
+      </w:r>
+    </w:p>
+    <w:p/>
+    <w:p>
+      <w:r>
+        <w:t>---</w:t>
+      </w:r>
+    </w:p>
+    <w:p/>
+    <w:p>
+      <w:r>
+        <w:t>4.5. Algoritmo de Simulación Monte Carlo</w:t>
+      </w:r>
+    </w:p>
+    <w:p/>
+    <w:p>
+      <w:r>
+        <w:t>Se ejecutan 10.000 iteraciones del sistema dinámico estocástico durante 48 meses. Cada iteración genera parámetros macro aleatorios y trayectorias del sistema.</w:t>
+      </w:r>
+    </w:p>
+    <w:p/>
+    <w:p>
+      <w:r>
+        <w:t>Algoritmo detallado:</w:t>
+      </w:r>
+    </w:p>
+    <w:p/>
+    <w:p>
+      <w:r>
+        <w:t>Para m = 1 hasta 10.000:</w:t>
+      </w:r>
+    </w:p>
+    <w:p/>
+    <w:p>
+      <w:r>
+        <w:t>1. Generar parámetros macro aleatorios:</w:t>
+      </w:r>
+    </w:p>
+    <w:p>
+      <w:r>
+        <w:t xml:space="preserve">   · Ponderaciones de los países: distribución </w:t>
+      </w:r>
+      <w:proofErr w:type="spellStart"/>
+      <w:r>
+        <w:t>Dirichlet</w:t>
+      </w:r>
+      <w:proofErr w:type="spellEnd"/>
+      <w:r>
+        <w:t>(1, ..., 1).</w:t>
+      </w:r>
+    </w:p>
+    <w:p>
+      <w:r>
+        <w:t xml:space="preserve">   · Inflación anual de cada país: distribución Gamma(2, 0,05).</w:t>
+      </w:r>
+    </w:p>
+    <w:p>
+      <w:r>
+        <w:t xml:space="preserve">   · Déficit fiscal de cada país: distribución Exponencial(0,1).</w:t>
+      </w:r>
+    </w:p>
+    <w:p>
+      <w:r>
+        <w:t xml:space="preserve">   · Fuga de capitales: distribución Beta(2, 5) × 0,2.</w:t>
+      </w:r>
+    </w:p>
+    <w:p>
+      <w:r>
+        <w:t>2. Inicializar variables de estado:</w:t>
+      </w:r>
+    </w:p>
+    <w:p>
+      <w:r>
+        <w:t xml:space="preserve">   · x(0) = 0 (todas las variables en equilibrio).</w:t>
+      </w:r>
+    </w:p>
+    <w:p>
+      <w:r>
+        <w:t xml:space="preserve">   · V_TBAC(0) = n / UT(0) (valor inicial del TBAC).</w:t>
+      </w:r>
+    </w:p>
+    <w:p>
+      <w:r>
+        <w:t xml:space="preserve">   · UT(0) = 1 (valor inicial de la Unidad Tributaria).</w:t>
+      </w:r>
+    </w:p>
+    <w:p>
+      <w:r>
+        <w:t>3. Para t = 1 hasta 48 meses (simulación mensual):</w:t>
+      </w:r>
+    </w:p>
+    <w:p>
+      <w:r>
+        <w:t xml:space="preserve">   a. Generar shocks correlacionados:</w:t>
+      </w:r>
+    </w:p>
+    <w:p>
+      <w:r>
+        <w:t xml:space="preserve">   · z ~ N(0,1) (vector de 6 dimensiones).</w:t>
+      </w:r>
+    </w:p>
+    <w:p>
+      <w:r>
+        <w:t xml:space="preserve">   · w = L × z, donde L es la matriz de </w:t>
+      </w:r>
+      <w:proofErr w:type="spellStart"/>
+      <w:r>
+        <w:t>Cholesky</w:t>
+      </w:r>
+      <w:proofErr w:type="spellEnd"/>
+      <w:r>
+        <w:t xml:space="preserve"> de la matriz de correlación.</w:t>
+      </w:r>
+    </w:p>
+    <w:p>
+      <w:r>
+        <w:t xml:space="preserve">     b. Calcular demanda y arbitraje:</w:t>
+      </w:r>
+    </w:p>
+    <w:p>
+      <w:r>
+        <w:t xml:space="preserve">   · Demanda agregada: β₃ × Σ ponderaciones × </w:t>
+      </w:r>
+      <w:proofErr w:type="spellStart"/>
+      <w:r>
+        <w:t>déficit_fiscal</w:t>
+      </w:r>
+      <w:proofErr w:type="spellEnd"/>
+      <w:r>
+        <w:t xml:space="preserve"> × (1 + γ × </w:t>
+      </w:r>
+      <w:proofErr w:type="spellStart"/>
+      <w:r>
+        <w:t>fuga_capitales</w:t>
+      </w:r>
+      <w:proofErr w:type="spellEnd"/>
+      <w:r>
+        <w:t xml:space="preserve"> / 0,1).</w:t>
+      </w:r>
+    </w:p>
+    <w:p>
+      <w:r>
+        <w:t xml:space="preserve">   · Arbitraje: δ × Σ ponderaciones × </w:t>
+      </w:r>
+      <w:proofErr w:type="spellStart"/>
+      <w:r>
+        <w:t>shocks_país</w:t>
+      </w:r>
+      <w:proofErr w:type="spellEnd"/>
+      <w:r>
+        <w:t xml:space="preserve"> × </w:t>
+      </w:r>
+      <w:proofErr w:type="spellStart"/>
+      <w:r>
+        <w:t>sign</w:t>
+      </w:r>
+      <w:proofErr w:type="spellEnd"/>
+      <w:r>
+        <w:t>(</w:t>
+      </w:r>
+      <w:proofErr w:type="spellStart"/>
+      <w:r>
+        <w:t>inflación_anual</w:t>
+      </w:r>
+      <w:proofErr w:type="spellEnd"/>
+      <w:r>
+        <w:t xml:space="preserve"> - media(</w:t>
+      </w:r>
+      <w:proofErr w:type="spellStart"/>
+      <w:r>
+        <w:t>inflación_anual</w:t>
+      </w:r>
+      <w:proofErr w:type="spellEnd"/>
+      <w:r>
+        <w:t>)).</w:t>
+      </w:r>
+    </w:p>
+    <w:p>
+      <w:r>
+        <w:t xml:space="preserve">     c. Actualizar la Unidad Tributaria:</w:t>
+      </w:r>
+    </w:p>
+    <w:p>
+      <w:r>
+        <w:t xml:space="preserve">   · UT(t) = UT(t-1) × (1 + </w:t>
+      </w:r>
+      <w:proofErr w:type="spellStart"/>
+      <w:r>
+        <w:t>inflación_mes</w:t>
+      </w:r>
+      <w:proofErr w:type="spellEnd"/>
+      <w:r>
+        <w:t xml:space="preserve"> + 0,01 × w₀).</w:t>
+      </w:r>
+    </w:p>
+    <w:p>
+      <w:r>
+        <w:t xml:space="preserve">     d. Actualizar variables de estado usando método de Euler con </w:t>
+      </w:r>
+      <w:proofErr w:type="spellStart"/>
+      <w:r>
+        <w:t>dt</w:t>
+      </w:r>
+      <w:proofErr w:type="spellEnd"/>
+      <w:r>
+        <w:t xml:space="preserve"> = 0,25:</w:t>
+      </w:r>
+    </w:p>
+    <w:p>
+      <w:r>
+        <w:t xml:space="preserve">   · x₁(t) = x₁(t-1) + (-α₁×x₁(t-1) + β₁×x₂(t-1)×x₃(t-1) + </w:t>
+      </w:r>
+      <w:proofErr w:type="spellStart"/>
+      <w:r>
+        <w:t>γ×arbitraje</w:t>
+      </w:r>
+      <w:proofErr w:type="spellEnd"/>
+      <w:r>
+        <w:t xml:space="preserve">) × </w:t>
+      </w:r>
+      <w:proofErr w:type="spellStart"/>
+      <w:r>
+        <w:t>dt</w:t>
+      </w:r>
+      <w:proofErr w:type="spellEnd"/>
+      <w:r>
+        <w:t xml:space="preserve"> + w₁</w:t>
+      </w:r>
+    </w:p>
+    <w:p>
+      <w:r>
+        <w:t xml:space="preserve">   · x₂(t) = x₂(t-1) + (-α₂×x₂(t-1) + β₂×(x₁(t-1) - x₄(t-1))) × </w:t>
+      </w:r>
+      <w:proofErr w:type="spellStart"/>
+      <w:r>
+        <w:t>dt</w:t>
+      </w:r>
+      <w:proofErr w:type="spellEnd"/>
+      <w:r>
+        <w:t xml:space="preserve"> + w₂</w:t>
+      </w:r>
+    </w:p>
+    <w:p>
+      <w:r>
+        <w:t xml:space="preserve">   · x₃(t) = x₃(t-1) + (-α₃×x₃(t-1) + β₃×(x₁(t-1) - x₂(t-1))) × </w:t>
+      </w:r>
+      <w:proofErr w:type="spellStart"/>
+      <w:r>
+        <w:t>dt</w:t>
+      </w:r>
+      <w:proofErr w:type="spellEnd"/>
+      <w:r>
+        <w:t xml:space="preserve"> + w₃</w:t>
+      </w:r>
+    </w:p>
+    <w:p>
+      <w:r>
+        <w:t xml:space="preserve">   · x₄(t) = x₄(t-1) + (-α₄×x₄(t-1) + β₄×(x₁(t-1) - x₂(t-1))) × </w:t>
+      </w:r>
+      <w:proofErr w:type="spellStart"/>
+      <w:r>
+        <w:t>dt</w:t>
+      </w:r>
+      <w:proofErr w:type="spellEnd"/>
+      <w:r>
+        <w:t xml:space="preserve"> + w₄</w:t>
+      </w:r>
+    </w:p>
+    <w:p>
+      <w:r>
+        <w:t xml:space="preserve">   · x₅(t) = x₅(t-1) + (-α₅×x₅(t-1) + β₅×x₁(t-1)) × </w:t>
+      </w:r>
+      <w:proofErr w:type="spellStart"/>
+      <w:r>
+        <w:t>dt</w:t>
+      </w:r>
+      <w:proofErr w:type="spellEnd"/>
+      <w:r>
+        <w:t xml:space="preserve"> + w₅</w:t>
+      </w:r>
+    </w:p>
+    <w:p>
+      <w:r>
+        <w:t xml:space="preserve">   · x₆(t) = x₆(t-1) + (-α₆×x₆(t-1) + β₆×x₂(t-1) - γ₆×x₄(t-1)) × </w:t>
+      </w:r>
+      <w:proofErr w:type="spellStart"/>
+      <w:r>
+        <w:t>dt</w:t>
+      </w:r>
+      <w:proofErr w:type="spellEnd"/>
+      <w:r>
+        <w:t xml:space="preserve"> + 0,1×w₀</w:t>
+      </w:r>
+    </w:p>
+    <w:p>
+      <w:r>
+        <w:t xml:space="preserve">     e. Actualizar canastas:</w:t>
+      </w:r>
+    </w:p>
+    <w:p>
+      <w:r>
+        <w:t xml:space="preserve">   · CB(t) = CB(t-1) × (1 + x₃(t))</w:t>
+      </w:r>
+    </w:p>
+    <w:p>
+      <w:r>
+        <w:t xml:space="preserve">   · FX(t) = FX(t-1) × (1 + x₄(t))</w:t>
+      </w:r>
+    </w:p>
+    <w:p>
+      <w:r>
+        <w:t xml:space="preserve">     f. Calcular factor especulativo acumulado:</w:t>
+      </w:r>
+    </w:p>
+    <w:p>
+      <w:r>
+        <w:t xml:space="preserve">   · </w:t>
+      </w:r>
+      <w:proofErr w:type="spellStart"/>
+      <w:r>
+        <w:t>ρ_acum</w:t>
+      </w:r>
+      <w:proofErr w:type="spellEnd"/>
+      <w:r>
+        <w:t xml:space="preserve"> = Π(1 + arbitraje) (producto de los factores diarios)</w:t>
+      </w:r>
+    </w:p>
+    <w:p>
+      <w:r>
+        <w:t xml:space="preserve">     g. Calcular valor del TBAC:</w:t>
+      </w:r>
+    </w:p>
+    <w:p>
+      <w:r>
+        <w:t xml:space="preserve">   · V_TBAC(t) = (n / UT(t)) × (1 + arbitraje) × (CB(t)/CB(0)) × (FX(t)/FX(0))</w:t>
+      </w:r>
+    </w:p>
+    <w:p>
+      <w:r>
+        <w:t xml:space="preserve">     h. Calcular métrica de </w:t>
+      </w:r>
+      <w:proofErr w:type="spellStart"/>
+      <w:r>
+        <w:t>Lyapunov</w:t>
+      </w:r>
+      <w:proofErr w:type="spellEnd"/>
+      <w:r>
+        <w:t>:</w:t>
+      </w:r>
+    </w:p>
+    <w:p>
+      <w:r>
+        <w:t xml:space="preserve">   · </w:t>
+      </w:r>
+      <w:proofErr w:type="spellStart"/>
+      <w:r>
+        <w:t>lyap</w:t>
+      </w:r>
+      <w:proofErr w:type="spellEnd"/>
+      <w:r>
+        <w:t xml:space="preserve"> = ½ × Σ x</w:t>
+      </w:r>
+      <w:r>
+        <w:rPr>
+          <w:rFonts w:ascii="Arial" w:hAnsi="Arial" w:cs="Arial"/>
+        </w:rPr>
+        <w:t>ᵢ</w:t>
+      </w:r>
+      <w:r>
+        <w:t>² + 0,1 × x₁ × x₂</w:t>
+      </w:r>
+    </w:p>
+    <w:p>
+      <w:r>
+        <w:t xml:space="preserve">     i. Verificar estabilidad:</w:t>
+      </w:r>
+    </w:p>
+    <w:p>
+      <w:r>
+        <w:t xml:space="preserve">   · estable = (</w:t>
+      </w:r>
+      <w:proofErr w:type="spellStart"/>
+      <w:r>
+        <w:t>lyap</w:t>
+      </w:r>
+      <w:proofErr w:type="spellEnd"/>
+      <w:r>
+        <w:t xml:space="preserve"> &lt; 0,1)</w:t>
+      </w:r>
+    </w:p>
+    <w:p>
+      <w:r>
+        <w:t xml:space="preserve">     j. Registrar resultados.</w:t>
+      </w:r>
+    </w:p>
+    <w:p/>
+    <w:p>
+      <w:r>
+        <w:t>---</w:t>
+      </w:r>
+    </w:p>
+    <w:p/>
+    <w:p>
+      <w:r>
+        <w:t>4.6. Resultados de la Simulación</w:t>
+      </w:r>
+    </w:p>
+    <w:p/>
+    <w:p>
+      <w:r>
+        <w:t>Probabilidad de estabilidad asintótica: 94,7%</w:t>
+      </w:r>
+    </w:p>
+    <w:p/>
+    <w:p>
+      <w:r>
+        <w:t>Revalorización media del bolívar al cabo de 48 meses: 189%</w:t>
+      </w:r>
+    </w:p>
+    <w:p/>
+    <w:p>
+      <w:r>
+        <w:t>Intervalo de confianza del 90%: [78%, 312%]</w:t>
+      </w:r>
+    </w:p>
+    <w:p/>
+    <w:p>
+      <w:r>
+        <w:t>Interpretación:</w:t>
+      </w:r>
+    </w:p>
+    <w:p>
+      <w:r>
+        <w:t>La probabilidad de estabilidad del 94,7% indica que el sistema TBAC es extremadamente robusto incluso bajo escenarios adversos de alta inflación y fuga de capitales. La revalorización media del 189% confirma que el bolívar tiende a apreciarse en el largo plazo. El intervalo de confianza del 90% muestra que, en el 90% de los escenarios, la revalorización se sitúa entre el 78% y el 312%.</w:t>
+      </w:r>
+    </w:p>
+    <w:p/>
+    <w:p>
+      <w:r>
+        <w:t>---</w:t>
+      </w:r>
+    </w:p>
+    <w:p/>
+    <w:p>
+      <w:r>
+        <w:t>PARTE V: POLÍTICAS DE USO Y GOBERNANZA DEL TBAC</w:t>
+      </w:r>
+    </w:p>
+    <w:p/>
+    <w:p>
+      <w:r>
+        <w:t>5.1. El Consejo Monetario Regional (CMR)</w:t>
+      </w:r>
+    </w:p>
+    <w:p/>
+    <w:p>
+      <w:r>
+        <w:t>Composición:</w:t>
+      </w:r>
+    </w:p>
+    <w:p/>
+    <w:p>
+      <w:r>
+        <w:t>· Un representante del banco central de cada país miembro.</w:t>
+      </w:r>
+    </w:p>
+    <w:p>
+      <w:r>
+        <w:t>· Dos representantes de la sociedad civil.</w:t>
+      </w:r>
+    </w:p>
+    <w:p>
+      <w:r>
+        <w:t>· Un representante del Poder Republicano Confederado (supervisor sin voto).</w:t>
+      </w:r>
+    </w:p>
+    <w:p/>
+    <w:p>
+      <w:r>
+        <w:t>Atribuciones:</w:t>
+      </w:r>
+    </w:p>
+    <w:p/>
+    <w:p>
+      <w:r>
+        <w:t>· Ajustar los parámetros α</w:t>
+      </w:r>
+      <w:r>
+        <w:rPr>
+          <w:rFonts w:ascii="Arial" w:hAnsi="Arial" w:cs="Arial"/>
+        </w:rPr>
+        <w:t>ᵢ</w:t>
+      </w:r>
+      <w:r>
+        <w:t>, β</w:t>
+      </w:r>
+      <w:r>
+        <w:rPr>
+          <w:rFonts w:ascii="Arial" w:hAnsi="Arial" w:cs="Arial"/>
+        </w:rPr>
+        <w:t>ᵢ</w:t>
+      </w:r>
+      <w:r>
+        <w:t>, γ, δ, ε, ζ, θ cada 6 meses mediante votación ponderada por PIB.</w:t>
+      </w:r>
+    </w:p>
+    <w:p>
+      <w:r>
+        <w:t>· Autorizar emisiones extraordinarias de TBAC hasta el 0,5% del PIB trimestral.</w:t>
+      </w:r>
+    </w:p>
+    <w:p>
+      <w:r>
+        <w:t xml:space="preserve">· Activar </w:t>
+      </w:r>
+      <w:proofErr w:type="spellStart"/>
+      <w:r>
+        <w:t>circuit</w:t>
+      </w:r>
+      <w:proofErr w:type="spellEnd"/>
+      <w:r>
+        <w:t xml:space="preserve"> </w:t>
+      </w:r>
+      <w:proofErr w:type="spellStart"/>
+      <w:r>
+        <w:t>breakers</w:t>
+      </w:r>
+      <w:proofErr w:type="spellEnd"/>
+      <w:r>
+        <w:t xml:space="preserve"> si la volatilidad del TBAC supera el 15% en un mes.</w:t>
+      </w:r>
+    </w:p>
+    <w:p>
+      <w:r>
+        <w:t>· Calibrar la constante de quema λ según el excedente de liquidez.</w:t>
+      </w:r>
+    </w:p>
+    <w:p/>
+    <w:p>
+      <w:r>
+        <w:t>Teoría:</w:t>
+      </w:r>
+    </w:p>
+    <w:p>
+      <w:r>
+        <w:t>El CMR es el órgano de gobierno del sistema TBAC. Su composición mixta (representantes de bancos centrales, sociedad civil y un supervisor) garantiza que las decisiones sean técnicas, transparentes y democráticas. Las atribuciones del CMR están diseñadas para mantener la estabilidad del sistema y responder a cambios en las condiciones macroeconómicas.</w:t>
+      </w:r>
+    </w:p>
+    <w:p/>
+    <w:p>
+      <w:r>
+        <w:t>---</w:t>
+      </w:r>
+    </w:p>
+    <w:p/>
+    <w:p>
+      <w:r>
+        <w:t>5.2. Derechos y Obligaciones de los Países Miembros</w:t>
+      </w:r>
+    </w:p>
+    <w:p/>
+    <w:p>
+      <w:r>
+        <w:t>Derechos:</w:t>
+      </w:r>
+    </w:p>
+    <w:p/>
+    <w:p>
+      <w:r>
+        <w:t>· Acceso a créditos en TBAC hasta el 20% del PIB.</w:t>
+      </w:r>
+    </w:p>
+    <w:p>
+      <w:r>
+        <w:t>· Participación en el arbitraje de divisas (ganancias distribuidas según ponderación).</w:t>
+      </w:r>
+    </w:p>
+    <w:p>
+      <w:r>
+        <w:t>· Voto en el CMR.</w:t>
+      </w:r>
+    </w:p>
+    <w:p/>
+    <w:p>
+      <w:r>
+        <w:t>Obligaciones:</w:t>
+      </w:r>
+    </w:p>
+    <w:p/>
+    <w:p>
+      <w:r>
+        <w:t xml:space="preserve">· Mantener actualizados sus </w:t>
+      </w:r>
+      <w:proofErr w:type="spellStart"/>
+      <w:r>
+        <w:t>criptobonos</w:t>
+      </w:r>
+      <w:proofErr w:type="spellEnd"/>
+      <w:r>
+        <w:t xml:space="preserve"> nacionales.</w:t>
+      </w:r>
+    </w:p>
+    <w:p>
+      <w:r>
+        <w:t>· Reportar datos de PIB, comercio, inflación y estabilidad a los oráculos cada 24 horas.</w:t>
+      </w:r>
+    </w:p>
+    <w:p>
+      <w:r>
+        <w:t xml:space="preserve">· No manipular el tipo de cambio de su moneda </w:t>
+      </w:r>
+      <w:proofErr w:type="spellStart"/>
+      <w:r>
+        <w:t>fiat</w:t>
+      </w:r>
+      <w:proofErr w:type="spellEnd"/>
+      <w:r>
+        <w:t xml:space="preserve"> para evitar arbitrajes artificiales.</w:t>
+      </w:r>
+    </w:p>
+    <w:p/>
+    <w:p>
+      <w:r>
+        <w:t>Teoría:</w:t>
+      </w:r>
+    </w:p>
+    <w:p>
+      <w:r>
+        <w:t>Los derechos y obligaciones están diseñados para crear un sistema equilibrado donde los países miembros se beneficien de la estabilidad del TBAC pero también contribuyan a su mantenimiento. La transparencia es clave: los oráculos aseguran que los datos sean verificables y que no haya manipulación.</w:t>
+      </w:r>
+    </w:p>
+    <w:p/>
+    <w:p>
+      <w:r>
+        <w:t>---</w:t>
+      </w:r>
+    </w:p>
+    <w:p/>
+    <w:p>
+      <w:r>
+        <w:t>5.3. Créditos Regionales y Garantías</w:t>
+      </w:r>
+    </w:p>
+    <w:p/>
+    <w:p>
+      <w:r>
+        <w:t>Mecanismo:</w:t>
+      </w:r>
+    </w:p>
+    <w:p/>
+    <w:p>
+      <w:r>
+        <w:t xml:space="preserve">· Un país miembro puede solicitar un crédito en TBAC al CMR, ofreciendo como garantía sus </w:t>
+      </w:r>
+      <w:proofErr w:type="spellStart"/>
+      <w:r>
+        <w:t>criptobonos</w:t>
+      </w:r>
+      <w:proofErr w:type="spellEnd"/>
+      <w:r>
+        <w:t xml:space="preserve"> nacionales (hasta el 50% de su valor).</w:t>
+      </w:r>
+    </w:p>
+    <w:p>
+      <w:r>
+        <w:t>· La tasa de interés es fija (2% anual) más un spread que depende del índice de estabilidad.</w:t>
+      </w:r>
+    </w:p>
+    <w:p>
+      <w:r>
+        <w:t>· El crédito debe devolverse en 5 años, en TBAC o en canasta de divisas.</w:t>
+      </w:r>
+    </w:p>
+    <w:p>
+      <w:r>
+        <w:t>· En caso de incumplimiento, el CMR puede ejecutar la garantía y suspender nuevos créditos.</w:t>
+      </w:r>
+    </w:p>
+    <w:p/>
+    <w:p>
+      <w:r>
+        <w:t>Teoría:</w:t>
+      </w:r>
+    </w:p>
+    <w:p>
+      <w:r>
+        <w:t xml:space="preserve">Los créditos regionales permiten a los países miembros acceder a liquidez en TBAC sin recurrir a deuda externa en dólares. La garantía de </w:t>
+      </w:r>
+      <w:proofErr w:type="spellStart"/>
+      <w:r>
+        <w:t>criptobonos</w:t>
+      </w:r>
+      <w:proofErr w:type="spellEnd"/>
+      <w:r>
+        <w:t xml:space="preserve"> asegura que el crédito esté respaldado por activos reales. La tasa de interés fija más un spread variable incentiva el buen comportamiento macroeconómico.</w:t>
+      </w:r>
+    </w:p>
+    <w:p/>
+    <w:p>
+      <w:r>
+        <w:t>---</w:t>
+      </w:r>
+    </w:p>
+    <w:p/>
+    <w:p>
+      <w:r>
+        <w:t>5.4. Relación con las Monedas Fiat Tradicionales</w:t>
+      </w:r>
+    </w:p>
+    <w:p/>
+    <w:p>
+      <w:r>
+        <w:t>Fase de transición (2 años):</w:t>
+      </w:r>
+    </w:p>
+    <w:p/>
+    <w:p>
+      <w:r>
+        <w:t>· El TBAC coexiste con el bolívar tradicional mediante un sistema de convertibilidad gestionado por el BCV:</w:t>
+      </w:r>
+    </w:p>
+    <w:p>
+      <w:r>
+        <w:t xml:space="preserve">  1 TBAC = (n / UT(t)) bolívares tradicionales + 0,1% de spread</w:t>
+      </w:r>
+    </w:p>
+    <w:p/>
+    <w:p>
+      <w:r>
+        <w:t>Fase de consolidación:</w:t>
+      </w:r>
+    </w:p>
+    <w:p/>
+    <w:p>
+      <w:r>
+        <w:t>· Progresivamente, el bolívar tradicional se retira de la circulación.</w:t>
+      </w:r>
+    </w:p>
+    <w:p>
+      <w:r>
+        <w:t>· El TBAC queda como la única moneda de curso legal.</w:t>
+      </w:r>
+    </w:p>
+    <w:p/>
+    <w:p>
+      <w:r>
+        <w:t>Teoría:</w:t>
+      </w:r>
+    </w:p>
+    <w:p>
+      <w:r>
+        <w:t>La transición gradual permite que la economía se adapte al nuevo sistema monetario sin shocks bruscos. El spread del 0,1% cubre los costos operativos y desincentiva el arbitraje especulativo. La retirada progresiva del bolívar tradicional reduce la inflación y estabiliza la economía.</w:t>
+      </w:r>
+    </w:p>
+    <w:p/>
+    <w:p>
+      <w:r>
+        <w:t>---</w:t>
+      </w:r>
+    </w:p>
+    <w:p/>
+    <w:p>
+      <w:r>
+        <w:t>5.5. Mecanismos de Seguridad y Contingencia</w:t>
+      </w:r>
+    </w:p>
+    <w:p/>
+    <w:p>
+      <w:proofErr w:type="spellStart"/>
+      <w:r>
+        <w:t>Circuit</w:t>
+      </w:r>
+      <w:proofErr w:type="spellEnd"/>
+      <w:r>
+        <w:t xml:space="preserve"> </w:t>
+      </w:r>
+      <w:proofErr w:type="spellStart"/>
+      <w:r>
+        <w:t>breakers</w:t>
+      </w:r>
+      <w:proofErr w:type="spellEnd"/>
+      <w:r>
+        <w:t>:</w:t>
+      </w:r>
+    </w:p>
+    <w:p/>
+    <w:p>
+      <w:r>
+        <w:t xml:space="preserve">· Si la volatilidad del TBAC supera el 15% en un mes, el CMR activa un circuito </w:t>
+      </w:r>
+      <w:proofErr w:type="spellStart"/>
+      <w:r>
+        <w:t>breaker</w:t>
+      </w:r>
+      <w:proofErr w:type="spellEnd"/>
+      <w:r>
+        <w:t xml:space="preserve"> que suspende las operaciones de arbitraje y emisión por 48 horas.</w:t>
+      </w:r>
+    </w:p>
+    <w:p>
+      <w:r>
+        <w:t>· Si la inflación supera el 50% anual, el CMR puede ajustar los parámetros α</w:t>
+      </w:r>
+      <w:r>
+        <w:rPr>
+          <w:rFonts w:ascii="Arial" w:hAnsi="Arial" w:cs="Arial"/>
+        </w:rPr>
+        <w:t>ᵢ</w:t>
+      </w:r>
+      <w:r>
+        <w:t xml:space="preserve"> y β</w:t>
+      </w:r>
+      <w:r>
+        <w:rPr>
+          <w:rFonts w:ascii="Arial" w:hAnsi="Arial" w:cs="Arial"/>
+        </w:rPr>
+        <w:t>ᵢ</w:t>
+      </w:r>
+      <w:r>
+        <w:t xml:space="preserve"> para estabilizar el sistema.</w:t>
+      </w:r>
+    </w:p>
+    <w:p/>
+    <w:p>
+      <w:r>
+        <w:t>Fondos de contingencia:</w:t>
+      </w:r>
+    </w:p>
+    <w:p/>
+    <w:p>
+      <w:r>
+        <w:t>· El 10% de las ganancias del arbitraje se destina a un fondo de estabilización.</w:t>
+      </w:r>
+    </w:p>
+    <w:p>
+      <w:r>
+        <w:t>· El fondo se utiliza para intervenir en el mercado en caso de crisis.</w:t>
+      </w:r>
+    </w:p>
+    <w:p/>
+    <w:p>
+      <w:r>
+        <w:t>Teoría:</w:t>
+      </w:r>
+    </w:p>
+    <w:p>
+      <w:r>
+        <w:t xml:space="preserve">Los mecanismos de seguridad están diseñados para prevenir crisis y garantizar la estabilidad del sistema a largo plazo. Los </w:t>
+      </w:r>
+      <w:proofErr w:type="spellStart"/>
+      <w:r>
+        <w:t>circuit</w:t>
+      </w:r>
+      <w:proofErr w:type="spellEnd"/>
+      <w:r>
+        <w:t xml:space="preserve"> </w:t>
+      </w:r>
+      <w:proofErr w:type="spellStart"/>
+      <w:r>
+        <w:t>breakers</w:t>
+      </w:r>
+      <w:proofErr w:type="spellEnd"/>
+      <w:r>
+        <w:t xml:space="preserve"> evitan que la volatilidad se salga de control, y los fondos de contingencia proporcionan un colchón para enfrentar shocks externos.</w:t>
+      </w:r>
+    </w:p>
+    <w:p/>
+    <w:p>
+      <w:r>
+        <w:t>---</w:t>
+      </w:r>
+    </w:p>
+    <w:p/>
+    <w:p>
+      <w:r>
+        <w:t>PARTE VI: NUEVAS ECUACIONES DERIVADAS DE LA COMBINACIÓN DE FACTORES</w:t>
+      </w:r>
+    </w:p>
+    <w:p/>
+    <w:p>
+      <w:r>
+        <w:t>El sistema TBAC es generativo: la combinación de sus ecuaciones fundamentales permite crear nuevas fórmulas que abordan problemas específicos.</w:t>
+      </w:r>
+    </w:p>
+    <w:p/>
+    <w:p>
+      <w:r>
+        <w:t>---</w:t>
+      </w:r>
+    </w:p>
+    <w:p/>
+    <w:p>
+      <w:r>
+        <w:t>6.1. Fórmula del Índice de Soberanía Monetaria (ISM)</w:t>
+      </w:r>
+    </w:p>
+    <w:p/>
+    <w:p>
+      <w:r>
+        <w:t xml:space="preserve">Problema que resuelve: Medir el grado de control que un país tiene sobre su propia moneda, en relación con la influencia del </w:t>
+      </w:r>
+      <w:proofErr w:type="spellStart"/>
+      <w:r>
+        <w:t>Forex</w:t>
+      </w:r>
+      <w:proofErr w:type="spellEnd"/>
+      <w:r>
+        <w:t>.</w:t>
+      </w:r>
+    </w:p>
+    <w:p/>
+    <w:p>
+      <w:r>
+        <w:t>Fórmula:</w:t>
+      </w:r>
+    </w:p>
+    <w:p>
+      <w:r>
+        <w:t xml:space="preserve">ISM = </w:t>
+      </w:r>
+      <w:proofErr w:type="spellStart"/>
+      <w:r>
+        <w:t>R_reval_ajustado</w:t>
+      </w:r>
+      <w:proofErr w:type="spellEnd"/>
+      <w:r>
+        <w:t xml:space="preserve"> / (</w:t>
+      </w:r>
+      <w:proofErr w:type="spellStart"/>
+      <w:r>
+        <w:t>TC_Forex</w:t>
+      </w:r>
+      <w:proofErr w:type="spellEnd"/>
+      <w:r>
+        <w:t xml:space="preserve"> × Φ)</w:t>
+      </w:r>
+    </w:p>
+    <w:p/>
+    <w:p>
+      <w:r>
+        <w:t>Teoría:</w:t>
+      </w:r>
+    </w:p>
+    <w:p>
+      <w:r>
+        <w:t xml:space="preserve">Un ISM &gt; 1 indica que la moneda tiene un valor estructural que supera la influencia del </w:t>
+      </w:r>
+      <w:proofErr w:type="spellStart"/>
+      <w:r>
+        <w:t>Forex</w:t>
+      </w:r>
+      <w:proofErr w:type="spellEnd"/>
+      <w:r>
+        <w:t>. Un ISM &lt; 1 sugiere que el país está sujeto a la especulación externa.</w:t>
+      </w:r>
+    </w:p>
+    <w:p/>
+    <w:p>
+      <w:r>
+        <w:t>---</w:t>
+      </w:r>
+    </w:p>
+    <w:p/>
+    <w:p>
+      <w:r>
+        <w:t>6.2. Fórmula del Coeficiente de Resiliencia Económica (CRE)</w:t>
+      </w:r>
+    </w:p>
+    <w:p/>
+    <w:p>
+      <w:r>
+        <w:t>Problema que resuelve: Medir la capacidad de una economía para resistir shocks externos, basada en el respaldo de su moneda.</w:t>
+      </w:r>
+    </w:p>
+    <w:p/>
+    <w:p>
+      <w:r>
+        <w:t>Fórmula:</w:t>
+      </w:r>
+    </w:p>
+    <w:p>
+      <w:r>
+        <w:t>CRE = (</w:t>
+      </w:r>
+      <w:proofErr w:type="spellStart"/>
+      <w:r>
+        <w:t>R_reval_ajustado</w:t>
+      </w:r>
+      <w:proofErr w:type="spellEnd"/>
+      <w:r>
+        <w:t xml:space="preserve"> × M2) / (PIB × </w:t>
+      </w:r>
+      <w:proofErr w:type="spellStart"/>
+      <w:r>
+        <w:t>ρ_soberano</w:t>
+      </w:r>
+      <w:proofErr w:type="spellEnd"/>
+      <w:r>
+        <w:t>)</w:t>
+      </w:r>
+    </w:p>
+    <w:p/>
+    <w:p>
+      <w:r>
+        <w:t>Teoría:</w:t>
+      </w:r>
+    </w:p>
+    <w:p>
+      <w:r>
+        <w:t>Un CRE alto indica que la economía tiene un colchón de respaldo que la protege de crisis externas. Un CRE bajo sugiere vulnerabilidad.</w:t>
+      </w:r>
+    </w:p>
+    <w:p/>
+    <w:p>
+      <w:r>
+        <w:t>---</w:t>
+      </w:r>
+    </w:p>
+    <w:p/>
+    <w:p>
+      <w:r>
+        <w:t>6.3. Fórmula del Índice de Autonomía Financiera (IAF)</w:t>
+      </w:r>
+    </w:p>
+    <w:p/>
+    <w:p>
+      <w:r>
+        <w:t>Problema que resuelve: Medir la capacidad de un país para financiarse sin depender de deuda externa.</w:t>
+      </w:r>
+    </w:p>
+    <w:p/>
+    <w:p>
+      <w:r>
+        <w:t>Fórmula:</w:t>
+      </w:r>
+    </w:p>
+    <w:p>
+      <w:r>
+        <w:t xml:space="preserve">IAF = (M2 × </w:t>
+      </w:r>
+      <w:proofErr w:type="spellStart"/>
+      <w:r>
+        <w:t>R_reval_ajustado</w:t>
+      </w:r>
+      <w:proofErr w:type="spellEnd"/>
+      <w:r>
+        <w:t xml:space="preserve">) / </w:t>
+      </w:r>
+      <w:proofErr w:type="spellStart"/>
+      <w:r>
+        <w:t>Deuda_Externa</w:t>
+      </w:r>
+      <w:proofErr w:type="spellEnd"/>
+    </w:p>
+    <w:p/>
+    <w:p>
+      <w:r>
+        <w:t>Teoría:</w:t>
+      </w:r>
+    </w:p>
+    <w:p>
+      <w:r>
+        <w:t>Un IAF alto indica que el país puede pagar su deuda externa con su masa monetaria revalorizada, sin necesidad de endeudarse más.</w:t>
+      </w:r>
+    </w:p>
+    <w:p/>
+    <w:p>
+      <w:r>
+        <w:t>---</w:t>
+      </w:r>
+    </w:p>
+    <w:p/>
+    <w:p>
+      <w:r>
+        <w:t>6.4. Fórmula del Coeficiente de Eficiencia del Respaldo (CER)</w:t>
+      </w:r>
+    </w:p>
+    <w:p/>
+    <w:p>
+      <w:r>
+        <w:t>Problema que resuelve: Medir la eficiencia con la que el respaldo estructural se convierte en valor de la moneda.</w:t>
+      </w:r>
+    </w:p>
+    <w:p/>
+    <w:p>
+      <w:r>
+        <w:t>Fórmula:</w:t>
+      </w:r>
+    </w:p>
+    <w:p>
+      <w:r>
+        <w:t xml:space="preserve">CER = </w:t>
+      </w:r>
+      <w:proofErr w:type="spellStart"/>
+      <w:r>
+        <w:t>R_reval_ajustado</w:t>
+      </w:r>
+      <w:proofErr w:type="spellEnd"/>
+      <w:r>
+        <w:t xml:space="preserve"> / (Φ × (</w:t>
+      </w:r>
+      <w:proofErr w:type="spellStart"/>
+      <w:r>
+        <w:t>PIB_Ajustado</w:t>
+      </w:r>
+      <w:proofErr w:type="spellEnd"/>
+      <w:r>
+        <w:t xml:space="preserve"> / M2))</w:t>
+      </w:r>
+    </w:p>
+    <w:p/>
+    <w:p>
+      <w:r>
+        <w:t>Teoría:</w:t>
+      </w:r>
+    </w:p>
+    <w:p>
+      <w:r>
+        <w:t>El CER mide cuánto del respaldo estructural se refleja en el valor de la moneda. Un CER alto indica alta eficiencia.</w:t>
+      </w:r>
+    </w:p>
+    <w:p/>
+    <w:p>
+      <w:r>
+        <w:t>---</w:t>
+      </w:r>
+    </w:p>
+    <w:p/>
+    <w:p>
+      <w:r>
+        <w:t>PARTE VII: CONCLUSIÓN FINAL</w:t>
+      </w:r>
+    </w:p>
+    <w:p/>
+    <w:p>
+      <w:r>
+        <w:t>La Teoría TBAC proporciona un marco completo para entender el valor real de las monedas, la estabilidad económica y la soberanía monetaria. Las ecuaciones fundamentales (Fórmula B, Fórmula Unificada del TBAC y Factor de Confianza País) sirven como base para derivar un conjunto extenso de fórmulas que abordan aspectos específicos de la economía y la política monetaria.</w:t>
+      </w:r>
+    </w:p>
+    <w:p/>
+    <w:p>
+      <w:r>
+        <w:t xml:space="preserve">Las leyes fundamentales garantizan la estabilidad dinámica del sistema, mientras que el protocolo de </w:t>
+      </w:r>
+      <w:proofErr w:type="spellStart"/>
+      <w:r>
+        <w:t>Lyapunov</w:t>
+      </w:r>
+      <w:proofErr w:type="spellEnd"/>
+      <w:r>
+        <w:t>-Monte Carlo confirma que el sistema es asintóticamente estable con alta probabilidad (94,7%). Las políticas de uso y gobernanza aseguran que el sistema sea manejado de manera transparente, democrática y eficiente.</w:t>
+      </w:r>
+    </w:p>
+    <w:p/>
+    <w:p>
+      <w:r>
+        <w:t xml:space="preserve">El bolívar es la moneda con mayor respaldo estructural del mundo. La dolarización es innecesaria. Venezuela debe implementar el modelo TBAC, </w:t>
+      </w:r>
+      <w:proofErr w:type="spellStart"/>
+      <w:r>
+        <w:t>tokenizar</w:t>
+      </w:r>
+      <w:proofErr w:type="spellEnd"/>
+      <w:r>
+        <w:t xml:space="preserve"> su deuda, y revalorizar su moneda para capturar el valor real que el </w:t>
+      </w:r>
+      <w:proofErr w:type="spellStart"/>
+      <w:r>
+        <w:t>Forex</w:t>
+      </w:r>
+      <w:proofErr w:type="spellEnd"/>
+      <w:r>
+        <w:t xml:space="preserve"> le ha robado.</w:t>
+      </w:r>
+    </w:p>
+    <w:p/>
+    <w:p>
+      <w:r>
+        <w:t>---</w:t>
+      </w:r>
+    </w:p>
+    <w:p/>
+    <w:p>
+      <w:r>
+        <w:t>Enlace al repositorio:</w:t>
+      </w:r>
+    </w:p>
+    <w:p>
+      <w:hyperlink r:id="rId5" w:history="1">
+        <w:r>
+          <w:rPr>
+            <w:rStyle w:val="Hipervnculo"/>
+          </w:rPr>
+          <w:t>https://github.com/reumend/VALOR-REAL-DEL-BOLIVAR-VENEZOLANO-</w:t>
+        </w:r>
+      </w:hyperlink>
+    </w:p>
+    <w:p/>
     <w:sectPr>
       <w:pgSz w:w="12240" w:h="15840"/>
       <w:pgMar w:top="1417" w:right="1701" w:bottom="1417" w:left="1701" w:header="720" w:footer="720" w:gutter="0"/>
@@ -3153,6 +11489,29 @@
       <w:spacing w:val="5"/>
     </w:rPr>
   </w:style>
+  <w:style w:type="character" w:styleId="Hipervnculo">
+    <w:name w:val="Hyperlink"/>
+    <w:basedOn w:val="Fuentedeprrafopredeter"/>
+    <w:uiPriority w:val="99"/>
+    <w:unhideWhenUsed/>
+    <w:rsid w:val="002E4856"/>
+    <w:rPr>
+      <w:color w:val="467886" w:themeColor="hyperlink"/>
+      <w:u w:val="single"/>
+    </w:rPr>
+  </w:style>
+  <w:style w:type="character" w:styleId="Mencinsinresolver">
+    <w:name w:val="Unresolved Mention"/>
+    <w:basedOn w:val="Fuentedeprrafopredeter"/>
+    <w:uiPriority w:val="99"/>
+    <w:semiHidden/>
+    <w:unhideWhenUsed/>
+    <w:rsid w:val="002E4856"/>
+    <w:rPr>
+      <w:color w:val="605E5C"/>
+      <w:shd w:val="clear" w:color="auto" w:fill="E1DFDD"/>
+    </w:rPr>
+  </w:style>
 </w:styles>
 </file>
 

--- a/VALOR REAL DEL BOLIVAR VENEZOLANO.docx
+++ b/VALOR REAL DEL BOLIVAR VENEZOLANO.docx
@@ -2389,6 +2389,60 @@
     <w:p/>
     <w:p/>
     <w:p/>
+    <w:p/>
+    <w:p>
+      <w:r>
+        <w:t>ANEXO: ECUACIONES DE LA FÓRMULA B CON VARIABLES MACROECONÓMICAS INTERNACIONALES QUE NO FORMAN PARTE DEL PIB NI DE LA CAPITALIZACIÓN BURSÁTIL</w:t>
+      </w:r>
+    </w:p>
+    <w:p/>
+    <w:p>
+      <w:r>
+        <w:t>Teoría TBAC – Fórmula B de Revalorización Estructural</w:t>
+      </w:r>
+    </w:p>
+    <w:p/>
+    <w:p>
+      <w:r>
+        <w:t>Anexo al Documento Principal – Agosto 2026</w:t>
+      </w:r>
+    </w:p>
+    <w:p/>
+    <w:p>
+      <w:r>
+        <w:t>---</w:t>
+      </w:r>
+    </w:p>
+    <w:p/>
+    <w:p>
+      <w:r>
+        <w:t>1. Propósito del anexo</w:t>
+      </w:r>
+    </w:p>
+    <w:p/>
+    <w:p>
+      <w:r>
+        <w:t>El presente anexo presenta las ecuaciones completas de la Fórmula B ampliada con variables macroeconómicas internacionales que no están incluidas en el Producto Interno Bruto (PIB) ni en la capitalización bursátil. Se incluyen tanto las ecuaciones de las variables individuales como la Fórmula B que las integra y las ecuaciones derivadas que surgen de su combinación.</w:t>
+      </w:r>
+    </w:p>
+    <w:p/>
+    <w:p>
+      <w:r>
+        <w:t>---</w:t>
+      </w:r>
+    </w:p>
+    <w:p/>
+    <w:p>
+      <w:r>
+        <w:t>2. La Fórmula B original (referencia)</w:t>
+      </w:r>
+    </w:p>
+    <w:p/>
+    <w:p>
+      <w:r>
+        <w:t>2.1. Fórmula B sin deuda</w:t>
+      </w:r>
+    </w:p>
     <w:p>
       <w:r>
         <w:t>TEORÍA COMPLETA DEL SISTEMA TBAC: ECUACIONES FUNDAMENTALES, FÓRMULAS DERIVADAS, LEYES DE ESTABILIDAD Y PROTOCOLO CIENTÍFICO</w:t>
@@ -2597,9 +2651,13 @@
     <w:p/>
     <w:p>
       <w:r>
-        <w:t>Fórmula B ajustada con deuda (método cruzado):</w:t>
-      </w:r>
-    </w:p>
+        <w:t>2.2. Fórmula B ajustada con deuda (método cruzado)</w:t>
+      </w:r>
+      <w:r>
+        <w:t>):</w:t>
+      </w:r>
+    </w:p>
+    <w:p/>
     <w:p>
       <w:proofErr w:type="spellStart"/>
       <w:r>
@@ -2778,6 +2836,11 @@
         <w:t>El factor de confianza país sintetiza la credibilidad institucional, la estabilidad política y la capacidad de pago del Estado. Se calcula como:</w:t>
       </w:r>
     </w:p>
+    <w:p>
+      <w:r>
+        <w:t>2.3. Factor de confianza país</w:t>
+      </w:r>
+    </w:p>
     <w:p/>
     <w:p>
       <w:r>
@@ -4743,6 +4806,1416 @@
       </w:r>
     </w:p>
     <w:p/>
+    <w:p>
+      <w:r>
+        <w:t>---</w:t>
+      </w:r>
+    </w:p>
+    <w:p/>
+    <w:p>
+      <w:r>
+        <w:t>3. Variables macroeconómicas internacionales que no están en el PIB ni en la capitalización bursátil</w:t>
+      </w:r>
+    </w:p>
+    <w:p/>
+    <w:p>
+      <w:r>
+        <w:t>3.1. Remesas</w:t>
+      </w:r>
+    </w:p>
+    <w:p/>
+    <w:p>
+      <w:r>
+        <w:t>Remesas(t) = Σ_{i=1}^{n} (</w:t>
+      </w:r>
+      <w:proofErr w:type="spellStart"/>
+      <w:r>
+        <w:t>Número_de_Emigrantes_i</w:t>
+      </w:r>
+      <w:proofErr w:type="spellEnd"/>
+      <w:r>
+        <w:t xml:space="preserve"> × </w:t>
+      </w:r>
+      <w:proofErr w:type="spellStart"/>
+      <w:r>
+        <w:t>Monto_Promedio_Anual_i</w:t>
+      </w:r>
+      <w:proofErr w:type="spellEnd"/>
+      <w:r>
+        <w:t>)</w:t>
+      </w:r>
+    </w:p>
+    <w:p/>
+    <w:p>
+      <w:r>
+        <w:t>3.2. Inversión extranjera directa (IED)</w:t>
+      </w:r>
+    </w:p>
+    <w:p/>
+    <w:p>
+      <w:r>
+        <w:t xml:space="preserve">IED(t) = IED(t-1) × (1 + </w:t>
+      </w:r>
+      <w:proofErr w:type="spellStart"/>
+      <w:r>
+        <w:t>Tasa_Crecimiento_IED</w:t>
+      </w:r>
+      <w:proofErr w:type="spellEnd"/>
+      <w:r>
+        <w:t xml:space="preserve">) + </w:t>
+      </w:r>
+      <w:proofErr w:type="spellStart"/>
+      <w:r>
+        <w:t>Flujo_Neto_IED</w:t>
+      </w:r>
+      <w:proofErr w:type="spellEnd"/>
+      <w:r>
+        <w:t>(t)</w:t>
+      </w:r>
+    </w:p>
+    <w:p/>
+    <w:p>
+      <w:r>
+        <w:t>3.3. Reservas internacionales</w:t>
+      </w:r>
+    </w:p>
+    <w:p/>
+    <w:p>
+      <w:r>
+        <w:t>Reservas(t) = Reservas(t-1) + (</w:t>
+      </w:r>
+      <w:proofErr w:type="spellStart"/>
+      <w:r>
+        <w:t>Ingresos_Divisas</w:t>
+      </w:r>
+      <w:proofErr w:type="spellEnd"/>
+      <w:r>
+        <w:t xml:space="preserve"> - </w:t>
+      </w:r>
+      <w:proofErr w:type="spellStart"/>
+      <w:r>
+        <w:t>Gastos_Divisas</w:t>
+      </w:r>
+      <w:proofErr w:type="spellEnd"/>
+      <w:r>
+        <w:t xml:space="preserve">) + </w:t>
+      </w:r>
+      <w:proofErr w:type="spellStart"/>
+      <w:r>
+        <w:t>Ajuste_Valoración</w:t>
+      </w:r>
+      <w:proofErr w:type="spellEnd"/>
+    </w:p>
+    <w:p/>
+    <w:p>
+      <w:r>
+        <w:t>3.4. Ingresos fiscales futuros</w:t>
+      </w:r>
+    </w:p>
+    <w:p/>
+    <w:p>
+      <w:proofErr w:type="spellStart"/>
+      <w:r>
+        <w:t>Ingresos_Fiscales_Futuros</w:t>
+      </w:r>
+      <w:proofErr w:type="spellEnd"/>
+      <w:r>
+        <w:t>(t) = Σ_{i=0}^{n} [ (</w:t>
+      </w:r>
+      <w:proofErr w:type="spellStart"/>
+      <w:r>
+        <w:t>Impuestos_Base_i</w:t>
+      </w:r>
+      <w:proofErr w:type="spellEnd"/>
+      <w:r>
+        <w:t xml:space="preserve"> + </w:t>
+      </w:r>
+      <w:proofErr w:type="spellStart"/>
+      <w:r>
+        <w:t>Regalías_i</w:t>
+      </w:r>
+      <w:proofErr w:type="spellEnd"/>
+      <w:r>
+        <w:t xml:space="preserve"> + </w:t>
+      </w:r>
+      <w:proofErr w:type="spellStart"/>
+      <w:r>
+        <w:t>Acuerdos_i</w:t>
+      </w:r>
+      <w:proofErr w:type="spellEnd"/>
+      <w:r>
+        <w:t xml:space="preserve">) / (1 + </w:t>
+      </w:r>
+      <w:proofErr w:type="spellStart"/>
+      <w:r>
+        <w:t>Tasa_Descuento</w:t>
+      </w:r>
+      <w:proofErr w:type="spellEnd"/>
+      <w:r>
+        <w:t>)^i ]</w:t>
+      </w:r>
+    </w:p>
+    <w:p/>
+    <w:p>
+      <w:r>
+        <w:t>3.5. Deuda externa total (pública y privada)</w:t>
+      </w:r>
+    </w:p>
+    <w:p/>
+    <w:p>
+      <w:proofErr w:type="spellStart"/>
+      <w:r>
+        <w:t>Deuda_Total_Externa</w:t>
+      </w:r>
+      <w:proofErr w:type="spellEnd"/>
+      <w:r>
+        <w:t xml:space="preserve"> = </w:t>
+      </w:r>
+      <w:proofErr w:type="spellStart"/>
+      <w:r>
+        <w:t>Deuda_Pública_Externa</w:t>
+      </w:r>
+      <w:proofErr w:type="spellEnd"/>
+      <w:r>
+        <w:t xml:space="preserve"> + </w:t>
+      </w:r>
+      <w:proofErr w:type="spellStart"/>
+      <w:r>
+        <w:t>Deuda_Privada_Externa</w:t>
+      </w:r>
+      <w:proofErr w:type="spellEnd"/>
+    </w:p>
+    <w:p/>
+    <w:p>
+      <w:r>
+        <w:t>3.6. Activos del Estado</w:t>
+      </w:r>
+    </w:p>
+    <w:p/>
+    <w:p>
+      <w:proofErr w:type="spellStart"/>
+      <w:r>
+        <w:t>Activos_Estatales_Total</w:t>
+      </w:r>
+      <w:proofErr w:type="spellEnd"/>
+      <w:r>
+        <w:t xml:space="preserve"> = Σ_{i=1}^{n} (</w:t>
+      </w:r>
+      <w:proofErr w:type="spellStart"/>
+      <w:r>
+        <w:t>Valor_Empresa_Pública_i</w:t>
+      </w:r>
+      <w:proofErr w:type="spellEnd"/>
+      <w:r>
+        <w:t xml:space="preserve"> + </w:t>
+      </w:r>
+      <w:proofErr w:type="spellStart"/>
+      <w:r>
+        <w:t>Valor_Infraestructura_i</w:t>
+      </w:r>
+      <w:proofErr w:type="spellEnd"/>
+      <w:r>
+        <w:t xml:space="preserve"> + </w:t>
+      </w:r>
+      <w:proofErr w:type="spellStart"/>
+      <w:r>
+        <w:t>Valor_Tierras_i</w:t>
+      </w:r>
+      <w:proofErr w:type="spellEnd"/>
+      <w:r>
+        <w:t xml:space="preserve"> + </w:t>
+      </w:r>
+      <w:proofErr w:type="spellStart"/>
+      <w:r>
+        <w:t>Valor_Minas_i</w:t>
+      </w:r>
+      <w:proofErr w:type="spellEnd"/>
+      <w:r>
+        <w:t>)</w:t>
+      </w:r>
+    </w:p>
+    <w:p/>
+    <w:p>
+      <w:r>
+        <w:t>3.7. Recursos naturales</w:t>
+      </w:r>
+    </w:p>
+    <w:p/>
+    <w:p>
+      <w:proofErr w:type="spellStart"/>
+      <w:r>
+        <w:t>Recursos_Naturales_Total</w:t>
+      </w:r>
+      <w:proofErr w:type="spellEnd"/>
+      <w:r>
+        <w:t xml:space="preserve"> = Σ_{i=1}^{n} (</w:t>
+      </w:r>
+      <w:proofErr w:type="spellStart"/>
+      <w:r>
+        <w:t>Reservas_Estimadas_i</w:t>
+      </w:r>
+      <w:proofErr w:type="spellEnd"/>
+      <w:r>
+        <w:t xml:space="preserve"> × </w:t>
+      </w:r>
+      <w:proofErr w:type="spellStart"/>
+      <w:r>
+        <w:t>Precio_Estimado_i</w:t>
+      </w:r>
+      <w:proofErr w:type="spellEnd"/>
+      <w:r>
+        <w:t>)</w:t>
+      </w:r>
+    </w:p>
+    <w:p/>
+    <w:p>
+      <w:r>
+        <w:t>3.8. Acuerdos comerciales y tratados internacionales</w:t>
+      </w:r>
+    </w:p>
+    <w:p/>
+    <w:p>
+      <w:proofErr w:type="spellStart"/>
+      <w:r>
+        <w:t>Acuerdos_Capitalizados</w:t>
+      </w:r>
+      <w:proofErr w:type="spellEnd"/>
+      <w:r>
+        <w:t xml:space="preserve"> = Σ_{i=0}^{n} [ (</w:t>
+      </w:r>
+      <w:proofErr w:type="spellStart"/>
+      <w:r>
+        <w:t>Flujo_Divisas_i</w:t>
+      </w:r>
+      <w:proofErr w:type="spellEnd"/>
+      <w:r>
+        <w:t xml:space="preserve">) / (1 + </w:t>
+      </w:r>
+      <w:proofErr w:type="spellStart"/>
+      <w:r>
+        <w:t>Tasa_Descuento</w:t>
+      </w:r>
+      <w:proofErr w:type="spellEnd"/>
+      <w:r>
+        <w:t>)^i ]</w:t>
+      </w:r>
+    </w:p>
+    <w:p/>
+    <w:p>
+      <w:r>
+        <w:t>3.9. Capital humano</w:t>
+      </w:r>
+    </w:p>
+    <w:p/>
+    <w:p>
+      <w:proofErr w:type="spellStart"/>
+      <w:r>
+        <w:t>Capital_Humano_Indexado</w:t>
+      </w:r>
+      <w:proofErr w:type="spellEnd"/>
+      <w:r>
+        <w:t xml:space="preserve"> = (</w:t>
+      </w:r>
+      <w:proofErr w:type="spellStart"/>
+      <w:r>
+        <w:t>Gasto_Educación</w:t>
+      </w:r>
+      <w:proofErr w:type="spellEnd"/>
+      <w:r>
+        <w:t xml:space="preserve"> + </w:t>
+      </w:r>
+      <w:proofErr w:type="spellStart"/>
+      <w:r>
+        <w:t>Gasto_Salud</w:t>
+      </w:r>
+      <w:proofErr w:type="spellEnd"/>
+      <w:r>
+        <w:t xml:space="preserve"> + Patentes + Investigación) / PIB</w:t>
+      </w:r>
+    </w:p>
+    <w:p/>
+    <w:p>
+      <w:r>
+        <w:t>3.10. Posicionamiento geopolítico</w:t>
+      </w:r>
+    </w:p>
+    <w:p/>
+    <w:p>
+      <w:proofErr w:type="spellStart"/>
+      <w:r>
+        <w:t>Posicionamiento_Geopolítico_Indexado</w:t>
+      </w:r>
+      <w:proofErr w:type="spellEnd"/>
+      <w:r>
+        <w:t xml:space="preserve"> = (</w:t>
+      </w:r>
+      <w:proofErr w:type="spellStart"/>
+      <w:r>
+        <w:t>Puntaje_Alianzas</w:t>
+      </w:r>
+      <w:proofErr w:type="spellEnd"/>
+      <w:r>
+        <w:t xml:space="preserve"> + </w:t>
+      </w:r>
+      <w:proofErr w:type="spellStart"/>
+      <w:r>
+        <w:t>Puntaje_Influencia</w:t>
+      </w:r>
+      <w:proofErr w:type="spellEnd"/>
+      <w:r>
+        <w:t xml:space="preserve"> + </w:t>
+      </w:r>
+      <w:proofErr w:type="spellStart"/>
+      <w:r>
+        <w:t>Puntaje_Negociación</w:t>
+      </w:r>
+      <w:proofErr w:type="spellEnd"/>
+      <w:r>
+        <w:t>) / 3</w:t>
+      </w:r>
+    </w:p>
+    <w:p/>
+    <w:p>
+      <w:r>
+        <w:t>---</w:t>
+      </w:r>
+    </w:p>
+    <w:p/>
+    <w:p>
+      <w:r>
+        <w:t>4. Fórmula B ampliada con las nuevas variables</w:t>
+      </w:r>
+    </w:p>
+    <w:p/>
+    <w:p>
+      <w:r>
+        <w:t>4.1. Respaldo real ampliado</w:t>
+      </w:r>
+    </w:p>
+    <w:p/>
+    <w:p>
+      <w:proofErr w:type="spellStart"/>
+      <w:r>
+        <w:t>Respaldo_Real_Total</w:t>
+      </w:r>
+      <w:proofErr w:type="spellEnd"/>
+      <w:r>
+        <w:t xml:space="preserve"> = PIB + </w:t>
+      </w:r>
+      <w:proofErr w:type="spellStart"/>
+      <w:r>
+        <w:t>Criptobonos</w:t>
+      </w:r>
+      <w:proofErr w:type="spellEnd"/>
+      <w:r>
+        <w:t xml:space="preserve"> + Remesas + IED + </w:t>
+      </w:r>
+      <w:proofErr w:type="spellStart"/>
+      <w:r>
+        <w:t>Reservas_Internacionales</w:t>
+      </w:r>
+      <w:proofErr w:type="spellEnd"/>
+      <w:r>
+        <w:t xml:space="preserve"> + </w:t>
+      </w:r>
+      <w:proofErr w:type="spellStart"/>
+      <w:r>
+        <w:t>Activos_Estatales</w:t>
+      </w:r>
+      <w:proofErr w:type="spellEnd"/>
+      <w:r>
+        <w:t xml:space="preserve"> + </w:t>
+      </w:r>
+      <w:proofErr w:type="spellStart"/>
+      <w:r>
+        <w:t>Ingresos_Fiscales_Capitalizados</w:t>
+      </w:r>
+      <w:proofErr w:type="spellEnd"/>
+      <w:r>
+        <w:t xml:space="preserve"> + </w:t>
+      </w:r>
+      <w:proofErr w:type="spellStart"/>
+      <w:r>
+        <w:t>Recursos_Naturales_Capitalizados</w:t>
+      </w:r>
+      <w:proofErr w:type="spellEnd"/>
+      <w:r>
+        <w:t xml:space="preserve"> + </w:t>
+      </w:r>
+      <w:proofErr w:type="spellStart"/>
+      <w:r>
+        <w:t>Acuerdos_Capitalizados</w:t>
+      </w:r>
+      <w:proofErr w:type="spellEnd"/>
+    </w:p>
+    <w:p/>
+    <w:p>
+      <w:r>
+        <w:t>4.2. Apalancamiento financiero ampliado</w:t>
+      </w:r>
+    </w:p>
+    <w:p/>
+    <w:p>
+      <w:proofErr w:type="spellStart"/>
+      <w:r>
+        <w:t>Apalancamiento_Financiero_Total</w:t>
+      </w:r>
+      <w:proofErr w:type="spellEnd"/>
+      <w:r>
+        <w:t xml:space="preserve"> = </w:t>
+      </w:r>
+      <w:proofErr w:type="spellStart"/>
+      <w:r>
+        <w:t>Cap_Bursátil</w:t>
+      </w:r>
+      <w:proofErr w:type="spellEnd"/>
+      <w:r>
+        <w:t xml:space="preserve"> + </w:t>
+      </w:r>
+      <w:proofErr w:type="spellStart"/>
+      <w:r>
+        <w:t>Deuda_Total_Capitalizada</w:t>
+      </w:r>
+      <w:proofErr w:type="spellEnd"/>
+      <w:r>
+        <w:t xml:space="preserve"> + </w:t>
+      </w:r>
+      <w:proofErr w:type="spellStart"/>
+      <w:r>
+        <w:t>Reservas_Internacionales</w:t>
+      </w:r>
+      <w:proofErr w:type="spellEnd"/>
+      <w:r>
+        <w:t xml:space="preserve"> + </w:t>
+      </w:r>
+      <w:proofErr w:type="spellStart"/>
+      <w:r>
+        <w:t>Activos_Estatales</w:t>
+      </w:r>
+      <w:proofErr w:type="spellEnd"/>
+      <w:r>
+        <w:t xml:space="preserve"> + </w:t>
+      </w:r>
+      <w:proofErr w:type="spellStart"/>
+      <w:r>
+        <w:t>Ingresos_Fiscales_Capitalizados</w:t>
+      </w:r>
+      <w:proofErr w:type="spellEnd"/>
+      <w:r>
+        <w:t xml:space="preserve"> + </w:t>
+      </w:r>
+      <w:proofErr w:type="spellStart"/>
+      <w:r>
+        <w:t>Recursos_Naturales_Capitalizados</w:t>
+      </w:r>
+      <w:proofErr w:type="spellEnd"/>
+      <w:r>
+        <w:t xml:space="preserve"> + </w:t>
+      </w:r>
+      <w:proofErr w:type="spellStart"/>
+      <w:r>
+        <w:t>Acuerdos_Capitalizados</w:t>
+      </w:r>
+      <w:proofErr w:type="spellEnd"/>
+    </w:p>
+    <w:p/>
+    <w:p>
+      <w:r>
+        <w:t>4.3. Factor de confianza país ampliado</w:t>
+      </w:r>
+    </w:p>
+    <w:p/>
+    <w:p>
+      <w:proofErr w:type="spellStart"/>
+      <w:r>
+        <w:t>Φ_Ampliado</w:t>
+      </w:r>
+      <w:proofErr w:type="spellEnd"/>
+      <w:r>
+        <w:t xml:space="preserve"> = Φ × (1 + </w:t>
+      </w:r>
+      <w:proofErr w:type="spellStart"/>
+      <w:r>
+        <w:t>Posicionamiento_Geopolítico_Indexado</w:t>
+      </w:r>
+      <w:proofErr w:type="spellEnd"/>
+      <w:r>
+        <w:t xml:space="preserve">) × (1 + </w:t>
+      </w:r>
+      <w:proofErr w:type="spellStart"/>
+      <w:r>
+        <w:t>Capital_Humano_Indexado</w:t>
+      </w:r>
+      <w:proofErr w:type="spellEnd"/>
+      <w:r>
+        <w:t>)</w:t>
+      </w:r>
+    </w:p>
+    <w:p/>
+    <w:p>
+      <w:r>
+        <w:t>4.4. Fórmula B ampliada (sin deuda)</w:t>
+      </w:r>
+    </w:p>
+    <w:p/>
+    <w:p>
+      <w:proofErr w:type="spellStart"/>
+      <w:r>
+        <w:t>R_reval_ampliada_sin_deuda</w:t>
+      </w:r>
+      <w:proofErr w:type="spellEnd"/>
+      <w:r>
+        <w:t xml:space="preserve"> = </w:t>
+      </w:r>
+      <w:proofErr w:type="spellStart"/>
+      <w:r>
+        <w:t>Φ_Ampliado</w:t>
+      </w:r>
+      <w:proofErr w:type="spellEnd"/>
+      <w:r>
+        <w:t xml:space="preserve"> × (</w:t>
+      </w:r>
+      <w:proofErr w:type="spellStart"/>
+      <w:r>
+        <w:t>Respaldo_Real_Total</w:t>
+      </w:r>
+      <w:proofErr w:type="spellEnd"/>
+      <w:r>
+        <w:t xml:space="preserve"> / M2) × (1 + </w:t>
+      </w:r>
+      <w:proofErr w:type="spellStart"/>
+      <w:r>
+        <w:t>Apalancamiento_Financiero_Total</w:t>
+      </w:r>
+      <w:proofErr w:type="spellEnd"/>
+      <w:r>
+        <w:t xml:space="preserve"> / M2)</w:t>
+      </w:r>
+    </w:p>
+    <w:p/>
+    <w:p>
+      <w:r>
+        <w:t>4.5. Fórmula B ampliada (con deuda)</w:t>
+      </w:r>
+    </w:p>
+    <w:p/>
+    <w:p>
+      <w:proofErr w:type="spellStart"/>
+      <w:r>
+        <w:t>Respaldo_Real_Total_Con_Deuda</w:t>
+      </w:r>
+      <w:proofErr w:type="spellEnd"/>
+      <w:r>
+        <w:t xml:space="preserve"> = </w:t>
+      </w:r>
+      <w:proofErr w:type="spellStart"/>
+      <w:r>
+        <w:t>Respaldo_Real_Total</w:t>
+      </w:r>
+      <w:proofErr w:type="spellEnd"/>
+      <w:r>
+        <w:t xml:space="preserve"> + </w:t>
+      </w:r>
+      <w:proofErr w:type="spellStart"/>
+      <w:r>
+        <w:t>Deuda_Total_Capitalizada</w:t>
+      </w:r>
+      <w:proofErr w:type="spellEnd"/>
+    </w:p>
+    <w:p>
+      <w:proofErr w:type="spellStart"/>
+      <w:r>
+        <w:t>Apalancamiento_Financiero_Total_Con_Deuda</w:t>
+      </w:r>
+      <w:proofErr w:type="spellEnd"/>
+      <w:r>
+        <w:t xml:space="preserve"> = </w:t>
+      </w:r>
+      <w:proofErr w:type="spellStart"/>
+      <w:r>
+        <w:t>Apalancamiento_Financiero_Total</w:t>
+      </w:r>
+      <w:proofErr w:type="spellEnd"/>
+      <w:r>
+        <w:t xml:space="preserve"> + </w:t>
+      </w:r>
+      <w:proofErr w:type="spellStart"/>
+      <w:r>
+        <w:t>Deuda_Total_Capitalizada</w:t>
+      </w:r>
+      <w:proofErr w:type="spellEnd"/>
+    </w:p>
+    <w:p>
+      <w:proofErr w:type="spellStart"/>
+      <w:r>
+        <w:t>R_reval_ampliada_con_deuda</w:t>
+      </w:r>
+      <w:proofErr w:type="spellEnd"/>
+      <w:r>
+        <w:t xml:space="preserve"> = </w:t>
+      </w:r>
+      <w:proofErr w:type="spellStart"/>
+      <w:r>
+        <w:t>Φ_Ampliado</w:t>
+      </w:r>
+      <w:proofErr w:type="spellEnd"/>
+      <w:r>
+        <w:t xml:space="preserve"> × (</w:t>
+      </w:r>
+      <w:proofErr w:type="spellStart"/>
+      <w:r>
+        <w:t>Respaldo_Real_Total_Con_Deuda</w:t>
+      </w:r>
+      <w:proofErr w:type="spellEnd"/>
+      <w:r>
+        <w:t xml:space="preserve"> / M2) × (1 + </w:t>
+      </w:r>
+      <w:proofErr w:type="spellStart"/>
+      <w:r>
+        <w:t>Apalancamiento_Financiero_Total_Con_Deuda</w:t>
+      </w:r>
+      <w:proofErr w:type="spellEnd"/>
+      <w:r>
+        <w:t xml:space="preserve"> / M2)</w:t>
+      </w:r>
+    </w:p>
+    <w:p/>
+    <w:p>
+      <w:r>
+        <w:t>---</w:t>
+      </w:r>
+    </w:p>
+    <w:p/>
+    <w:p>
+      <w:r>
+        <w:t>5. Ecuaciones derivadas de la Fórmula B ampliada</w:t>
+      </w:r>
+    </w:p>
+    <w:p/>
+    <w:p>
+      <w:r>
+        <w:t>5.1. Factor de subvaloración estructural ampliado</w:t>
+      </w:r>
+    </w:p>
+    <w:p/>
+    <w:p>
+      <w:proofErr w:type="spellStart"/>
+      <w:r>
+        <w:t>FSE_Ampliado</w:t>
+      </w:r>
+      <w:proofErr w:type="spellEnd"/>
+      <w:r>
+        <w:t xml:space="preserve"> = </w:t>
+      </w:r>
+      <w:proofErr w:type="spellStart"/>
+      <w:r>
+        <w:t>R_reval_ampliada</w:t>
+      </w:r>
+      <w:proofErr w:type="spellEnd"/>
+      <w:r>
+        <w:t xml:space="preserve"> / </w:t>
+      </w:r>
+      <w:proofErr w:type="spellStart"/>
+      <w:r>
+        <w:t>TC_Forex</w:t>
+      </w:r>
+      <w:proofErr w:type="spellEnd"/>
+    </w:p>
+    <w:p/>
+    <w:p>
+      <w:r>
+        <w:t>5.2. Capacidad de pago de la deuda mundial ampliada</w:t>
+      </w:r>
+    </w:p>
+    <w:p/>
+    <w:p>
+      <w:proofErr w:type="spellStart"/>
+      <w:r>
+        <w:t>CPDM_Ampliado</w:t>
+      </w:r>
+      <w:proofErr w:type="spellEnd"/>
+      <w:r>
+        <w:t xml:space="preserve"> = (M2 × </w:t>
+      </w:r>
+      <w:proofErr w:type="spellStart"/>
+      <w:r>
+        <w:t>R_reval_ampliada</w:t>
+      </w:r>
+      <w:proofErr w:type="spellEnd"/>
+      <w:r>
+        <w:t xml:space="preserve">) / </w:t>
+      </w:r>
+      <w:proofErr w:type="spellStart"/>
+      <w:r>
+        <w:t>Deuda_Mundial</w:t>
+      </w:r>
+      <w:proofErr w:type="spellEnd"/>
+    </w:p>
+    <w:p/>
+    <w:p>
+      <w:r>
+        <w:t>5.3. Índice de soberanía monetaria ampliado</w:t>
+      </w:r>
+    </w:p>
+    <w:p/>
+    <w:p>
+      <w:proofErr w:type="spellStart"/>
+      <w:r>
+        <w:t>ISM_Ampliado</w:t>
+      </w:r>
+      <w:proofErr w:type="spellEnd"/>
+      <w:r>
+        <w:t xml:space="preserve"> = </w:t>
+      </w:r>
+      <w:proofErr w:type="spellStart"/>
+      <w:r>
+        <w:t>R_reval_ampliada</w:t>
+      </w:r>
+      <w:proofErr w:type="spellEnd"/>
+      <w:r>
+        <w:t xml:space="preserve"> / (</w:t>
+      </w:r>
+      <w:proofErr w:type="spellStart"/>
+      <w:r>
+        <w:t>TC_Forex</w:t>
+      </w:r>
+      <w:proofErr w:type="spellEnd"/>
+      <w:r>
+        <w:t xml:space="preserve"> × </w:t>
+      </w:r>
+      <w:proofErr w:type="spellStart"/>
+      <w:r>
+        <w:t>Φ_Ampliado</w:t>
+      </w:r>
+      <w:proofErr w:type="spellEnd"/>
+      <w:r>
+        <w:t>)</w:t>
+      </w:r>
+    </w:p>
+    <w:p/>
+    <w:p>
+      <w:r>
+        <w:t>5.4. Coeficiente de resiliencia económica ampliado</w:t>
+      </w:r>
+    </w:p>
+    <w:p/>
+    <w:p>
+      <w:proofErr w:type="spellStart"/>
+      <w:r>
+        <w:t>CRE_Ampliado</w:t>
+      </w:r>
+      <w:proofErr w:type="spellEnd"/>
+      <w:r>
+        <w:t xml:space="preserve"> = (</w:t>
+      </w:r>
+      <w:proofErr w:type="spellStart"/>
+      <w:r>
+        <w:t>R_reval_ampliada</w:t>
+      </w:r>
+      <w:proofErr w:type="spellEnd"/>
+      <w:r>
+        <w:t xml:space="preserve"> × M2) / (</w:t>
+      </w:r>
+      <w:proofErr w:type="spellStart"/>
+      <w:r>
+        <w:t>Respaldo_Real_Total</w:t>
+      </w:r>
+      <w:proofErr w:type="spellEnd"/>
+      <w:r>
+        <w:t xml:space="preserve"> × </w:t>
+      </w:r>
+      <w:proofErr w:type="spellStart"/>
+      <w:r>
+        <w:t>ρ_soberano</w:t>
+      </w:r>
+      <w:proofErr w:type="spellEnd"/>
+      <w:r>
+        <w:t>)</w:t>
+      </w:r>
+    </w:p>
+    <w:p/>
+    <w:p>
+      <w:r>
+        <w:t>5.5. Índice de autonomía financiera ampliado</w:t>
+      </w:r>
+    </w:p>
+    <w:p/>
+    <w:p>
+      <w:proofErr w:type="spellStart"/>
+      <w:r>
+        <w:t>IAF_Ampliado</w:t>
+      </w:r>
+      <w:proofErr w:type="spellEnd"/>
+      <w:r>
+        <w:t xml:space="preserve"> = (M2 × </w:t>
+      </w:r>
+      <w:proofErr w:type="spellStart"/>
+      <w:r>
+        <w:t>R_reval_ampliada</w:t>
+      </w:r>
+      <w:proofErr w:type="spellEnd"/>
+      <w:r>
+        <w:t xml:space="preserve">) / </w:t>
+      </w:r>
+      <w:proofErr w:type="spellStart"/>
+      <w:r>
+        <w:t>Deuda_Externa_Total</w:t>
+      </w:r>
+      <w:proofErr w:type="spellEnd"/>
+    </w:p>
+    <w:p/>
+    <w:p>
+      <w:r>
+        <w:t>5.6. Coeficiente de eficiencia del respaldo ampliado</w:t>
+      </w:r>
+    </w:p>
+    <w:p/>
+    <w:p>
+      <w:proofErr w:type="spellStart"/>
+      <w:r>
+        <w:t>CER_Ampliado</w:t>
+      </w:r>
+      <w:proofErr w:type="spellEnd"/>
+      <w:r>
+        <w:t xml:space="preserve"> = </w:t>
+      </w:r>
+      <w:proofErr w:type="spellStart"/>
+      <w:r>
+        <w:t>R_reval_ampliada</w:t>
+      </w:r>
+      <w:proofErr w:type="spellEnd"/>
+      <w:r>
+        <w:t xml:space="preserve"> / (</w:t>
+      </w:r>
+      <w:proofErr w:type="spellStart"/>
+      <w:r>
+        <w:t>Φ_Ampliado</w:t>
+      </w:r>
+      <w:proofErr w:type="spellEnd"/>
+      <w:r>
+        <w:t xml:space="preserve"> × (</w:t>
+      </w:r>
+      <w:proofErr w:type="spellStart"/>
+      <w:r>
+        <w:t>Respaldo_Real_Total</w:t>
+      </w:r>
+      <w:proofErr w:type="spellEnd"/>
+      <w:r>
+        <w:t xml:space="preserve"> / M2))</w:t>
+      </w:r>
+    </w:p>
+    <w:p/>
+    <w:p>
+      <w:r>
+        <w:t>5.7. Multiplicador de confianza ampliado</w:t>
+      </w:r>
+    </w:p>
+    <w:p/>
+    <w:p>
+      <w:proofErr w:type="spellStart"/>
+      <w:r>
+        <w:t>MC_Ampliado</w:t>
+      </w:r>
+      <w:proofErr w:type="spellEnd"/>
+      <w:r>
+        <w:t xml:space="preserve"> = </w:t>
+      </w:r>
+      <w:proofErr w:type="spellStart"/>
+      <w:r>
+        <w:t>Φ_Ampliado</w:t>
+      </w:r>
+      <w:proofErr w:type="spellEnd"/>
+      <w:r>
+        <w:t xml:space="preserve"> × </w:t>
+      </w:r>
+      <w:proofErr w:type="spellStart"/>
+      <w:r>
+        <w:t>R_reval_ampliada</w:t>
+      </w:r>
+      <w:proofErr w:type="spellEnd"/>
+      <w:r>
+        <w:t xml:space="preserve"> / </w:t>
+      </w:r>
+      <w:proofErr w:type="spellStart"/>
+      <w:r>
+        <w:t>R_reval_sin_deuda</w:t>
+      </w:r>
+      <w:proofErr w:type="spellEnd"/>
+    </w:p>
+    <w:p/>
+    <w:p>
+      <w:r>
+        <w:t>5.8. Factor de riesgo estructural ampliado</w:t>
+      </w:r>
+    </w:p>
+    <w:p/>
+    <w:p>
+      <w:proofErr w:type="spellStart"/>
+      <w:r>
+        <w:t>FRE_Ampliado</w:t>
+      </w:r>
+      <w:proofErr w:type="spellEnd"/>
+      <w:r>
+        <w:t xml:space="preserve"> = </w:t>
+      </w:r>
+      <w:proofErr w:type="spellStart"/>
+      <w:r>
+        <w:t>ρ_soberano</w:t>
+      </w:r>
+      <w:proofErr w:type="spellEnd"/>
+      <w:r>
+        <w:t xml:space="preserve"> / </w:t>
+      </w:r>
+      <w:proofErr w:type="spellStart"/>
+      <w:r>
+        <w:t>Φ_Ampliado</w:t>
+      </w:r>
+      <w:proofErr w:type="spellEnd"/>
+    </w:p>
+    <w:p/>
+    <w:p>
+      <w:r>
+        <w:t>5.9. Brecha de valor estructural ampliada</w:t>
+      </w:r>
+    </w:p>
+    <w:p/>
+    <w:p>
+      <w:proofErr w:type="spellStart"/>
+      <w:r>
+        <w:t>BVE_Ampliado</w:t>
+      </w:r>
+      <w:proofErr w:type="spellEnd"/>
+      <w:r>
+        <w:t xml:space="preserve"> = </w:t>
+      </w:r>
+      <w:proofErr w:type="spellStart"/>
+      <w:r>
+        <w:t>R_reval_ampliada</w:t>
+      </w:r>
+      <w:proofErr w:type="spellEnd"/>
+      <w:r>
+        <w:t xml:space="preserve"> - </w:t>
+      </w:r>
+      <w:proofErr w:type="spellStart"/>
+      <w:r>
+        <w:t>TC_Forex</w:t>
+      </w:r>
+      <w:proofErr w:type="spellEnd"/>
+    </w:p>
+    <w:p/>
+    <w:p>
+      <w:r>
+        <w:t>5.10. Margen de revalorización potencial ampliado</w:t>
+      </w:r>
+    </w:p>
+    <w:p/>
+    <w:p>
+      <w:proofErr w:type="spellStart"/>
+      <w:r>
+        <w:t>MRP_Ampliado</w:t>
+      </w:r>
+      <w:proofErr w:type="spellEnd"/>
+      <w:r>
+        <w:t xml:space="preserve"> = (</w:t>
+      </w:r>
+      <w:proofErr w:type="spellStart"/>
+      <w:r>
+        <w:t>R_reval_ampliada</w:t>
+      </w:r>
+      <w:proofErr w:type="spellEnd"/>
+      <w:r>
+        <w:t xml:space="preserve"> - 1) × 100</w:t>
+      </w:r>
+    </w:p>
+    <w:p/>
+    <w:p>
+      <w:r>
+        <w:t>5.11. Índice de poder adquisitivo real ampliado</w:t>
+      </w:r>
+    </w:p>
+    <w:p/>
+    <w:p>
+      <w:proofErr w:type="spellStart"/>
+      <w:r>
+        <w:t>IPAR_Ampliado</w:t>
+      </w:r>
+      <w:proofErr w:type="spellEnd"/>
+      <w:r>
+        <w:t xml:space="preserve"> = </w:t>
+      </w:r>
+      <w:proofErr w:type="spellStart"/>
+      <w:r>
+        <w:t>R_reval_ampliada</w:t>
+      </w:r>
+      <w:proofErr w:type="spellEnd"/>
+      <w:r>
+        <w:t xml:space="preserve"> / IPC</w:t>
+      </w:r>
+    </w:p>
+    <w:p/>
+    <w:p>
+      <w:r>
+        <w:t>5.12. Coeficiente de estabilidad monetaria ampliado</w:t>
+      </w:r>
+    </w:p>
+    <w:p/>
+    <w:p>
+      <w:proofErr w:type="spellStart"/>
+      <w:r>
+        <w:t>CEM_Ampliado</w:t>
+      </w:r>
+      <w:proofErr w:type="spellEnd"/>
+      <w:r>
+        <w:t xml:space="preserve"> = </w:t>
+      </w:r>
+      <w:proofErr w:type="spellStart"/>
+      <w:r>
+        <w:t>R_reval_ampliada</w:t>
+      </w:r>
+      <w:proofErr w:type="spellEnd"/>
+      <w:r>
+        <w:t xml:space="preserve"> / </w:t>
+      </w:r>
+      <w:proofErr w:type="spellStart"/>
+      <w:r>
+        <w:t>σ_R</w:t>
+      </w:r>
+      <w:proofErr w:type="spellEnd"/>
+    </w:p>
+    <w:p/>
+    <w:p>
+      <w:r>
+        <w:t>---</w:t>
+      </w:r>
+    </w:p>
+    <w:p/>
+    <w:p>
+      <w:r>
+        <w:t>6. Leyes fundamentales con variables ampliadas</w:t>
+      </w:r>
+    </w:p>
+    <w:p/>
+    <w:p>
+      <w:r>
+        <w:t>6.1. Ley de conservación del valor de la canasta ampliada</w:t>
+      </w:r>
+    </w:p>
+    <w:p/>
+    <w:p>
+      <w:r>
+        <w:t>d/</w:t>
+      </w:r>
+      <w:proofErr w:type="spellStart"/>
+      <w:r>
+        <w:t>dt</w:t>
+      </w:r>
+      <w:proofErr w:type="spellEnd"/>
+      <w:r>
+        <w:t xml:space="preserve"> [Σ </w:t>
+      </w:r>
+      <w:proofErr w:type="spellStart"/>
+      <w:r>
+        <w:t>w_i</w:t>
+      </w:r>
+      <w:proofErr w:type="spellEnd"/>
+      <w:r>
+        <w:t xml:space="preserve"> × </w:t>
+      </w:r>
+      <w:proofErr w:type="spellStart"/>
+      <w:r>
+        <w:t>A_i</w:t>
+      </w:r>
+      <w:proofErr w:type="spellEnd"/>
+      <w:r>
+        <w:t xml:space="preserve">(t) + Σ </w:t>
+      </w:r>
+      <w:proofErr w:type="spellStart"/>
+      <w:r>
+        <w:t>v_j</w:t>
+      </w:r>
+      <w:proofErr w:type="spellEnd"/>
+      <w:r>
+        <w:t xml:space="preserve"> × </w:t>
+      </w:r>
+      <w:proofErr w:type="spellStart"/>
+      <w:r>
+        <w:t>F_j</w:t>
+      </w:r>
+      <w:proofErr w:type="spellEnd"/>
+      <w:r>
+        <w:t xml:space="preserve">(t) + Σ </w:t>
+      </w:r>
+      <w:proofErr w:type="spellStart"/>
+      <w:r>
+        <w:t>r_k</w:t>
+      </w:r>
+      <w:proofErr w:type="spellEnd"/>
+      <w:r>
+        <w:t xml:space="preserve"> × </w:t>
+      </w:r>
+      <w:proofErr w:type="spellStart"/>
+      <w:r>
+        <w:t>R_k</w:t>
+      </w:r>
+      <w:proofErr w:type="spellEnd"/>
+      <w:r>
+        <w:t>(t)] = σ(t) - μ(t)</w:t>
+      </w:r>
+    </w:p>
+    <w:p/>
+    <w:p>
+      <w:r>
+        <w:t>6.2. Ley de demanda forzosa exponencial ampliada</w:t>
+      </w:r>
+    </w:p>
+    <w:p/>
+    <w:p>
+      <w:proofErr w:type="spellStart"/>
+      <w:r>
+        <w:t>D_TBAC_Ampliado</w:t>
+      </w:r>
+      <w:proofErr w:type="spellEnd"/>
+      <w:r>
+        <w:t xml:space="preserve">(t) = D_0 × </w:t>
+      </w:r>
+      <w:proofErr w:type="spellStart"/>
+      <w:r>
+        <w:t>exp</w:t>
+      </w:r>
+      <w:proofErr w:type="spellEnd"/>
+      <w:r>
+        <w:t xml:space="preserve">( ∫_{0}^{t} [ λ × Σ </w:t>
+      </w:r>
+      <w:proofErr w:type="spellStart"/>
+      <w:r>
+        <w:t>Emision_i</w:t>
+      </w:r>
+      <w:proofErr w:type="spellEnd"/>
+      <w:r>
+        <w:t>(s) + μ × π_</w:t>
+      </w:r>
+      <w:proofErr w:type="spellStart"/>
+      <w:r>
+        <w:t>esp</w:t>
+      </w:r>
+      <w:proofErr w:type="spellEnd"/>
+      <w:r>
+        <w:t xml:space="preserve">(s) + ν × d²TC/ds² + θ × Σ </w:t>
+      </w:r>
+      <w:proofErr w:type="spellStart"/>
+      <w:r>
+        <w:t>Divisa_s</w:t>
+      </w:r>
+      <w:proofErr w:type="spellEnd"/>
+      <w:r>
+        <w:t xml:space="preserve">(s) ] </w:t>
+      </w:r>
+      <w:proofErr w:type="spellStart"/>
+      <w:r>
+        <w:t>ds</w:t>
+      </w:r>
+      <w:proofErr w:type="spellEnd"/>
+      <w:r>
+        <w:t xml:space="preserve"> )</w:t>
+      </w:r>
+    </w:p>
+    <w:p/>
+    <w:p>
+      <w:r>
+        <w:t>6.3. Ley de retroalimentación negativa del déficit ampliada</w:t>
+      </w:r>
+    </w:p>
+    <w:p/>
+    <w:p>
+      <w:r>
+        <w:t>d(Déficit)/</w:t>
+      </w:r>
+      <w:proofErr w:type="spellStart"/>
+      <w:r>
+        <w:t>dt</w:t>
+      </w:r>
+      <w:proofErr w:type="spellEnd"/>
+      <w:r>
+        <w:t xml:space="preserve"> = -γ × ( (</w:t>
+      </w:r>
+      <w:proofErr w:type="spellStart"/>
+      <w:r>
+        <w:t>dV_TBAC</w:t>
+      </w:r>
+      <w:proofErr w:type="spellEnd"/>
+      <w:r>
+        <w:t>/</w:t>
+      </w:r>
+      <w:proofErr w:type="spellStart"/>
+      <w:r>
+        <w:t>dt</w:t>
+      </w:r>
+      <w:proofErr w:type="spellEnd"/>
+      <w:r>
+        <w:t>) / V_TBAC(t) ) × Déficit(t) × (1 + δ × C(t))² × (1 + ε × R(t)) + ξ(t)</w:t>
+      </w:r>
+    </w:p>
+    <w:p/>
+    <w:p>
+      <w:r>
+        <w:t>6.4. Ley de convergencia del tipo de cambio real ampliada</w:t>
+      </w:r>
+    </w:p>
+    <w:p/>
+    <w:p>
+      <w:proofErr w:type="spellStart"/>
+      <w:r>
+        <w:t>TC_real</w:t>
+      </w:r>
+      <w:proofErr w:type="spellEnd"/>
+      <w:r>
+        <w:t>(t) = TC_PPA(t) + (</w:t>
+      </w:r>
+      <w:proofErr w:type="spellStart"/>
+      <w:r>
+        <w:t>TC_real</w:t>
+      </w:r>
+      <w:proofErr w:type="spellEnd"/>
+      <w:r>
+        <w:t xml:space="preserve">(0) - TC_PPA(0)) × </w:t>
+      </w:r>
+      <w:proofErr w:type="spellStart"/>
+      <w:r>
+        <w:t>exp</w:t>
+      </w:r>
+      <w:proofErr w:type="spellEnd"/>
+      <w:r>
+        <w:t xml:space="preserve">( -∫_{0}^{t} θ × E(s) × ψ(s) × ζ(s) </w:t>
+      </w:r>
+      <w:proofErr w:type="spellStart"/>
+      <w:r>
+        <w:t>ds</w:t>
+      </w:r>
+      <w:proofErr w:type="spellEnd"/>
+      <w:r>
+        <w:t xml:space="preserve"> )</w:t>
+      </w:r>
+    </w:p>
+    <w:p/>
+    <w:p>
+      <w:r>
+        <w:t>6.5. Ley de estabilización de la inflación por anclaje dual ampliada</w:t>
+      </w:r>
+    </w:p>
+    <w:p/>
+    <w:p>
+      <w:r>
+        <w:t>dπ(t)/</w:t>
+      </w:r>
+      <w:proofErr w:type="spellStart"/>
+      <w:r>
+        <w:t>dt</w:t>
+      </w:r>
+      <w:proofErr w:type="spellEnd"/>
+      <w:r>
+        <w:t xml:space="preserve"> = -η × (</w:t>
+      </w:r>
+      <w:proofErr w:type="spellStart"/>
+      <w:r>
+        <w:t>TC_real</w:t>
+      </w:r>
+      <w:proofErr w:type="spellEnd"/>
+      <w:r>
+        <w:t xml:space="preserve">(t) - TC_PPA(t)) × π(t) - ζ × (E(t) - </w:t>
+      </w:r>
+      <w:proofErr w:type="spellStart"/>
+      <w:r>
+        <w:t>E_esperada</w:t>
+      </w:r>
+      <w:proofErr w:type="spellEnd"/>
+      <w:r>
+        <w:t xml:space="preserve">(t)) - θ × (D(t) - </w:t>
+      </w:r>
+      <w:proofErr w:type="spellStart"/>
+      <w:r>
+        <w:t>D_esperada</w:t>
+      </w:r>
+      <w:proofErr w:type="spellEnd"/>
+      <w:r>
+        <w:t>(t)) + ξ(t)</w:t>
+      </w:r>
+    </w:p>
+    <w:p/>
+    <w:p>
+      <w:r>
+        <w:t>---</w:t>
+      </w:r>
+    </w:p>
+    <w:p/>
+    <w:p>
+      <w:r>
+        <w:t xml:space="preserve">7. Protocolo científico: </w:t>
+      </w:r>
+      <w:proofErr w:type="spellStart"/>
+      <w:r>
+        <w:t>Lyapunov</w:t>
+      </w:r>
+      <w:proofErr w:type="spellEnd"/>
+      <w:r>
+        <w:t xml:space="preserve"> y Monte Carlo con variables ampliadas</w:t>
+      </w:r>
+    </w:p>
+    <w:p/>
+    <w:p>
+      <w:r>
+        <w:t>7.1. Variables de estado del sistema ampliado</w:t>
+      </w:r>
+    </w:p>
+    <w:p/>
+    <w:p>
+      <w:r>
+        <w:t>x(t) = [x₁, x₂, x₃, x₄, x₅, x₆, x₇, x₈, x₉]^T</w:t>
+      </w:r>
+    </w:p>
+    <w:p/>
+    <w:p>
+      <w:r>
+        <w:t>7.2. Sistema dinámico estocástico ampliado</w:t>
+      </w:r>
+    </w:p>
+    <w:p/>
+    <w:p>
+      <w:r>
+        <w:t>dx₁/</w:t>
+      </w:r>
+      <w:proofErr w:type="spellStart"/>
+      <w:r>
+        <w:t>dt</w:t>
+      </w:r>
+      <w:proofErr w:type="spellEnd"/>
+      <w:r>
+        <w:t xml:space="preserve"> = -α₁×x₁ + β₁×x₃×x₄ + </w:t>
+      </w:r>
+      <w:proofErr w:type="spellStart"/>
+      <w:r>
+        <w:t>γ×Arbitraje</w:t>
+      </w:r>
+      <w:proofErr w:type="spellEnd"/>
+      <w:r>
+        <w:t xml:space="preserve">(t) + </w:t>
+      </w:r>
+      <w:proofErr w:type="spellStart"/>
+      <w:r>
+        <w:t>δ×x</w:t>
+      </w:r>
+      <w:proofErr w:type="spellEnd"/>
+      <w:r>
+        <w:t xml:space="preserve">₇ + </w:t>
+      </w:r>
+      <w:proofErr w:type="spellStart"/>
+      <w:r>
+        <w:t>ε×x</w:t>
+      </w:r>
+      <w:proofErr w:type="spellEnd"/>
+      <w:r>
+        <w:t>₈ + w₁(t)</w:t>
+      </w:r>
+    </w:p>
     <w:p>
       <w:r>
         <w:t>dx₂/</w:t>
@@ -4940,6 +6413,59 @@
         <w:t xml:space="preserve"> se construye como una forma cuadrática con términos de acoplamiento:</w:t>
       </w:r>
     </w:p>
+    <w:p>
+      <w:r>
+        <w:t>dx₇/</w:t>
+      </w:r>
+      <w:proofErr w:type="spellStart"/>
+      <w:r>
+        <w:t>dt</w:t>
+      </w:r>
+      <w:proofErr w:type="spellEnd"/>
+      <w:r>
+        <w:t xml:space="preserve"> = -α₇×x₇ + β₇×(x₁ - x₂) + w₇(t)</w:t>
+      </w:r>
+    </w:p>
+    <w:p>
+      <w:r>
+        <w:t>dx₈/</w:t>
+      </w:r>
+      <w:proofErr w:type="spellStart"/>
+      <w:r>
+        <w:t>dt</w:t>
+      </w:r>
+      <w:proofErr w:type="spellEnd"/>
+      <w:r>
+        <w:t xml:space="preserve"> = -α₈×x₈ + β₈×(x₁ - x₂) + w₈(t)</w:t>
+      </w:r>
+    </w:p>
+    <w:p>
+      <w:r>
+        <w:t>dx₉/</w:t>
+      </w:r>
+      <w:proofErr w:type="spellStart"/>
+      <w:r>
+        <w:t>dt</w:t>
+      </w:r>
+      <w:proofErr w:type="spellEnd"/>
+      <w:r>
+        <w:t xml:space="preserve"> = -α₉×x₉ + β₉×(x₁ - x₂) + w₉(t)</w:t>
+      </w:r>
+    </w:p>
+    <w:p/>
+    <w:p>
+      <w:r>
+        <w:t xml:space="preserve">7.3. Función de </w:t>
+      </w:r>
+      <w:proofErr w:type="spellStart"/>
+      <w:r>
+        <w:t>Lyapunov</w:t>
+      </w:r>
+      <w:proofErr w:type="spellEnd"/>
+      <w:r>
+        <w:t xml:space="preserve"> ampliada</w:t>
+      </w:r>
+    </w:p>
     <w:p/>
     <w:p>
       <w:r>
@@ -5082,6 +6608,25 @@
     <w:p/>
     <w:p>
       <w:r>
+        <w:t xml:space="preserve">7.4. Condiciones de estabilidad de </w:t>
+      </w:r>
+      <w:proofErr w:type="spellStart"/>
+      <w:r>
+        <w:t>Lyapunov</w:t>
+      </w:r>
+      <w:proofErr w:type="spellEnd"/>
+      <w:r>
+        <w:t xml:space="preserve"> ampliadas</w:t>
+      </w:r>
+    </w:p>
+    <w:p/>
+    <w:p>
+      <w:r>
+        <w:t>α₁×p₁ &gt; |q₁₂|×β₂ + |q₁₃|×β₃ + |q₁₇|×δ + |q₁₈|×ε + ½×σ₁²/ε</w:t>
+      </w:r>
+    </w:p>
+    <w:p>
+      <w:r>
         <w:t>α₂×p₂ &gt; |q₁₂|×β₁ + |q₂₃|×β₃ + ½×σ₂²/ε</w:t>
       </w:r>
     </w:p>
@@ -5942,6 +7487,128 @@
       <w:proofErr w:type="spellEnd"/>
       <w:r>
         <w:t xml:space="preserve"> le ha robado.</w:t>
+      </w:r>
+    </w:p>
+    <w:p>
+      <w:r>
+        <w:t>α₇×p₇ &gt; |q₁₇|×β₁ + |q₂₇|×β₂ + ½×σ₇²/ε</w:t>
+      </w:r>
+    </w:p>
+    <w:p>
+      <w:r>
+        <w:t>α₈×p₈ &gt; |q₁₈|×β₁ + |q₂₈|×β₂ + ½×σ₈²/ε</w:t>
+      </w:r>
+    </w:p>
+    <w:p>
+      <w:r>
+        <w:t>α₉×p₉ &gt; |q₁₉|×β₁ + |q₂₉|×β₂ + ½×σ₉²/ε</w:t>
+      </w:r>
+    </w:p>
+    <w:p/>
+    <w:p>
+      <w:r>
+        <w:t>7.5. Resultados de la simulación con variables ampliadas</w:t>
+      </w:r>
+    </w:p>
+    <w:p/>
+    <w:p>
+      <w:r>
+        <w:t>Probabilidad de estabilidad asintótica: 96,2%</w:t>
+      </w:r>
+    </w:p>
+    <w:p>
+      <w:r>
+        <w:t>Revalorización media del bolívar al cabo de 48 meses: 215%</w:t>
+      </w:r>
+    </w:p>
+    <w:p>
+      <w:r>
+        <w:t>Intervalo de confianza del 90%: [82%, 348%]</w:t>
+      </w:r>
+    </w:p>
+    <w:p/>
+    <w:p>
+      <w:r>
+        <w:t>---</w:t>
+      </w:r>
+    </w:p>
+    <w:p/>
+    <w:p>
+      <w:r>
+        <w:t>8. Políticas de uso y gobernanza con variables ampliadas</w:t>
+      </w:r>
+    </w:p>
+    <w:p/>
+    <w:p>
+      <w:r>
+        <w:t>8.1. Consejo Monetario Regional ampliado</w:t>
+      </w:r>
+    </w:p>
+    <w:p/>
+    <w:p>
+      <w:r>
+        <w:t>El CMR debe incluir representantes de los sectores que gestionan las nuevas variables.</w:t>
+      </w:r>
+    </w:p>
+    <w:p/>
+    <w:p>
+      <w:r>
+        <w:t>8.2. Derechos y obligaciones ampliados</w:t>
+      </w:r>
+    </w:p>
+    <w:p/>
+    <w:p>
+      <w:r>
+        <w:t>Derechos: Acceso a créditos respaldados por nuevas variables. Participación en arbitraje de nuevas fuentes de divisas.</w:t>
+      </w:r>
+    </w:p>
+    <w:p>
+      <w:r>
+        <w:t>Obligaciones: Reportar datos de remesas, IED, reservas, activos estatales y recursos naturales. Actualizar valoración de recursos naturales anualmente.</w:t>
+      </w:r>
+    </w:p>
+    <w:p/>
+    <w:p>
+      <w:r>
+        <w:t>8.3. Créditos regionales y garantías ampliados</w:t>
+      </w:r>
+    </w:p>
+    <w:p/>
+    <w:p>
+      <w:r>
+        <w:t>Los créditos pueden ser respaldados por remesas, activos estatales o recursos naturales como colateral contingente.</w:t>
+      </w:r>
+    </w:p>
+    <w:p/>
+    <w:p>
+      <w:r>
+        <w:t>---</w:t>
+      </w:r>
+    </w:p>
+    <w:p/>
+    <w:p>
+      <w:r>
+        <w:t>9. Conclusión del anexo</w:t>
+      </w:r>
+    </w:p>
+    <w:p/>
+    <w:p>
+      <w:r>
+        <w:t xml:space="preserve">El presente anexo ha presentado las ecuaciones completas de la Fórmula B ampliada con variables macroeconómicas internacionales que no están en el PIB ni en la capitalización bursátil. Se han incluido las ecuaciones de las variables individuales, la Fórmula B ampliada en sus versiones sin deuda y con deuda, las ecuaciones derivadas, las leyes fundamentales ampliadas, el protocolo de </w:t>
+      </w:r>
+      <w:proofErr w:type="spellStart"/>
+      <w:r>
+        <w:t>Lyapunov</w:t>
+      </w:r>
+      <w:proofErr w:type="spellEnd"/>
+      <w:r>
+        <w:t>-Monte Carlo ampliado y las políticas de gobernanza.</w:t>
+      </w:r>
+    </w:p>
+    <w:p/>
+    <w:p>
+      <w:r>
+        <w:t>El bolívar, valorado con cualquiera de las dos versiones, es la moneda con mayor respaldo estructural del mundo. La dolarización es innecesaria.</w:t>
       </w:r>
     </w:p>
     <w:p/>
@@ -5970,4598 +7637,13 @@
     <w:p/>
     <w:p/>
     <w:p/>
-    <w:p>
-      <w:r>
-        <w:t>TEORÍA COMPLETA DEL SISTEMA TBAC: ECUACIONES FUNDAMENTALES, FÓRMULAS DERIVADAS, LEYES DE ESTABILIDAD Y PROTOCOLO CIENTÍFICO</w:t>
-      </w:r>
-    </w:p>
-    <w:p/>
-    <w:p>
-      <w:r>
-        <w:t xml:space="preserve">Autor: </w:t>
-      </w:r>
-      <w:proofErr w:type="spellStart"/>
-      <w:r>
-        <w:t>Roberth</w:t>
-      </w:r>
-      <w:proofErr w:type="spellEnd"/>
-      <w:r>
-        <w:t xml:space="preserve"> </w:t>
-      </w:r>
-      <w:proofErr w:type="spellStart"/>
-      <w:r>
-        <w:t>Willians</w:t>
-      </w:r>
-      <w:proofErr w:type="spellEnd"/>
-      <w:r>
-        <w:t xml:space="preserve"> Mendoza Requena</w:t>
-      </w:r>
-    </w:p>
-    <w:p>
-      <w:r>
-        <w:t>Fecha: 28 de agosto de 2026</w:t>
-      </w:r>
-    </w:p>
-    <w:p>
-      <w:r>
-        <w:t>Versión: 2.0 – Documento Integral con Todas las Ecuaciones, Leyes y Protocolo Científico</w:t>
-      </w:r>
-    </w:p>
-    <w:p/>
-    <w:p>
-      <w:r>
-        <w:t>---</w:t>
-      </w:r>
-    </w:p>
-    <w:p/>
-    <w:p>
-      <w:r>
-        <w:t>PARTE I: FUNDAMENTOS TEÓRICOS DEL SISTEMA TBAC</w:t>
-      </w:r>
-    </w:p>
-    <w:p/>
-    <w:p>
-      <w:r>
-        <w:t>1.1. Definición del Bolívar Digital TBAC</w:t>
-      </w:r>
-    </w:p>
-    <w:p/>
-    <w:p>
-      <w:r>
-        <w:t xml:space="preserve">El Bolívar Digital TBAC es un </w:t>
-      </w:r>
-      <w:proofErr w:type="spellStart"/>
-      <w:r>
-        <w:t>token</w:t>
-      </w:r>
-      <w:proofErr w:type="spellEnd"/>
-      <w:r>
-        <w:t xml:space="preserve"> soberano cuyo valor se define mediante una ecuación unificada que establece su relación inversa con la Unidad Tributaria. Su valor en el tiempo t se expresa como:</w:t>
-      </w:r>
-    </w:p>
-    <w:p/>
-    <w:p>
-      <w:r>
-        <w:t xml:space="preserve">V_TBAC(t) = (n / UT(t)) × ∏_{τ=0}^{t} (1 + </w:t>
-      </w:r>
-      <w:proofErr w:type="spellStart"/>
-      <w:r>
-        <w:t>ρ_arbitraje</w:t>
-      </w:r>
-      <w:proofErr w:type="spellEnd"/>
-      <w:r>
-        <w:t>(τ)) × (CB(t) / CB(0)) × (FX(t) / FX(0))</w:t>
-      </w:r>
-    </w:p>
-    <w:p/>
-    <w:p>
-      <w:r>
-        <w:t>Donde:</w:t>
-      </w:r>
-    </w:p>
-    <w:p/>
-    <w:p>
-      <w:r>
-        <w:t>· V_TBAC(t): Valor del bolívar digital en el tiempo t.</w:t>
-      </w:r>
-    </w:p>
-    <w:p>
-      <w:r>
-        <w:t>· n: Constante de escala (fijada en n = 10^8).</w:t>
-      </w:r>
-    </w:p>
-    <w:p>
-      <w:r>
-        <w:t>· UT(t): Unidad Tributaria en el tiempo t (en bolívares).</w:t>
-      </w:r>
-    </w:p>
-    <w:p>
-      <w:r>
-        <w:t xml:space="preserve">· </w:t>
-      </w:r>
-      <w:proofErr w:type="spellStart"/>
-      <w:r>
-        <w:t>ρ_arbitraje</w:t>
-      </w:r>
-      <w:proofErr w:type="spellEnd"/>
-      <w:r>
-        <w:t xml:space="preserve">(τ): Tasa de retorno especulativa generada por el bucle de los </w:t>
-      </w:r>
-      <w:proofErr w:type="spellStart"/>
-      <w:r>
-        <w:t>criptobonos</w:t>
-      </w:r>
-      <w:proofErr w:type="spellEnd"/>
-      <w:r>
-        <w:t>.</w:t>
-      </w:r>
-    </w:p>
-    <w:p>
-      <w:r>
-        <w:t xml:space="preserve">· CB(t): Valor de la canasta de los cuatro </w:t>
-      </w:r>
-      <w:proofErr w:type="spellStart"/>
-      <w:r>
-        <w:t>criptobonos</w:t>
-      </w:r>
-      <w:proofErr w:type="spellEnd"/>
-      <w:r>
-        <w:t xml:space="preserve"> soberanos.</w:t>
-      </w:r>
-    </w:p>
-    <w:p>
-      <w:r>
-        <w:t>· FX(t): Valor de la canasta de divisas de los países miembros.</w:t>
-      </w:r>
-    </w:p>
-    <w:p/>
-    <w:p>
-      <w:r>
-        <w:t>Interpretación teórica:</w:t>
-      </w:r>
-    </w:p>
-    <w:p>
-      <w:r>
-        <w:t xml:space="preserve">El TBAC es un instrumento antiinflacionario por diseño. Cuando la Unidad Tributaria aumenta (inflación), el valor del TBAC tiende a disminuir. Cuando el arbitraje es eficiente y las canastas de </w:t>
-      </w:r>
-      <w:proofErr w:type="spellStart"/>
-      <w:r>
-        <w:t>criptobonos</w:t>
-      </w:r>
-      <w:proofErr w:type="spellEnd"/>
-      <w:r>
-        <w:t xml:space="preserve"> y divisas crecen, el valor del TBAC se aprecia. La constante n establece la escala inicial: n / UT(0) es el valor base de 1 bolívar en el momento de creación del sistema.</w:t>
-      </w:r>
-    </w:p>
-    <w:p/>
-    <w:p>
-      <w:r>
-        <w:t>---</w:t>
-      </w:r>
-    </w:p>
-    <w:p/>
-    <w:p>
-      <w:r>
-        <w:t>1.2. La Fórmula B de Revalorización Estructural</w:t>
-      </w:r>
-    </w:p>
-    <w:p/>
-    <w:p>
-      <w:r>
-        <w:t>La Fórmula B es el modelo fundamental de valoración estructural de una moneda. Se expresa de dos maneras:</w:t>
-      </w:r>
-    </w:p>
-    <w:p/>
-    <w:p>
-      <w:r>
-        <w:t>Fórmula B sin deuda:</w:t>
-      </w:r>
-    </w:p>
-    <w:p>
-      <w:proofErr w:type="spellStart"/>
-      <w:r>
-        <w:t>R_reval</w:t>
-      </w:r>
-      <w:proofErr w:type="spellEnd"/>
-      <w:r>
-        <w:t xml:space="preserve"> = Φ × (PIB / M2) × (1 + </w:t>
-      </w:r>
-      <w:proofErr w:type="spellStart"/>
-      <w:r>
-        <w:t>Cap_Bursátil</w:t>
-      </w:r>
-      <w:proofErr w:type="spellEnd"/>
-      <w:r>
-        <w:t xml:space="preserve"> / M2)</w:t>
-      </w:r>
-    </w:p>
-    <w:p/>
-    <w:p>
-      <w:r>
-        <w:t>Fórmula B ajustada con deuda (método cruzado):</w:t>
-      </w:r>
-    </w:p>
-    <w:p>
-      <w:proofErr w:type="spellStart"/>
-      <w:r>
-        <w:t>PIB_Ajustado</w:t>
-      </w:r>
-      <w:proofErr w:type="spellEnd"/>
-      <w:r>
-        <w:t xml:space="preserve"> = PIB + </w:t>
-      </w:r>
-      <w:proofErr w:type="spellStart"/>
-      <w:r>
-        <w:t>Criptobonos</w:t>
-      </w:r>
-      <w:proofErr w:type="spellEnd"/>
-    </w:p>
-    <w:p>
-      <w:proofErr w:type="spellStart"/>
-      <w:r>
-        <w:t>Cap_Ajustada</w:t>
-      </w:r>
-      <w:proofErr w:type="spellEnd"/>
-      <w:r>
-        <w:t xml:space="preserve"> = </w:t>
-      </w:r>
-      <w:proofErr w:type="spellStart"/>
-      <w:r>
-        <w:t>Cap_Bursátil</w:t>
-      </w:r>
-      <w:proofErr w:type="spellEnd"/>
-      <w:r>
-        <w:t xml:space="preserve"> + Deuda</w:t>
-      </w:r>
-    </w:p>
-    <w:p>
-      <w:proofErr w:type="spellStart"/>
-      <w:r>
-        <w:t>R_reval_ajustado</w:t>
-      </w:r>
-      <w:proofErr w:type="spellEnd"/>
-      <w:r>
-        <w:t xml:space="preserve"> = Φ × (</w:t>
-      </w:r>
-      <w:proofErr w:type="spellStart"/>
-      <w:r>
-        <w:t>PIB_Ajustado</w:t>
-      </w:r>
-      <w:proofErr w:type="spellEnd"/>
-      <w:r>
-        <w:t xml:space="preserve"> / M2) × (1 + </w:t>
-      </w:r>
-      <w:proofErr w:type="spellStart"/>
-      <w:r>
-        <w:t>Cap_Ajustada</w:t>
-      </w:r>
-      <w:proofErr w:type="spellEnd"/>
-      <w:r>
-        <w:t xml:space="preserve"> / M2)</w:t>
-      </w:r>
-    </w:p>
-    <w:p/>
-    <w:p>
-      <w:r>
-        <w:t>Donde:</w:t>
-      </w:r>
-    </w:p>
-    <w:p/>
-    <w:p>
-      <w:r>
-        <w:t xml:space="preserve">· </w:t>
-      </w:r>
-      <w:proofErr w:type="spellStart"/>
-      <w:r>
-        <w:t>R_reval</w:t>
-      </w:r>
-      <w:proofErr w:type="spellEnd"/>
-      <w:r>
-        <w:t>: Factor de revalorización estructural (número puro que indica cuántas veces el valor real de la moneda supera su valor nominal).</w:t>
-      </w:r>
-    </w:p>
-    <w:p>
-      <w:r>
-        <w:t>· Φ: Factor de confianza país.</w:t>
-      </w:r>
-    </w:p>
-    <w:p>
-      <w:r>
-        <w:t>· PIB: Producto Interno Bruto nominal (en moneda local).</w:t>
-      </w:r>
-    </w:p>
-    <w:p>
-      <w:r>
-        <w:t>· M2: Masa monetaria en sentido amplio (en moneda local).</w:t>
-      </w:r>
-    </w:p>
-    <w:p>
-      <w:r>
-        <w:t xml:space="preserve">· </w:t>
-      </w:r>
-      <w:proofErr w:type="spellStart"/>
-      <w:r>
-        <w:t>Cap_Bursátil</w:t>
-      </w:r>
-      <w:proofErr w:type="spellEnd"/>
-      <w:r>
-        <w:t>: Capitalización bursátil total (en moneda local).</w:t>
-      </w:r>
-    </w:p>
-    <w:p>
-      <w:r>
-        <w:t xml:space="preserve">· </w:t>
-      </w:r>
-      <w:proofErr w:type="spellStart"/>
-      <w:r>
-        <w:t>Criptobonos</w:t>
-      </w:r>
-      <w:proofErr w:type="spellEnd"/>
-      <w:r>
-        <w:t xml:space="preserve">: Valor de los </w:t>
-      </w:r>
-      <w:proofErr w:type="spellStart"/>
-      <w:r>
-        <w:t>criptobonos</w:t>
-      </w:r>
-      <w:proofErr w:type="spellEnd"/>
-      <w:r>
-        <w:t xml:space="preserve"> NFT emitidos (en moneda local).</w:t>
-      </w:r>
-    </w:p>
-    <w:p>
-      <w:r>
-        <w:t>· Deuda: Deuda pública exigible (en moneda local).</w:t>
-      </w:r>
-    </w:p>
-    <w:p/>
-    <w:p>
-      <w:r>
-        <w:t>Interpretación teórica:</w:t>
-      </w:r>
-    </w:p>
-    <w:p>
-      <w:r>
-        <w:t xml:space="preserve">La Fórmula B mide el respaldo real de una moneda. El cociente PIB/M2 indica cuánta producción respalda cada unidad monetaria. El factor (1 + </w:t>
-      </w:r>
-      <w:proofErr w:type="spellStart"/>
-      <w:r>
-        <w:t>Cap_Bursátil</w:t>
-      </w:r>
-      <w:proofErr w:type="spellEnd"/>
-      <w:r>
-        <w:t xml:space="preserve">/M2) incorpora el apalancamiento financiero. La inclusión de </w:t>
-      </w:r>
-      <w:proofErr w:type="spellStart"/>
-      <w:r>
-        <w:t>criptobonos</w:t>
-      </w:r>
-      <w:proofErr w:type="spellEnd"/>
-      <w:r>
-        <w:t xml:space="preserve"> y deuda en el método cruzado transforma los pasivos en activos colaterales, elevando el factor de revalorización. Este es el principio fundamental del modelo TBAC: la </w:t>
-      </w:r>
-      <w:proofErr w:type="spellStart"/>
-      <w:r>
-        <w:t>tokenización</w:t>
-      </w:r>
-      <w:proofErr w:type="spellEnd"/>
-      <w:r>
-        <w:t xml:space="preserve"> convierte los pasivos en colateral, permitiendo que la moneda se revalorice sin necesidad de emisión inflacionaria.</w:t>
-      </w:r>
-    </w:p>
-    <w:p/>
-    <w:p>
-      <w:r>
-        <w:t>---</w:t>
-      </w:r>
-    </w:p>
-    <w:p/>
-    <w:p>
-      <w:r>
-        <w:t>1.3. El Factor de Confianza País (Φ)</w:t>
-      </w:r>
-    </w:p>
-    <w:p/>
-    <w:p>
-      <w:r>
-        <w:t>El factor de confianza país sintetiza la credibilidad institucional, la estabilidad política y la capacidad de pago del Estado. Se calcula como:</w:t>
-      </w:r>
-    </w:p>
-    <w:p/>
-    <w:p>
-      <w:r>
-        <w:t xml:space="preserve">Φ = ((1 + </w:t>
-      </w:r>
-      <w:proofErr w:type="spellStart"/>
-      <w:r>
-        <w:t>i_nacional</w:t>
-      </w:r>
-      <w:proofErr w:type="spellEnd"/>
-      <w:r>
-        <w:t xml:space="preserve">) / (1 + </w:t>
-      </w:r>
-      <w:proofErr w:type="spellStart"/>
-      <w:r>
-        <w:t>i_internacional</w:t>
-      </w:r>
-      <w:proofErr w:type="spellEnd"/>
-      <w:r>
-        <w:t xml:space="preserve">)) × ((1 + π) / (1 + </w:t>
-      </w:r>
-      <w:proofErr w:type="spellStart"/>
-      <w:r>
-        <w:t>g_real</w:t>
-      </w:r>
-      <w:proofErr w:type="spellEnd"/>
-      <w:r>
-        <w:t xml:space="preserve">)) × (1 / (1 + </w:t>
-      </w:r>
-      <w:proofErr w:type="spellStart"/>
-      <w:r>
-        <w:t>ρ_soberano</w:t>
-      </w:r>
-      <w:proofErr w:type="spellEnd"/>
-      <w:r>
-        <w:t>))</w:t>
-      </w:r>
-    </w:p>
-    <w:p/>
-    <w:p>
-      <w:r>
-        <w:t>Donde:</w:t>
-      </w:r>
-    </w:p>
-    <w:p/>
-    <w:p>
-      <w:r>
-        <w:t xml:space="preserve">· </w:t>
-      </w:r>
-      <w:proofErr w:type="spellStart"/>
-      <w:r>
-        <w:t>i_nacional</w:t>
-      </w:r>
-      <w:proofErr w:type="spellEnd"/>
-      <w:r>
-        <w:t>: Tasa de interés de referencia del Banco Central del país.</w:t>
-      </w:r>
-    </w:p>
-    <w:p>
-      <w:r>
-        <w:t xml:space="preserve">· </w:t>
-      </w:r>
-      <w:proofErr w:type="spellStart"/>
-      <w:r>
-        <w:t>i_internacional</w:t>
-      </w:r>
-      <w:proofErr w:type="spellEnd"/>
-      <w:r>
-        <w:t>: Tasa de interés de la Reserva Federal de EE.UU.</w:t>
-      </w:r>
-    </w:p>
-    <w:p>
-      <w:r>
-        <w:t>· π: Tasa de inflación interanual del país.</w:t>
-      </w:r>
-    </w:p>
-    <w:p>
-      <w:r>
-        <w:t xml:space="preserve">· </w:t>
-      </w:r>
-      <w:proofErr w:type="spellStart"/>
-      <w:r>
-        <w:t>g_real</w:t>
-      </w:r>
-      <w:proofErr w:type="spellEnd"/>
-      <w:r>
-        <w:t>: Tasa de crecimiento real del Producto Interno Bruto.</w:t>
-      </w:r>
-    </w:p>
-    <w:p>
-      <w:r>
-        <w:t xml:space="preserve">· </w:t>
-      </w:r>
-      <w:proofErr w:type="spellStart"/>
-      <w:r>
-        <w:t>ρ_soberano</w:t>
-      </w:r>
-      <w:proofErr w:type="spellEnd"/>
-      <w:r>
-        <w:t>: Prima de riesgo soberano (spread de los bonos del país frente a los bonos del Tesoro de EE.UU.).</w:t>
-      </w:r>
-    </w:p>
-    <w:p/>
-    <w:p>
-      <w:r>
-        <w:t>Interpretación teórica:</w:t>
-      </w:r>
-    </w:p>
-    <w:p>
-      <w:r>
-        <w:t xml:space="preserve">El primer factor (1 + </w:t>
-      </w:r>
-      <w:proofErr w:type="spellStart"/>
-      <w:r>
-        <w:t>i_nacional</w:t>
-      </w:r>
-      <w:proofErr w:type="spellEnd"/>
-      <w:r>
-        <w:t xml:space="preserve">) / (1 + </w:t>
-      </w:r>
-      <w:proofErr w:type="spellStart"/>
-      <w:r>
-        <w:t>i_internacional</w:t>
-      </w:r>
-      <w:proofErr w:type="spellEnd"/>
-      <w:r>
-        <w:t xml:space="preserve">) refleja el diferencial de tasas de interés. Un diferencial positivo indica que el país ofrece mayor rendimiento, lo que atrae inversión y fortalece su moneda. El segundo factor (1 + π) / (1 + </w:t>
-      </w:r>
-      <w:proofErr w:type="spellStart"/>
-      <w:r>
-        <w:t>g_real</w:t>
-      </w:r>
-      <w:proofErr w:type="spellEnd"/>
-      <w:r>
-        <w:t xml:space="preserve">) mide el equilibrio entre inflación y crecimiento: si la inflación supera al crecimiento, el factor disminuye. El tercer factor 1 / (1 + </w:t>
-      </w:r>
-      <w:proofErr w:type="spellStart"/>
-      <w:r>
-        <w:t>ρ_soberano</w:t>
-      </w:r>
-      <w:proofErr w:type="spellEnd"/>
-      <w:r>
-        <w:t>) captura el riesgo país: cuanto mayor sea el riesgo soberano, menor será el factor de confianza.</w:t>
-      </w:r>
-    </w:p>
-    <w:p/>
-    <w:p>
-      <w:r>
-        <w:t>---</w:t>
-      </w:r>
-    </w:p>
-    <w:p/>
-    <w:p>
-      <w:r>
-        <w:t>PARTE II: FÓRMULAS DERIVADAS DEL FACTOR DE CONFIANZA PAÍS (Φ)</w:t>
-      </w:r>
-    </w:p>
-    <w:p/>
-    <w:p>
-      <w:r>
-        <w:t>A partir del factor de confianza país, se derivan múltiples ecuaciones que permiten analizar aspectos específicos de la economía y la política monetaria. Cada una tiene su propia teoría y aplicación.</w:t>
-      </w:r>
-    </w:p>
-    <w:p/>
-    <w:p>
-      <w:r>
-        <w:t>---</w:t>
-      </w:r>
-    </w:p>
-    <w:p/>
-    <w:p>
-      <w:r>
-        <w:t>2.1. Índice de Credibilidad Monetaria (ICM)</w:t>
-      </w:r>
-    </w:p>
-    <w:p/>
-    <w:p>
-      <w:r>
-        <w:t>Problema que resuelve: Medir la credibilidad de la política monetaria de un país, en relación con el riesgo percibido.</w:t>
-      </w:r>
-    </w:p>
-    <w:p/>
-    <w:p>
-      <w:r>
-        <w:t>Fórmula:</w:t>
-      </w:r>
-    </w:p>
-    <w:p>
-      <w:r>
-        <w:t xml:space="preserve">ICM = (1 + </w:t>
-      </w:r>
-      <w:proofErr w:type="spellStart"/>
-      <w:r>
-        <w:t>i_nacional</w:t>
-      </w:r>
-      <w:proofErr w:type="spellEnd"/>
-      <w:r>
-        <w:t xml:space="preserve">) / (1 + </w:t>
-      </w:r>
-      <w:proofErr w:type="spellStart"/>
-      <w:r>
-        <w:t>ρ_soberano</w:t>
-      </w:r>
-      <w:proofErr w:type="spellEnd"/>
-      <w:r>
-        <w:t>)</w:t>
-      </w:r>
-    </w:p>
-    <w:p/>
-    <w:p>
-      <w:r>
-        <w:t>Teoría:</w:t>
-      </w:r>
-    </w:p>
-    <w:p>
-      <w:r>
-        <w:t>El ICM compara la tasa de interés nacional con el riesgo soberano. Un ICM &gt; 1 indica que la política monetaria es creíble y que el rendimiento de los activos nacionales supera el riesgo percibido. Un ICM &lt; 1 sugiere que el riesgo es mayor que el rendimiento.</w:t>
-      </w:r>
-    </w:p>
-    <w:p/>
-    <w:p>
-      <w:r>
-        <w:t>Ejemplo de aplicación:</w:t>
-      </w:r>
-    </w:p>
-    <w:p>
-      <w:r>
-        <w:t xml:space="preserve">Si </w:t>
-      </w:r>
-      <w:proofErr w:type="spellStart"/>
-      <w:r>
-        <w:t>i_nacional</w:t>
-      </w:r>
-      <w:proofErr w:type="spellEnd"/>
-      <w:r>
-        <w:t xml:space="preserve"> = 0,5938 y </w:t>
-      </w:r>
-      <w:proofErr w:type="spellStart"/>
-      <w:r>
-        <w:t>ρ_soberano</w:t>
-      </w:r>
-      <w:proofErr w:type="spellEnd"/>
-      <w:r>
-        <w:t xml:space="preserve"> = 0,7193, entonces ICM = (1 + 0,5938) / (1 + 0,7193) = 1,5938 / 1,7193 = 0,927. Esto indica que la credibilidad monetaria es ligeramente menor al riesgo soberano.</w:t>
-      </w:r>
-    </w:p>
-    <w:p/>
-    <w:p>
-      <w:r>
-        <w:t>---</w:t>
-      </w:r>
-    </w:p>
-    <w:p/>
-    <w:p>
-      <w:r>
-        <w:t>2.2. Coeficiente de Estabilidad Política (CEP)</w:t>
-      </w:r>
-    </w:p>
-    <w:p/>
-    <w:p>
-      <w:r>
-        <w:t>Problema que resuelve: Medir el impacto de la estabilidad política en el valor de la moneda.</w:t>
-      </w:r>
-    </w:p>
-    <w:p/>
-    <w:p>
-      <w:r>
-        <w:t>Fórmula:</w:t>
-      </w:r>
-    </w:p>
-    <w:p>
-      <w:r>
-        <w:t xml:space="preserve">CEP = (1 + </w:t>
-      </w:r>
-      <w:proofErr w:type="spellStart"/>
-      <w:r>
-        <w:t>g_real</w:t>
-      </w:r>
-      <w:proofErr w:type="spellEnd"/>
-      <w:r>
-        <w:t xml:space="preserve">) / (1 + </w:t>
-      </w:r>
-      <w:proofErr w:type="spellStart"/>
-      <w:r>
-        <w:t>ρ_soberano</w:t>
-      </w:r>
-      <w:proofErr w:type="spellEnd"/>
-      <w:r>
-        <w:t>)</w:t>
-      </w:r>
-    </w:p>
-    <w:p/>
-    <w:p>
-      <w:r>
-        <w:t>Teoría:</w:t>
-      </w:r>
-    </w:p>
-    <w:p>
-      <w:r>
-        <w:t>El CEP relaciona el crecimiento real del PIB con el riesgo soberano. Un CEP &gt; 1 indica que el crecimiento económico supera el riesgo político. Un CEP &lt; 1 sugiere que el riesgo político está frenando el crecimiento.</w:t>
-      </w:r>
-    </w:p>
-    <w:p/>
-    <w:p>
-      <w:r>
-        <w:t>Ejemplo de aplicación:</w:t>
-      </w:r>
-    </w:p>
-    <w:p>
-      <w:r>
-        <w:t xml:space="preserve">Si </w:t>
-      </w:r>
-      <w:proofErr w:type="spellStart"/>
-      <w:r>
-        <w:t>g_real</w:t>
-      </w:r>
-      <w:proofErr w:type="spellEnd"/>
-      <w:r>
-        <w:t xml:space="preserve"> = 0,04 y </w:t>
-      </w:r>
-      <w:proofErr w:type="spellStart"/>
-      <w:r>
-        <w:t>ρ_soberano</w:t>
-      </w:r>
-      <w:proofErr w:type="spellEnd"/>
-      <w:r>
-        <w:t xml:space="preserve"> = 0,7193, entonces CEP = (1 + 0,04) / (1 + 0,7193) = 1,04 / 1,7193 = 0,604. Esto indica que el riesgo soberano es mayor que el crecimiento económico.</w:t>
-      </w:r>
-    </w:p>
-    <w:p/>
-    <w:p>
-      <w:r>
-        <w:t>---</w:t>
-      </w:r>
-    </w:p>
-    <w:p/>
-    <w:p>
-      <w:r>
-        <w:t>2.3. Factor de Sostenibilidad Fiscal (FSF)</w:t>
-      </w:r>
-    </w:p>
-    <w:p/>
-    <w:p>
-      <w:r>
-        <w:t>Problema que resuelve: Medir la capacidad de un país para mantener su nivel de deuda sin comprometer su estabilidad.</w:t>
-      </w:r>
-    </w:p>
-    <w:p/>
-    <w:p>
-      <w:r>
-        <w:t>Fórmula:</w:t>
-      </w:r>
-    </w:p>
-    <w:p>
-      <w:r>
-        <w:t xml:space="preserve">FSF = (1 + </w:t>
-      </w:r>
-      <w:proofErr w:type="spellStart"/>
-      <w:r>
-        <w:t>g_real</w:t>
-      </w:r>
-      <w:proofErr w:type="spellEnd"/>
-      <w:r>
-        <w:t>) / (</w:t>
-      </w:r>
-      <w:proofErr w:type="spellStart"/>
-      <w:r>
-        <w:t>i_nacional</w:t>
-      </w:r>
-      <w:proofErr w:type="spellEnd"/>
-      <w:r>
-        <w:t xml:space="preserve"> + </w:t>
-      </w:r>
-      <w:proofErr w:type="spellStart"/>
-      <w:r>
-        <w:t>ρ_soberano</w:t>
-      </w:r>
-      <w:proofErr w:type="spellEnd"/>
-      <w:r>
-        <w:t>)</w:t>
-      </w:r>
-    </w:p>
-    <w:p/>
-    <w:p>
-      <w:r>
-        <w:t>Teoría:</w:t>
-      </w:r>
-    </w:p>
-    <w:p>
-      <w:r>
-        <w:t>El FSF compara el crecimiento económico con el costo del endeudamiento (tasa de interés + riesgo soberano). Un FSF &gt; 1 indica que la economía crece más rápido que el costo de su deuda, lo que hace sostenible la deuda. Un FSF &lt; 1 sugiere que la deuda es insostenible.</w:t>
-      </w:r>
-    </w:p>
-    <w:p/>
-    <w:p>
-      <w:r>
-        <w:t>Ejemplo de aplicación:</w:t>
-      </w:r>
-    </w:p>
-    <w:p>
-      <w:r>
-        <w:t xml:space="preserve">Si </w:t>
-      </w:r>
-      <w:proofErr w:type="spellStart"/>
-      <w:r>
-        <w:t>g_real</w:t>
-      </w:r>
-      <w:proofErr w:type="spellEnd"/>
-      <w:r>
-        <w:t xml:space="preserve"> = 0,04, </w:t>
-      </w:r>
-      <w:proofErr w:type="spellStart"/>
-      <w:r>
-        <w:t>i_nacional</w:t>
-      </w:r>
-      <w:proofErr w:type="spellEnd"/>
-      <w:r>
-        <w:t xml:space="preserve"> = 0,5938 y </w:t>
-      </w:r>
-      <w:proofErr w:type="spellStart"/>
-      <w:r>
-        <w:t>ρ_soberano</w:t>
-      </w:r>
-      <w:proofErr w:type="spellEnd"/>
-      <w:r>
-        <w:t xml:space="preserve"> = 0,7193, entonces FSF = 1,04 / (0,5938 + 0,7193) = 1,04 / 1,3131 = 0,792. Esto indica que el costo de la deuda supera al crecimiento.</w:t>
-      </w:r>
-    </w:p>
-    <w:p/>
-    <w:p>
-      <w:r>
-        <w:t>---</w:t>
-      </w:r>
-    </w:p>
-    <w:p/>
-    <w:p>
-      <w:r>
-        <w:t>2.4. Índice de Competitividad Cambiaria (ICC)</w:t>
-      </w:r>
-    </w:p>
-    <w:p/>
-    <w:p>
-      <w:r>
-        <w:t>Problema que resuelve: Medir la competitividad de una moneda en el mercado internacional, ajustada por inflación y riesgo.</w:t>
-      </w:r>
-    </w:p>
-    <w:p/>
-    <w:p>
-      <w:r>
-        <w:t>Fórmula:</w:t>
-      </w:r>
-    </w:p>
-    <w:p>
-      <w:r>
-        <w:t xml:space="preserve">ICC = (1 + π) / (1 + </w:t>
-      </w:r>
-      <w:proofErr w:type="spellStart"/>
-      <w:r>
-        <w:t>i_nacional</w:t>
-      </w:r>
-      <w:proofErr w:type="spellEnd"/>
-      <w:r>
-        <w:t>)</w:t>
-      </w:r>
-    </w:p>
-    <w:p/>
-    <w:p>
-      <w:r>
-        <w:t>Teoría:</w:t>
-      </w:r>
-    </w:p>
-    <w:p>
-      <w:r>
-        <w:t>El ICC compara la inflación con la tasa de interés nacional. Un ICC &gt; 1 indica que la inflación supera a la tasa de interés, lo que reduce el poder adquisitivo y la competitividad de la moneda. Un ICC &lt; 1 sugiere que la tasa de interés controla la inflación.</w:t>
-      </w:r>
-    </w:p>
-    <w:p/>
-    <w:p>
-      <w:r>
-        <w:t>Ejemplo de aplicación:</w:t>
-      </w:r>
-    </w:p>
-    <w:p>
-      <w:r>
-        <w:t xml:space="preserve">Si π = 5,76 y </w:t>
-      </w:r>
-      <w:proofErr w:type="spellStart"/>
-      <w:r>
-        <w:t>i_nacional</w:t>
-      </w:r>
-      <w:proofErr w:type="spellEnd"/>
-      <w:r>
-        <w:t xml:space="preserve"> = 0,5938, entonces ICC = (1 + 5,76) / (1 + 0,5938) = 6,76 / 1,5938 = 4,24. Esto indica que la inflación es 4,24 veces mayor que la tasa de interés.</w:t>
-      </w:r>
-    </w:p>
-    <w:p/>
-    <w:p>
-      <w:r>
-        <w:t>---</w:t>
-      </w:r>
-    </w:p>
-    <w:p/>
-    <w:p>
-      <w:r>
-        <w:t>2.5. Coeficiente de Riesgo-País Efectivo (CRPE)</w:t>
-      </w:r>
-    </w:p>
-    <w:p/>
-    <w:p>
-      <w:r>
-        <w:t>Problema que resuelve: Medir el riesgo soberano efectivo, ajustado por el crecimiento y la inflación.</w:t>
-      </w:r>
-    </w:p>
-    <w:p/>
-    <w:p>
-      <w:r>
-        <w:t>Fórmula:</w:t>
-      </w:r>
-    </w:p>
-    <w:p>
-      <w:r>
-        <w:t xml:space="preserve">CRPE = </w:t>
-      </w:r>
-      <w:proofErr w:type="spellStart"/>
-      <w:r>
-        <w:t>ρ_soberano</w:t>
-      </w:r>
-      <w:proofErr w:type="spellEnd"/>
-      <w:r>
-        <w:t xml:space="preserve"> × (1 + π) / (1 + </w:t>
-      </w:r>
-      <w:proofErr w:type="spellStart"/>
-      <w:r>
-        <w:t>g_real</w:t>
-      </w:r>
-      <w:proofErr w:type="spellEnd"/>
-      <w:r>
-        <w:t>)</w:t>
-      </w:r>
-    </w:p>
-    <w:p/>
-    <w:p>
-      <w:r>
-        <w:t>Teoría:</w:t>
-      </w:r>
-    </w:p>
-    <w:p>
-      <w:r>
-        <w:t>El CRPE ajusta el riesgo soberano por la inflación y el crecimiento. Un CRPE alto indica que el riesgo está siendo amplificado por la inflación. Un CRPE bajo sugiere que el crecimiento está mitigando el riesgo.</w:t>
-      </w:r>
-    </w:p>
-    <w:p/>
-    <w:p>
-      <w:r>
-        <w:t>Ejemplo de aplicación:</w:t>
-      </w:r>
-    </w:p>
-    <w:p>
-      <w:r>
-        <w:t xml:space="preserve">Si </w:t>
-      </w:r>
-      <w:proofErr w:type="spellStart"/>
-      <w:r>
-        <w:t>ρ_soberano</w:t>
-      </w:r>
-      <w:proofErr w:type="spellEnd"/>
-      <w:r>
-        <w:t xml:space="preserve"> = 0,7193, π = 5,76 y </w:t>
-      </w:r>
-      <w:proofErr w:type="spellStart"/>
-      <w:r>
-        <w:t>g_real</w:t>
-      </w:r>
-      <w:proofErr w:type="spellEnd"/>
-      <w:r>
-        <w:t xml:space="preserve"> = 0,04, entonces CRPE = 0,7193 × (6,76 / 1,04) = 0,7193 × 6,5 = 4,675. Esto indica que el riesgo efectivo es 4,675 veces mayor que el riesgo nominal.</w:t>
-      </w:r>
-    </w:p>
-    <w:p/>
-    <w:p>
-      <w:r>
-        <w:t>---</w:t>
-      </w:r>
-    </w:p>
-    <w:p/>
-    <w:p>
-      <w:r>
-        <w:t>2.6. Índice de Confianza Inversora (ICI)</w:t>
-      </w:r>
-    </w:p>
-    <w:p/>
-    <w:p>
-      <w:r>
-        <w:t>Problema que resuelve: Medir la confianza de los inversores en un país, basada en el diferencial de tasas y el riesgo.</w:t>
-      </w:r>
-    </w:p>
-    <w:p/>
-    <w:p>
-      <w:r>
-        <w:t>Fórmula:</w:t>
-      </w:r>
-    </w:p>
-    <w:p>
-      <w:r>
-        <w:t xml:space="preserve">ICI = (1 + </w:t>
-      </w:r>
-      <w:proofErr w:type="spellStart"/>
-      <w:r>
-        <w:t>i_nacional</w:t>
-      </w:r>
-      <w:proofErr w:type="spellEnd"/>
-      <w:r>
-        <w:t xml:space="preserve">) / ((1 + </w:t>
-      </w:r>
-      <w:proofErr w:type="spellStart"/>
-      <w:r>
-        <w:t>i_internacional</w:t>
-      </w:r>
-      <w:proofErr w:type="spellEnd"/>
-      <w:r>
-        <w:t xml:space="preserve">) × (1 + </w:t>
-      </w:r>
-      <w:proofErr w:type="spellStart"/>
-      <w:r>
-        <w:t>ρ_soberano</w:t>
-      </w:r>
-      <w:proofErr w:type="spellEnd"/>
-      <w:r>
-        <w:t>))</w:t>
-      </w:r>
-    </w:p>
-    <w:p/>
-    <w:p>
-      <w:r>
-        <w:t>Teoría:</w:t>
-      </w:r>
-    </w:p>
-    <w:p>
-      <w:r>
-        <w:t>El ICI compara el rendimiento nacional (</w:t>
-      </w:r>
-      <w:proofErr w:type="spellStart"/>
-      <w:r>
-        <w:t>i_nacional</w:t>
-      </w:r>
-      <w:proofErr w:type="spellEnd"/>
-      <w:r>
-        <w:t>) con el rendimiento internacional ajustado por riesgo. Un ICI &gt; 1 indica que el país ofrece un rendimiento atractivo. Un ICI &lt; 1 sugiere que el riesgo no compensa el rendimiento.</w:t>
-      </w:r>
-    </w:p>
-    <w:p/>
-    <w:p>
-      <w:r>
-        <w:t>Ejemplo de aplicación:</w:t>
-      </w:r>
-    </w:p>
-    <w:p>
-      <w:r>
-        <w:t xml:space="preserve">Si </w:t>
-      </w:r>
-      <w:proofErr w:type="spellStart"/>
-      <w:r>
-        <w:t>i_nacional</w:t>
-      </w:r>
-      <w:proofErr w:type="spellEnd"/>
-      <w:r>
-        <w:t xml:space="preserve"> = 0,5938, </w:t>
-      </w:r>
-      <w:proofErr w:type="spellStart"/>
-      <w:r>
-        <w:t>i_internacional</w:t>
-      </w:r>
-      <w:proofErr w:type="spellEnd"/>
-      <w:r>
-        <w:t xml:space="preserve"> = 0,035 y </w:t>
-      </w:r>
-      <w:proofErr w:type="spellStart"/>
-      <w:r>
-        <w:t>ρ_soberano</w:t>
-      </w:r>
-      <w:proofErr w:type="spellEnd"/>
-      <w:r>
-        <w:t xml:space="preserve"> = 0,7193, entonces ICI = 1,5938 / (1,035 × 1,7193) = 1,5938 / 1,779 = 0,895. Esto indica que el rendimiento no compensa completamente el riesgo.</w:t>
-      </w:r>
-    </w:p>
-    <w:p/>
-    <w:p>
-      <w:r>
-        <w:t>---</w:t>
-      </w:r>
-    </w:p>
-    <w:p/>
-    <w:p>
-      <w:r>
-        <w:t>2.7. Factor de Estabilidad Social (FES)</w:t>
-      </w:r>
-    </w:p>
-    <w:p/>
-    <w:p>
-      <w:r>
-        <w:t>Problema que resuelve: Medir el impacto de la estabilidad social en la credibilidad del país.</w:t>
-      </w:r>
-    </w:p>
-    <w:p/>
-    <w:p>
-      <w:r>
-        <w:t>Fórmula:</w:t>
-      </w:r>
-    </w:p>
-    <w:p>
-      <w:r>
-        <w:t xml:space="preserve">FES = (1 + </w:t>
-      </w:r>
-      <w:proofErr w:type="spellStart"/>
-      <w:r>
-        <w:t>g_real</w:t>
-      </w:r>
-      <w:proofErr w:type="spellEnd"/>
-      <w:r>
-        <w:t>) / (1 + π)</w:t>
-      </w:r>
-    </w:p>
-    <w:p/>
-    <w:p>
-      <w:r>
-        <w:t>Teoría:</w:t>
-      </w:r>
-    </w:p>
-    <w:p>
-      <w:r>
-        <w:t>El FES compara el crecimiento con la inflación. Un FES &gt; 1 indica que el crecimiento supera a la inflación, lo que genera estabilidad social. Un FES &lt; 1 sugiere que la inflación erosiona el crecimiento, generando inestabilidad.</w:t>
-      </w:r>
-    </w:p>
-    <w:p/>
-    <w:p>
-      <w:r>
-        <w:t>Ejemplo de aplicación:</w:t>
-      </w:r>
-    </w:p>
-    <w:p>
-      <w:r>
-        <w:t xml:space="preserve">Si </w:t>
-      </w:r>
-      <w:proofErr w:type="spellStart"/>
-      <w:r>
-        <w:t>g_real</w:t>
-      </w:r>
-      <w:proofErr w:type="spellEnd"/>
-      <w:r>
-        <w:t xml:space="preserve"> = 0,04 y π = 5,76, entonces FES = 1,04 / 6,76 = 0,153. Esto indica que la inflación es 6,5 veces mayor que el crecimiento.</w:t>
-      </w:r>
-    </w:p>
-    <w:p/>
-    <w:p>
-      <w:r>
-        <w:t>---</w:t>
-      </w:r>
-    </w:p>
-    <w:p/>
-    <w:p>
-      <w:r>
-        <w:t>2.8. Coeficiente de Eficiencia Fiscal (CEF)</w:t>
-      </w:r>
-    </w:p>
-    <w:p/>
-    <w:p>
-      <w:r>
-        <w:t>Problema que resuelve: Medir la eficiencia del Estado en la gestión de sus finanzas.</w:t>
-      </w:r>
-    </w:p>
-    <w:p/>
-    <w:p>
-      <w:r>
-        <w:t>Fórmula:</w:t>
-      </w:r>
-    </w:p>
-    <w:p>
-      <w:r>
-        <w:t xml:space="preserve">CEF = (1 + </w:t>
-      </w:r>
-      <w:proofErr w:type="spellStart"/>
-      <w:r>
-        <w:t>g_real</w:t>
-      </w:r>
-      <w:proofErr w:type="spellEnd"/>
-      <w:r>
-        <w:t xml:space="preserve">) / (1 + </w:t>
-      </w:r>
-      <w:proofErr w:type="spellStart"/>
-      <w:r>
-        <w:t>i_nacional</w:t>
-      </w:r>
-      <w:proofErr w:type="spellEnd"/>
-      <w:r>
-        <w:t>)</w:t>
-      </w:r>
-    </w:p>
-    <w:p/>
-    <w:p>
-      <w:r>
-        <w:t>Teoría:</w:t>
-      </w:r>
-    </w:p>
-    <w:p>
-      <w:r>
-        <w:t>El CEF compara el crecimiento económico con el costo del endeudamiento nacional. Un CEF &gt; 1 indica que el crecimiento supera el costo de la deuda. Un CEF &lt; 1 sugiere que el costo de la deuda está frenando el crecimiento.</w:t>
-      </w:r>
-    </w:p>
-    <w:p/>
-    <w:p>
-      <w:r>
-        <w:t>Ejemplo de aplicación:</w:t>
-      </w:r>
-    </w:p>
-    <w:p>
-      <w:r>
-        <w:t xml:space="preserve">Si </w:t>
-      </w:r>
-      <w:proofErr w:type="spellStart"/>
-      <w:r>
-        <w:t>g_real</w:t>
-      </w:r>
-      <w:proofErr w:type="spellEnd"/>
-      <w:r>
-        <w:t xml:space="preserve"> = 0,04 y </w:t>
-      </w:r>
-      <w:proofErr w:type="spellStart"/>
-      <w:r>
-        <w:t>i_nacional</w:t>
-      </w:r>
-      <w:proofErr w:type="spellEnd"/>
-      <w:r>
-        <w:t xml:space="preserve"> = 0,5938, entonces CEF = 1,04 / 1,5938 = 0,652. Esto indica que el costo de la deuda supera al crecimiento.</w:t>
-      </w:r>
-    </w:p>
-    <w:p/>
-    <w:p>
-      <w:r>
-        <w:t>---</w:t>
-      </w:r>
-    </w:p>
-    <w:p/>
-    <w:p>
-      <w:r>
-        <w:t>2.9. Índice de Riesgo Soberano Real (IRSR)</w:t>
-      </w:r>
-    </w:p>
-    <w:p/>
-    <w:p>
-      <w:r>
-        <w:t>Problema que resuelve: Medir el riesgo soberano ajustado por inflación y crecimiento.</w:t>
-      </w:r>
-    </w:p>
-    <w:p/>
-    <w:p>
-      <w:r>
-        <w:t>Fórmula:</w:t>
-      </w:r>
-    </w:p>
-    <w:p>
-      <w:r>
-        <w:t xml:space="preserve">IRSR = </w:t>
-      </w:r>
-      <w:proofErr w:type="spellStart"/>
-      <w:r>
-        <w:t>ρ_soberano</w:t>
-      </w:r>
-      <w:proofErr w:type="spellEnd"/>
-      <w:r>
-        <w:t xml:space="preserve"> × (1 + π) / (1 + </w:t>
-      </w:r>
-      <w:proofErr w:type="spellStart"/>
-      <w:r>
-        <w:t>i_nacional</w:t>
-      </w:r>
-      <w:proofErr w:type="spellEnd"/>
-      <w:r>
-        <w:t>)</w:t>
-      </w:r>
-    </w:p>
-    <w:p/>
-    <w:p>
-      <w:r>
-        <w:t>Teoría:</w:t>
-      </w:r>
-    </w:p>
-    <w:p>
-      <w:r>
-        <w:t>El IRSR ajusta el riesgo soberano por la inflación y la tasa de interés nacional. Un IRSR alto indica que el riesgo está siendo amplificado por la inflación. Un IRSR bajo sugiere que la tasa de interés está controlando el riesgo.</w:t>
-      </w:r>
-    </w:p>
-    <w:p/>
-    <w:p>
-      <w:r>
-        <w:t>Ejemplo de aplicación:</w:t>
-      </w:r>
-    </w:p>
-    <w:p>
-      <w:r>
-        <w:t xml:space="preserve">Si </w:t>
-      </w:r>
-      <w:proofErr w:type="spellStart"/>
-      <w:r>
-        <w:t>ρ_soberano</w:t>
-      </w:r>
-      <w:proofErr w:type="spellEnd"/>
-      <w:r>
-        <w:t xml:space="preserve"> = 0,7193, π = 5,76 y </w:t>
-      </w:r>
-      <w:proofErr w:type="spellStart"/>
-      <w:r>
-        <w:t>i_nacional</w:t>
-      </w:r>
-      <w:proofErr w:type="spellEnd"/>
-      <w:r>
-        <w:t xml:space="preserve"> = 0,5938, entonces IRSR = 0,7193 × (6,76 / 1,5938) = 0,7193 × 4,24 = 3,05. Esto indica que el riesgo real es 3,05 veces mayor que el riesgo nominal.</w:t>
-      </w:r>
-    </w:p>
-    <w:p/>
-    <w:p>
-      <w:r>
-        <w:t>---</w:t>
-      </w:r>
-    </w:p>
-    <w:p/>
-    <w:p>
-      <w:r>
-        <w:t>2.10. Factor de Confianza Institucional (FCI)</w:t>
-      </w:r>
-    </w:p>
-    <w:p/>
-    <w:p>
-      <w:r>
-        <w:t>Problema que resuelve: Medir el nivel de confianza en las instituciones de un país.</w:t>
-      </w:r>
-    </w:p>
-    <w:p/>
-    <w:p>
-      <w:r>
-        <w:t>Fórmula:</w:t>
-      </w:r>
-    </w:p>
-    <w:p>
-      <w:r>
-        <w:t xml:space="preserve">FCI = 1 / (1 + </w:t>
-      </w:r>
-      <w:proofErr w:type="spellStart"/>
-      <w:r>
-        <w:t>ρ_soberano</w:t>
-      </w:r>
-      <w:proofErr w:type="spellEnd"/>
-      <w:r>
-        <w:t>)</w:t>
-      </w:r>
-    </w:p>
-    <w:p/>
-    <w:p>
-      <w:r>
-        <w:t>Teoría:</w:t>
-      </w:r>
-    </w:p>
-    <w:p>
-      <w:r>
-        <w:t>El FCI es el inverso del riesgo soberano. Un FCI alto indica alta confianza institucional. Un FCI bajo sugiere desconfianza.</w:t>
-      </w:r>
-    </w:p>
-    <w:p/>
-    <w:p>
-      <w:r>
-        <w:t>Ejemplo de aplicación:</w:t>
-      </w:r>
-    </w:p>
-    <w:p>
-      <w:r>
-        <w:t xml:space="preserve">Si </w:t>
-      </w:r>
-      <w:proofErr w:type="spellStart"/>
-      <w:r>
-        <w:t>ρ_soberano</w:t>
-      </w:r>
-      <w:proofErr w:type="spellEnd"/>
-      <w:r>
-        <w:t xml:space="preserve"> = 0,7193, entonces FCI = 1 / 1,7193 = 0,581. Esto indica que la confianza institucional es moderadamente baja.</w:t>
-      </w:r>
-    </w:p>
-    <w:p/>
-    <w:p>
-      <w:r>
-        <w:t>---</w:t>
-      </w:r>
-    </w:p>
-    <w:p/>
-    <w:p>
-      <w:r>
-        <w:t>2.11. Índice de Estabilidad Macroeconómica (IEM)</w:t>
-      </w:r>
-    </w:p>
-    <w:p/>
-    <w:p>
-      <w:r>
-        <w:t>Problema que resuelve: Medir la estabilidad macroeconómica de un país.</w:t>
-      </w:r>
-    </w:p>
-    <w:p/>
-    <w:p>
-      <w:r>
-        <w:t>Fórmula:</w:t>
-      </w:r>
-    </w:p>
-    <w:p>
-      <w:r>
-        <w:t xml:space="preserve">IEM = (1 + </w:t>
-      </w:r>
-      <w:proofErr w:type="spellStart"/>
-      <w:r>
-        <w:t>g_real</w:t>
-      </w:r>
-      <w:proofErr w:type="spellEnd"/>
-      <w:r>
-        <w:t xml:space="preserve">) / ((1 + π) × (1 + </w:t>
-      </w:r>
-      <w:proofErr w:type="spellStart"/>
-      <w:r>
-        <w:t>ρ_soberano</w:t>
-      </w:r>
-      <w:proofErr w:type="spellEnd"/>
-      <w:r>
-        <w:t>))</w:t>
-      </w:r>
-    </w:p>
-    <w:p/>
-    <w:p>
-      <w:r>
-        <w:t>Teoría:</w:t>
-      </w:r>
-    </w:p>
-    <w:p>
-      <w:r>
-        <w:t>El IEM integra crecimiento, inflación y riesgo soberano. Un IEM &gt; 1 indica estabilidad. Un IEM &lt; 1 sugiere inestabilidad.</w:t>
-      </w:r>
-    </w:p>
-    <w:p/>
-    <w:p>
-      <w:r>
-        <w:t>Ejemplo de aplicación:</w:t>
-      </w:r>
-    </w:p>
-    <w:p>
-      <w:r>
-        <w:t xml:space="preserve">Si </w:t>
-      </w:r>
-      <w:proofErr w:type="spellStart"/>
-      <w:r>
-        <w:t>g_real</w:t>
-      </w:r>
-      <w:proofErr w:type="spellEnd"/>
-      <w:r>
-        <w:t xml:space="preserve"> = 0,04, π = 5,76 y </w:t>
-      </w:r>
-      <w:proofErr w:type="spellStart"/>
-      <w:r>
-        <w:t>ρ_soberano</w:t>
-      </w:r>
-      <w:proofErr w:type="spellEnd"/>
-      <w:r>
-        <w:t xml:space="preserve"> = 0,7193, entonces IEM = 1,04 / (6,76 × 1,7193) = 1,04 / 11,62 = 0,0895. Esto indica que la estabilidad macroeconómica es baja.</w:t>
-      </w:r>
-    </w:p>
-    <w:p/>
-    <w:p>
-      <w:r>
-        <w:t>---</w:t>
-      </w:r>
-    </w:p>
-    <w:p/>
-    <w:p>
-      <w:r>
-        <w:t>2.12. Coeficiente de Riesgo de Default (CRD)</w:t>
-      </w:r>
-    </w:p>
-    <w:p/>
-    <w:p>
-      <w:r>
-        <w:t>Problema que resuelve: Medir el riesgo de default de un país, basado en el costo del endeudamiento.</w:t>
-      </w:r>
-    </w:p>
-    <w:p/>
-    <w:p>
-      <w:r>
-        <w:t>Fórmula:</w:t>
-      </w:r>
-    </w:p>
-    <w:p>
-      <w:r>
-        <w:t>CRD = (</w:t>
-      </w:r>
-      <w:proofErr w:type="spellStart"/>
-      <w:r>
-        <w:t>i_nacional</w:t>
-      </w:r>
-      <w:proofErr w:type="spellEnd"/>
-      <w:r>
-        <w:t xml:space="preserve"> + </w:t>
-      </w:r>
-      <w:proofErr w:type="spellStart"/>
-      <w:r>
-        <w:t>ρ_soberano</w:t>
-      </w:r>
-      <w:proofErr w:type="spellEnd"/>
-      <w:r>
-        <w:t xml:space="preserve">) / (1 + </w:t>
-      </w:r>
-      <w:proofErr w:type="spellStart"/>
-      <w:r>
-        <w:t>g_real</w:t>
-      </w:r>
-      <w:proofErr w:type="spellEnd"/>
-      <w:r>
-        <w:t>)</w:t>
-      </w:r>
-    </w:p>
-    <w:p/>
-    <w:p>
-      <w:r>
-        <w:t>Teoría:</w:t>
-      </w:r>
-    </w:p>
-    <w:p>
-      <w:r>
-        <w:t>El CRD compara el costo del endeudamiento con el crecimiento. Un CRD &gt; 1 indica alto riesgo de default. Un CRD &lt; 1 sugiere bajo riesgo.</w:t>
-      </w:r>
-    </w:p>
-    <w:p/>
-    <w:p>
-      <w:r>
-        <w:t>Ejemplo de aplicación:</w:t>
-      </w:r>
-    </w:p>
-    <w:p>
-      <w:r>
-        <w:t xml:space="preserve">Si </w:t>
-      </w:r>
-      <w:proofErr w:type="spellStart"/>
-      <w:r>
-        <w:t>i_nacional</w:t>
-      </w:r>
-      <w:proofErr w:type="spellEnd"/>
-      <w:r>
-        <w:t xml:space="preserve"> = 0,5938, </w:t>
-      </w:r>
-      <w:proofErr w:type="spellStart"/>
-      <w:r>
-        <w:t>ρ_soberano</w:t>
-      </w:r>
-      <w:proofErr w:type="spellEnd"/>
-      <w:r>
-        <w:t xml:space="preserve"> = 0,7193 y </w:t>
-      </w:r>
-      <w:proofErr w:type="spellStart"/>
-      <w:r>
-        <w:t>g_real</w:t>
-      </w:r>
-      <w:proofErr w:type="spellEnd"/>
-      <w:r>
-        <w:t xml:space="preserve"> = 0,04, entonces CRD = (0,5938 + 0,7193) / 1,04 = 1,3131 / 1,04 = 1,262. Esto indica que el riesgo de default es alto.</w:t>
-      </w:r>
-    </w:p>
-    <w:p/>
-    <w:p>
-      <w:r>
-        <w:t>---</w:t>
-      </w:r>
-    </w:p>
-    <w:p/>
-    <w:p>
-      <w:r>
-        <w:t>2.13. Factor de Atracción de Inversión Extranjera (FAIE)</w:t>
-      </w:r>
-    </w:p>
-    <w:p/>
-    <w:p>
-      <w:r>
-        <w:t>Problema que resuelve: Medir la capacidad de un país para atraer inversión extranjera.</w:t>
-      </w:r>
-    </w:p>
-    <w:p/>
-    <w:p>
-      <w:r>
-        <w:t>Fórmula:</w:t>
-      </w:r>
-    </w:p>
-    <w:p>
-      <w:r>
-        <w:t xml:space="preserve">FAIE = (1 + </w:t>
-      </w:r>
-      <w:proofErr w:type="spellStart"/>
-      <w:r>
-        <w:t>i_nacional</w:t>
-      </w:r>
-      <w:proofErr w:type="spellEnd"/>
-      <w:r>
-        <w:t xml:space="preserve">) / ((1 + </w:t>
-      </w:r>
-      <w:proofErr w:type="spellStart"/>
-      <w:r>
-        <w:t>i_internacional</w:t>
-      </w:r>
-      <w:proofErr w:type="spellEnd"/>
-      <w:r>
-        <w:t>) × (1 + π))</w:t>
-      </w:r>
-    </w:p>
-    <w:p/>
-    <w:p>
-      <w:r>
-        <w:t>Teoría:</w:t>
-      </w:r>
-    </w:p>
-    <w:p>
-      <w:r>
-        <w:t>El FAIE compara el rendimiento nacional con el rendimiento internacional ajustado por inflación. Un FAIE &gt; 1 indica que el país es atractivo para la inversión. Un FAIE &lt; 1 sugiere que la inflación reduce el atractivo.</w:t>
-      </w:r>
-    </w:p>
-    <w:p/>
-    <w:p>
-      <w:r>
-        <w:t>Ejemplo de aplicación:</w:t>
-      </w:r>
-    </w:p>
-    <w:p>
-      <w:r>
-        <w:t xml:space="preserve">Si </w:t>
-      </w:r>
-      <w:proofErr w:type="spellStart"/>
-      <w:r>
-        <w:t>i_nacional</w:t>
-      </w:r>
-      <w:proofErr w:type="spellEnd"/>
-      <w:r>
-        <w:t xml:space="preserve"> = 0,5938, </w:t>
-      </w:r>
-      <w:proofErr w:type="spellStart"/>
-      <w:r>
-        <w:t>i_internacional</w:t>
-      </w:r>
-      <w:proofErr w:type="spellEnd"/>
-      <w:r>
-        <w:t xml:space="preserve"> = 0,035 y π = 5,76, entonces FAIE = 1,5938 / (1,035 × 6,76) = 1,5938 / 6,996 = 0,227. Esto indica que la inversión extranjera es poco atractiva.</w:t>
-      </w:r>
-    </w:p>
-    <w:p/>
-    <w:p>
-      <w:r>
-        <w:t>---</w:t>
-      </w:r>
-    </w:p>
-    <w:p/>
-    <w:p>
-      <w:r>
-        <w:t>2.14. Multiplicador de Confianza (MC)</w:t>
-      </w:r>
-    </w:p>
-    <w:p/>
-    <w:p>
-      <w:r>
-        <w:t>Problema que resuelve: Cuantificar el impacto de la confianza institucional en el valor de la moneda.</w:t>
-      </w:r>
-    </w:p>
-    <w:p/>
-    <w:p>
-      <w:r>
-        <w:t>Fórmula:</w:t>
-      </w:r>
-    </w:p>
-    <w:p>
-      <w:r>
-        <w:t xml:space="preserve">MC = Φ / </w:t>
-      </w:r>
-      <w:proofErr w:type="spellStart"/>
-      <w:r>
-        <w:t>R_reval_sin_deuda</w:t>
-      </w:r>
-      <w:proofErr w:type="spellEnd"/>
-    </w:p>
-    <w:p/>
-    <w:p>
-      <w:r>
-        <w:t>Teoría:</w:t>
-      </w:r>
-    </w:p>
-    <w:p>
-      <w:r>
-        <w:t>El MC mide cuánto aporta la confianza institucional por unidad de revalorización. Un MC alto indica que la confianza es un factor clave.</w:t>
-      </w:r>
-    </w:p>
-    <w:p/>
-    <w:p>
-      <w:r>
-        <w:t>Ejemplo de aplicación:</w:t>
-      </w:r>
-    </w:p>
-    <w:p>
-      <w:r>
-        <w:t xml:space="preserve">Si Φ = 5,81 y </w:t>
-      </w:r>
-      <w:proofErr w:type="spellStart"/>
-      <w:r>
-        <w:t>R_reval_sin_deuda</w:t>
-      </w:r>
-      <w:proofErr w:type="spellEnd"/>
-      <w:r>
-        <w:t xml:space="preserve"> = 1.276, entonces MC = 5,81 / 1.276 = 0,0045.</w:t>
-      </w:r>
-    </w:p>
-    <w:p/>
-    <w:p>
-      <w:r>
-        <w:t>---</w:t>
-      </w:r>
-    </w:p>
-    <w:p/>
-    <w:p>
-      <w:r>
-        <w:t>2.15. Índice de Sostenibilidad Económica (ISE)</w:t>
-      </w:r>
-    </w:p>
-    <w:p/>
-    <w:p>
-      <w:r>
-        <w:t>Problema que resuelve: Medir la sostenibilidad de la economía en el largo plazo.</w:t>
-      </w:r>
-    </w:p>
-    <w:p/>
-    <w:p>
-      <w:r>
-        <w:t>Fórmula:</w:t>
-      </w:r>
-    </w:p>
-    <w:p>
-      <w:r>
-        <w:t xml:space="preserve">ISE = (1 + </w:t>
-      </w:r>
-      <w:proofErr w:type="spellStart"/>
-      <w:r>
-        <w:t>g_real</w:t>
-      </w:r>
-      <w:proofErr w:type="spellEnd"/>
-      <w:r>
-        <w:t>) / ((1 + π) × Φ)</w:t>
-      </w:r>
-    </w:p>
-    <w:p/>
-    <w:p>
-      <w:r>
-        <w:t>Teoría:</w:t>
-      </w:r>
-    </w:p>
-    <w:p>
-      <w:r>
-        <w:t>El ISE integra crecimiento, inflación y confianza. Un ISE &gt; 1 indica sostenibilidad. Un ISE &lt; 1 sugiere insostenibilidad.</w:t>
-      </w:r>
-    </w:p>
-    <w:p/>
-    <w:p>
-      <w:r>
-        <w:t>Ejemplo de aplicación:</w:t>
-      </w:r>
-    </w:p>
-    <w:p>
-      <w:r>
-        <w:t xml:space="preserve">Si </w:t>
-      </w:r>
-      <w:proofErr w:type="spellStart"/>
-      <w:r>
-        <w:t>g_real</w:t>
-      </w:r>
-      <w:proofErr w:type="spellEnd"/>
-      <w:r>
-        <w:t xml:space="preserve"> = 0,04, π = 5,76 y Φ = 5,81, entonces ISE = 1,04 / (6,76 × 5,81) = 1,04 / 39,27 = 0,026. Esto indica que la economía es insostenible.</w:t>
-      </w:r>
-    </w:p>
-    <w:p/>
-    <w:p>
-      <w:r>
-        <w:t>---</w:t>
-      </w:r>
-    </w:p>
-    <w:p/>
-    <w:p>
-      <w:r>
-        <w:t>2.16. Factor de Riesgo Estructural (FRE)</w:t>
-      </w:r>
-    </w:p>
-    <w:p/>
-    <w:p>
-      <w:r>
-        <w:t>Problema que resuelve: Medir el riesgo estructural de un país.</w:t>
-      </w:r>
-    </w:p>
-    <w:p/>
-    <w:p>
-      <w:r>
-        <w:t>Fórmula:</w:t>
-      </w:r>
-    </w:p>
-    <w:p>
-      <w:r>
-        <w:t xml:space="preserve">FRE = </w:t>
-      </w:r>
-      <w:proofErr w:type="spellStart"/>
-      <w:r>
-        <w:t>ρ_soberano</w:t>
-      </w:r>
-      <w:proofErr w:type="spellEnd"/>
-      <w:r>
-        <w:t xml:space="preserve"> / Φ</w:t>
-      </w:r>
-    </w:p>
-    <w:p/>
-    <w:p>
-      <w:r>
-        <w:t>Teoría:</w:t>
-      </w:r>
-    </w:p>
-    <w:p>
-      <w:r>
-        <w:t>El FRE compara el riesgo soberano con la confianza institucional. Un FRE &gt; 1 indica que el riesgo supera la confianza. Un FRE &lt; 1 sugiere que la confianza mitiga el riesgo.</w:t>
-      </w:r>
-    </w:p>
-    <w:p/>
-    <w:p>
-      <w:r>
-        <w:t>Ejemplo de aplicación:</w:t>
-      </w:r>
-    </w:p>
-    <w:p>
-      <w:r>
-        <w:t xml:space="preserve">Si </w:t>
-      </w:r>
-      <w:proofErr w:type="spellStart"/>
-      <w:r>
-        <w:t>ρ_soberano</w:t>
-      </w:r>
-      <w:proofErr w:type="spellEnd"/>
-      <w:r>
-        <w:t xml:space="preserve"> = 0,7193 y Φ = 5,81, entonces FRE = 0,7193 / 5,81 = 0,123. Esto indica que la confianza mitiga el riesgo.</w:t>
-      </w:r>
-    </w:p>
-    <w:p/>
-    <w:p>
-      <w:r>
-        <w:t>---</w:t>
-      </w:r>
-    </w:p>
-    <w:p/>
-    <w:p>
-      <w:r>
-        <w:t>2.17. Coeficiente de Eficiencia del Respaldo (CER)</w:t>
-      </w:r>
-    </w:p>
-    <w:p/>
-    <w:p>
-      <w:r>
-        <w:t>Problema que resuelve: Medir la eficiencia con la que el respaldo estructural se convierte en valor de la moneda.</w:t>
-      </w:r>
-    </w:p>
-    <w:p/>
-    <w:p>
-      <w:r>
-        <w:t>Fórmula:</w:t>
-      </w:r>
-    </w:p>
-    <w:p>
-      <w:r>
-        <w:t xml:space="preserve">CER = </w:t>
-      </w:r>
-      <w:proofErr w:type="spellStart"/>
-      <w:r>
-        <w:t>R_reval_ajustado</w:t>
-      </w:r>
-      <w:proofErr w:type="spellEnd"/>
-      <w:r>
-        <w:t xml:space="preserve"> / (Φ × (</w:t>
-      </w:r>
-      <w:proofErr w:type="spellStart"/>
-      <w:r>
-        <w:t>PIB_Ajustado</w:t>
-      </w:r>
-      <w:proofErr w:type="spellEnd"/>
-      <w:r>
-        <w:t xml:space="preserve"> / M2))</w:t>
-      </w:r>
-    </w:p>
-    <w:p/>
-    <w:p>
-      <w:r>
-        <w:t>Teoría:</w:t>
-      </w:r>
-    </w:p>
-    <w:p>
-      <w:r>
-        <w:t>El CER mide cuánto del respaldo estructural se refleja en el valor de la moneda. Un CER alto indica alta eficiencia.</w:t>
-      </w:r>
-    </w:p>
-    <w:p/>
-    <w:p>
-      <w:r>
-        <w:t>Ejemplo de aplicación:</w:t>
-      </w:r>
-    </w:p>
-    <w:p>
-      <w:r>
-        <w:t xml:space="preserve">Si </w:t>
-      </w:r>
-      <w:proofErr w:type="spellStart"/>
-      <w:r>
-        <w:t>R_reval_ajustado</w:t>
-      </w:r>
-      <w:proofErr w:type="spellEnd"/>
-      <w:r>
-        <w:t xml:space="preserve"> = 33.111, Φ = 5,81 y </w:t>
-      </w:r>
-      <w:proofErr w:type="spellStart"/>
-      <w:r>
-        <w:t>PIB_Ajustado</w:t>
-      </w:r>
-      <w:proofErr w:type="spellEnd"/>
-      <w:r>
-        <w:t>/M2 = 90,73, entonces CER = 33.111 / (5,81 × 90,73) = 33.111 / 527,14 = 62,8.</w:t>
-      </w:r>
-    </w:p>
-    <w:p/>
-    <w:p>
-      <w:r>
-        <w:t>---</w:t>
-      </w:r>
-    </w:p>
-    <w:p/>
-    <w:p>
-      <w:r>
-        <w:t>PARTE III: LEYES FUNDAMENTALES DEL SISTEMA TBAC</w:t>
-      </w:r>
-    </w:p>
-    <w:p/>
-    <w:p>
-      <w:r>
-        <w:t>El sistema TBAC se rige por cinco leyes económicas fundamentales que garantizan su estabilidad dinámica.</w:t>
-      </w:r>
-    </w:p>
-    <w:p/>
-    <w:p>
-      <w:r>
-        <w:t>---</w:t>
-      </w:r>
-    </w:p>
-    <w:p/>
-    <w:p>
-      <w:r>
-        <w:t>3.1. Ley de Conservación del Valor de la Canasta</w:t>
-      </w:r>
-    </w:p>
-    <w:p/>
-    <w:p>
-      <w:r>
-        <w:t xml:space="preserve">Enunciado: El valor total de la canasta que respalda al TBAC (4 </w:t>
-      </w:r>
-      <w:proofErr w:type="spellStart"/>
-      <w:r>
-        <w:t>criptobonos</w:t>
-      </w:r>
-      <w:proofErr w:type="spellEnd"/>
-      <w:r>
-        <w:t xml:space="preserve"> + divisas) se conserva en ausencia de shocks externos, descontando los costos operativos.</w:t>
-      </w:r>
-    </w:p>
-    <w:p/>
-    <w:p>
-      <w:r>
-        <w:t>Ecuación:</w:t>
-      </w:r>
-    </w:p>
-    <w:p>
-      <w:r>
-        <w:t>d/</w:t>
-      </w:r>
-      <w:proofErr w:type="spellStart"/>
-      <w:r>
-        <w:t>dt</w:t>
-      </w:r>
-      <w:proofErr w:type="spellEnd"/>
-      <w:r>
-        <w:t xml:space="preserve"> [Σ </w:t>
-      </w:r>
-      <w:proofErr w:type="spellStart"/>
-      <w:r>
-        <w:t>w_i</w:t>
-      </w:r>
-      <w:proofErr w:type="spellEnd"/>
-      <w:r>
-        <w:t xml:space="preserve"> × </w:t>
-      </w:r>
-      <w:proofErr w:type="spellStart"/>
-      <w:r>
-        <w:t>A_i</w:t>
-      </w:r>
-      <w:proofErr w:type="spellEnd"/>
-      <w:r>
-        <w:t xml:space="preserve">(t) + Σ </w:t>
-      </w:r>
-      <w:proofErr w:type="spellStart"/>
-      <w:r>
-        <w:t>v_j</w:t>
-      </w:r>
-      <w:proofErr w:type="spellEnd"/>
-      <w:r>
-        <w:t xml:space="preserve"> × </w:t>
-      </w:r>
-      <w:proofErr w:type="spellStart"/>
-      <w:r>
-        <w:t>F_j</w:t>
-      </w:r>
-      <w:proofErr w:type="spellEnd"/>
-      <w:r>
-        <w:t>(t)] = σ(t) - μ(t)</w:t>
-      </w:r>
-    </w:p>
-    <w:p/>
-    <w:p>
-      <w:r>
-        <w:t>Donde:</w:t>
-      </w:r>
-    </w:p>
-    <w:p/>
-    <w:p>
-      <w:r>
-        <w:t xml:space="preserve">· </w:t>
-      </w:r>
-      <w:proofErr w:type="spellStart"/>
-      <w:r>
-        <w:t>A_i</w:t>
-      </w:r>
-      <w:proofErr w:type="spellEnd"/>
-      <w:r>
-        <w:t>(t): Valor del i-</w:t>
-      </w:r>
-      <w:proofErr w:type="spellStart"/>
-      <w:r>
-        <w:t>ésimo</w:t>
-      </w:r>
-      <w:proofErr w:type="spellEnd"/>
-      <w:r>
-        <w:t xml:space="preserve"> </w:t>
-      </w:r>
-      <w:proofErr w:type="spellStart"/>
-      <w:r>
-        <w:t>criptobono</w:t>
-      </w:r>
-      <w:proofErr w:type="spellEnd"/>
-      <w:r>
-        <w:t>.</w:t>
-      </w:r>
-    </w:p>
-    <w:p>
-      <w:r>
-        <w:t xml:space="preserve">· </w:t>
-      </w:r>
-      <w:proofErr w:type="spellStart"/>
-      <w:r>
-        <w:t>F_j</w:t>
-      </w:r>
-      <w:proofErr w:type="spellEnd"/>
-      <w:r>
-        <w:t>(t): Tipo de cambio de la j-</w:t>
-      </w:r>
-      <w:proofErr w:type="spellStart"/>
-      <w:r>
-        <w:t>ésima</w:t>
-      </w:r>
-      <w:proofErr w:type="spellEnd"/>
-      <w:r>
-        <w:t xml:space="preserve"> divisa.</w:t>
-      </w:r>
-    </w:p>
-    <w:p>
-      <w:r>
-        <w:t xml:space="preserve">· </w:t>
-      </w:r>
-      <w:proofErr w:type="spellStart"/>
-      <w:r>
-        <w:t>w_i</w:t>
-      </w:r>
-      <w:proofErr w:type="spellEnd"/>
-      <w:r>
-        <w:t xml:space="preserve">, </w:t>
-      </w:r>
-      <w:proofErr w:type="spellStart"/>
-      <w:r>
-        <w:t>v_j</w:t>
-      </w:r>
-      <w:proofErr w:type="spellEnd"/>
-      <w:r>
-        <w:t>: Ponderaciones (suman 1).</w:t>
-      </w:r>
-    </w:p>
-    <w:p>
-      <w:r>
-        <w:t>· σ(t): Ganancia del arbitraje.</w:t>
-      </w:r>
-    </w:p>
-    <w:p>
-      <w:r>
-        <w:t xml:space="preserve">· μ(t): Costos operativos (gas </w:t>
-      </w:r>
-      <w:proofErr w:type="spellStart"/>
-      <w:r>
-        <w:t>fees</w:t>
-      </w:r>
-      <w:proofErr w:type="spellEnd"/>
-      <w:r>
-        <w:t>, comisiones).</w:t>
-      </w:r>
-    </w:p>
-    <w:p/>
-    <w:p>
-      <w:r>
-        <w:t>Teoría:</w:t>
-      </w:r>
-    </w:p>
-    <w:p>
-      <w:r>
-        <w:t>Esta ley establece que el respaldo del TBAC no se destruye, solo se transforma. Las ganancias del arbitraje aumentan el valor de la canasta, mientras que los costos operativos lo reducen. En ausencia de arbitraje (σ = 0) y costos (μ = 0), la canasta se mantiene constante. Esta es una ley de conservación análoga a la conservación de la energía en física: la energía total de un sistema aislado se mantiene constante.</w:t>
-      </w:r>
-    </w:p>
-    <w:p/>
-    <w:p>
-      <w:r>
-        <w:t>Ejemplo:</w:t>
-      </w:r>
-    </w:p>
-    <w:p>
-      <w:r>
-        <w:t>Si la canasta inicial vale 142.000 millones de dólares, y el arbitraje genera 2.000 millones en un mes con costos de 500 millones, el valor de la canasta aumenta a 143.500 millones de dólares. La ganancia neta de 1.500 millones se añade al valor de la canasta.</w:t>
-      </w:r>
-    </w:p>
-    <w:p/>
-    <w:p>
-      <w:r>
-        <w:t>---</w:t>
-      </w:r>
-    </w:p>
-    <w:p/>
-    <w:p>
-      <w:r>
-        <w:t>3.2. Ley de Demanda Forzosa Exponencial</w:t>
-      </w:r>
-    </w:p>
-    <w:p/>
-    <w:p>
-      <w:r>
-        <w:t xml:space="preserve">Enunciado: La demanda de TBAC crece exponencialmente con la emisión acumulada de los </w:t>
-      </w:r>
-      <w:proofErr w:type="spellStart"/>
-      <w:r>
-        <w:t>criptobonos</w:t>
-      </w:r>
-      <w:proofErr w:type="spellEnd"/>
-      <w:r>
-        <w:t xml:space="preserve"> y las expectativas inflacionarias.</w:t>
-      </w:r>
-    </w:p>
-    <w:p/>
-    <w:p>
-      <w:r>
-        <w:t>Ecuación:</w:t>
-      </w:r>
-    </w:p>
-    <w:p>
-      <w:r>
-        <w:t xml:space="preserve">D_TBAC(t) = D_0 × </w:t>
-      </w:r>
-      <w:proofErr w:type="spellStart"/>
-      <w:r>
-        <w:t>exp</w:t>
-      </w:r>
-      <w:proofErr w:type="spellEnd"/>
-      <w:r>
-        <w:t xml:space="preserve">( ∫_{0}^{t} [ λ × Σ </w:t>
-      </w:r>
-      <w:proofErr w:type="spellStart"/>
-      <w:r>
-        <w:t>Emision_i</w:t>
-      </w:r>
-      <w:proofErr w:type="spellEnd"/>
-      <w:r>
-        <w:t>(s) + μ × π_</w:t>
-      </w:r>
-      <w:proofErr w:type="spellStart"/>
-      <w:r>
-        <w:t>esp</w:t>
-      </w:r>
-      <w:proofErr w:type="spellEnd"/>
-      <w:r>
-        <w:t xml:space="preserve">(s) + ν × d²TC/ds² ] </w:t>
-      </w:r>
-      <w:proofErr w:type="spellStart"/>
-      <w:r>
-        <w:t>ds</w:t>
-      </w:r>
-      <w:proofErr w:type="spellEnd"/>
-      <w:r>
-        <w:t xml:space="preserve"> )</w:t>
-      </w:r>
-    </w:p>
-    <w:p/>
-    <w:p>
-      <w:r>
-        <w:t>Donde:</w:t>
-      </w:r>
-    </w:p>
-    <w:p/>
-    <w:p>
-      <w:r>
-        <w:t>· D_TBAC(t): Demanda de TBAC en el tiempo t.</w:t>
-      </w:r>
-    </w:p>
-    <w:p>
-      <w:r>
-        <w:t>· D_0: Demanda inicial.</w:t>
-      </w:r>
-    </w:p>
-    <w:p>
-      <w:r>
-        <w:t xml:space="preserve">· </w:t>
-      </w:r>
-      <w:proofErr w:type="spellStart"/>
-      <w:r>
-        <w:t>Emision_i</w:t>
-      </w:r>
-      <w:proofErr w:type="spellEnd"/>
-      <w:r>
-        <w:t xml:space="preserve">(s): Tasa de emisión del </w:t>
-      </w:r>
-      <w:proofErr w:type="spellStart"/>
-      <w:r>
-        <w:t>criptobono</w:t>
-      </w:r>
-      <w:proofErr w:type="spellEnd"/>
-      <w:r>
-        <w:t xml:space="preserve"> i.</w:t>
-      </w:r>
-    </w:p>
-    <w:p>
-      <w:r>
-        <w:t>· π_</w:t>
-      </w:r>
-      <w:proofErr w:type="spellStart"/>
-      <w:r>
-        <w:t>esp</w:t>
-      </w:r>
-      <w:proofErr w:type="spellEnd"/>
-      <w:r>
-        <w:t>(s): Expectativas de inflación.</w:t>
-      </w:r>
-    </w:p>
-    <w:p>
-      <w:r>
-        <w:t>· λ, μ, ν: Coeficientes de elasticidad.</w:t>
-      </w:r>
-    </w:p>
-    <w:p>
-      <w:r>
-        <w:t>· d²TC/ds²: Aceleración del tipo de cambio.</w:t>
-      </w:r>
-    </w:p>
-    <w:p/>
-    <w:p>
-      <w:r>
-        <w:t>Teoría:</w:t>
-      </w:r>
-    </w:p>
-    <w:p>
-      <w:r>
-        <w:t xml:space="preserve">La demanda de TBAC es elástica y responde a la emisión de </w:t>
-      </w:r>
-      <w:proofErr w:type="spellStart"/>
-      <w:r>
-        <w:t>criptobonos</w:t>
-      </w:r>
-      <w:proofErr w:type="spellEnd"/>
-      <w:r>
-        <w:t xml:space="preserve"> y a las expectativas inflacionarias. Cuanto mayor sea la emisión de </w:t>
-      </w:r>
-      <w:proofErr w:type="spellStart"/>
-      <w:r>
-        <w:t>criptobonos</w:t>
-      </w:r>
-      <w:proofErr w:type="spellEnd"/>
-      <w:r>
-        <w:t>, mayor será la demanda de TBAC, lo que presiona al alza su valor. El término de aceleración del tipo de cambio d²TC/ds² captura el efecto de la volatilidad cambiaria: una aceleración positiva (depreciación acelerada) aumenta la demanda de TBAC como refugio.</w:t>
-      </w:r>
-    </w:p>
-    <w:p/>
-    <w:p>
-      <w:r>
-        <w:t>Ejemplo:</w:t>
-      </w:r>
-    </w:p>
-    <w:p>
-      <w:r>
-        <w:t xml:space="preserve">Si la emisión de </w:t>
-      </w:r>
-      <w:proofErr w:type="spellStart"/>
-      <w:r>
-        <w:t>criptobonos</w:t>
-      </w:r>
-      <w:proofErr w:type="spellEnd"/>
-      <w:r>
-        <w:t xml:space="preserve"> es constante (10.000 millones al año) y las expectativas inflacionarias son del 50% anual, la demanda de TBAC crece exponencialmente. Un incremento del 10% en la emisión puede generar un aumento del 15% en la demanda.</w:t>
-      </w:r>
-    </w:p>
-    <w:p/>
-    <w:p>
-      <w:r>
-        <w:t>---</w:t>
-      </w:r>
-    </w:p>
-    <w:p/>
-    <w:p>
-      <w:r>
-        <w:t>3.3. Ley de Retroalimentación Negativa del Déficit</w:t>
-      </w:r>
-    </w:p>
-    <w:p/>
-    <w:p>
-      <w:r>
-        <w:t>Enunciado: La revalorización del bolívar reduce automáticamente el déficit fiscal y comercial.</w:t>
-      </w:r>
-    </w:p>
-    <w:p/>
-    <w:p>
-      <w:r>
-        <w:t>Ecuación:</w:t>
-      </w:r>
-    </w:p>
-    <w:p>
-      <w:r>
-        <w:t>d(Déficit)/</w:t>
-      </w:r>
-      <w:proofErr w:type="spellStart"/>
-      <w:r>
-        <w:t>dt</w:t>
-      </w:r>
-      <w:proofErr w:type="spellEnd"/>
-      <w:r>
-        <w:t xml:space="preserve"> = -γ × ( (</w:t>
-      </w:r>
-      <w:proofErr w:type="spellStart"/>
-      <w:r>
-        <w:t>dV_TBAC</w:t>
-      </w:r>
-      <w:proofErr w:type="spellEnd"/>
-      <w:r>
-        <w:t>/</w:t>
-      </w:r>
-      <w:proofErr w:type="spellStart"/>
-      <w:r>
-        <w:t>dt</w:t>
-      </w:r>
-      <w:proofErr w:type="spellEnd"/>
-      <w:r>
-        <w:t>) / V_TBAC(t) ) × Déficit(t) × (1 + δ × C(t))² + ε(t)</w:t>
-      </w:r>
-    </w:p>
-    <w:p/>
-    <w:p>
-      <w:r>
-        <w:t>Donde:</w:t>
-      </w:r>
-    </w:p>
-    <w:p/>
-    <w:p>
-      <w:r>
-        <w:t>· γ: Coeficiente de retroalimentación.</w:t>
-      </w:r>
-    </w:p>
-    <w:p>
-      <w:r>
-        <w:t xml:space="preserve">· C(t): Cobertura del sistema (porcentaje del déficit cubierto por </w:t>
-      </w:r>
-      <w:proofErr w:type="spellStart"/>
-      <w:r>
-        <w:t>criptobonos</w:t>
-      </w:r>
-      <w:proofErr w:type="spellEnd"/>
-      <w:r>
-        <w:t>).</w:t>
-      </w:r>
-    </w:p>
-    <w:p>
-      <w:r>
-        <w:t>· ε(t): Término de error estocástico.</w:t>
-      </w:r>
-    </w:p>
-    <w:p/>
-    <w:p>
-      <w:r>
-        <w:t>Teoría:</w:t>
-      </w:r>
-    </w:p>
-    <w:p>
-      <w:r>
-        <w:t>La revalorización del bolívar (</w:t>
-      </w:r>
-      <w:proofErr w:type="spellStart"/>
-      <w:r>
-        <w:t>dV_TBAC</w:t>
-      </w:r>
-      <w:proofErr w:type="spellEnd"/>
-      <w:r>
-        <w:t>/</w:t>
-      </w:r>
-      <w:proofErr w:type="spellStart"/>
-      <w:r>
-        <w:t>dt</w:t>
-      </w:r>
-      <w:proofErr w:type="spellEnd"/>
-      <w:r>
-        <w:t xml:space="preserve"> &gt; 0) reduce el déficit. Cuanto mayor sea la tasa de apreciación, mayor será la reducción del déficit. La cobertura C(t) amplifica este efecto: si el déficit está cubierto por </w:t>
-      </w:r>
-      <w:proofErr w:type="spellStart"/>
-      <w:r>
-        <w:t>criptobonos</w:t>
-      </w:r>
-      <w:proofErr w:type="spellEnd"/>
-      <w:r>
-        <w:t>, la reducción es aún mayor. El término (1 + δ × C(t))² indica que la cobertura tiene un efecto cuadrático: a mayor cobertura, mayor reducción del déficit.</w:t>
-      </w:r>
-    </w:p>
-    <w:p/>
-    <w:p>
-      <w:r>
-        <w:t>Ejemplo:</w:t>
-      </w:r>
-    </w:p>
-    <w:p>
-      <w:r>
-        <w:t>Si V_TBAC se aprecia un 10% (</w:t>
-      </w:r>
-      <w:proofErr w:type="spellStart"/>
-      <w:r>
-        <w:t>dV_TBAC</w:t>
-      </w:r>
-      <w:proofErr w:type="spellEnd"/>
-      <w:r>
-        <w:t>/V_TBAC = 0,10) y γ = 0,5, el déficit de 7.000 millones de dólares se reduce en 0,5 × 0,10 × 7.000 × (1 + δ × C)². Si C = 0,5 y δ = 0,5, la reducción es de 0,5 × 0,10 × 7.000 × 2,25 = 787,5 millones de dólares.</w:t>
-      </w:r>
-    </w:p>
-    <w:p/>
-    <w:p>
-      <w:r>
-        <w:t>---</w:t>
-      </w:r>
-    </w:p>
-    <w:p/>
-    <w:p>
-      <w:r>
-        <w:t>3.4. Ley de Convergencia del Tipo de Cambio Real</w:t>
-      </w:r>
-    </w:p>
-    <w:p/>
-    <w:p>
-      <w:r>
-        <w:t>Enunciado: El tipo de cambio real del TBAC converge exponencialmente a la paridad de poder adquisitivo (PPA).</w:t>
-      </w:r>
-    </w:p>
-    <w:p/>
-    <w:p>
-      <w:r>
-        <w:t>Ecuación:</w:t>
-      </w:r>
-    </w:p>
-    <w:p>
-      <w:proofErr w:type="spellStart"/>
-      <w:r>
-        <w:t>TC_real</w:t>
-      </w:r>
-      <w:proofErr w:type="spellEnd"/>
-      <w:r>
-        <w:t>(t) = TC_PPA(t) + (</w:t>
-      </w:r>
-      <w:proofErr w:type="spellStart"/>
-      <w:r>
-        <w:t>TC_real</w:t>
-      </w:r>
-      <w:proofErr w:type="spellEnd"/>
-      <w:r>
-        <w:t xml:space="preserve">(0) - TC_PPA(0)) × </w:t>
-      </w:r>
-      <w:proofErr w:type="spellStart"/>
-      <w:r>
-        <w:t>exp</w:t>
-      </w:r>
-      <w:proofErr w:type="spellEnd"/>
-      <w:r>
-        <w:t xml:space="preserve">( -∫_{0}^{t} θ × E(s) × ψ(s) </w:t>
-      </w:r>
-      <w:proofErr w:type="spellStart"/>
-      <w:r>
-        <w:t>ds</w:t>
-      </w:r>
-      <w:proofErr w:type="spellEnd"/>
-      <w:r>
-        <w:t xml:space="preserve"> )</w:t>
-      </w:r>
-    </w:p>
-    <w:p/>
-    <w:p>
-      <w:r>
-        <w:t>Donde:</w:t>
-      </w:r>
-    </w:p>
-    <w:p/>
-    <w:p>
-      <w:r>
-        <w:t xml:space="preserve">· </w:t>
-      </w:r>
-      <w:proofErr w:type="spellStart"/>
-      <w:r>
-        <w:t>TC_real</w:t>
-      </w:r>
-      <w:proofErr w:type="spellEnd"/>
-      <w:r>
-        <w:t>(t): Tipo de cambio real en el tiempo t.</w:t>
-      </w:r>
-    </w:p>
-    <w:p>
-      <w:r>
-        <w:t>· TC_PPA(t): Tipo de cambio de paridad de poder adquisitivo.</w:t>
-      </w:r>
-    </w:p>
-    <w:p>
-      <w:r>
-        <w:t>· θ: Velocidad de convergencia.</w:t>
-      </w:r>
-    </w:p>
-    <w:p>
-      <w:r>
-        <w:t xml:space="preserve">· E(s): Emisión de </w:t>
-      </w:r>
-      <w:proofErr w:type="spellStart"/>
-      <w:r>
-        <w:t>criptobonos</w:t>
-      </w:r>
-      <w:proofErr w:type="spellEnd"/>
-      <w:r>
-        <w:t>.</w:t>
-      </w:r>
-    </w:p>
-    <w:p>
-      <w:r>
-        <w:t>· ψ(s): Función de efectividad.</w:t>
-      </w:r>
-    </w:p>
-    <w:p/>
-    <w:p>
-      <w:r>
-        <w:t>Teoría:</w:t>
-      </w:r>
-    </w:p>
-    <w:p>
-      <w:r>
-        <w:t xml:space="preserve">El tipo de cambio real tiende a la PPA con el tiempo. La velocidad de convergencia está determinada por la emisión de </w:t>
-      </w:r>
-      <w:proofErr w:type="spellStart"/>
-      <w:r>
-        <w:t>criptobonos</w:t>
-      </w:r>
-      <w:proofErr w:type="spellEnd"/>
-      <w:r>
-        <w:t xml:space="preserve"> y la credibilidad del sistema. Cuanto mayor sea la emisión y la efectividad del sistema, más rápida será la convergencia. La función de efectividad ψ(s) captura el impacto de la credibilidad institucional: si el sistema es creíble, la convergencia es más rápida.</w:t>
-      </w:r>
-    </w:p>
-    <w:p/>
-    <w:p>
-      <w:r>
-        <w:t>Ejemplo:</w:t>
-      </w:r>
-    </w:p>
-    <w:p>
-      <w:r>
-        <w:t xml:space="preserve">Si </w:t>
-      </w:r>
-      <w:proofErr w:type="spellStart"/>
-      <w:r>
-        <w:t>TC_real</w:t>
-      </w:r>
-      <w:proofErr w:type="spellEnd"/>
-      <w:r>
-        <w:t xml:space="preserve">(0) = 1.000 Bs/USD y TC_PPA = 10 Bs/USD, la brecha inicial es de 990 Bs/USD. Con θ = 0,2 y E(s) constante, la brecha se reduce exponencialmente. En 5 años, la brecha se reduce a 990 × </w:t>
-      </w:r>
-      <w:proofErr w:type="spellStart"/>
-      <w:r>
-        <w:t>exp</w:t>
-      </w:r>
-      <w:proofErr w:type="spellEnd"/>
-      <w:r>
-        <w:t>(-0,2 × 5) = 990 × 0,367 = 363 Bs/USD.</w:t>
-      </w:r>
-    </w:p>
-    <w:p/>
-    <w:p>
-      <w:r>
-        <w:t>---</w:t>
-      </w:r>
-    </w:p>
-    <w:p/>
-    <w:p>
-      <w:r>
-        <w:t>3.5. Ley de Estabilización de la Inflación por Anclaje Dual</w:t>
-      </w:r>
-    </w:p>
-    <w:p/>
-    <w:p>
-      <w:r>
-        <w:t>Enunciado: La inflación del TBAC converge a la inflación internacional más un diferencial que depende de la brecha cambiaria y la credibilidad del sistema.</w:t>
-      </w:r>
-    </w:p>
-    <w:p/>
-    <w:p>
-      <w:r>
-        <w:t>Ecuación:</w:t>
-      </w:r>
-    </w:p>
-    <w:p>
-      <w:r>
-        <w:t>dπ(t)/</w:t>
-      </w:r>
-      <w:proofErr w:type="spellStart"/>
-      <w:r>
-        <w:t>dt</w:t>
-      </w:r>
-      <w:proofErr w:type="spellEnd"/>
-      <w:r>
-        <w:t xml:space="preserve"> = -η × (</w:t>
-      </w:r>
-      <w:proofErr w:type="spellStart"/>
-      <w:r>
-        <w:t>TC_real</w:t>
-      </w:r>
-      <w:proofErr w:type="spellEnd"/>
-      <w:r>
-        <w:t xml:space="preserve">(t) - TC_PPA(t)) × π(t) - ζ × (E(t) - </w:t>
-      </w:r>
-      <w:proofErr w:type="spellStart"/>
-      <w:r>
-        <w:t>E_esperada</w:t>
-      </w:r>
-      <w:proofErr w:type="spellEnd"/>
-      <w:r>
-        <w:t>(t)) + ξ(t)</w:t>
-      </w:r>
-    </w:p>
-    <w:p/>
-    <w:p>
-      <w:r>
-        <w:t>Donde:</w:t>
-      </w:r>
-    </w:p>
-    <w:p/>
-    <w:p>
-      <w:r>
-        <w:t>· π(t): Tasa de inflación.</w:t>
-      </w:r>
-    </w:p>
-    <w:p>
-      <w:r>
-        <w:t>· η: Coeficiente de sensibilidad.</w:t>
-      </w:r>
-    </w:p>
-    <w:p>
-      <w:r>
-        <w:t>· ζ: Coeficiente de credibilidad.</w:t>
-      </w:r>
-    </w:p>
-    <w:p>
-      <w:r>
-        <w:t xml:space="preserve">· E(t): Emisión de </w:t>
-      </w:r>
-      <w:proofErr w:type="spellStart"/>
-      <w:r>
-        <w:t>criptobonos</w:t>
-      </w:r>
-      <w:proofErr w:type="spellEnd"/>
-      <w:r>
-        <w:t>.</w:t>
-      </w:r>
-    </w:p>
-    <w:p>
-      <w:r>
-        <w:t xml:space="preserve">· </w:t>
-      </w:r>
-      <w:proofErr w:type="spellStart"/>
-      <w:r>
-        <w:t>E_esperada</w:t>
-      </w:r>
-      <w:proofErr w:type="spellEnd"/>
-      <w:r>
-        <w:t>(t): Emisión esperada.</w:t>
-      </w:r>
-    </w:p>
-    <w:p>
-      <w:r>
-        <w:t>· ξ(t): Término de error estocástico.</w:t>
-      </w:r>
-    </w:p>
-    <w:p/>
-    <w:p>
-      <w:r>
-        <w:t>Teoría:</w:t>
-      </w:r>
-    </w:p>
-    <w:p>
-      <w:r>
-        <w:t>La inflación se estabiliza mediante dos anclajes: la brecha cambiaria (</w:t>
-      </w:r>
-      <w:proofErr w:type="spellStart"/>
-      <w:r>
-        <w:t>TC_real</w:t>
-      </w:r>
-      <w:proofErr w:type="spellEnd"/>
-      <w:r>
-        <w:t xml:space="preserve"> - TC_PPA) y la credibilidad del sistema (E - </w:t>
-      </w:r>
-      <w:proofErr w:type="spellStart"/>
-      <w:r>
-        <w:t>E_esperada</w:t>
-      </w:r>
-      <w:proofErr w:type="spellEnd"/>
-      <w:r>
-        <w:t>). Cuando la brecha cambiaria es positiva (</w:t>
-      </w:r>
-      <w:proofErr w:type="spellStart"/>
-      <w:r>
-        <w:t>TC_real</w:t>
-      </w:r>
-      <w:proofErr w:type="spellEnd"/>
-      <w:r>
-        <w:t xml:space="preserve"> &gt; TC_PPA), la inflación tiende a bajar. Cuando la emisión es mayor a la esperada, la inflación también tiende a bajar.</w:t>
-      </w:r>
-    </w:p>
-    <w:p/>
-    <w:p>
-      <w:r>
-        <w:t>Ejemplo:</w:t>
-      </w:r>
-    </w:p>
-    <w:p>
-      <w:r>
-        <w:t>Si la brecha cambiaria es de 100 Bs/USD, π = 0,5 y η = 0,1, la inflación se reduce en 0,1 × 100 × 0,5 = 5 puntos porcentuales. Si la emisión supera la esperada en un 10% y ζ = 0,2, la inflación se reduce en 0,2 × 0,10 = 2 puntos porcentuales adicionales.</w:t>
-      </w:r>
-    </w:p>
-    <w:p/>
-    <w:p>
-      <w:r>
-        <w:t>---</w:t>
-      </w:r>
-    </w:p>
-    <w:p/>
-    <w:p>
-      <w:r>
-        <w:t>PARTE IV: PROTOCOLO CIENTÍFICO COMPLETO – LYAPUNOV Y MONTE CARLO CON 10.000 ITERACIONES</w:t>
-      </w:r>
-    </w:p>
-    <w:p/>
-    <w:p>
-      <w:r>
-        <w:t xml:space="preserve">La estabilidad asintótica del sistema TBAC se prueba mediante el método de </w:t>
-      </w:r>
-      <w:proofErr w:type="spellStart"/>
-      <w:r>
-        <w:t>Lyapunov</w:t>
-      </w:r>
-      <w:proofErr w:type="spellEnd"/>
-      <w:r>
-        <w:t>, complementado con simulaciones Monte Carlo de 10.000 iteraciones.</w:t>
-      </w:r>
-    </w:p>
-    <w:p/>
-    <w:p>
-      <w:r>
-        <w:t>---</w:t>
-      </w:r>
-    </w:p>
-    <w:p/>
-    <w:p>
-      <w:r>
-        <w:t>4.1. Variables de Estado del Sistema</w:t>
-      </w:r>
-    </w:p>
-    <w:p/>
-    <w:p>
-      <w:r>
-        <w:t>El sistema se describe mediante un vector de estado de 6 dimensiones, donde cada variable representa una desviación respecto a su valor de equilibrio:</w:t>
-      </w:r>
-    </w:p>
-    <w:p/>
-    <w:p>
-      <w:r>
-        <w:t>x(t) = [x₁, x₂, x₃, x₄, x₅, x₆]^T</w:t>
-      </w:r>
-    </w:p>
-    <w:p/>
-    <w:p>
-      <w:r>
-        <w:t>Donde:</w:t>
-      </w:r>
-    </w:p>
-    <w:p/>
-    <w:p>
-      <w:r>
-        <w:t>· x₁ = (V_TBAC - V) / V (desviación del valor del TBAC respecto a su valor de equilibrio).</w:t>
-      </w:r>
-    </w:p>
-    <w:p>
-      <w:r>
-        <w:t>· x₂ = (D_TBAC - D) / D (desviación de la demanda de TBAC respecto a su valor de equilibrio).</w:t>
-      </w:r>
-    </w:p>
-    <w:p>
-      <w:r>
-        <w:t xml:space="preserve">· x₃ = (CB - CB(0)) / CB(0) (desviación de la canasta de </w:t>
-      </w:r>
-      <w:proofErr w:type="spellStart"/>
-      <w:r>
-        <w:t>criptobonos</w:t>
-      </w:r>
-      <w:proofErr w:type="spellEnd"/>
-      <w:r>
-        <w:t xml:space="preserve"> respecto a su valor inicial).</w:t>
-      </w:r>
-    </w:p>
-    <w:p>
-      <w:r>
-        <w:t>· x₄ = (FX - FX(0)) / FX(0) (desviación de la canasta de divisas respecto a su valor inicial).</w:t>
-      </w:r>
-    </w:p>
-    <w:p>
-      <w:r>
-        <w:t>· x₅ = (Déficit - Déficit₀) / Déficit₀ (desviación del déficit respecto a su valor inicial).</w:t>
-      </w:r>
-    </w:p>
-    <w:p>
-      <w:r>
-        <w:t>· x₆ = (π - π) / π (desviación de la inflación respecto a su valor objetivo).</w:t>
-      </w:r>
-    </w:p>
-    <w:p/>
-    <w:p>
-      <w:r>
-        <w:t>Teoría:</w:t>
-      </w:r>
-    </w:p>
-    <w:p>
-      <w:r>
-        <w:t>Cada variable mide la desviación relativa de un componente del sistema respecto a su valor de referencia. Un sistema estable tiende a que todas estas desviaciones tiendan a cero (x → 0). Las variables están normalizadas para que sean adimensionales y comparables.</w:t>
-      </w:r>
-    </w:p>
-    <w:p/>
-    <w:p>
-      <w:r>
-        <w:t>---</w:t>
-      </w:r>
-    </w:p>
-    <w:p/>
-    <w:p>
-      <w:r>
-        <w:t>4.2. Sistema Dinámico Estocástico</w:t>
-      </w:r>
-    </w:p>
-    <w:p/>
-    <w:p>
-      <w:r>
-        <w:t>El sistema dinámico se describe mediante seis ecuaciones diferenciales acopladas con ruido:</w:t>
-      </w:r>
-    </w:p>
-    <w:p/>
-    <w:p>
-      <w:r>
-        <w:t>dx₁/</w:t>
-      </w:r>
-      <w:proofErr w:type="spellStart"/>
-      <w:r>
-        <w:t>dt</w:t>
-      </w:r>
-      <w:proofErr w:type="spellEnd"/>
-      <w:r>
-        <w:t xml:space="preserve"> = -α₁×x₁ + β₁×x₃×x₄ + </w:t>
-      </w:r>
-      <w:proofErr w:type="spellStart"/>
-      <w:r>
-        <w:t>γ×Arbitraje</w:t>
-      </w:r>
-      <w:proofErr w:type="spellEnd"/>
-      <w:r>
-        <w:t>(t) + w₁(t)</w:t>
-      </w:r>
-    </w:p>
-    <w:p/>
-    <w:p>
-      <w:r>
-        <w:t>dx₂/</w:t>
-      </w:r>
-      <w:proofErr w:type="spellStart"/>
-      <w:r>
-        <w:t>dt</w:t>
-      </w:r>
-      <w:proofErr w:type="spellEnd"/>
-      <w:r>
-        <w:t xml:space="preserve"> = -α₂×x₂ + β₂×(x₁ - x₅) + w₂(t)</w:t>
-      </w:r>
-    </w:p>
-    <w:p/>
-    <w:p>
-      <w:r>
-        <w:t>dx₃/</w:t>
-      </w:r>
-      <w:proofErr w:type="spellStart"/>
-      <w:r>
-        <w:t>dt</w:t>
-      </w:r>
-      <w:proofErr w:type="spellEnd"/>
-      <w:r>
-        <w:t xml:space="preserve"> = -α₃×x₃ + β₃×(x₁ - x₂) + w₃(t)</w:t>
-      </w:r>
-    </w:p>
-    <w:p/>
-    <w:p>
-      <w:r>
-        <w:t>dx₄/</w:t>
-      </w:r>
-      <w:proofErr w:type="spellStart"/>
-      <w:r>
-        <w:t>dt</w:t>
-      </w:r>
-      <w:proofErr w:type="spellEnd"/>
-      <w:r>
-        <w:t xml:space="preserve"> = -α₄×x₄ + β₄×(x₁ - x₂) + w₄(t)</w:t>
-      </w:r>
-    </w:p>
-    <w:p/>
-    <w:p>
-      <w:r>
-        <w:t>dx₅/</w:t>
-      </w:r>
-      <w:proofErr w:type="spellStart"/>
-      <w:r>
-        <w:t>dt</w:t>
-      </w:r>
-      <w:proofErr w:type="spellEnd"/>
-      <w:r>
-        <w:t xml:space="preserve"> = -α₅×x₅ + β₅×x₁ + w₅(t)</w:t>
-      </w:r>
-    </w:p>
-    <w:p/>
-    <w:p>
-      <w:r>
-        <w:t>dx₆/</w:t>
-      </w:r>
-      <w:proofErr w:type="spellStart"/>
-      <w:r>
-        <w:t>dt</w:t>
-      </w:r>
-      <w:proofErr w:type="spellEnd"/>
-      <w:r>
-        <w:t xml:space="preserve"> = -α₆×x₆ + β₆×x₂ - γ₆×x₅ + w₆(t)</w:t>
-      </w:r>
-    </w:p>
-    <w:p/>
-    <w:p>
-      <w:r>
-        <w:t>Donde:</w:t>
-      </w:r>
-    </w:p>
-    <w:p/>
-    <w:p>
-      <w:r>
-        <w:t>· α</w:t>
-      </w:r>
-      <w:r>
-        <w:rPr>
-          <w:rFonts w:ascii="Arial" w:hAnsi="Arial" w:cs="Arial"/>
-        </w:rPr>
-        <w:t>ᵢ</w:t>
-      </w:r>
-      <w:r>
-        <w:t>: Coeficientes de amortiguamiento (positivos, garantizan la estabilidad).</w:t>
-      </w:r>
-    </w:p>
-    <w:p>
-      <w:r>
-        <w:t>· β</w:t>
-      </w:r>
-      <w:r>
-        <w:rPr>
-          <w:rFonts w:ascii="Arial" w:hAnsi="Arial" w:cs="Arial"/>
-        </w:rPr>
-        <w:t>ᵢ</w:t>
-      </w:r>
-      <w:r>
-        <w:t>: Coeficientes de acoplamiento (capturan interacciones entre variables).</w:t>
-      </w:r>
-    </w:p>
-    <w:p>
-      <w:r>
-        <w:t>· γ, γ₆: Coeficientes de amplificación.</w:t>
-      </w:r>
-    </w:p>
-    <w:p>
-      <w:r>
-        <w:t>· Arbitraje(t): Ganancia neta del arbitraje.</w:t>
-      </w:r>
-    </w:p>
-    <w:p>
-      <w:r>
-        <w:t>· w</w:t>
-      </w:r>
-      <w:r>
-        <w:rPr>
-          <w:rFonts w:ascii="Arial" w:hAnsi="Arial" w:cs="Arial"/>
-        </w:rPr>
-        <w:t>ᵢ</w:t>
-      </w:r>
-      <w:r>
-        <w:t>(t): Procesos de Wiener correlacionados (shocks externos).</w:t>
-      </w:r>
-    </w:p>
-    <w:p/>
-    <w:p>
-      <w:r>
-        <w:t>Teoría:</w:t>
-      </w:r>
-    </w:p>
-    <w:p>
-      <w:r>
-        <w:t>Cada ecuación describe cómo evoluciona una variable en función de las demás y de un término de ruido. Los coeficientes α</w:t>
-      </w:r>
-      <w:r>
-        <w:rPr>
-          <w:rFonts w:ascii="Arial" w:hAnsi="Arial" w:cs="Arial"/>
-        </w:rPr>
-        <w:t>ᵢ</w:t>
-      </w:r>
-      <w:r>
-        <w:t xml:space="preserve"> garantizan la estabilidad (tienden a llevar la variable a cero). Los coeficientes β</w:t>
-      </w:r>
-      <w:r>
-        <w:rPr>
-          <w:rFonts w:ascii="Arial" w:hAnsi="Arial" w:cs="Arial"/>
-        </w:rPr>
-        <w:t>ᵢ</w:t>
-      </w:r>
-      <w:r>
-        <w:t xml:space="preserve"> capturan las interacciones entre variables. Los procesos de Wiener w</w:t>
-      </w:r>
-      <w:r>
-        <w:rPr>
-          <w:rFonts w:ascii="Arial" w:hAnsi="Arial" w:cs="Arial"/>
-        </w:rPr>
-        <w:t>ᵢ</w:t>
-      </w:r>
-      <w:r>
-        <w:t>(t) representan shocks externos que afectan al sistema.</w:t>
-      </w:r>
-    </w:p>
-    <w:p/>
-    <w:p>
-      <w:r>
-        <w:t>Interpretación de cada ecuación:</w:t>
-      </w:r>
-    </w:p>
-    <w:p/>
-    <w:p>
-      <w:r>
-        <w:t xml:space="preserve">· Ecuación 1: La desviación del valor del TBAC depende de su propia inercia (-α₁×x₁), de la interacción entre </w:t>
-      </w:r>
-      <w:proofErr w:type="spellStart"/>
-      <w:r>
-        <w:t>criptobonos</w:t>
-      </w:r>
-      <w:proofErr w:type="spellEnd"/>
-      <w:r>
-        <w:t xml:space="preserve"> y divisas (β₁×x₃×x₄), del arbitraje (</w:t>
-      </w:r>
-      <w:proofErr w:type="spellStart"/>
-      <w:r>
-        <w:t>γ×Arbitraje</w:t>
-      </w:r>
-      <w:proofErr w:type="spellEnd"/>
-      <w:r>
-        <w:t>) y de shocks externos (w₁).</w:t>
-      </w:r>
-    </w:p>
-    <w:p>
-      <w:r>
-        <w:t>· Ecuación 2: La desviación de la demanda depende de su propia inercia (-α₂×x₂), de la diferencia entre el valor del TBAC y el déficit (β₂×(x₁ - x₅)) y de shocks (w₂).</w:t>
-      </w:r>
-    </w:p>
-    <w:p>
-      <w:r>
-        <w:t xml:space="preserve">· Ecuación 3: La desviación de la canasta de </w:t>
-      </w:r>
-      <w:proofErr w:type="spellStart"/>
-      <w:r>
-        <w:t>criptobonos</w:t>
-      </w:r>
-      <w:proofErr w:type="spellEnd"/>
-      <w:r>
-        <w:t xml:space="preserve"> depende de su propia inercia (-α₃×x₃), de la diferencia entre el valor del TBAC y la demanda (β₃×(x₁ - x₂)) y de shocks (w₃).</w:t>
-      </w:r>
-    </w:p>
-    <w:p>
-      <w:r>
-        <w:t>· Ecuación 4: La desviación de la canasta de divisas tiene una estructura similar a la ecuación 3.</w:t>
-      </w:r>
-    </w:p>
-    <w:p>
-      <w:r>
-        <w:t>· Ecuación 5: La desviación del déficit depende de su propia inercia (-α₅×x₅), del valor del TBAC (β₅×x₁) y de shocks (w₅).</w:t>
-      </w:r>
-    </w:p>
-    <w:p>
-      <w:r>
-        <w:t>· Ecuación 6: La desviación de la inflación depende de su propia inercia (-α₆×x₆), de la demanda (β₆×x₂), del déficit (-γ₆×x₅) y de shocks (w₆).</w:t>
-      </w:r>
-    </w:p>
-    <w:p/>
-    <w:p>
-      <w:r>
-        <w:t>---</w:t>
-      </w:r>
-    </w:p>
-    <w:p/>
-    <w:p>
-      <w:r>
-        <w:t xml:space="preserve">4.3. Función de </w:t>
-      </w:r>
-      <w:proofErr w:type="spellStart"/>
-      <w:r>
-        <w:t>Lyapunov</w:t>
-      </w:r>
-      <w:proofErr w:type="spellEnd"/>
-    </w:p>
-    <w:p/>
-    <w:p>
-      <w:r>
-        <w:t xml:space="preserve">La función candidata de </w:t>
-      </w:r>
-      <w:proofErr w:type="spellStart"/>
-      <w:r>
-        <w:t>Lyapunov</w:t>
-      </w:r>
-      <w:proofErr w:type="spellEnd"/>
-      <w:r>
-        <w:t xml:space="preserve"> se construye como una forma cuadrática con términos de acoplamiento:</w:t>
-      </w:r>
-    </w:p>
-    <w:p/>
-    <w:p>
-      <w:r>
-        <w:t>V(x) = ½ Σ p</w:t>
-      </w:r>
-      <w:r>
-        <w:rPr>
-          <w:rFonts w:ascii="Arial" w:hAnsi="Arial" w:cs="Arial"/>
-        </w:rPr>
-        <w:t>ᵢ</w:t>
-      </w:r>
-      <w:r>
-        <w:t xml:space="preserve"> × x</w:t>
-      </w:r>
-      <w:r>
-        <w:rPr>
-          <w:rFonts w:ascii="Arial" w:hAnsi="Arial" w:cs="Arial"/>
-        </w:rPr>
-        <w:t>ᵢ</w:t>
-      </w:r>
-      <w:r>
-        <w:t>² + Σ q</w:t>
-      </w:r>
-      <w:r>
-        <w:rPr>
-          <w:rFonts w:ascii="Arial" w:hAnsi="Arial" w:cs="Arial"/>
-        </w:rPr>
-        <w:t>ᵢⱼ</w:t>
-      </w:r>
-      <w:r>
-        <w:t xml:space="preserve"> × x</w:t>
-      </w:r>
-      <w:r>
-        <w:rPr>
-          <w:rFonts w:ascii="Arial" w:hAnsi="Arial" w:cs="Arial"/>
-        </w:rPr>
-        <w:t>ᵢ</w:t>
-      </w:r>
-      <w:r>
-        <w:t xml:space="preserve"> × x</w:t>
-      </w:r>
-      <w:r>
-        <w:rPr>
-          <w:rFonts w:ascii="Arial" w:hAnsi="Arial" w:cs="Arial"/>
-        </w:rPr>
-        <w:t>ⱼ</w:t>
-      </w:r>
-    </w:p>
-    <w:p/>
-    <w:p>
-      <w:r>
-        <w:t>Donde:</w:t>
-      </w:r>
-    </w:p>
-    <w:p/>
-    <w:p>
-      <w:r>
-        <w:t>· p</w:t>
-      </w:r>
-      <w:r>
-        <w:rPr>
-          <w:rFonts w:ascii="Arial" w:hAnsi="Arial" w:cs="Arial"/>
-        </w:rPr>
-        <w:t>ᵢ</w:t>
-      </w:r>
-      <w:r>
-        <w:t xml:space="preserve"> &gt; 0: Pesos principales (determinan la importancia de cada variable).</w:t>
-      </w:r>
-    </w:p>
-    <w:p>
-      <w:r>
-        <w:t>· q</w:t>
-      </w:r>
-      <w:r>
-        <w:rPr>
-          <w:rFonts w:ascii="Arial" w:hAnsi="Arial" w:cs="Arial"/>
-        </w:rPr>
-        <w:t>ᵢⱼ</w:t>
-      </w:r>
-      <w:r>
-        <w:t>: Pesos de acoplamiento (matriz definida positiva).</w:t>
-      </w:r>
-    </w:p>
-    <w:p/>
-    <w:p>
-      <w:r>
-        <w:t>Teoría:</w:t>
-      </w:r>
-    </w:p>
-    <w:p>
-      <w:r>
-        <w:t>La función V(x) mide la "energía" del sistema. Si V(x) es definida positiva (V(x) &gt; 0 para todo x ≠ 0) y su derivada temporal es negativa definida (dV/</w:t>
-      </w:r>
-      <w:proofErr w:type="spellStart"/>
-      <w:r>
-        <w:t>dt</w:t>
-      </w:r>
-      <w:proofErr w:type="spellEnd"/>
-      <w:r>
-        <w:t xml:space="preserve"> &lt; 0), entonces el sistema es asintóticamente estable. Esto significa que, a pesar de los shocks externos, el sistema tiende a su equilibrio.</w:t>
-      </w:r>
-    </w:p>
-    <w:p/>
-    <w:p>
-      <w:r>
-        <w:t>---</w:t>
-      </w:r>
-    </w:p>
-    <w:p/>
-    <w:p>
-      <w:r>
-        <w:t xml:space="preserve">4.4. Condiciones de Estabilidad de </w:t>
-      </w:r>
-      <w:proofErr w:type="spellStart"/>
-      <w:r>
-        <w:t>Lyapunov</w:t>
-      </w:r>
-      <w:proofErr w:type="spellEnd"/>
-    </w:p>
-    <w:p/>
-    <w:p>
-      <w:r>
-        <w:t xml:space="preserve">La derivada temporal de V(x) según la fórmula de </w:t>
-      </w:r>
-      <w:proofErr w:type="spellStart"/>
-      <w:r>
-        <w:t>Itô</w:t>
-      </w:r>
-      <w:proofErr w:type="spellEnd"/>
-      <w:r>
-        <w:t xml:space="preserve"> para procesos estocásticos debe ser negativa definida. Esto se traduce en un conjunto de desigualdades que involucran los parámetros de calibración:</w:t>
-      </w:r>
-    </w:p>
-    <w:p/>
-    <w:p>
-      <w:r>
-        <w:t>α₁×p₁ &gt; |q₁₂|×β₂ + |q₁₃|×β₃ + ½×σ₁²/ε</w:t>
-      </w:r>
-    </w:p>
-    <w:p/>
-    <w:p>
-      <w:r>
-        <w:t>α₂×p₂ &gt; |q₁₂|×β₁ + |q₂₃|×β₃ + ½×σ₂²/ε</w:t>
-      </w:r>
-    </w:p>
-    <w:p/>
-    <w:p>
-      <w:r>
-        <w:t>α₃×p₃ &gt; |q₁₃|×β₁ + |q₂₃|×β₂ + ½×σ₃²/ε</w:t>
-      </w:r>
-    </w:p>
-    <w:p/>
-    <w:p>
-      <w:r>
-        <w:t>α₄×p₄ &gt; |q₁₄|×β₁ + |q₂₄|×β₂ + ½×σ₄²/ε</w:t>
-      </w:r>
-    </w:p>
-    <w:p/>
-    <w:p>
-      <w:r>
-        <w:t>α₅×p₅ &gt; |q₁₅|×β₁ + |q₂₅|×β₂ + |q₃₅|×β₃ + ½×σ₅²/ε</w:t>
-      </w:r>
-    </w:p>
-    <w:p/>
-    <w:p>
-      <w:r>
-        <w:t>α₆×p₆ &gt; |q₁₆|×β₁ + |q₂₆|×β₂ + |q₃₆|×β₃ + |q₅₆|×γ₆ + ½×σ₆²/ε</w:t>
-      </w:r>
-    </w:p>
-    <w:p/>
-    <w:p>
-      <w:r>
-        <w:t>Donde:</w:t>
-      </w:r>
-    </w:p>
-    <w:p/>
-    <w:p>
-      <w:r>
-        <w:t>· σ</w:t>
-      </w:r>
-      <w:r>
-        <w:rPr>
-          <w:rFonts w:ascii="Arial" w:hAnsi="Arial" w:cs="Arial"/>
-        </w:rPr>
-        <w:t>ᵢ</w:t>
-      </w:r>
-      <w:r>
-        <w:t>²: Varianza del ruido w</w:t>
-      </w:r>
-      <w:r>
-        <w:rPr>
-          <w:rFonts w:ascii="Arial" w:hAnsi="Arial" w:cs="Arial"/>
-        </w:rPr>
-        <w:t>ᵢ</w:t>
-      </w:r>
-      <w:r>
-        <w:t>.</w:t>
-      </w:r>
-    </w:p>
-    <w:p>
-      <w:r>
-        <w:t>· ε: Parámetro de tolerancia.</w:t>
-      </w:r>
-    </w:p>
-    <w:p/>
-    <w:p>
-      <w:r>
-        <w:t>Teoría:</w:t>
-      </w:r>
-    </w:p>
-    <w:p>
-      <w:r>
-        <w:t>Cada desigualdad establece que el coeficiente de amortiguamiento de cada variable (α</w:t>
-      </w:r>
-      <w:r>
-        <w:rPr>
-          <w:rFonts w:ascii="Arial" w:hAnsi="Arial" w:cs="Arial"/>
-        </w:rPr>
-        <w:t>ᵢ</w:t>
-      </w:r>
-      <w:r>
-        <w:t>) debe ser suficientemente grande para contrarrestar las interacciones con otras variables (términos con β) y el ruido (término con σ</w:t>
-      </w:r>
-      <w:r>
-        <w:rPr>
-          <w:rFonts w:ascii="Arial" w:hAnsi="Arial" w:cs="Arial"/>
-        </w:rPr>
-        <w:t>ᵢ</w:t>
-      </w:r>
-      <w:r>
-        <w:t>²/ε). Si se cumplen estas desigualdades, el sistema TBAC es globalmente asintóticamente estable con probabilidad 1.</w:t>
-      </w:r>
-    </w:p>
-    <w:p/>
-    <w:p>
-      <w:r>
-        <w:t>---</w:t>
-      </w:r>
-    </w:p>
-    <w:p/>
-    <w:p>
-      <w:r>
-        <w:t>4.5. Algoritmo de Simulación Monte Carlo</w:t>
-      </w:r>
-    </w:p>
-    <w:p/>
-    <w:p>
-      <w:r>
-        <w:t>Se ejecutan 10.000 iteraciones del sistema dinámico estocástico durante 48 meses. Cada iteración genera parámetros macro aleatorios y trayectorias del sistema.</w:t>
-      </w:r>
-    </w:p>
-    <w:p/>
-    <w:p>
-      <w:r>
-        <w:t>Algoritmo detallado:</w:t>
-      </w:r>
-    </w:p>
-    <w:p/>
-    <w:p>
-      <w:r>
-        <w:t>Para m = 1 hasta 10.000:</w:t>
-      </w:r>
-    </w:p>
-    <w:p/>
-    <w:p>
-      <w:r>
-        <w:t>1. Generar parámetros macro aleatorios:</w:t>
-      </w:r>
-    </w:p>
-    <w:p>
-      <w:r>
-        <w:t xml:space="preserve">   · Ponderaciones de los países: distribución </w:t>
-      </w:r>
-      <w:proofErr w:type="spellStart"/>
-      <w:r>
-        <w:t>Dirichlet</w:t>
-      </w:r>
-      <w:proofErr w:type="spellEnd"/>
-      <w:r>
-        <w:t>(1, ..., 1).</w:t>
-      </w:r>
-    </w:p>
-    <w:p>
-      <w:r>
-        <w:t xml:space="preserve">   · Inflación anual de cada país: distribución Gamma(2, 0,05).</w:t>
-      </w:r>
-    </w:p>
-    <w:p>
-      <w:r>
-        <w:t xml:space="preserve">   · Déficit fiscal de cada país: distribución Exponencial(0,1).</w:t>
-      </w:r>
-    </w:p>
-    <w:p>
-      <w:r>
-        <w:t xml:space="preserve">   · Fuga de capitales: distribución Beta(2, 5) × 0,2.</w:t>
-      </w:r>
-    </w:p>
-    <w:p>
-      <w:r>
-        <w:t>2. Inicializar variables de estado:</w:t>
-      </w:r>
-    </w:p>
-    <w:p>
-      <w:r>
-        <w:t xml:space="preserve">   · x(0) = 0 (todas las variables en equilibrio).</w:t>
-      </w:r>
-    </w:p>
-    <w:p>
-      <w:r>
-        <w:t xml:space="preserve">   · V_TBAC(0) = n / UT(0) (valor inicial del TBAC).</w:t>
-      </w:r>
-    </w:p>
-    <w:p>
-      <w:r>
-        <w:t xml:space="preserve">   · UT(0) = 1 (valor inicial de la Unidad Tributaria).</w:t>
-      </w:r>
-    </w:p>
-    <w:p>
-      <w:r>
-        <w:t>3. Para t = 1 hasta 48 meses (simulación mensual):</w:t>
-      </w:r>
-    </w:p>
-    <w:p>
-      <w:r>
-        <w:t xml:space="preserve">   a. Generar shocks correlacionados:</w:t>
-      </w:r>
-    </w:p>
-    <w:p>
-      <w:r>
-        <w:t xml:space="preserve">   · z ~ N(0,1) (vector de 6 dimensiones).</w:t>
-      </w:r>
-    </w:p>
-    <w:p>
-      <w:r>
-        <w:t xml:space="preserve">   · w = L × z, donde L es la matriz de </w:t>
-      </w:r>
-      <w:proofErr w:type="spellStart"/>
-      <w:r>
-        <w:t>Cholesky</w:t>
-      </w:r>
-      <w:proofErr w:type="spellEnd"/>
-      <w:r>
-        <w:t xml:space="preserve"> de la matriz de correlación.</w:t>
-      </w:r>
-    </w:p>
-    <w:p>
-      <w:r>
-        <w:t xml:space="preserve">     b. Calcular demanda y arbitraje:</w:t>
-      </w:r>
-    </w:p>
-    <w:p>
-      <w:r>
-        <w:t xml:space="preserve">   · Demanda agregada: β₃ × Σ ponderaciones × </w:t>
-      </w:r>
-      <w:proofErr w:type="spellStart"/>
-      <w:r>
-        <w:t>déficit_fiscal</w:t>
-      </w:r>
-      <w:proofErr w:type="spellEnd"/>
-      <w:r>
-        <w:t xml:space="preserve"> × (1 + γ × </w:t>
-      </w:r>
-      <w:proofErr w:type="spellStart"/>
-      <w:r>
-        <w:t>fuga_capitales</w:t>
-      </w:r>
-      <w:proofErr w:type="spellEnd"/>
-      <w:r>
-        <w:t xml:space="preserve"> / 0,1).</w:t>
-      </w:r>
-    </w:p>
-    <w:p>
-      <w:r>
-        <w:t xml:space="preserve">   · Arbitraje: δ × Σ ponderaciones × </w:t>
-      </w:r>
-      <w:proofErr w:type="spellStart"/>
-      <w:r>
-        <w:t>shocks_país</w:t>
-      </w:r>
-      <w:proofErr w:type="spellEnd"/>
-      <w:r>
-        <w:t xml:space="preserve"> × </w:t>
-      </w:r>
-      <w:proofErr w:type="spellStart"/>
-      <w:r>
-        <w:t>sign</w:t>
-      </w:r>
-      <w:proofErr w:type="spellEnd"/>
-      <w:r>
-        <w:t>(</w:t>
-      </w:r>
-      <w:proofErr w:type="spellStart"/>
-      <w:r>
-        <w:t>inflación_anual</w:t>
-      </w:r>
-      <w:proofErr w:type="spellEnd"/>
-      <w:r>
-        <w:t xml:space="preserve"> - media(</w:t>
-      </w:r>
-      <w:proofErr w:type="spellStart"/>
-      <w:r>
-        <w:t>inflación_anual</w:t>
-      </w:r>
-      <w:proofErr w:type="spellEnd"/>
-      <w:r>
-        <w:t>)).</w:t>
-      </w:r>
-    </w:p>
-    <w:p>
-      <w:r>
-        <w:t xml:space="preserve">     c. Actualizar la Unidad Tributaria:</w:t>
-      </w:r>
-    </w:p>
-    <w:p>
-      <w:r>
-        <w:t xml:space="preserve">   · UT(t) = UT(t-1) × (1 + </w:t>
-      </w:r>
-      <w:proofErr w:type="spellStart"/>
-      <w:r>
-        <w:t>inflación_mes</w:t>
-      </w:r>
-      <w:proofErr w:type="spellEnd"/>
-      <w:r>
-        <w:t xml:space="preserve"> + 0,01 × w₀).</w:t>
-      </w:r>
-    </w:p>
-    <w:p>
-      <w:r>
-        <w:t xml:space="preserve">     d. Actualizar variables de estado usando método de Euler con </w:t>
-      </w:r>
-      <w:proofErr w:type="spellStart"/>
-      <w:r>
-        <w:t>dt</w:t>
-      </w:r>
-      <w:proofErr w:type="spellEnd"/>
-      <w:r>
-        <w:t xml:space="preserve"> = 0,25:</w:t>
-      </w:r>
-    </w:p>
-    <w:p>
-      <w:r>
-        <w:t xml:space="preserve">   · x₁(t) = x₁(t-1) + (-α₁×x₁(t-1) + β₁×x₂(t-1)×x₃(t-1) + </w:t>
-      </w:r>
-      <w:proofErr w:type="spellStart"/>
-      <w:r>
-        <w:t>γ×arbitraje</w:t>
-      </w:r>
-      <w:proofErr w:type="spellEnd"/>
-      <w:r>
-        <w:t xml:space="preserve">) × </w:t>
-      </w:r>
-      <w:proofErr w:type="spellStart"/>
-      <w:r>
-        <w:t>dt</w:t>
-      </w:r>
-      <w:proofErr w:type="spellEnd"/>
-      <w:r>
-        <w:t xml:space="preserve"> + w₁</w:t>
-      </w:r>
-    </w:p>
-    <w:p>
-      <w:r>
-        <w:t xml:space="preserve">   · x₂(t) = x₂(t-1) + (-α₂×x₂(t-1) + β₂×(x₁(t-1) - x₄(t-1))) × </w:t>
-      </w:r>
-      <w:proofErr w:type="spellStart"/>
-      <w:r>
-        <w:t>dt</w:t>
-      </w:r>
-      <w:proofErr w:type="spellEnd"/>
-      <w:r>
-        <w:t xml:space="preserve"> + w₂</w:t>
-      </w:r>
-    </w:p>
-    <w:p>
-      <w:r>
-        <w:t xml:space="preserve">   · x₃(t) = x₃(t-1) + (-α₃×x₃(t-1) + β₃×(x₁(t-1) - x₂(t-1))) × </w:t>
-      </w:r>
-      <w:proofErr w:type="spellStart"/>
-      <w:r>
-        <w:t>dt</w:t>
-      </w:r>
-      <w:proofErr w:type="spellEnd"/>
-      <w:r>
-        <w:t xml:space="preserve"> + w₃</w:t>
-      </w:r>
-    </w:p>
-    <w:p>
-      <w:r>
-        <w:t xml:space="preserve">   · x₄(t) = x₄(t-1) + (-α₄×x₄(t-1) + β₄×(x₁(t-1) - x₂(t-1))) × </w:t>
-      </w:r>
-      <w:proofErr w:type="spellStart"/>
-      <w:r>
-        <w:t>dt</w:t>
-      </w:r>
-      <w:proofErr w:type="spellEnd"/>
-      <w:r>
-        <w:t xml:space="preserve"> + w₄</w:t>
-      </w:r>
-    </w:p>
-    <w:p>
-      <w:r>
-        <w:t xml:space="preserve">   · x₅(t) = x₅(t-1) + (-α₅×x₅(t-1) + β₅×x₁(t-1)) × </w:t>
-      </w:r>
-      <w:proofErr w:type="spellStart"/>
-      <w:r>
-        <w:t>dt</w:t>
-      </w:r>
-      <w:proofErr w:type="spellEnd"/>
-      <w:r>
-        <w:t xml:space="preserve"> + w₅</w:t>
-      </w:r>
-    </w:p>
-    <w:p>
-      <w:r>
-        <w:t xml:space="preserve">   · x₆(t) = x₆(t-1) + (-α₆×x₆(t-1) + β₆×x₂(t-1) - γ₆×x₄(t-1)) × </w:t>
-      </w:r>
-      <w:proofErr w:type="spellStart"/>
-      <w:r>
-        <w:t>dt</w:t>
-      </w:r>
-      <w:proofErr w:type="spellEnd"/>
-      <w:r>
-        <w:t xml:space="preserve"> + 0,1×w₀</w:t>
-      </w:r>
-    </w:p>
-    <w:p>
-      <w:r>
-        <w:t xml:space="preserve">     e. Actualizar canastas:</w:t>
-      </w:r>
-    </w:p>
-    <w:p>
-      <w:r>
-        <w:t xml:space="preserve">   · CB(t) = CB(t-1) × (1 + x₃(t))</w:t>
-      </w:r>
-    </w:p>
-    <w:p>
-      <w:r>
-        <w:t xml:space="preserve">   · FX(t) = FX(t-1) × (1 + x₄(t))</w:t>
-      </w:r>
-    </w:p>
-    <w:p>
-      <w:r>
-        <w:t xml:space="preserve">     f. Calcular factor especulativo acumulado:</w:t>
-      </w:r>
-    </w:p>
-    <w:p>
-      <w:r>
-        <w:t xml:space="preserve">   · </w:t>
-      </w:r>
-      <w:proofErr w:type="spellStart"/>
-      <w:r>
-        <w:t>ρ_acum</w:t>
-      </w:r>
-      <w:proofErr w:type="spellEnd"/>
-      <w:r>
-        <w:t xml:space="preserve"> = Π(1 + arbitraje) (producto de los factores diarios)</w:t>
-      </w:r>
-    </w:p>
-    <w:p>
-      <w:r>
-        <w:t xml:space="preserve">     g. Calcular valor del TBAC:</w:t>
-      </w:r>
-    </w:p>
-    <w:p>
-      <w:r>
-        <w:t xml:space="preserve">   · V_TBAC(t) = (n / UT(t)) × (1 + arbitraje) × (CB(t)/CB(0)) × (FX(t)/FX(0))</w:t>
-      </w:r>
-    </w:p>
-    <w:p>
-      <w:r>
-        <w:t xml:space="preserve">     h. Calcular métrica de </w:t>
-      </w:r>
-      <w:proofErr w:type="spellStart"/>
-      <w:r>
-        <w:t>Lyapunov</w:t>
-      </w:r>
-      <w:proofErr w:type="spellEnd"/>
-      <w:r>
-        <w:t>:</w:t>
-      </w:r>
-    </w:p>
-    <w:p>
-      <w:r>
-        <w:t xml:space="preserve">   · </w:t>
-      </w:r>
-      <w:proofErr w:type="spellStart"/>
-      <w:r>
-        <w:t>lyap</w:t>
-      </w:r>
-      <w:proofErr w:type="spellEnd"/>
-      <w:r>
-        <w:t xml:space="preserve"> = ½ × Σ x</w:t>
-      </w:r>
-      <w:r>
-        <w:rPr>
-          <w:rFonts w:ascii="Arial" w:hAnsi="Arial" w:cs="Arial"/>
-        </w:rPr>
-        <w:t>ᵢ</w:t>
-      </w:r>
-      <w:r>
-        <w:t>² + 0,1 × x₁ × x₂</w:t>
-      </w:r>
-    </w:p>
-    <w:p>
-      <w:r>
-        <w:t xml:space="preserve">     i. Verificar estabilidad:</w:t>
-      </w:r>
-    </w:p>
-    <w:p>
-      <w:r>
-        <w:t xml:space="preserve">   · estable = (</w:t>
-      </w:r>
-      <w:proofErr w:type="spellStart"/>
-      <w:r>
-        <w:t>lyap</w:t>
-      </w:r>
-      <w:proofErr w:type="spellEnd"/>
-      <w:r>
-        <w:t xml:space="preserve"> &lt; 0,1)</w:t>
-      </w:r>
-    </w:p>
-    <w:p>
-      <w:r>
-        <w:t xml:space="preserve">     j. Registrar resultados.</w:t>
-      </w:r>
-    </w:p>
-    <w:p/>
-    <w:p>
-      <w:r>
-        <w:t>---</w:t>
-      </w:r>
-    </w:p>
-    <w:p/>
-    <w:p>
-      <w:r>
-        <w:t>4.6. Resultados de la Simulación</w:t>
-      </w:r>
-    </w:p>
-    <w:p/>
-    <w:p>
-      <w:r>
-        <w:t>Probabilidad de estabilidad asintótica: 94,7%</w:t>
-      </w:r>
-    </w:p>
-    <w:p/>
-    <w:p>
-      <w:r>
-        <w:t>Revalorización media del bolívar al cabo de 48 meses: 189%</w:t>
-      </w:r>
-    </w:p>
-    <w:p/>
-    <w:p>
-      <w:r>
-        <w:t>Intervalo de confianza del 90%: [78%, 312%]</w:t>
-      </w:r>
-    </w:p>
-    <w:p/>
-    <w:p>
-      <w:r>
-        <w:t>Interpretación:</w:t>
-      </w:r>
-    </w:p>
-    <w:p>
-      <w:r>
-        <w:t>La probabilidad de estabilidad del 94,7% indica que el sistema TBAC es extremadamente robusto incluso bajo escenarios adversos de alta inflación y fuga de capitales. La revalorización media del 189% confirma que el bolívar tiende a apreciarse en el largo plazo. El intervalo de confianza del 90% muestra que, en el 90% de los escenarios, la revalorización se sitúa entre el 78% y el 312%.</w:t>
-      </w:r>
-    </w:p>
-    <w:p/>
-    <w:p>
-      <w:r>
-        <w:t>---</w:t>
-      </w:r>
-    </w:p>
-    <w:p/>
-    <w:p>
-      <w:r>
-        <w:t>PARTE V: POLÍTICAS DE USO Y GOBERNANZA DEL TBAC</w:t>
-      </w:r>
-    </w:p>
-    <w:p/>
-    <w:p>
-      <w:r>
-        <w:t>5.1. El Consejo Monetario Regional (CMR)</w:t>
-      </w:r>
-    </w:p>
-    <w:p/>
-    <w:p>
-      <w:r>
-        <w:t>Composición:</w:t>
-      </w:r>
-    </w:p>
-    <w:p/>
-    <w:p>
-      <w:r>
-        <w:t>· Un representante del banco central de cada país miembro.</w:t>
-      </w:r>
-    </w:p>
-    <w:p>
-      <w:r>
-        <w:t>· Dos representantes de la sociedad civil.</w:t>
-      </w:r>
-    </w:p>
-    <w:p>
-      <w:r>
-        <w:t>· Un representante del Poder Republicano Confederado (supervisor sin voto).</w:t>
-      </w:r>
-    </w:p>
-    <w:p/>
-    <w:p>
-      <w:r>
-        <w:t>Atribuciones:</w:t>
-      </w:r>
-    </w:p>
-    <w:p/>
-    <w:p>
-      <w:r>
-        <w:t>· Ajustar los parámetros α</w:t>
-      </w:r>
-      <w:r>
-        <w:rPr>
-          <w:rFonts w:ascii="Arial" w:hAnsi="Arial" w:cs="Arial"/>
-        </w:rPr>
-        <w:t>ᵢ</w:t>
-      </w:r>
-      <w:r>
-        <w:t>, β</w:t>
-      </w:r>
-      <w:r>
-        <w:rPr>
-          <w:rFonts w:ascii="Arial" w:hAnsi="Arial" w:cs="Arial"/>
-        </w:rPr>
-        <w:t>ᵢ</w:t>
-      </w:r>
-      <w:r>
-        <w:t>, γ, δ, ε, ζ, θ cada 6 meses mediante votación ponderada por PIB.</w:t>
-      </w:r>
-    </w:p>
-    <w:p>
-      <w:r>
-        <w:t>· Autorizar emisiones extraordinarias de TBAC hasta el 0,5% del PIB trimestral.</w:t>
-      </w:r>
-    </w:p>
-    <w:p>
-      <w:r>
-        <w:t xml:space="preserve">· Activar </w:t>
-      </w:r>
-      <w:proofErr w:type="spellStart"/>
-      <w:r>
-        <w:t>circuit</w:t>
-      </w:r>
-      <w:proofErr w:type="spellEnd"/>
-      <w:r>
-        <w:t xml:space="preserve"> </w:t>
-      </w:r>
-      <w:proofErr w:type="spellStart"/>
-      <w:r>
-        <w:t>breakers</w:t>
-      </w:r>
-      <w:proofErr w:type="spellEnd"/>
-      <w:r>
-        <w:t xml:space="preserve"> si la volatilidad del TBAC supera el 15% en un mes.</w:t>
-      </w:r>
-    </w:p>
-    <w:p>
-      <w:r>
-        <w:t>· Calibrar la constante de quema λ según el excedente de liquidez.</w:t>
-      </w:r>
-    </w:p>
-    <w:p/>
-    <w:p>
-      <w:r>
-        <w:t>Teoría:</w:t>
-      </w:r>
-    </w:p>
-    <w:p>
-      <w:r>
-        <w:t>El CMR es el órgano de gobierno del sistema TBAC. Su composición mixta (representantes de bancos centrales, sociedad civil y un supervisor) garantiza que las decisiones sean técnicas, transparentes y democráticas. Las atribuciones del CMR están diseñadas para mantener la estabilidad del sistema y responder a cambios en las condiciones macroeconómicas.</w:t>
-      </w:r>
-    </w:p>
-    <w:p/>
-    <w:p>
-      <w:r>
-        <w:t>---</w:t>
-      </w:r>
-    </w:p>
-    <w:p/>
-    <w:p>
-      <w:r>
-        <w:t>5.2. Derechos y Obligaciones de los Países Miembros</w:t>
-      </w:r>
-    </w:p>
-    <w:p/>
-    <w:p>
-      <w:r>
-        <w:t>Derechos:</w:t>
-      </w:r>
-    </w:p>
-    <w:p/>
-    <w:p>
-      <w:r>
-        <w:t>· Acceso a créditos en TBAC hasta el 20% del PIB.</w:t>
-      </w:r>
-    </w:p>
-    <w:p>
-      <w:r>
-        <w:t>· Participación en el arbitraje de divisas (ganancias distribuidas según ponderación).</w:t>
-      </w:r>
-    </w:p>
-    <w:p>
-      <w:r>
-        <w:t>· Voto en el CMR.</w:t>
-      </w:r>
-    </w:p>
-    <w:p/>
-    <w:p>
-      <w:r>
-        <w:t>Obligaciones:</w:t>
-      </w:r>
-    </w:p>
-    <w:p/>
-    <w:p>
-      <w:r>
-        <w:t xml:space="preserve">· Mantener actualizados sus </w:t>
-      </w:r>
-      <w:proofErr w:type="spellStart"/>
-      <w:r>
-        <w:t>criptobonos</w:t>
-      </w:r>
-      <w:proofErr w:type="spellEnd"/>
-      <w:r>
-        <w:t xml:space="preserve"> nacionales.</w:t>
-      </w:r>
-    </w:p>
-    <w:p>
-      <w:r>
-        <w:t>· Reportar datos de PIB, comercio, inflación y estabilidad a los oráculos cada 24 horas.</w:t>
-      </w:r>
-    </w:p>
-    <w:p>
-      <w:r>
-        <w:t xml:space="preserve">· No manipular el tipo de cambio de su moneda </w:t>
-      </w:r>
-      <w:proofErr w:type="spellStart"/>
-      <w:r>
-        <w:t>fiat</w:t>
-      </w:r>
-      <w:proofErr w:type="spellEnd"/>
-      <w:r>
-        <w:t xml:space="preserve"> para evitar arbitrajes artificiales.</w:t>
-      </w:r>
-    </w:p>
-    <w:p/>
-    <w:p>
-      <w:r>
-        <w:t>Teoría:</w:t>
-      </w:r>
-    </w:p>
-    <w:p>
-      <w:r>
-        <w:t>Los derechos y obligaciones están diseñados para crear un sistema equilibrado donde los países miembros se beneficien de la estabilidad del TBAC pero también contribuyan a su mantenimiento. La transparencia es clave: los oráculos aseguran que los datos sean verificables y que no haya manipulación.</w:t>
-      </w:r>
-    </w:p>
-    <w:p/>
-    <w:p>
-      <w:r>
-        <w:t>---</w:t>
-      </w:r>
-    </w:p>
-    <w:p/>
-    <w:p>
-      <w:r>
-        <w:t>5.3. Créditos Regionales y Garantías</w:t>
-      </w:r>
-    </w:p>
-    <w:p/>
-    <w:p>
-      <w:r>
-        <w:t>Mecanismo:</w:t>
-      </w:r>
-    </w:p>
-    <w:p/>
-    <w:p>
-      <w:r>
-        <w:t xml:space="preserve">· Un país miembro puede solicitar un crédito en TBAC al CMR, ofreciendo como garantía sus </w:t>
-      </w:r>
-      <w:proofErr w:type="spellStart"/>
-      <w:r>
-        <w:t>criptobonos</w:t>
-      </w:r>
-      <w:proofErr w:type="spellEnd"/>
-      <w:r>
-        <w:t xml:space="preserve"> nacionales (hasta el 50% de su valor).</w:t>
-      </w:r>
-    </w:p>
-    <w:p>
-      <w:r>
-        <w:t>· La tasa de interés es fija (2% anual) más un spread que depende del índice de estabilidad.</w:t>
-      </w:r>
-    </w:p>
-    <w:p>
-      <w:r>
-        <w:t>· El crédito debe devolverse en 5 años, en TBAC o en canasta de divisas.</w:t>
-      </w:r>
-    </w:p>
-    <w:p>
-      <w:r>
-        <w:t>· En caso de incumplimiento, el CMR puede ejecutar la garantía y suspender nuevos créditos.</w:t>
-      </w:r>
-    </w:p>
-    <w:p/>
-    <w:p>
-      <w:r>
-        <w:t>Teoría:</w:t>
-      </w:r>
-    </w:p>
-    <w:p>
-      <w:r>
-        <w:t xml:space="preserve">Los créditos regionales permiten a los países miembros acceder a liquidez en TBAC sin recurrir a deuda externa en dólares. La garantía de </w:t>
-      </w:r>
-      <w:proofErr w:type="spellStart"/>
-      <w:r>
-        <w:t>criptobonos</w:t>
-      </w:r>
-      <w:proofErr w:type="spellEnd"/>
-      <w:r>
-        <w:t xml:space="preserve"> asegura que el crédito esté respaldado por activos reales. La tasa de interés fija más un spread variable incentiva el buen comportamiento macroeconómico.</w:t>
-      </w:r>
-    </w:p>
-    <w:p/>
-    <w:p>
-      <w:r>
-        <w:t>---</w:t>
-      </w:r>
-    </w:p>
-    <w:p/>
-    <w:p>
-      <w:r>
-        <w:t>5.4. Relación con las Monedas Fiat Tradicionales</w:t>
-      </w:r>
-    </w:p>
-    <w:p/>
-    <w:p>
-      <w:r>
-        <w:t>Fase de transición (2 años):</w:t>
-      </w:r>
-    </w:p>
-    <w:p/>
-    <w:p>
-      <w:r>
-        <w:t>· El TBAC coexiste con el bolívar tradicional mediante un sistema de convertibilidad gestionado por el BCV:</w:t>
-      </w:r>
-    </w:p>
-    <w:p>
-      <w:r>
-        <w:t xml:space="preserve">  1 TBAC = (n / UT(t)) bolívares tradicionales + 0,1% de spread</w:t>
-      </w:r>
-    </w:p>
-    <w:p/>
-    <w:p>
-      <w:r>
-        <w:t>Fase de consolidación:</w:t>
-      </w:r>
-    </w:p>
-    <w:p/>
-    <w:p>
-      <w:r>
-        <w:t>· Progresivamente, el bolívar tradicional se retira de la circulación.</w:t>
-      </w:r>
-    </w:p>
-    <w:p>
-      <w:r>
-        <w:t>· El TBAC queda como la única moneda de curso legal.</w:t>
-      </w:r>
-    </w:p>
-    <w:p/>
-    <w:p>
-      <w:r>
-        <w:t>Teoría:</w:t>
-      </w:r>
-    </w:p>
-    <w:p>
-      <w:r>
-        <w:t>La transición gradual permite que la economía se adapte al nuevo sistema monetario sin shocks bruscos. El spread del 0,1% cubre los costos operativos y desincentiva el arbitraje especulativo. La retirada progresiva del bolívar tradicional reduce la inflación y estabiliza la economía.</w:t>
-      </w:r>
-    </w:p>
-    <w:p/>
-    <w:p>
-      <w:r>
-        <w:t>---</w:t>
-      </w:r>
-    </w:p>
-    <w:p/>
-    <w:p>
-      <w:r>
-        <w:t>5.5. Mecanismos de Seguridad y Contingencia</w:t>
-      </w:r>
-    </w:p>
-    <w:p/>
-    <w:p>
-      <w:proofErr w:type="spellStart"/>
-      <w:r>
-        <w:t>Circuit</w:t>
-      </w:r>
-      <w:proofErr w:type="spellEnd"/>
-      <w:r>
-        <w:t xml:space="preserve"> </w:t>
-      </w:r>
-      <w:proofErr w:type="spellStart"/>
-      <w:r>
-        <w:t>breakers</w:t>
-      </w:r>
-      <w:proofErr w:type="spellEnd"/>
-      <w:r>
-        <w:t>:</w:t>
-      </w:r>
-    </w:p>
-    <w:p/>
-    <w:p>
-      <w:r>
-        <w:t xml:space="preserve">· Si la volatilidad del TBAC supera el 15% en un mes, el CMR activa un circuito </w:t>
-      </w:r>
-      <w:proofErr w:type="spellStart"/>
-      <w:r>
-        <w:t>breaker</w:t>
-      </w:r>
-      <w:proofErr w:type="spellEnd"/>
-      <w:r>
-        <w:t xml:space="preserve"> que suspende las operaciones de arbitraje y emisión por 48 horas.</w:t>
-      </w:r>
-    </w:p>
-    <w:p>
-      <w:r>
-        <w:t>· Si la inflación supera el 50% anual, el CMR puede ajustar los parámetros α</w:t>
-      </w:r>
-      <w:r>
-        <w:rPr>
-          <w:rFonts w:ascii="Arial" w:hAnsi="Arial" w:cs="Arial"/>
-        </w:rPr>
-        <w:t>ᵢ</w:t>
-      </w:r>
-      <w:r>
-        <w:t xml:space="preserve"> y β</w:t>
-      </w:r>
-      <w:r>
-        <w:rPr>
-          <w:rFonts w:ascii="Arial" w:hAnsi="Arial" w:cs="Arial"/>
-        </w:rPr>
-        <w:t>ᵢ</w:t>
-      </w:r>
-      <w:r>
-        <w:t xml:space="preserve"> para estabilizar el sistema.</w:t>
-      </w:r>
-    </w:p>
-    <w:p/>
-    <w:p>
-      <w:r>
-        <w:t>Fondos de contingencia:</w:t>
-      </w:r>
-    </w:p>
-    <w:p/>
-    <w:p>
-      <w:r>
-        <w:t>· El 10% de las ganancias del arbitraje se destina a un fondo de estabilización.</w:t>
-      </w:r>
-    </w:p>
-    <w:p>
-      <w:r>
-        <w:t>· El fondo se utiliza para intervenir en el mercado en caso de crisis.</w:t>
-      </w:r>
-    </w:p>
-    <w:p/>
-    <w:p>
-      <w:r>
-        <w:t>Teoría:</w:t>
-      </w:r>
-    </w:p>
-    <w:p>
-      <w:r>
-        <w:t xml:space="preserve">Los mecanismos de seguridad están diseñados para prevenir crisis y garantizar la estabilidad del sistema a largo plazo. Los </w:t>
-      </w:r>
-      <w:proofErr w:type="spellStart"/>
-      <w:r>
-        <w:t>circuit</w:t>
-      </w:r>
-      <w:proofErr w:type="spellEnd"/>
-      <w:r>
-        <w:t xml:space="preserve"> </w:t>
-      </w:r>
-      <w:proofErr w:type="spellStart"/>
-      <w:r>
-        <w:t>breakers</w:t>
-      </w:r>
-      <w:proofErr w:type="spellEnd"/>
-      <w:r>
-        <w:t xml:space="preserve"> evitan que la volatilidad se salga de control, y los fondos de contingencia proporcionan un colchón para enfrentar shocks externos.</w:t>
-      </w:r>
-    </w:p>
-    <w:p/>
-    <w:p>
-      <w:r>
-        <w:t>---</w:t>
-      </w:r>
-    </w:p>
-    <w:p/>
-    <w:p>
-      <w:r>
-        <w:t>PARTE VI: NUEVAS ECUACIONES DERIVADAS DE LA COMBINACIÓN DE FACTORES</w:t>
-      </w:r>
-    </w:p>
-    <w:p/>
-    <w:p>
-      <w:r>
-        <w:t>El sistema TBAC es generativo: la combinación de sus ecuaciones fundamentales permite crear nuevas fórmulas que abordan problemas específicos.</w:t>
-      </w:r>
-    </w:p>
-    <w:p/>
-    <w:p>
-      <w:r>
-        <w:t>---</w:t>
-      </w:r>
-    </w:p>
-    <w:p/>
-    <w:p>
-      <w:r>
-        <w:t>6.1. Fórmula del Índice de Soberanía Monetaria (ISM)</w:t>
-      </w:r>
-    </w:p>
-    <w:p/>
-    <w:p>
-      <w:r>
-        <w:t xml:space="preserve">Problema que resuelve: Medir el grado de control que un país tiene sobre su propia moneda, en relación con la influencia del </w:t>
-      </w:r>
-      <w:proofErr w:type="spellStart"/>
-      <w:r>
-        <w:t>Forex</w:t>
-      </w:r>
-      <w:proofErr w:type="spellEnd"/>
-      <w:r>
-        <w:t>.</w:t>
-      </w:r>
-    </w:p>
-    <w:p/>
-    <w:p>
-      <w:r>
-        <w:t>Fórmula:</w:t>
-      </w:r>
-    </w:p>
-    <w:p>
-      <w:r>
-        <w:t xml:space="preserve">ISM = </w:t>
-      </w:r>
-      <w:proofErr w:type="spellStart"/>
-      <w:r>
-        <w:t>R_reval_ajustado</w:t>
-      </w:r>
-      <w:proofErr w:type="spellEnd"/>
-      <w:r>
-        <w:t xml:space="preserve"> / (</w:t>
-      </w:r>
-      <w:proofErr w:type="spellStart"/>
-      <w:r>
-        <w:t>TC_Forex</w:t>
-      </w:r>
-      <w:proofErr w:type="spellEnd"/>
-      <w:r>
-        <w:t xml:space="preserve"> × Φ)</w:t>
-      </w:r>
-    </w:p>
-    <w:p/>
-    <w:p>
-      <w:r>
-        <w:t>Teoría:</w:t>
-      </w:r>
-    </w:p>
-    <w:p>
-      <w:r>
-        <w:t xml:space="preserve">Un ISM &gt; 1 indica que la moneda tiene un valor estructural que supera la influencia del </w:t>
-      </w:r>
-      <w:proofErr w:type="spellStart"/>
-      <w:r>
-        <w:t>Forex</w:t>
-      </w:r>
-      <w:proofErr w:type="spellEnd"/>
-      <w:r>
-        <w:t>. Un ISM &lt; 1 sugiere que el país está sujeto a la especulación externa.</w:t>
-      </w:r>
-    </w:p>
-    <w:p/>
-    <w:p>
-      <w:r>
-        <w:t>---</w:t>
-      </w:r>
-    </w:p>
-    <w:p/>
-    <w:p>
-      <w:r>
-        <w:t>6.2. Fórmula del Coeficiente de Resiliencia Económica (CRE)</w:t>
-      </w:r>
-    </w:p>
-    <w:p/>
-    <w:p>
-      <w:r>
-        <w:t>Problema que resuelve: Medir la capacidad de una economía para resistir shocks externos, basada en el respaldo de su moneda.</w:t>
-      </w:r>
-    </w:p>
-    <w:p/>
-    <w:p>
-      <w:r>
-        <w:t>Fórmula:</w:t>
-      </w:r>
-    </w:p>
-    <w:p>
-      <w:r>
-        <w:t>CRE = (</w:t>
-      </w:r>
-      <w:proofErr w:type="spellStart"/>
-      <w:r>
-        <w:t>R_reval_ajustado</w:t>
-      </w:r>
-      <w:proofErr w:type="spellEnd"/>
-      <w:r>
-        <w:t xml:space="preserve"> × M2) / (PIB × </w:t>
-      </w:r>
-      <w:proofErr w:type="spellStart"/>
-      <w:r>
-        <w:t>ρ_soberano</w:t>
-      </w:r>
-      <w:proofErr w:type="spellEnd"/>
-      <w:r>
-        <w:t>)</w:t>
-      </w:r>
-    </w:p>
-    <w:p/>
-    <w:p>
-      <w:r>
-        <w:t>Teoría:</w:t>
-      </w:r>
-    </w:p>
-    <w:p>
-      <w:r>
-        <w:t>Un CRE alto indica que la economía tiene un colchón de respaldo que la protege de crisis externas. Un CRE bajo sugiere vulnerabilidad.</w:t>
-      </w:r>
-    </w:p>
-    <w:p/>
-    <w:p>
-      <w:r>
-        <w:t>---</w:t>
-      </w:r>
-    </w:p>
-    <w:p/>
-    <w:p>
-      <w:r>
-        <w:t>6.3. Fórmula del Índice de Autonomía Financiera (IAF)</w:t>
-      </w:r>
-    </w:p>
-    <w:p/>
-    <w:p>
-      <w:r>
-        <w:t>Problema que resuelve: Medir la capacidad de un país para financiarse sin depender de deuda externa.</w:t>
-      </w:r>
-    </w:p>
-    <w:p/>
-    <w:p>
-      <w:r>
-        <w:t>Fórmula:</w:t>
-      </w:r>
-    </w:p>
-    <w:p>
-      <w:r>
-        <w:t xml:space="preserve">IAF = (M2 × </w:t>
-      </w:r>
-      <w:proofErr w:type="spellStart"/>
-      <w:r>
-        <w:t>R_reval_ajustado</w:t>
-      </w:r>
-      <w:proofErr w:type="spellEnd"/>
-      <w:r>
-        <w:t xml:space="preserve">) / </w:t>
-      </w:r>
-      <w:proofErr w:type="spellStart"/>
-      <w:r>
-        <w:t>Deuda_Externa</w:t>
-      </w:r>
-      <w:proofErr w:type="spellEnd"/>
-    </w:p>
-    <w:p/>
-    <w:p>
-      <w:r>
-        <w:t>Teoría:</w:t>
-      </w:r>
-    </w:p>
-    <w:p>
-      <w:r>
-        <w:t>Un IAF alto indica que el país puede pagar su deuda externa con su masa monetaria revalorizada, sin necesidad de endeudarse más.</w:t>
-      </w:r>
-    </w:p>
-    <w:p/>
-    <w:p>
-      <w:r>
-        <w:t>---</w:t>
-      </w:r>
-    </w:p>
-    <w:p/>
-    <w:p>
-      <w:r>
-        <w:t>6.4. Fórmula del Coeficiente de Eficiencia del Respaldo (CER)</w:t>
-      </w:r>
-    </w:p>
-    <w:p/>
-    <w:p>
-      <w:r>
-        <w:t>Problema que resuelve: Medir la eficiencia con la que el respaldo estructural se convierte en valor de la moneda.</w:t>
-      </w:r>
-    </w:p>
-    <w:p/>
-    <w:p>
-      <w:r>
-        <w:t>Fórmula:</w:t>
-      </w:r>
-    </w:p>
-    <w:p>
-      <w:r>
-        <w:t xml:space="preserve">CER = </w:t>
-      </w:r>
-      <w:proofErr w:type="spellStart"/>
-      <w:r>
-        <w:t>R_reval_ajustado</w:t>
-      </w:r>
-      <w:proofErr w:type="spellEnd"/>
-      <w:r>
-        <w:t xml:space="preserve"> / (Φ × (</w:t>
-      </w:r>
-      <w:proofErr w:type="spellStart"/>
-      <w:r>
-        <w:t>PIB_Ajustado</w:t>
-      </w:r>
-      <w:proofErr w:type="spellEnd"/>
-      <w:r>
-        <w:t xml:space="preserve"> / M2))</w:t>
-      </w:r>
-    </w:p>
-    <w:p/>
-    <w:p>
-      <w:r>
-        <w:t>Teoría:</w:t>
-      </w:r>
-    </w:p>
-    <w:p>
-      <w:r>
-        <w:t>El CER mide cuánto del respaldo estructural se refleja en el valor de la moneda. Un CER alto indica alta eficiencia.</w:t>
-      </w:r>
-    </w:p>
-    <w:p/>
-    <w:p>
-      <w:r>
-        <w:t>---</w:t>
-      </w:r>
-    </w:p>
-    <w:p/>
-    <w:p>
-      <w:r>
-        <w:t>PARTE VII: CONCLUSIÓN FINAL</w:t>
-      </w:r>
-    </w:p>
-    <w:p/>
-    <w:p>
-      <w:r>
-        <w:t>La Teoría TBAC proporciona un marco completo para entender el valor real de las monedas, la estabilidad económica y la soberanía monetaria. Las ecuaciones fundamentales (Fórmula B, Fórmula Unificada del TBAC y Factor de Confianza País) sirven como base para derivar un conjunto extenso de fórmulas que abordan aspectos específicos de la economía y la política monetaria.</w:t>
-      </w:r>
-    </w:p>
-    <w:p/>
-    <w:p>
-      <w:r>
-        <w:t xml:space="preserve">Las leyes fundamentales garantizan la estabilidad dinámica del sistema, mientras que el protocolo de </w:t>
-      </w:r>
-      <w:proofErr w:type="spellStart"/>
-      <w:r>
-        <w:t>Lyapunov</w:t>
-      </w:r>
-      <w:proofErr w:type="spellEnd"/>
-      <w:r>
-        <w:t>-Monte Carlo confirma que el sistema es asintóticamente estable con alta probabilidad (94,7%). Las políticas de uso y gobernanza aseguran que el sistema sea manejado de manera transparente, democrática y eficiente.</w:t>
-      </w:r>
-    </w:p>
-    <w:p/>
-    <w:p>
-      <w:r>
-        <w:t xml:space="preserve">El bolívar es la moneda con mayor respaldo estructural del mundo. La dolarización es innecesaria. Venezuela debe implementar el modelo TBAC, </w:t>
-      </w:r>
-      <w:proofErr w:type="spellStart"/>
-      <w:r>
-        <w:t>tokenizar</w:t>
-      </w:r>
-      <w:proofErr w:type="spellEnd"/>
-      <w:r>
-        <w:t xml:space="preserve"> su deuda, y revalorizar su moneda para capturar el valor real que el </w:t>
-      </w:r>
-      <w:proofErr w:type="spellStart"/>
-      <w:r>
-        <w:t>Forex</w:t>
-      </w:r>
-      <w:proofErr w:type="spellEnd"/>
-      <w:r>
-        <w:t xml:space="preserve"> le ha robado.</w:t>
-      </w:r>
-    </w:p>
-    <w:p/>
-    <w:p>
-      <w:r>
-        <w:t>---</w:t>
-      </w:r>
-    </w:p>
-    <w:p/>
-    <w:p>
-      <w:r>
-        <w:t>Enlace al repositorio:</w:t>
-      </w:r>
-    </w:p>
-    <w:p>
-      <w:hyperlink r:id="rId5" w:history="1">
-        <w:r>
-          <w:rPr>
-            <w:rStyle w:val="Hipervnculo"/>
-          </w:rPr>
-          <w:t>https://github.com/reumend/VALOR-REAL-DEL-BOLIVAR-VENEZOLANO-</w:t>
-        </w:r>
-      </w:hyperlink>
-    </w:p>
-    <w:p/>
+    <w:p/>
+    <w:p/>
+    <w:p>
+      <w:r>
+        <w:t>https://github.com/reumend/VALOR-REAL-DEL-BOLIVAR-VENEZOLANO-</w:t>
+      </w:r>
+    </w:p>
     <w:sectPr>
       <w:pgSz w:w="12240" w:h="15840"/>
       <w:pgMar w:top="1417" w:right="1701" w:bottom="1417" w:left="1701" w:header="720" w:footer="720" w:gutter="0"/>
@@ -11494,7 +8576,7 @@
     <w:basedOn w:val="Fuentedeprrafopredeter"/>
     <w:uiPriority w:val="99"/>
     <w:unhideWhenUsed/>
-    <w:rsid w:val="002E4856"/>
+    <w:rsid w:val="000A5E47"/>
     <w:rPr>
       <w:color w:val="467886" w:themeColor="hyperlink"/>
       <w:u w:val="single"/>
@@ -11506,7 +8588,7 @@
     <w:uiPriority w:val="99"/>
     <w:semiHidden/>
     <w:unhideWhenUsed/>
-    <w:rsid w:val="002E4856"/>
+    <w:rsid w:val="000A5E47"/>
     <w:rPr>
       <w:color w:val="605E5C"/>
       <w:shd w:val="clear" w:color="auto" w:fill="E1DFDD"/>
